--- a/docs/SIMUST_Project_Management_Implementation_Report-7Sep-6Oct.docx
+++ b/docs/SIMUST_Project_Management_Implementation_Report-7Sep-6Oct.docx
@@ -12,14 +12,14 @@
           <w:b/>
           <w:i w:val="0"/>
           <w:color w:val="0B1E36"/>
-          <w:sz w:val="30"/>
+          <w:sz w:val="29"/>
         </w:rPr>
         <w:t>PROJECT MANAGEMENT &amp; IMPLEMENTATION REPORT</w:t>
       </w:r>
     </w:p>
     <w:p>
       <w:pPr>
-        <w:spacing w:before="20" w:after="100"/>
+        <w:spacing w:before="20" w:after="80"/>
       </w:pPr>
       <w:r>
         <w:rPr>
@@ -29,7 +29,7 @@
           <w:color w:val="C9A23A"/>
           <w:sz w:val="21"/>
         </w:rPr>
-        <w:t>qr-code-sport-analysis  ·  SIMUST software  ·  pay period 7 Sep – 6 Oct</w:t>
+        <w:t>Vision-based sport analysis  ·  SIMUST software  ·  pay period 7 Sep – 6 Oct</w:t>
       </w:r>
     </w:p>
     <w:tbl>
@@ -39,10 +39,10 @@
         <w:tblLook w:firstColumn="1" w:firstRow="1" w:lastColumn="0" w:lastRow="0" w:noHBand="0" w:noVBand="1" w:val="04A0"/>
       </w:tblPr>
       <w:tblGrid>
-        <w:gridCol w:w="2565"/>
-        <w:gridCol w:w="2565"/>
-        <w:gridCol w:w="2565"/>
-        <w:gridCol w:w="2565"/>
+        <w:gridCol w:w="2579"/>
+        <w:gridCol w:w="2579"/>
+        <w:gridCol w:w="2579"/>
+        <w:gridCol w:w="2579"/>
       </w:tblGrid>
       <w:tr>
         <w:tc>
@@ -56,10 +56,10 @@
               <w:right w:val="single" w:sz="4" w:space="0" w:color="D4C9A8"/>
             </w:tcBorders>
             <w:tcMar>
-              <w:top w:w="22" w:type="dxa"/>
-              <w:bottom w:w="22" w:type="dxa"/>
-              <w:left w:w="36" w:type="dxa"/>
-              <w:right w:w="36" w:type="dxa"/>
+              <w:top w:w="20" w:type="dxa"/>
+              <w:bottom w:w="20" w:type="dxa"/>
+              <w:left w:w="32" w:type="dxa"/>
+              <w:right w:w="32" w:type="dxa"/>
             </w:tcMar>
           </w:tcPr>
           <w:p>
@@ -90,10 +90,10 @@
               <w:right w:val="single" w:sz="4" w:space="0" w:color="D4C9A8"/>
             </w:tcBorders>
             <w:tcMar>
-              <w:top w:w="22" w:type="dxa"/>
-              <w:bottom w:w="22" w:type="dxa"/>
-              <w:left w:w="36" w:type="dxa"/>
-              <w:right w:w="36" w:type="dxa"/>
+              <w:top w:w="20" w:type="dxa"/>
+              <w:bottom w:w="20" w:type="dxa"/>
+              <w:left w:w="32" w:type="dxa"/>
+              <w:right w:w="32" w:type="dxa"/>
             </w:tcMar>
           </w:tcPr>
           <w:p>
@@ -124,10 +124,10 @@
               <w:right w:val="single" w:sz="4" w:space="0" w:color="D4C9A8"/>
             </w:tcBorders>
             <w:tcMar>
-              <w:top w:w="22" w:type="dxa"/>
-              <w:bottom w:w="22" w:type="dxa"/>
-              <w:left w:w="36" w:type="dxa"/>
-              <w:right w:w="36" w:type="dxa"/>
+              <w:top w:w="20" w:type="dxa"/>
+              <w:bottom w:w="20" w:type="dxa"/>
+              <w:left w:w="32" w:type="dxa"/>
+              <w:right w:w="32" w:type="dxa"/>
             </w:tcMar>
           </w:tcPr>
           <w:p>
@@ -158,10 +158,10 @@
               <w:right w:val="single" w:sz="4" w:space="0" w:color="D4C9A8"/>
             </w:tcBorders>
             <w:tcMar>
-              <w:top w:w="22" w:type="dxa"/>
-              <w:bottom w:w="22" w:type="dxa"/>
-              <w:left w:w="36" w:type="dxa"/>
-              <w:right w:w="36" w:type="dxa"/>
+              <w:top w:w="20" w:type="dxa"/>
+              <w:bottom w:w="20" w:type="dxa"/>
+              <w:left w:w="32" w:type="dxa"/>
+              <w:right w:w="32" w:type="dxa"/>
             </w:tcMar>
           </w:tcPr>
           <w:p>
@@ -194,10 +194,10 @@
               <w:right w:val="single" w:sz="4" w:space="0" w:color="D4C9A8"/>
             </w:tcBorders>
             <w:tcMar>
-              <w:top w:w="22" w:type="dxa"/>
-              <w:bottom w:w="22" w:type="dxa"/>
-              <w:left w:w="36" w:type="dxa"/>
-              <w:right w:w="36" w:type="dxa"/>
+              <w:top w:w="20" w:type="dxa"/>
+              <w:bottom w:w="20" w:type="dxa"/>
+              <w:left w:w="32" w:type="dxa"/>
+              <w:right w:w="32" w:type="dxa"/>
             </w:tcMar>
           </w:tcPr>
           <w:p>
@@ -228,10 +228,10 @@
               <w:right w:val="single" w:sz="4" w:space="0" w:color="D4C9A8"/>
             </w:tcBorders>
             <w:tcMar>
-              <w:top w:w="22" w:type="dxa"/>
-              <w:bottom w:w="22" w:type="dxa"/>
-              <w:left w:w="36" w:type="dxa"/>
-              <w:right w:w="36" w:type="dxa"/>
+              <w:top w:w="20" w:type="dxa"/>
+              <w:bottom w:w="20" w:type="dxa"/>
+              <w:left w:w="32" w:type="dxa"/>
+              <w:right w:w="32" w:type="dxa"/>
             </w:tcMar>
           </w:tcPr>
           <w:p>
@@ -247,7 +247,7 @@
                 <w:color w:val="FFFFFF"/>
                 <w:sz w:val="16"/>
               </w:rPr>
-              <w:t>SIMUST</w:t>
+              <w:t>SIMUST — vision-based training</w:t>
             </w:r>
           </w:p>
         </w:tc>
@@ -262,10 +262,10 @@
               <w:right w:val="single" w:sz="4" w:space="0" w:color="D4C9A8"/>
             </w:tcBorders>
             <w:tcMar>
-              <w:top w:w="22" w:type="dxa"/>
-              <w:bottom w:w="22" w:type="dxa"/>
-              <w:left w:w="36" w:type="dxa"/>
-              <w:right w:w="36" w:type="dxa"/>
+              <w:top w:w="20" w:type="dxa"/>
+              <w:bottom w:w="20" w:type="dxa"/>
+              <w:left w:w="32" w:type="dxa"/>
+              <w:right w:w="32" w:type="dxa"/>
             </w:tcMar>
           </w:tcPr>
           <w:p>
@@ -296,10 +296,10 @@
               <w:right w:val="single" w:sz="4" w:space="0" w:color="D4C9A8"/>
             </w:tcBorders>
             <w:tcMar>
-              <w:top w:w="22" w:type="dxa"/>
-              <w:bottom w:w="22" w:type="dxa"/>
-              <w:left w:w="36" w:type="dxa"/>
-              <w:right w:w="36" w:type="dxa"/>
+              <w:top w:w="20" w:type="dxa"/>
+              <w:bottom w:w="20" w:type="dxa"/>
+              <w:left w:w="32" w:type="dxa"/>
+              <w:right w:w="32" w:type="dxa"/>
             </w:tcMar>
           </w:tcPr>
           <w:p>
@@ -332,10 +332,10 @@
               <w:right w:val="single" w:sz="4" w:space="0" w:color="D4C9A8"/>
             </w:tcBorders>
             <w:tcMar>
-              <w:top w:w="22" w:type="dxa"/>
-              <w:bottom w:w="22" w:type="dxa"/>
-              <w:left w:w="36" w:type="dxa"/>
-              <w:right w:w="36" w:type="dxa"/>
+              <w:top w:w="20" w:type="dxa"/>
+              <w:bottom w:w="20" w:type="dxa"/>
+              <w:left w:w="32" w:type="dxa"/>
+              <w:right w:w="32" w:type="dxa"/>
             </w:tcMar>
           </w:tcPr>
           <w:p>
@@ -366,10 +366,10 @@
               <w:right w:val="single" w:sz="4" w:space="0" w:color="D4C9A8"/>
             </w:tcBorders>
             <w:tcMar>
-              <w:top w:w="22" w:type="dxa"/>
-              <w:bottom w:w="22" w:type="dxa"/>
-              <w:left w:w="36" w:type="dxa"/>
-              <w:right w:w="36" w:type="dxa"/>
+              <w:top w:w="20" w:type="dxa"/>
+              <w:bottom w:w="20" w:type="dxa"/>
+              <w:left w:w="32" w:type="dxa"/>
+              <w:right w:w="32" w:type="dxa"/>
             </w:tcMar>
           </w:tcPr>
           <w:p>
@@ -400,10 +400,10 @@
               <w:right w:val="single" w:sz="4" w:space="0" w:color="D4C9A8"/>
             </w:tcBorders>
             <w:tcMar>
-              <w:top w:w="22" w:type="dxa"/>
-              <w:bottom w:w="22" w:type="dxa"/>
-              <w:left w:w="36" w:type="dxa"/>
-              <w:right w:w="36" w:type="dxa"/>
+              <w:top w:w="20" w:type="dxa"/>
+              <w:bottom w:w="20" w:type="dxa"/>
+              <w:left w:w="32" w:type="dxa"/>
+              <w:right w:w="32" w:type="dxa"/>
             </w:tcMar>
           </w:tcPr>
           <w:p>
@@ -434,10 +434,10 @@
               <w:right w:val="single" w:sz="4" w:space="0" w:color="D4C9A8"/>
             </w:tcBorders>
             <w:tcMar>
-              <w:top w:w="22" w:type="dxa"/>
-              <w:bottom w:w="22" w:type="dxa"/>
-              <w:left w:w="36" w:type="dxa"/>
-              <w:right w:w="36" w:type="dxa"/>
+              <w:top w:w="20" w:type="dxa"/>
+              <w:bottom w:w="20" w:type="dxa"/>
+              <w:left w:w="32" w:type="dxa"/>
+              <w:right w:w="32" w:type="dxa"/>
             </w:tcMar>
           </w:tcPr>
           <w:p>
@@ -470,10 +470,10 @@
               <w:right w:val="single" w:sz="4" w:space="0" w:color="D4C9A8"/>
             </w:tcBorders>
             <w:tcMar>
-              <w:top w:w="22" w:type="dxa"/>
-              <w:bottom w:w="22" w:type="dxa"/>
-              <w:left w:w="36" w:type="dxa"/>
-              <w:right w:w="36" w:type="dxa"/>
+              <w:top w:w="20" w:type="dxa"/>
+              <w:bottom w:w="20" w:type="dxa"/>
+              <w:left w:w="32" w:type="dxa"/>
+              <w:right w:w="32" w:type="dxa"/>
             </w:tcMar>
           </w:tcPr>
           <w:p>
@@ -504,10 +504,10 @@
               <w:right w:val="single" w:sz="4" w:space="0" w:color="D4C9A8"/>
             </w:tcBorders>
             <w:tcMar>
-              <w:top w:w="22" w:type="dxa"/>
-              <w:bottom w:w="22" w:type="dxa"/>
-              <w:left w:w="36" w:type="dxa"/>
-              <w:right w:w="36" w:type="dxa"/>
+              <w:top w:w="20" w:type="dxa"/>
+              <w:bottom w:w="20" w:type="dxa"/>
+              <w:left w:w="32" w:type="dxa"/>
+              <w:right w:w="32" w:type="dxa"/>
             </w:tcMar>
           </w:tcPr>
           <w:p>
@@ -538,10 +538,10 @@
               <w:right w:val="single" w:sz="4" w:space="0" w:color="D4C9A8"/>
             </w:tcBorders>
             <w:tcMar>
-              <w:top w:w="22" w:type="dxa"/>
-              <w:bottom w:w="22" w:type="dxa"/>
-              <w:left w:w="36" w:type="dxa"/>
-              <w:right w:w="36" w:type="dxa"/>
+              <w:top w:w="20" w:type="dxa"/>
+              <w:bottom w:w="20" w:type="dxa"/>
+              <w:left w:w="32" w:type="dxa"/>
+              <w:right w:w="32" w:type="dxa"/>
             </w:tcMar>
           </w:tcPr>
           <w:p>
@@ -572,10 +572,10 @@
               <w:right w:val="single" w:sz="4" w:space="0" w:color="D4C9A8"/>
             </w:tcBorders>
             <w:tcMar>
-              <w:top w:w="22" w:type="dxa"/>
-              <w:bottom w:w="22" w:type="dxa"/>
-              <w:left w:w="36" w:type="dxa"/>
-              <w:right w:w="36" w:type="dxa"/>
+              <w:top w:w="20" w:type="dxa"/>
+              <w:bottom w:w="20" w:type="dxa"/>
+              <w:left w:w="32" w:type="dxa"/>
+              <w:right w:w="32" w:type="dxa"/>
             </w:tcMar>
           </w:tcPr>
           <w:p>
@@ -599,7 +599,7 @@
     </w:tbl>
     <w:p>
       <w:pPr>
-        <w:spacing w:before="100" w:after="20" w:line="240" w:lineRule="auto"/>
+        <w:spacing w:before="80" w:after="20" w:line="240" w:lineRule="auto"/>
         <w:pBdr>
           <w:bottom w:val="single" w:sz="12" w:space="1" w:color="C9A23A"/>
         </w:pBdr>
@@ -610,14 +610,14 @@
           <w:b/>
           <w:i w:val="0"/>
           <w:color w:val="0B1E36"/>
-          <w:sz w:val="22"/>
+          <w:sz w:val="21"/>
         </w:rPr>
         <w:t>1.  PURPOSE, GOVERNANCE AND OBJECTIVES</w:t>
       </w:r>
     </w:p>
     <w:p>
       <w:pPr>
-        <w:spacing w:before="0" w:after="60" w:line="252" w:lineRule="auto"/>
+        <w:spacing w:before="0" w:after="40" w:line="252" w:lineRule="auto"/>
         <w:jc w:val="both"/>
       </w:pPr>
       <w:r>
@@ -626,14 +626,14 @@
           <w:b w:val="0"/>
           <w:i w:val="0"/>
           <w:color w:val="1A1A1A"/>
-          <w:sz w:val="19"/>
+          <w:sz w:val="18"/>
         </w:rPr>
-        <w:t>This report is the project-management record for SIMUST QR-code sport analysis in the payment period 7 September – 6 October 2026. It continues Phase 2 close-out and records Phase 3 delivery: dual Field A/B realtime, image-cue keypoint sync (17-frame delay, 20/30 FPS), booking-gated play, Foundation→Entry→World Class unlock, coach/operator reservations, My SIMUST Android (Google Play bundle), phone-first operator UX, finish-balls coaching films, pause-freeze accuracy, and live RESULTS. Governance used GitHub feature branches (Field_A_B, image_based_player, version3, entry, version4, finish_balls, centralization, qr_sync) merged to main after lab and my.simust.com checks. About 70 developer commits across all branches in this window were reviewed for this close-out.</w:t>
+        <w:t>This report is the project-management record for SIMUST vision-based sport analysis in the payment period 7 September – 6 October 2026. SIMUST uses cameras, YOLOv8 detection/pose, homography, and image-cue screens (teammate flash / Foundation SF sets) to classify PASS, GOAL, PRESS and TARGET — without physical tags on the pitch. Phase 3 delivered dual Field A/B realtime, cue-driven keypoint timing (17-frame appear delay, On hold, clear), booking-gated play, Foundation→Entry→World Class score unlock, coach/operator reservations, My SIMUST Android (Google Play bundle), phone-first operator UX, finish-balls coaching films, pause-freeze accuracy, and live RESULTS. Governance: weekly packages on GitHub feature branches, verified on the lab PC and my.simust.com. Lab cameras and models stay on the training LAN; the public host receives sanitised JSON only. About 70 commits across all branches were reviewed.</w:t>
       </w:r>
     </w:p>
     <w:p>
       <w:pPr>
-        <w:spacing w:before="100" w:after="20" w:line="240" w:lineRule="auto"/>
+        <w:spacing w:before="80" w:after="20" w:line="240" w:lineRule="auto"/>
         <w:pBdr>
           <w:bottom w:val="single" w:sz="12" w:space="1" w:color="C9A23A"/>
         </w:pBdr>
@@ -644,7 +644,7 @@
           <w:b/>
           <w:i w:val="0"/>
           <w:color w:val="0B1E36"/>
-          <w:sz w:val="22"/>
+          <w:sz w:val="21"/>
         </w:rPr>
         <w:t>2.  PROGRAMME PHASES (4 WEEKS: 7 SEPTEMBER – 6 OCTOBER 2026)</w:t>
       </w:r>
@@ -658,11 +658,11 @@
         <w:tblLook w:firstColumn="1" w:firstRow="1" w:lastColumn="0" w:lastRow="0" w:noHBand="0" w:noVBand="1" w:val="04A0"/>
       </w:tblPr>
       <w:tblGrid>
-        <w:gridCol w:w="2052"/>
-        <w:gridCol w:w="2052"/>
-        <w:gridCol w:w="2052"/>
-        <w:gridCol w:w="2052"/>
-        <w:gridCol w:w="2052"/>
+        <w:gridCol w:w="2064"/>
+        <w:gridCol w:w="2064"/>
+        <w:gridCol w:w="2064"/>
+        <w:gridCol w:w="2064"/>
+        <w:gridCol w:w="2064"/>
       </w:tblGrid>
       <w:tr>
         <w:tc>
@@ -676,10 +676,10 @@
               <w:right w:val="single" w:sz="4" w:space="0" w:color="D4C9A8"/>
             </w:tcBorders>
             <w:tcMar>
-              <w:top w:w="22" w:type="dxa"/>
-              <w:bottom w:w="22" w:type="dxa"/>
-              <w:left w:w="36" w:type="dxa"/>
-              <w:right w:w="36" w:type="dxa"/>
+              <w:top w:w="20" w:type="dxa"/>
+              <w:bottom w:w="20" w:type="dxa"/>
+              <w:left w:w="32" w:type="dxa"/>
+              <w:right w:w="32" w:type="dxa"/>
             </w:tcMar>
           </w:tcPr>
           <w:p>
@@ -702,7 +702,7 @@
         </w:tc>
         <w:tc>
           <w:tcPr>
-            <w:tcW w:type="dxa" w:w="2041"/>
+            <w:tcW w:type="dxa" w:w="1984"/>
             <w:shd w:fill="0B1E36" w:val="clear"/>
             <w:tcBorders>
               <w:top w:val="single" w:sz="4" w:space="0" w:color="D4C9A8"/>
@@ -711,10 +711,10 @@
               <w:right w:val="single" w:sz="4" w:space="0" w:color="D4C9A8"/>
             </w:tcBorders>
             <w:tcMar>
-              <w:top w:w="22" w:type="dxa"/>
-              <w:bottom w:w="22" w:type="dxa"/>
-              <w:left w:w="36" w:type="dxa"/>
-              <w:right w:w="36" w:type="dxa"/>
+              <w:top w:w="20" w:type="dxa"/>
+              <w:bottom w:w="20" w:type="dxa"/>
+              <w:left w:w="32" w:type="dxa"/>
+              <w:right w:w="32" w:type="dxa"/>
             </w:tcMar>
           </w:tcPr>
           <w:p>
@@ -746,10 +746,10 @@
               <w:right w:val="single" w:sz="4" w:space="0" w:color="D4C9A8"/>
             </w:tcBorders>
             <w:tcMar>
-              <w:top w:w="22" w:type="dxa"/>
-              <w:bottom w:w="22" w:type="dxa"/>
-              <w:left w:w="36" w:type="dxa"/>
-              <w:right w:w="36" w:type="dxa"/>
+              <w:top w:w="20" w:type="dxa"/>
+              <w:bottom w:w="20" w:type="dxa"/>
+              <w:left w:w="32" w:type="dxa"/>
+              <w:right w:w="32" w:type="dxa"/>
             </w:tcMar>
           </w:tcPr>
           <w:p>
@@ -772,7 +772,7 @@
         </w:tc>
         <w:tc>
           <w:tcPr>
-            <w:tcW w:type="dxa" w:w="4706"/>
+            <w:tcW w:type="dxa" w:w="4762"/>
             <w:shd w:fill="0B1E36" w:val="clear"/>
             <w:tcBorders>
               <w:top w:val="single" w:sz="4" w:space="0" w:color="D4C9A8"/>
@@ -781,10 +781,10 @@
               <w:right w:val="single" w:sz="4" w:space="0" w:color="D4C9A8"/>
             </w:tcBorders>
             <w:tcMar>
-              <w:top w:w="22" w:type="dxa"/>
-              <w:bottom w:w="22" w:type="dxa"/>
-              <w:left w:w="36" w:type="dxa"/>
-              <w:right w:w="36" w:type="dxa"/>
+              <w:top w:w="20" w:type="dxa"/>
+              <w:bottom w:w="20" w:type="dxa"/>
+              <w:left w:w="32" w:type="dxa"/>
+              <w:right w:w="32" w:type="dxa"/>
             </w:tcMar>
           </w:tcPr>
           <w:p>
@@ -816,10 +816,10 @@
               <w:right w:val="single" w:sz="4" w:space="0" w:color="D4C9A8"/>
             </w:tcBorders>
             <w:tcMar>
-              <w:top w:w="22" w:type="dxa"/>
-              <w:bottom w:w="22" w:type="dxa"/>
-              <w:left w:w="36" w:type="dxa"/>
-              <w:right w:w="36" w:type="dxa"/>
+              <w:top w:w="20" w:type="dxa"/>
+              <w:bottom w:w="20" w:type="dxa"/>
+              <w:left w:w="32" w:type="dxa"/>
+              <w:right w:w="32" w:type="dxa"/>
             </w:tcMar>
           </w:tcPr>
           <w:p>
@@ -856,10 +856,10 @@
               <w:right w:val="single" w:sz="4" w:space="0" w:color="D4C9A8"/>
             </w:tcBorders>
             <w:tcMar>
-              <w:top w:w="22" w:type="dxa"/>
-              <w:bottom w:w="22" w:type="dxa"/>
-              <w:left w:w="36" w:type="dxa"/>
-              <w:right w:w="36" w:type="dxa"/>
+              <w:top w:w="20" w:type="dxa"/>
+              <w:bottom w:w="20" w:type="dxa"/>
+              <w:left w:w="32" w:type="dxa"/>
+              <w:right w:w="32" w:type="dxa"/>
             </w:tcMar>
           </w:tcPr>
           <w:p>
@@ -874,7 +874,7 @@
                 <w:b/>
                 <w:i w:val="0"/>
                 <w:color w:val="1A1A1A"/>
-                <w:sz w:val="15"/>
+                <w:sz w:val="14"/>
               </w:rPr>
               <w:t>P0</w:t>
             </w:r>
@@ -882,7 +882,7 @@
         </w:tc>
         <w:tc>
           <w:tcPr>
-            <w:tcW w:type="dxa" w:w="2041"/>
+            <w:tcW w:type="dxa" w:w="1984"/>
             <w:shd w:fill="FFFFFF" w:val="clear"/>
             <w:tcBorders>
               <w:top w:val="single" w:sz="4" w:space="0" w:color="D4C9A8"/>
@@ -891,10 +891,10 @@
               <w:right w:val="single" w:sz="4" w:space="0" w:color="D4C9A8"/>
             </w:tcBorders>
             <w:tcMar>
-              <w:top w:w="22" w:type="dxa"/>
-              <w:bottom w:w="22" w:type="dxa"/>
-              <w:left w:w="36" w:type="dxa"/>
-              <w:right w:w="36" w:type="dxa"/>
+              <w:top w:w="20" w:type="dxa"/>
+              <w:bottom w:w="20" w:type="dxa"/>
+              <w:left w:w="32" w:type="dxa"/>
+              <w:right w:w="32" w:type="dxa"/>
             </w:tcMar>
           </w:tcPr>
           <w:p>
@@ -908,9 +908,9 @@
                 <w:b w:val="0"/>
                 <w:i w:val="0"/>
                 <w:color w:val="1A1A1A"/>
-                <w:sz w:val="15"/>
+                <w:sz w:val="14"/>
               </w:rPr>
-              <w:t>Dual-field realtime</w:t>
+              <w:t>Dual-field vision</w:t>
             </w:r>
           </w:p>
         </w:tc>
@@ -925,10 +925,10 @@
               <w:right w:val="single" w:sz="4" w:space="0" w:color="D4C9A8"/>
             </w:tcBorders>
             <w:tcMar>
-              <w:top w:w="22" w:type="dxa"/>
-              <w:bottom w:w="22" w:type="dxa"/>
-              <w:left w:w="36" w:type="dxa"/>
-              <w:right w:w="36" w:type="dxa"/>
+              <w:top w:w="20" w:type="dxa"/>
+              <w:bottom w:w="20" w:type="dxa"/>
+              <w:left w:w="32" w:type="dxa"/>
+              <w:right w:w="32" w:type="dxa"/>
             </w:tcMar>
           </w:tcPr>
           <w:p>
@@ -943,7 +943,7 @@
                 <w:b w:val="0"/>
                 <w:i w:val="0"/>
                 <w:color w:val="1A1A1A"/>
-                <w:sz w:val="15"/>
+                <w:sz w:val="14"/>
               </w:rPr>
               <w:t>07 Sep – 16 Sep</w:t>
             </w:r>
@@ -951,7 +951,7 @@
         </w:tc>
         <w:tc>
           <w:tcPr>
-            <w:tcW w:type="dxa" w:w="4706"/>
+            <w:tcW w:type="dxa" w:w="4762"/>
             <w:shd w:fill="FFFFFF" w:val="clear"/>
             <w:tcBorders>
               <w:top w:val="single" w:sz="4" w:space="0" w:color="D4C9A8"/>
@@ -960,10 +960,10 @@
               <w:right w:val="single" w:sz="4" w:space="0" w:color="D4C9A8"/>
             </w:tcBorders>
             <w:tcMar>
-              <w:top w:w="22" w:type="dxa"/>
-              <w:bottom w:w="22" w:type="dxa"/>
-              <w:left w:w="36" w:type="dxa"/>
-              <w:right w:w="36" w:type="dxa"/>
+              <w:top w:w="20" w:type="dxa"/>
+              <w:bottom w:w="20" w:type="dxa"/>
+              <w:left w:w="32" w:type="dxa"/>
+              <w:right w:w="32" w:type="dxa"/>
             </w:tcMar>
           </w:tcPr>
           <w:p>
@@ -977,9 +977,9 @@
                 <w:b w:val="0"/>
                 <w:i w:val="0"/>
                 <w:color w:val="1A1A1A"/>
-                <w:sz w:val="15"/>
+                <w:sz w:val="14"/>
               </w:rPr>
-              <w:t>Field A/B synced play, single-field mode, combined results</w:t>
+              <w:t>Field A/B synced vision play, single-field mode, combined results</w:t>
             </w:r>
           </w:p>
         </w:tc>
@@ -994,10 +994,10 @@
               <w:right w:val="single" w:sz="4" w:space="0" w:color="D4C9A8"/>
             </w:tcBorders>
             <w:tcMar>
-              <w:top w:w="22" w:type="dxa"/>
-              <w:bottom w:w="22" w:type="dxa"/>
-              <w:left w:w="36" w:type="dxa"/>
-              <w:right w:w="36" w:type="dxa"/>
+              <w:top w:w="20" w:type="dxa"/>
+              <w:bottom w:w="20" w:type="dxa"/>
+              <w:left w:w="32" w:type="dxa"/>
+              <w:right w:w="32" w:type="dxa"/>
             </w:tcMar>
           </w:tcPr>
           <w:p>
@@ -1012,7 +1012,7 @@
                 <w:b/>
                 <w:i w:val="0"/>
                 <w:color w:val="1B6B3A"/>
-                <w:sz w:val="15"/>
+                <w:sz w:val="14"/>
               </w:rPr>
               <w:t>100%</w:t>
             </w:r>
@@ -1034,10 +1034,10 @@
               <w:right w:val="single" w:sz="4" w:space="0" w:color="D4C9A8"/>
             </w:tcBorders>
             <w:tcMar>
-              <w:top w:w="22" w:type="dxa"/>
-              <w:bottom w:w="22" w:type="dxa"/>
-              <w:left w:w="36" w:type="dxa"/>
-              <w:right w:w="36" w:type="dxa"/>
+              <w:top w:w="20" w:type="dxa"/>
+              <w:bottom w:w="20" w:type="dxa"/>
+              <w:left w:w="32" w:type="dxa"/>
+              <w:right w:w="32" w:type="dxa"/>
             </w:tcMar>
           </w:tcPr>
           <w:p>
@@ -1052,7 +1052,7 @@
                 <w:b/>
                 <w:i w:val="0"/>
                 <w:color w:val="1A1A1A"/>
-                <w:sz w:val="15"/>
+                <w:sz w:val="14"/>
               </w:rPr>
               <w:t>P1</w:t>
             </w:r>
@@ -1060,7 +1060,7 @@
         </w:tc>
         <w:tc>
           <w:tcPr>
-            <w:tcW w:type="dxa" w:w="2041"/>
+            <w:tcW w:type="dxa" w:w="1984"/>
             <w:shd w:fill="F4F1E8" w:val="clear"/>
             <w:tcBorders>
               <w:top w:val="single" w:sz="4" w:space="0" w:color="D4C9A8"/>
@@ -1069,10 +1069,10 @@
               <w:right w:val="single" w:sz="4" w:space="0" w:color="D4C9A8"/>
             </w:tcBorders>
             <w:tcMar>
-              <w:top w:w="22" w:type="dxa"/>
-              <w:bottom w:w="22" w:type="dxa"/>
-              <w:left w:w="36" w:type="dxa"/>
-              <w:right w:w="36" w:type="dxa"/>
+              <w:top w:w="20" w:type="dxa"/>
+              <w:bottom w:w="20" w:type="dxa"/>
+              <w:left w:w="32" w:type="dxa"/>
+              <w:right w:w="32" w:type="dxa"/>
             </w:tcMar>
           </w:tcPr>
           <w:p>
@@ -1086,7 +1086,7 @@
                 <w:b w:val="0"/>
                 <w:i w:val="0"/>
                 <w:color w:val="1A1A1A"/>
-                <w:sz w:val="15"/>
+                <w:sz w:val="14"/>
               </w:rPr>
               <w:t>Booking &amp; portal</w:t>
             </w:r>
@@ -1103,10 +1103,10 @@
               <w:right w:val="single" w:sz="4" w:space="0" w:color="D4C9A8"/>
             </w:tcBorders>
             <w:tcMar>
-              <w:top w:w="22" w:type="dxa"/>
-              <w:bottom w:w="22" w:type="dxa"/>
-              <w:left w:w="36" w:type="dxa"/>
-              <w:right w:w="36" w:type="dxa"/>
+              <w:top w:w="20" w:type="dxa"/>
+              <w:bottom w:w="20" w:type="dxa"/>
+              <w:left w:w="32" w:type="dxa"/>
+              <w:right w:w="32" w:type="dxa"/>
             </w:tcMar>
           </w:tcPr>
           <w:p>
@@ -1121,7 +1121,7 @@
                 <w:b w:val="0"/>
                 <w:i w:val="0"/>
                 <w:color w:val="1A1A1A"/>
-                <w:sz w:val="15"/>
+                <w:sz w:val="14"/>
               </w:rPr>
               <w:t>09 Sep – 16 Sep</w:t>
             </w:r>
@@ -1129,7 +1129,7 @@
         </w:tc>
         <w:tc>
           <w:tcPr>
-            <w:tcW w:type="dxa" w:w="4706"/>
+            <w:tcW w:type="dxa" w:w="4762"/>
             <w:shd w:fill="F4F1E8" w:val="clear"/>
             <w:tcBorders>
               <w:top w:val="single" w:sz="4" w:space="0" w:color="D4C9A8"/>
@@ -1138,10 +1138,10 @@
               <w:right w:val="single" w:sz="4" w:space="0" w:color="D4C9A8"/>
             </w:tcBorders>
             <w:tcMar>
-              <w:top w:w="22" w:type="dxa"/>
-              <w:bottom w:w="22" w:type="dxa"/>
-              <w:left w:w="36" w:type="dxa"/>
-              <w:right w:w="36" w:type="dxa"/>
+              <w:top w:w="20" w:type="dxa"/>
+              <w:bottom w:w="20" w:type="dxa"/>
+              <w:left w:w="32" w:type="dxa"/>
+              <w:right w:w="32" w:type="dxa"/>
             </w:tcMar>
           </w:tcPr>
           <w:p>
@@ -1155,9 +1155,9 @@
                 <w:b w:val="0"/>
                 <w:i w:val="0"/>
                 <w:color w:val="1A1A1A"/>
-                <w:sz w:val="15"/>
+                <w:sz w:val="14"/>
               </w:rPr>
-              <w:t>Booking windows, staff reservations, portal i18n/freeze fixes</w:t>
+              <w:t>Booking windows, staff reservations, portal i18n / freeze fixes</w:t>
             </w:r>
           </w:p>
         </w:tc>
@@ -1172,10 +1172,10 @@
               <w:right w:val="single" w:sz="4" w:space="0" w:color="D4C9A8"/>
             </w:tcBorders>
             <w:tcMar>
-              <w:top w:w="22" w:type="dxa"/>
-              <w:bottom w:w="22" w:type="dxa"/>
-              <w:left w:w="36" w:type="dxa"/>
-              <w:right w:w="36" w:type="dxa"/>
+              <w:top w:w="20" w:type="dxa"/>
+              <w:bottom w:w="20" w:type="dxa"/>
+              <w:left w:w="32" w:type="dxa"/>
+              <w:right w:w="32" w:type="dxa"/>
             </w:tcMar>
           </w:tcPr>
           <w:p>
@@ -1190,7 +1190,7 @@
                 <w:b/>
                 <w:i w:val="0"/>
                 <w:color w:val="1B6B3A"/>
-                <w:sz w:val="15"/>
+                <w:sz w:val="14"/>
               </w:rPr>
               <w:t>100%</w:t>
             </w:r>
@@ -1212,10 +1212,10 @@
               <w:right w:val="single" w:sz="4" w:space="0" w:color="D4C9A8"/>
             </w:tcBorders>
             <w:tcMar>
-              <w:top w:w="22" w:type="dxa"/>
-              <w:bottom w:w="22" w:type="dxa"/>
-              <w:left w:w="36" w:type="dxa"/>
-              <w:right w:w="36" w:type="dxa"/>
+              <w:top w:w="20" w:type="dxa"/>
+              <w:bottom w:w="20" w:type="dxa"/>
+              <w:left w:w="32" w:type="dxa"/>
+              <w:right w:w="32" w:type="dxa"/>
             </w:tcMar>
           </w:tcPr>
           <w:p>
@@ -1230,7 +1230,7 @@
                 <w:b/>
                 <w:i w:val="0"/>
                 <w:color w:val="1A1A1A"/>
-                <w:sz w:val="15"/>
+                <w:sz w:val="14"/>
               </w:rPr>
               <w:t>P2</w:t>
             </w:r>
@@ -1238,7 +1238,7 @@
         </w:tc>
         <w:tc>
           <w:tcPr>
-            <w:tcW w:type="dxa" w:w="2041"/>
+            <w:tcW w:type="dxa" w:w="1984"/>
             <w:shd w:fill="FFFFFF" w:val="clear"/>
             <w:tcBorders>
               <w:top w:val="single" w:sz="4" w:space="0" w:color="D4C9A8"/>
@@ -1247,10 +1247,10 @@
               <w:right w:val="single" w:sz="4" w:space="0" w:color="D4C9A8"/>
             </w:tcBorders>
             <w:tcMar>
-              <w:top w:w="22" w:type="dxa"/>
-              <w:bottom w:w="22" w:type="dxa"/>
-              <w:left w:w="36" w:type="dxa"/>
-              <w:right w:w="36" w:type="dxa"/>
+              <w:top w:w="20" w:type="dxa"/>
+              <w:bottom w:w="20" w:type="dxa"/>
+              <w:left w:w="32" w:type="dxa"/>
+              <w:right w:w="32" w:type="dxa"/>
             </w:tcMar>
           </w:tcPr>
           <w:p>
@@ -1264,9 +1264,9 @@
                 <w:b w:val="0"/>
                 <w:i w:val="0"/>
                 <w:color w:val="1A1A1A"/>
-                <w:sz w:val="15"/>
+                <w:sz w:val="14"/>
               </w:rPr>
-              <w:t>Image-cue player</w:t>
+              <w:t>Image-cue engine</w:t>
             </w:r>
           </w:p>
         </w:tc>
@@ -1281,10 +1281,10 @@
               <w:right w:val="single" w:sz="4" w:space="0" w:color="D4C9A8"/>
             </w:tcBorders>
             <w:tcMar>
-              <w:top w:w="22" w:type="dxa"/>
-              <w:bottom w:w="22" w:type="dxa"/>
-              <w:left w:w="36" w:type="dxa"/>
-              <w:right w:w="36" w:type="dxa"/>
+              <w:top w:w="20" w:type="dxa"/>
+              <w:bottom w:w="20" w:type="dxa"/>
+              <w:left w:w="32" w:type="dxa"/>
+              <w:right w:w="32" w:type="dxa"/>
             </w:tcMar>
           </w:tcPr>
           <w:p>
@@ -1299,7 +1299,7 @@
                 <w:b w:val="0"/>
                 <w:i w:val="0"/>
                 <w:color w:val="1A1A1A"/>
-                <w:sz w:val="15"/>
+                <w:sz w:val="14"/>
               </w:rPr>
               <w:t>18 Sep – 25 Sep</w:t>
             </w:r>
@@ -1307,7 +1307,7 @@
         </w:tc>
         <w:tc>
           <w:tcPr>
-            <w:tcW w:type="dxa" w:w="4706"/>
+            <w:tcW w:type="dxa" w:w="4762"/>
             <w:shd w:fill="FFFFFF" w:val="clear"/>
             <w:tcBorders>
               <w:top w:val="single" w:sz="4" w:space="0" w:color="D4C9A8"/>
@@ -1316,10 +1316,10 @@
               <w:right w:val="single" w:sz="4" w:space="0" w:color="D4C9A8"/>
             </w:tcBorders>
             <w:tcMar>
-              <w:top w:w="22" w:type="dxa"/>
-              <w:bottom w:w="22" w:type="dxa"/>
-              <w:left w:w="36" w:type="dxa"/>
-              <w:right w:w="36" w:type="dxa"/>
+              <w:top w:w="20" w:type="dxa"/>
+              <w:bottom w:w="20" w:type="dxa"/>
+              <w:left w:w="32" w:type="dxa"/>
+              <w:right w:w="32" w:type="dxa"/>
             </w:tcMar>
           </w:tcPr>
           <w:p>
@@ -1333,7 +1333,7 @@
                 <w:b w:val="0"/>
                 <w:i w:val="0"/>
                 <w:color w:val="1A1A1A"/>
-                <w:sz w:val="15"/>
+                <w:sz w:val="14"/>
               </w:rPr>
               <w:t>Teammate flash, 17f keypoint delay, 20 FPS clock, SF labeled player</w:t>
             </w:r>
@@ -1350,10 +1350,10 @@
               <w:right w:val="single" w:sz="4" w:space="0" w:color="D4C9A8"/>
             </w:tcBorders>
             <w:tcMar>
-              <w:top w:w="22" w:type="dxa"/>
-              <w:bottom w:w="22" w:type="dxa"/>
-              <w:left w:w="36" w:type="dxa"/>
-              <w:right w:w="36" w:type="dxa"/>
+              <w:top w:w="20" w:type="dxa"/>
+              <w:bottom w:w="20" w:type="dxa"/>
+              <w:left w:w="32" w:type="dxa"/>
+              <w:right w:w="32" w:type="dxa"/>
             </w:tcMar>
           </w:tcPr>
           <w:p>
@@ -1368,7 +1368,7 @@
                 <w:b/>
                 <w:i w:val="0"/>
                 <w:color w:val="1B6B3A"/>
-                <w:sz w:val="15"/>
+                <w:sz w:val="14"/>
               </w:rPr>
               <w:t>100%</w:t>
             </w:r>
@@ -1390,10 +1390,10 @@
               <w:right w:val="single" w:sz="4" w:space="0" w:color="D4C9A8"/>
             </w:tcBorders>
             <w:tcMar>
-              <w:top w:w="22" w:type="dxa"/>
-              <w:bottom w:w="22" w:type="dxa"/>
-              <w:left w:w="36" w:type="dxa"/>
-              <w:right w:w="36" w:type="dxa"/>
+              <w:top w:w="20" w:type="dxa"/>
+              <w:bottom w:w="20" w:type="dxa"/>
+              <w:left w:w="32" w:type="dxa"/>
+              <w:right w:w="32" w:type="dxa"/>
             </w:tcMar>
           </w:tcPr>
           <w:p>
@@ -1408,7 +1408,7 @@
                 <w:b/>
                 <w:i w:val="0"/>
                 <w:color w:val="1A1A1A"/>
-                <w:sz w:val="15"/>
+                <w:sz w:val="14"/>
               </w:rPr>
               <w:t>P3</w:t>
             </w:r>
@@ -1416,7 +1416,7 @@
         </w:tc>
         <w:tc>
           <w:tcPr>
-            <w:tcW w:type="dxa" w:w="2041"/>
+            <w:tcW w:type="dxa" w:w="1984"/>
             <w:shd w:fill="F4F1E8" w:val="clear"/>
             <w:tcBorders>
               <w:top w:val="single" w:sz="4" w:space="0" w:color="D4C9A8"/>
@@ -1425,10 +1425,10 @@
               <w:right w:val="single" w:sz="4" w:space="0" w:color="D4C9A8"/>
             </w:tcBorders>
             <w:tcMar>
-              <w:top w:w="22" w:type="dxa"/>
-              <w:bottom w:w="22" w:type="dxa"/>
-              <w:left w:w="36" w:type="dxa"/>
-              <w:right w:w="36" w:type="dxa"/>
+              <w:top w:w="20" w:type="dxa"/>
+              <w:bottom w:w="20" w:type="dxa"/>
+              <w:left w:w="32" w:type="dxa"/>
+              <w:right w:w="32" w:type="dxa"/>
             </w:tcMar>
           </w:tcPr>
           <w:p>
@@ -1442,7 +1442,7 @@
                 <w:b w:val="0"/>
                 <w:i w:val="0"/>
                 <w:color w:val="1A1A1A"/>
-                <w:sz w:val="15"/>
+                <w:sz w:val="14"/>
               </w:rPr>
               <w:t>Levels &amp; unlock</w:t>
             </w:r>
@@ -1459,10 +1459,10 @@
               <w:right w:val="single" w:sz="4" w:space="0" w:color="D4C9A8"/>
             </w:tcBorders>
             <w:tcMar>
-              <w:top w:w="22" w:type="dxa"/>
-              <w:bottom w:w="22" w:type="dxa"/>
-              <w:left w:w="36" w:type="dxa"/>
-              <w:right w:w="36" w:type="dxa"/>
+              <w:top w:w="20" w:type="dxa"/>
+              <w:bottom w:w="20" w:type="dxa"/>
+              <w:left w:w="32" w:type="dxa"/>
+              <w:right w:w="32" w:type="dxa"/>
             </w:tcMar>
           </w:tcPr>
           <w:p>
@@ -1477,7 +1477,7 @@
                 <w:b w:val="0"/>
                 <w:i w:val="0"/>
                 <w:color w:val="1A1A1A"/>
-                <w:sz w:val="15"/>
+                <w:sz w:val="14"/>
               </w:rPr>
               <w:t>10 Sep – 29 Sep</w:t>
             </w:r>
@@ -1485,7 +1485,7 @@
         </w:tc>
         <w:tc>
           <w:tcPr>
-            <w:tcW w:type="dxa" w:w="4706"/>
+            <w:tcW w:type="dxa" w:w="4762"/>
             <w:shd w:fill="F4F1E8" w:val="clear"/>
             <w:tcBorders>
               <w:top w:val="single" w:sz="4" w:space="0" w:color="D4C9A8"/>
@@ -1494,10 +1494,10 @@
               <w:right w:val="single" w:sz="4" w:space="0" w:color="D4C9A8"/>
             </w:tcBorders>
             <w:tcMar>
-              <w:top w:w="22" w:type="dxa"/>
-              <w:bottom w:w="22" w:type="dxa"/>
-              <w:left w:w="36" w:type="dxa"/>
-              <w:right w:w="36" w:type="dxa"/>
+              <w:top w:w="20" w:type="dxa"/>
+              <w:bottom w:w="20" w:type="dxa"/>
+              <w:left w:w="32" w:type="dxa"/>
+              <w:right w:w="32" w:type="dxa"/>
             </w:tcMar>
           </w:tcPr>
           <w:p>
@@ -1511,9 +1511,9 @@
                 <w:b w:val="0"/>
                 <w:i w:val="0"/>
                 <w:color w:val="1A1A1A"/>
-                <w:sz w:val="15"/>
+                <w:sz w:val="14"/>
               </w:rPr>
-              <w:t>Paid unlock, Entry A-T series, score-gated next set to World Class</w:t>
+              <w:t>Paid unlock, Entry A-T series, score-gated path to World Class</w:t>
             </w:r>
           </w:p>
         </w:tc>
@@ -1528,10 +1528,10 @@
               <w:right w:val="single" w:sz="4" w:space="0" w:color="D4C9A8"/>
             </w:tcBorders>
             <w:tcMar>
-              <w:top w:w="22" w:type="dxa"/>
-              <w:bottom w:w="22" w:type="dxa"/>
-              <w:left w:w="36" w:type="dxa"/>
-              <w:right w:w="36" w:type="dxa"/>
+              <w:top w:w="20" w:type="dxa"/>
+              <w:bottom w:w="20" w:type="dxa"/>
+              <w:left w:w="32" w:type="dxa"/>
+              <w:right w:w="32" w:type="dxa"/>
             </w:tcMar>
           </w:tcPr>
           <w:p>
@@ -1546,7 +1546,7 @@
                 <w:b/>
                 <w:i w:val="0"/>
                 <w:color w:val="1B6B3A"/>
-                <w:sz w:val="15"/>
+                <w:sz w:val="14"/>
               </w:rPr>
               <w:t>100%</w:t>
             </w:r>
@@ -1568,10 +1568,10 @@
               <w:right w:val="single" w:sz="4" w:space="0" w:color="D4C9A8"/>
             </w:tcBorders>
             <w:tcMar>
-              <w:top w:w="22" w:type="dxa"/>
-              <w:bottom w:w="22" w:type="dxa"/>
-              <w:left w:w="36" w:type="dxa"/>
-              <w:right w:w="36" w:type="dxa"/>
+              <w:top w:w="20" w:type="dxa"/>
+              <w:bottom w:w="20" w:type="dxa"/>
+              <w:left w:w="32" w:type="dxa"/>
+              <w:right w:w="32" w:type="dxa"/>
             </w:tcMar>
           </w:tcPr>
           <w:p>
@@ -1586,7 +1586,7 @@
                 <w:b/>
                 <w:i w:val="0"/>
                 <w:color w:val="1A1A1A"/>
-                <w:sz w:val="15"/>
+                <w:sz w:val="14"/>
               </w:rPr>
               <w:t>P4</w:t>
             </w:r>
@@ -1594,7 +1594,7 @@
         </w:tc>
         <w:tc>
           <w:tcPr>
-            <w:tcW w:type="dxa" w:w="2041"/>
+            <w:tcW w:type="dxa" w:w="1984"/>
             <w:shd w:fill="FFFFFF" w:val="clear"/>
             <w:tcBorders>
               <w:top w:val="single" w:sz="4" w:space="0" w:color="D4C9A8"/>
@@ -1603,10 +1603,10 @@
               <w:right w:val="single" w:sz="4" w:space="0" w:color="D4C9A8"/>
             </w:tcBorders>
             <w:tcMar>
-              <w:top w:w="22" w:type="dxa"/>
-              <w:bottom w:w="22" w:type="dxa"/>
-              <w:left w:w="36" w:type="dxa"/>
-              <w:right w:w="36" w:type="dxa"/>
+              <w:top w:w="20" w:type="dxa"/>
+              <w:bottom w:w="20" w:type="dxa"/>
+              <w:left w:w="32" w:type="dxa"/>
+              <w:right w:w="32" w:type="dxa"/>
             </w:tcMar>
           </w:tcPr>
           <w:p>
@@ -1620,7 +1620,7 @@
                 <w:b w:val="0"/>
                 <w:i w:val="0"/>
                 <w:color w:val="1A1A1A"/>
-                <w:sz w:val="15"/>
+                <w:sz w:val="14"/>
               </w:rPr>
               <w:t>Coach &amp; mobile UX</w:t>
             </w:r>
@@ -1637,10 +1637,10 @@
               <w:right w:val="single" w:sz="4" w:space="0" w:color="D4C9A8"/>
             </w:tcBorders>
             <w:tcMar>
-              <w:top w:w="22" w:type="dxa"/>
-              <w:bottom w:w="22" w:type="dxa"/>
-              <w:left w:w="36" w:type="dxa"/>
-              <w:right w:w="36" w:type="dxa"/>
+              <w:top w:w="20" w:type="dxa"/>
+              <w:bottom w:w="20" w:type="dxa"/>
+              <w:left w:w="32" w:type="dxa"/>
+              <w:right w:w="32" w:type="dxa"/>
             </w:tcMar>
           </w:tcPr>
           <w:p>
@@ -1655,7 +1655,7 @@
                 <w:b w:val="0"/>
                 <w:i w:val="0"/>
                 <w:color w:val="1A1A1A"/>
-                <w:sz w:val="15"/>
+                <w:sz w:val="14"/>
               </w:rPr>
               <w:t>26 Sep – 05 Oct</w:t>
             </w:r>
@@ -1663,7 +1663,7 @@
         </w:tc>
         <w:tc>
           <w:tcPr>
-            <w:tcW w:type="dxa" w:w="4706"/>
+            <w:tcW w:type="dxa" w:w="4762"/>
             <w:shd w:fill="FFFFFF" w:val="clear"/>
             <w:tcBorders>
               <w:top w:val="single" w:sz="4" w:space="0" w:color="D4C9A8"/>
@@ -1672,10 +1672,10 @@
               <w:right w:val="single" w:sz="4" w:space="0" w:color="D4C9A8"/>
             </w:tcBorders>
             <w:tcMar>
-              <w:top w:w="22" w:type="dxa"/>
-              <w:bottom w:w="22" w:type="dxa"/>
-              <w:left w:w="36" w:type="dxa"/>
-              <w:right w:w="36" w:type="dxa"/>
+              <w:top w:w="20" w:type="dxa"/>
+              <w:bottom w:w="20" w:type="dxa"/>
+              <w:left w:w="32" w:type="dxa"/>
+              <w:right w:w="32" w:type="dxa"/>
             </w:tcMar>
           </w:tcPr>
           <w:p>
@@ -1689,7 +1689,7 @@
                 <w:b w:val="0"/>
                 <w:i w:val="0"/>
                 <w:color w:val="1A1A1A"/>
-                <w:sz w:val="15"/>
+                <w:sz w:val="14"/>
               </w:rPr>
               <w:t>Coach reservations/levels, phone operator, My SIMUST Play bundle</w:t>
             </w:r>
@@ -1706,10 +1706,10 @@
               <w:right w:val="single" w:sz="4" w:space="0" w:color="D4C9A8"/>
             </w:tcBorders>
             <w:tcMar>
-              <w:top w:w="22" w:type="dxa"/>
-              <w:bottom w:w="22" w:type="dxa"/>
-              <w:left w:w="36" w:type="dxa"/>
-              <w:right w:w="36" w:type="dxa"/>
+              <w:top w:w="20" w:type="dxa"/>
+              <w:bottom w:w="20" w:type="dxa"/>
+              <w:left w:w="32" w:type="dxa"/>
+              <w:right w:w="32" w:type="dxa"/>
             </w:tcMar>
           </w:tcPr>
           <w:p>
@@ -1724,7 +1724,7 @@
                 <w:b/>
                 <w:i w:val="0"/>
                 <w:color w:val="1B6B3A"/>
-                <w:sz w:val="15"/>
+                <w:sz w:val="14"/>
               </w:rPr>
               <w:t>100%</w:t>
             </w:r>
@@ -1746,10 +1746,10 @@
               <w:right w:val="single" w:sz="4" w:space="0" w:color="D4C9A8"/>
             </w:tcBorders>
             <w:tcMar>
-              <w:top w:w="22" w:type="dxa"/>
-              <w:bottom w:w="22" w:type="dxa"/>
-              <w:left w:w="36" w:type="dxa"/>
-              <w:right w:w="36" w:type="dxa"/>
+              <w:top w:w="20" w:type="dxa"/>
+              <w:bottom w:w="20" w:type="dxa"/>
+              <w:left w:w="32" w:type="dxa"/>
+              <w:right w:w="32" w:type="dxa"/>
             </w:tcMar>
           </w:tcPr>
           <w:p>
@@ -1764,7 +1764,7 @@
                 <w:b/>
                 <w:i w:val="0"/>
                 <w:color w:val="1A1A1A"/>
-                <w:sz w:val="15"/>
+                <w:sz w:val="14"/>
               </w:rPr>
               <w:t>P5</w:t>
             </w:r>
@@ -1772,7 +1772,7 @@
         </w:tc>
         <w:tc>
           <w:tcPr>
-            <w:tcW w:type="dxa" w:w="2041"/>
+            <w:tcW w:type="dxa" w:w="1984"/>
             <w:shd w:fill="F4F1E8" w:val="clear"/>
             <w:tcBorders>
               <w:top w:val="single" w:sz="4" w:space="0" w:color="D4C9A8"/>
@@ -1781,10 +1781,10 @@
               <w:right w:val="single" w:sz="4" w:space="0" w:color="D4C9A8"/>
             </w:tcBorders>
             <w:tcMar>
-              <w:top w:w="22" w:type="dxa"/>
-              <w:bottom w:w="22" w:type="dxa"/>
-              <w:left w:w="36" w:type="dxa"/>
-              <w:right w:w="36" w:type="dxa"/>
+              <w:top w:w="20" w:type="dxa"/>
+              <w:bottom w:w="20" w:type="dxa"/>
+              <w:left w:w="32" w:type="dxa"/>
+              <w:right w:w="32" w:type="dxa"/>
             </w:tcMar>
           </w:tcPr>
           <w:p>
@@ -1798,7 +1798,7 @@
                 <w:b w:val="0"/>
                 <w:i w:val="0"/>
                 <w:color w:val="1A1A1A"/>
-                <w:sz w:val="15"/>
+                <w:sz w:val="14"/>
               </w:rPr>
               <w:t>Accuracy &amp; pause</w:t>
             </w:r>
@@ -1815,10 +1815,10 @@
               <w:right w:val="single" w:sz="4" w:space="0" w:color="D4C9A8"/>
             </w:tcBorders>
             <w:tcMar>
-              <w:top w:w="22" w:type="dxa"/>
-              <w:bottom w:w="22" w:type="dxa"/>
-              <w:left w:w="36" w:type="dxa"/>
-              <w:right w:w="36" w:type="dxa"/>
+              <w:top w:w="20" w:type="dxa"/>
+              <w:bottom w:w="20" w:type="dxa"/>
+              <w:left w:w="32" w:type="dxa"/>
+              <w:right w:w="32" w:type="dxa"/>
             </w:tcMar>
           </w:tcPr>
           <w:p>
@@ -1833,7 +1833,7 @@
                 <w:b w:val="0"/>
                 <w:i w:val="0"/>
                 <w:color w:val="1A1A1A"/>
-                <w:sz w:val="15"/>
+                <w:sz w:val="14"/>
               </w:rPr>
               <w:t>08 Sep – 05 Oct</w:t>
             </w:r>
@@ -1841,7 +1841,7 @@
         </w:tc>
         <w:tc>
           <w:tcPr>
-            <w:tcW w:type="dxa" w:w="4706"/>
+            <w:tcW w:type="dxa" w:w="4762"/>
             <w:shd w:fill="F4F1E8" w:val="clear"/>
             <w:tcBorders>
               <w:top w:val="single" w:sz="4" w:space="0" w:color="D4C9A8"/>
@@ -1850,10 +1850,10 @@
               <w:right w:val="single" w:sz="4" w:space="0" w:color="D4C9A8"/>
             </w:tcBorders>
             <w:tcMar>
-              <w:top w:w="22" w:type="dxa"/>
-              <w:bottom w:w="22" w:type="dxa"/>
-              <w:left w:w="36" w:type="dxa"/>
-              <w:right w:w="36" w:type="dxa"/>
+              <w:top w:w="20" w:type="dxa"/>
+              <w:bottom w:w="20" w:type="dxa"/>
+              <w:left w:w="32" w:type="dxa"/>
+              <w:right w:w="32" w:type="dxa"/>
             </w:tcMar>
           </w:tcPr>
           <w:p>
@@ -1867,7 +1867,7 @@
                 <w:b w:val="0"/>
                 <w:i w:val="0"/>
                 <w:color w:val="1A1A1A"/>
-                <w:sz w:val="15"/>
+                <w:sz w:val="14"/>
               </w:rPr>
               <w:t>GOAL/PRESS/late tempo, keypoint sync, pause freeze + resume math</w:t>
             </w:r>
@@ -1884,10 +1884,10 @@
               <w:right w:val="single" w:sz="4" w:space="0" w:color="D4C9A8"/>
             </w:tcBorders>
             <w:tcMar>
-              <w:top w:w="22" w:type="dxa"/>
-              <w:bottom w:w="22" w:type="dxa"/>
-              <w:left w:w="36" w:type="dxa"/>
-              <w:right w:w="36" w:type="dxa"/>
+              <w:top w:w="20" w:type="dxa"/>
+              <w:bottom w:w="20" w:type="dxa"/>
+              <w:left w:w="32" w:type="dxa"/>
+              <w:right w:w="32" w:type="dxa"/>
             </w:tcMar>
           </w:tcPr>
           <w:p>
@@ -1902,7 +1902,7 @@
                 <w:b/>
                 <w:i w:val="0"/>
                 <w:color w:val="1B6B3A"/>
-                <w:sz w:val="15"/>
+                <w:sz w:val="14"/>
               </w:rPr>
               <w:t>100%</w:t>
             </w:r>
@@ -1924,10 +1924,10 @@
               <w:right w:val="single" w:sz="4" w:space="0" w:color="D4C9A8"/>
             </w:tcBorders>
             <w:tcMar>
-              <w:top w:w="22" w:type="dxa"/>
-              <w:bottom w:w="22" w:type="dxa"/>
-              <w:left w:w="36" w:type="dxa"/>
-              <w:right w:w="36" w:type="dxa"/>
+              <w:top w:w="20" w:type="dxa"/>
+              <w:bottom w:w="20" w:type="dxa"/>
+              <w:left w:w="32" w:type="dxa"/>
+              <w:right w:w="32" w:type="dxa"/>
             </w:tcMar>
           </w:tcPr>
           <w:p>
@@ -1942,7 +1942,7 @@
                 <w:b/>
                 <w:i w:val="0"/>
                 <w:color w:val="1A1A1A"/>
-                <w:sz w:val="15"/>
+                <w:sz w:val="14"/>
               </w:rPr>
               <w:t>P6</w:t>
             </w:r>
@@ -1950,7 +1950,7 @@
         </w:tc>
         <w:tc>
           <w:tcPr>
-            <w:tcW w:type="dxa" w:w="2041"/>
+            <w:tcW w:type="dxa" w:w="1984"/>
             <w:shd w:fill="FFFFFF" w:val="clear"/>
             <w:tcBorders>
               <w:top w:val="single" w:sz="4" w:space="0" w:color="D4C9A8"/>
@@ -1959,10 +1959,10 @@
               <w:right w:val="single" w:sz="4" w:space="0" w:color="D4C9A8"/>
             </w:tcBorders>
             <w:tcMar>
-              <w:top w:w="22" w:type="dxa"/>
-              <w:bottom w:w="22" w:type="dxa"/>
-              <w:left w:w="36" w:type="dxa"/>
-              <w:right w:w="36" w:type="dxa"/>
+              <w:top w:w="20" w:type="dxa"/>
+              <w:bottom w:w="20" w:type="dxa"/>
+              <w:left w:w="32" w:type="dxa"/>
+              <w:right w:w="32" w:type="dxa"/>
             </w:tcMar>
           </w:tcPr>
           <w:p>
@@ -1976,7 +1976,7 @@
                 <w:b w:val="0"/>
                 <w:i w:val="0"/>
                 <w:color w:val="1A1A1A"/>
-                <w:sz w:val="15"/>
+                <w:sz w:val="14"/>
               </w:rPr>
               <w:t>Acceptance</w:t>
             </w:r>
@@ -1993,10 +1993,10 @@
               <w:right w:val="single" w:sz="4" w:space="0" w:color="D4C9A8"/>
             </w:tcBorders>
             <w:tcMar>
-              <w:top w:w="22" w:type="dxa"/>
-              <w:bottom w:w="22" w:type="dxa"/>
-              <w:left w:w="36" w:type="dxa"/>
-              <w:right w:w="36" w:type="dxa"/>
+              <w:top w:w="20" w:type="dxa"/>
+              <w:bottom w:w="20" w:type="dxa"/>
+              <w:left w:w="32" w:type="dxa"/>
+              <w:right w:w="32" w:type="dxa"/>
             </w:tcMar>
           </w:tcPr>
           <w:p>
@@ -2011,7 +2011,7 @@
                 <w:b w:val="0"/>
                 <w:i w:val="0"/>
                 <w:color w:val="1A1A1A"/>
-                <w:sz w:val="15"/>
+                <w:sz w:val="14"/>
               </w:rPr>
               <w:t>03 Oct – 06 Oct</w:t>
             </w:r>
@@ -2019,7 +2019,7 @@
         </w:tc>
         <w:tc>
           <w:tcPr>
-            <w:tcW w:type="dxa" w:w="4706"/>
+            <w:tcW w:type="dxa" w:w="4762"/>
             <w:shd w:fill="FFFFFF" w:val="clear"/>
             <w:tcBorders>
               <w:top w:val="single" w:sz="4" w:space="0" w:color="D4C9A8"/>
@@ -2028,10 +2028,10 @@
               <w:right w:val="single" w:sz="4" w:space="0" w:color="D4C9A8"/>
             </w:tcBorders>
             <w:tcMar>
-              <w:top w:w="22" w:type="dxa"/>
-              <w:bottom w:w="22" w:type="dxa"/>
-              <w:left w:w="36" w:type="dxa"/>
-              <w:right w:w="36" w:type="dxa"/>
+              <w:top w:w="20" w:type="dxa"/>
+              <w:bottom w:w="20" w:type="dxa"/>
+              <w:left w:w="32" w:type="dxa"/>
+              <w:right w:w="32" w:type="dxa"/>
             </w:tcMar>
           </w:tcPr>
           <w:p>
@@ -2045,9 +2045,9 @@
                 <w:b w:val="0"/>
                 <w:i w:val="0"/>
                 <w:color w:val="1A1A1A"/>
-                <w:sz w:val="15"/>
+                <w:sz w:val="14"/>
               </w:rPr>
-              <w:t>Finish-balls coaches, unlock sims, this PM report, handover</w:t>
+              <w:t>Finish-balls coaches, unlock/pause sims, this PM report, handover</w:t>
             </w:r>
           </w:p>
         </w:tc>
@@ -2062,10 +2062,10 @@
               <w:right w:val="single" w:sz="4" w:space="0" w:color="D4C9A8"/>
             </w:tcBorders>
             <w:tcMar>
-              <w:top w:w="22" w:type="dxa"/>
-              <w:bottom w:w="22" w:type="dxa"/>
-              <w:left w:w="36" w:type="dxa"/>
-              <w:right w:w="36" w:type="dxa"/>
+              <w:top w:w="20" w:type="dxa"/>
+              <w:bottom w:w="20" w:type="dxa"/>
+              <w:left w:w="32" w:type="dxa"/>
+              <w:right w:w="32" w:type="dxa"/>
             </w:tcMar>
           </w:tcPr>
           <w:p>
@@ -2080,7 +2080,7 @@
                 <w:b/>
                 <w:i w:val="0"/>
                 <w:color w:val="1B6B3A"/>
-                <w:sz w:val="15"/>
+                <w:sz w:val="14"/>
               </w:rPr>
               <w:t>100%</w:t>
             </w:r>
@@ -2090,7 +2090,7 @@
     </w:tbl>
     <w:p>
       <w:pPr>
-        <w:spacing w:before="100" w:after="20" w:line="240" w:lineRule="auto"/>
+        <w:spacing w:before="80" w:after="20" w:line="240" w:lineRule="auto"/>
         <w:pBdr>
           <w:bottom w:val="single" w:sz="12" w:space="1" w:color="C9A23A"/>
         </w:pBdr>
@@ -2101,14 +2101,14 @@
           <w:b/>
           <w:i w:val="0"/>
           <w:color w:val="0B1E36"/>
-          <w:sz w:val="22"/>
+          <w:sz w:val="21"/>
         </w:rPr>
         <w:t>3.  MASTER PROJECT ACTIVITY SHEET</w:t>
       </w:r>
     </w:p>
     <w:p>
       <w:pPr>
-        <w:spacing w:before="0" w:after="60" w:line="252" w:lineRule="auto"/>
+        <w:spacing w:before="0" w:after="40" w:line="252" w:lineRule="auto"/>
         <w:jc w:val="both"/>
       </w:pPr>
       <w:r>
@@ -2117,9 +2117,9 @@
           <w:b w:val="0"/>
           <w:i w:val="0"/>
           <w:color w:val="1A1A1A"/>
-          <w:sz w:val="18"/>
+          <w:sz w:val="17"/>
         </w:rPr>
-        <w:t>Complete register of developer activities in this pay window. Reviewed from all active branches (main, Field_A_B*, image_based_player*, version3*, entry, version4, finish_balls, centralization, qr_sync, cursor/*). 99% items are accepted residuals only.</w:t>
+        <w:t>Detailed register of developer activities in this pay window. Sources: main and feature branches Field_A_B*, image_based_player*, version3*, entry, version4, finish_balls, centralization, keypoint-sync lab branches, and cursor/* PRs. 99% = accepted production residual only.</w:t>
       </w:r>
     </w:p>
     <w:tbl>
@@ -2131,17 +2131,17 @@
         <w:tblLook w:firstColumn="1" w:firstRow="1" w:lastColumn="0" w:lastRow="0" w:noHBand="0" w:noVBand="1" w:val="04A0"/>
       </w:tblPr>
       <w:tblGrid>
-        <w:gridCol w:w="1710"/>
-        <w:gridCol w:w="1710"/>
-        <w:gridCol w:w="1710"/>
-        <w:gridCol w:w="1710"/>
-        <w:gridCol w:w="1710"/>
-        <w:gridCol w:w="1710"/>
+        <w:gridCol w:w="1720"/>
+        <w:gridCol w:w="1720"/>
+        <w:gridCol w:w="1720"/>
+        <w:gridCol w:w="1720"/>
+        <w:gridCol w:w="1720"/>
+        <w:gridCol w:w="1720"/>
       </w:tblGrid>
       <w:tr>
         <w:tc>
           <w:tcPr>
-            <w:tcW w:type="dxa" w:w="737"/>
+            <w:tcW w:type="dxa" w:w="680"/>
             <w:shd w:fill="0B1E36" w:val="clear"/>
             <w:tcBorders>
               <w:top w:val="single" w:sz="4" w:space="0" w:color="D4C9A8"/>
@@ -2150,10 +2150,10 @@
               <w:right w:val="single" w:sz="4" w:space="0" w:color="D4C9A8"/>
             </w:tcBorders>
             <w:tcMar>
-              <w:top w:w="22" w:type="dxa"/>
-              <w:bottom w:w="22" w:type="dxa"/>
-              <w:left w:w="36" w:type="dxa"/>
-              <w:right w:w="36" w:type="dxa"/>
+              <w:top w:w="20" w:type="dxa"/>
+              <w:bottom w:w="20" w:type="dxa"/>
+              <w:left w:w="32" w:type="dxa"/>
+              <w:right w:w="32" w:type="dxa"/>
             </w:tcMar>
           </w:tcPr>
           <w:p>
@@ -2176,7 +2176,7 @@
         </w:tc>
         <w:tc>
           <w:tcPr>
-            <w:tcW w:type="dxa" w:w="5783"/>
+            <w:tcW w:type="dxa" w:w="5896"/>
             <w:shd w:fill="0B1E36" w:val="clear"/>
             <w:tcBorders>
               <w:top w:val="single" w:sz="4" w:space="0" w:color="D4C9A8"/>
@@ -2185,10 +2185,10 @@
               <w:right w:val="single" w:sz="4" w:space="0" w:color="D4C9A8"/>
             </w:tcBorders>
             <w:tcMar>
-              <w:top w:w="22" w:type="dxa"/>
-              <w:bottom w:w="22" w:type="dxa"/>
-              <w:left w:w="36" w:type="dxa"/>
-              <w:right w:w="36" w:type="dxa"/>
+              <w:top w:w="20" w:type="dxa"/>
+              <w:bottom w:w="20" w:type="dxa"/>
+              <w:left w:w="32" w:type="dxa"/>
+              <w:right w:w="32" w:type="dxa"/>
             </w:tcMar>
           </w:tcPr>
           <w:p>
@@ -2205,13 +2205,13 @@
                 <w:color w:val="FFFFFF"/>
                 <w:sz w:val="14"/>
               </w:rPr>
-              <w:t>Activity (implemented)</w:t>
+              <w:t>Activity (implemented) — detail</w:t>
             </w:r>
           </w:p>
         </w:tc>
         <w:tc>
           <w:tcPr>
-            <w:tcW w:type="dxa" w:w="1134"/>
+            <w:tcW w:type="dxa" w:w="1077"/>
             <w:shd w:fill="0B1E36" w:val="clear"/>
             <w:tcBorders>
               <w:top w:val="single" w:sz="4" w:space="0" w:color="D4C9A8"/>
@@ -2220,10 +2220,10 @@
               <w:right w:val="single" w:sz="4" w:space="0" w:color="D4C9A8"/>
             </w:tcBorders>
             <w:tcMar>
-              <w:top w:w="22" w:type="dxa"/>
-              <w:bottom w:w="22" w:type="dxa"/>
-              <w:left w:w="36" w:type="dxa"/>
-              <w:right w:w="36" w:type="dxa"/>
+              <w:top w:w="20" w:type="dxa"/>
+              <w:bottom w:w="20" w:type="dxa"/>
+              <w:left w:w="32" w:type="dxa"/>
+              <w:right w:w="32" w:type="dxa"/>
             </w:tcMar>
           </w:tcPr>
           <w:p>
@@ -2246,7 +2246,7 @@
         </w:tc>
         <w:tc>
           <w:tcPr>
-            <w:tcW w:type="dxa" w:w="907"/>
+            <w:tcW w:type="dxa" w:w="850"/>
             <w:shd w:fill="0B1E36" w:val="clear"/>
             <w:tcBorders>
               <w:top w:val="single" w:sz="4" w:space="0" w:color="D4C9A8"/>
@@ -2255,10 +2255,10 @@
               <w:right w:val="single" w:sz="4" w:space="0" w:color="D4C9A8"/>
             </w:tcBorders>
             <w:tcMar>
-              <w:top w:w="22" w:type="dxa"/>
-              <w:bottom w:w="22" w:type="dxa"/>
-              <w:left w:w="36" w:type="dxa"/>
-              <w:right w:w="36" w:type="dxa"/>
+              <w:top w:w="20" w:type="dxa"/>
+              <w:bottom w:w="20" w:type="dxa"/>
+              <w:left w:w="32" w:type="dxa"/>
+              <w:right w:w="32" w:type="dxa"/>
             </w:tcMar>
           </w:tcPr>
           <w:p>
@@ -2281,7 +2281,7 @@
         </w:tc>
         <w:tc>
           <w:tcPr>
-            <w:tcW w:type="dxa" w:w="907"/>
+            <w:tcW w:type="dxa" w:w="850"/>
             <w:shd w:fill="0B1E36" w:val="clear"/>
             <w:tcBorders>
               <w:top w:val="single" w:sz="4" w:space="0" w:color="D4C9A8"/>
@@ -2290,10 +2290,10 @@
               <w:right w:val="single" w:sz="4" w:space="0" w:color="D4C9A8"/>
             </w:tcBorders>
             <w:tcMar>
-              <w:top w:w="22" w:type="dxa"/>
-              <w:bottom w:w="22" w:type="dxa"/>
-              <w:left w:w="36" w:type="dxa"/>
-              <w:right w:w="36" w:type="dxa"/>
+              <w:top w:w="20" w:type="dxa"/>
+              <w:bottom w:w="20" w:type="dxa"/>
+              <w:left w:w="32" w:type="dxa"/>
+              <w:right w:w="32" w:type="dxa"/>
             </w:tcMar>
           </w:tcPr>
           <w:p>
@@ -2316,7 +2316,7 @@
         </w:tc>
         <w:tc>
           <w:tcPr>
-            <w:tcW w:type="dxa" w:w="737"/>
+            <w:tcW w:type="dxa" w:w="680"/>
             <w:shd w:fill="0B1E36" w:val="clear"/>
             <w:tcBorders>
               <w:top w:val="single" w:sz="4" w:space="0" w:color="D4C9A8"/>
@@ -2325,10 +2325,10 @@
               <w:right w:val="single" w:sz="4" w:space="0" w:color="D4C9A8"/>
             </w:tcBorders>
             <w:tcMar>
-              <w:top w:w="22" w:type="dxa"/>
-              <w:bottom w:w="22" w:type="dxa"/>
-              <w:left w:w="36" w:type="dxa"/>
-              <w:right w:w="36" w:type="dxa"/>
+              <w:top w:w="20" w:type="dxa"/>
+              <w:bottom w:w="20" w:type="dxa"/>
+              <w:left w:w="32" w:type="dxa"/>
+              <w:right w:w="32" w:type="dxa"/>
             </w:tcMar>
           </w:tcPr>
           <w:p>
@@ -2356,7 +2356,7 @@
         </w:trPr>
         <w:tc>
           <w:tcPr>
-            <w:tcW w:type="dxa" w:w="737"/>
+            <w:tcW w:type="dxa" w:w="680"/>
             <w:shd w:fill="FFFFFF" w:val="clear"/>
             <w:tcBorders>
               <w:top w:val="single" w:sz="4" w:space="0" w:color="D4C9A8"/>
@@ -2365,10 +2365,10 @@
               <w:right w:val="single" w:sz="4" w:space="0" w:color="D4C9A8"/>
             </w:tcBorders>
             <w:tcMar>
-              <w:top w:w="22" w:type="dxa"/>
-              <w:bottom w:w="22" w:type="dxa"/>
-              <w:left w:w="36" w:type="dxa"/>
-              <w:right w:w="36" w:type="dxa"/>
+              <w:top w:w="20" w:type="dxa"/>
+              <w:bottom w:w="20" w:type="dxa"/>
+              <w:left w:w="32" w:type="dxa"/>
+              <w:right w:w="32" w:type="dxa"/>
             </w:tcMar>
           </w:tcPr>
           <w:p>
@@ -2383,7 +2383,7 @@
                 <w:b/>
                 <w:i w:val="0"/>
                 <w:color w:val="1A1A1A"/>
-                <w:sz w:val="13"/>
+                <w:sz w:val="12"/>
               </w:rPr>
               <w:t>1.1</w:t>
             </w:r>
@@ -2391,7 +2391,7 @@
         </w:tc>
         <w:tc>
           <w:tcPr>
-            <w:tcW w:type="dxa" w:w="5783"/>
+            <w:tcW w:type="dxa" w:w="5896"/>
             <w:shd w:fill="FFFFFF" w:val="clear"/>
             <w:tcBorders>
               <w:top w:val="single" w:sz="4" w:space="0" w:color="D4C9A8"/>
@@ -2400,10 +2400,10 @@
               <w:right w:val="single" w:sz="4" w:space="0" w:color="D4C9A8"/>
             </w:tcBorders>
             <w:tcMar>
-              <w:top w:w="22" w:type="dxa"/>
-              <w:bottom w:w="22" w:type="dxa"/>
-              <w:left w:w="36" w:type="dxa"/>
-              <w:right w:w="36" w:type="dxa"/>
+              <w:top w:w="20" w:type="dxa"/>
+              <w:bottom w:w="20" w:type="dxa"/>
+              <w:left w:w="32" w:type="dxa"/>
+              <w:right w:w="32" w:type="dxa"/>
             </w:tcMar>
           </w:tcPr>
           <w:p>
@@ -2417,15 +2417,15 @@
                 <w:b w:val="0"/>
                 <w:i w:val="0"/>
                 <w:color w:val="1A1A1A"/>
-                <w:sz w:val="13"/>
+                <w:sz w:val="12"/>
               </w:rPr>
-              <w:t>Dual Field A/B realtime: synced sessions, combined results, active-only detection/labels</w:t>
+              <w:t>Dual Field A/B realtime vision: shared action index, synced session start/end, combined A+B results table</w:t>
             </w:r>
           </w:p>
         </w:tc>
         <w:tc>
           <w:tcPr>
-            <w:tcW w:type="dxa" w:w="1134"/>
+            <w:tcW w:type="dxa" w:w="1077"/>
             <w:shd w:fill="FFFFFF" w:val="clear"/>
             <w:tcBorders>
               <w:top w:val="single" w:sz="4" w:space="0" w:color="D4C9A8"/>
@@ -2434,10 +2434,10 @@
               <w:right w:val="single" w:sz="4" w:space="0" w:color="D4C9A8"/>
             </w:tcBorders>
             <w:tcMar>
-              <w:top w:w="22" w:type="dxa"/>
-              <w:bottom w:w="22" w:type="dxa"/>
-              <w:left w:w="36" w:type="dxa"/>
-              <w:right w:w="36" w:type="dxa"/>
+              <w:top w:w="20" w:type="dxa"/>
+              <w:bottom w:w="20" w:type="dxa"/>
+              <w:left w:w="32" w:type="dxa"/>
+              <w:right w:w="32" w:type="dxa"/>
             </w:tcMar>
           </w:tcPr>
           <w:p>
@@ -2451,7 +2451,7 @@
                 <w:b w:val="0"/>
                 <w:i w:val="0"/>
                 <w:color w:val="1A1A1A"/>
-                <w:sz w:val="13"/>
+                <w:sz w:val="12"/>
               </w:rPr>
               <w:t>Dual field</w:t>
             </w:r>
@@ -2459,7 +2459,7 @@
         </w:tc>
         <w:tc>
           <w:tcPr>
-            <w:tcW w:type="dxa" w:w="907"/>
+            <w:tcW w:type="dxa" w:w="850"/>
             <w:shd w:fill="FFFFFF" w:val="clear"/>
             <w:tcBorders>
               <w:top w:val="single" w:sz="4" w:space="0" w:color="D4C9A8"/>
@@ -2468,10 +2468,10 @@
               <w:right w:val="single" w:sz="4" w:space="0" w:color="D4C9A8"/>
             </w:tcBorders>
             <w:tcMar>
-              <w:top w:w="22" w:type="dxa"/>
-              <w:bottom w:w="22" w:type="dxa"/>
-              <w:left w:w="36" w:type="dxa"/>
-              <w:right w:w="36" w:type="dxa"/>
+              <w:top w:w="20" w:type="dxa"/>
+              <w:bottom w:w="20" w:type="dxa"/>
+              <w:left w:w="32" w:type="dxa"/>
+              <w:right w:w="32" w:type="dxa"/>
             </w:tcMar>
           </w:tcPr>
           <w:p>
@@ -2486,7 +2486,7 @@
                 <w:b w:val="0"/>
                 <w:i w:val="0"/>
                 <w:color w:val="1A1A1A"/>
-                <w:sz w:val="13"/>
+                <w:sz w:val="12"/>
               </w:rPr>
               <w:t>07 Sep</w:t>
             </w:r>
@@ -2494,7 +2494,7 @@
         </w:tc>
         <w:tc>
           <w:tcPr>
-            <w:tcW w:type="dxa" w:w="907"/>
+            <w:tcW w:type="dxa" w:w="850"/>
             <w:shd w:fill="FFFFFF" w:val="clear"/>
             <w:tcBorders>
               <w:top w:val="single" w:sz="4" w:space="0" w:color="D4C9A8"/>
@@ -2503,10 +2503,10 @@
               <w:right w:val="single" w:sz="4" w:space="0" w:color="D4C9A8"/>
             </w:tcBorders>
             <w:tcMar>
-              <w:top w:w="22" w:type="dxa"/>
-              <w:bottom w:w="22" w:type="dxa"/>
-              <w:left w:w="36" w:type="dxa"/>
-              <w:right w:w="36" w:type="dxa"/>
+              <w:top w:w="20" w:type="dxa"/>
+              <w:bottom w:w="20" w:type="dxa"/>
+              <w:left w:w="32" w:type="dxa"/>
+              <w:right w:w="32" w:type="dxa"/>
             </w:tcMar>
           </w:tcPr>
           <w:p>
@@ -2521,7 +2521,7 @@
                 <w:b w:val="0"/>
                 <w:i w:val="0"/>
                 <w:color w:val="1A1A1A"/>
-                <w:sz w:val="13"/>
+                <w:sz w:val="12"/>
               </w:rPr>
               <w:t>16 Sep</w:t>
             </w:r>
@@ -2529,7 +2529,7 @@
         </w:tc>
         <w:tc>
           <w:tcPr>
-            <w:tcW w:type="dxa" w:w="737"/>
+            <w:tcW w:type="dxa" w:w="680"/>
             <w:shd w:fill="FFFFFF" w:val="clear"/>
             <w:tcBorders>
               <w:top w:val="single" w:sz="4" w:space="0" w:color="D4C9A8"/>
@@ -2538,10 +2538,10 @@
               <w:right w:val="single" w:sz="4" w:space="0" w:color="D4C9A8"/>
             </w:tcBorders>
             <w:tcMar>
-              <w:top w:w="22" w:type="dxa"/>
-              <w:bottom w:w="22" w:type="dxa"/>
-              <w:left w:w="36" w:type="dxa"/>
-              <w:right w:w="36" w:type="dxa"/>
+              <w:top w:w="20" w:type="dxa"/>
+              <w:bottom w:w="20" w:type="dxa"/>
+              <w:left w:w="32" w:type="dxa"/>
+              <w:right w:w="32" w:type="dxa"/>
             </w:tcMar>
           </w:tcPr>
           <w:p>
@@ -2556,7 +2556,7 @@
                 <w:b/>
                 <w:i w:val="0"/>
                 <w:color w:val="1B6B3A"/>
-                <w:sz w:val="13"/>
+                <w:sz w:val="12"/>
               </w:rPr>
               <w:t>100%</w:t>
             </w:r>
@@ -2569,7 +2569,7 @@
         </w:trPr>
         <w:tc>
           <w:tcPr>
-            <w:tcW w:type="dxa" w:w="737"/>
+            <w:tcW w:type="dxa" w:w="680"/>
             <w:shd w:fill="F4F1E8" w:val="clear"/>
             <w:tcBorders>
               <w:top w:val="single" w:sz="4" w:space="0" w:color="D4C9A8"/>
@@ -2578,10 +2578,10 @@
               <w:right w:val="single" w:sz="4" w:space="0" w:color="D4C9A8"/>
             </w:tcBorders>
             <w:tcMar>
-              <w:top w:w="22" w:type="dxa"/>
-              <w:bottom w:w="22" w:type="dxa"/>
-              <w:left w:w="36" w:type="dxa"/>
-              <w:right w:w="36" w:type="dxa"/>
+              <w:top w:w="20" w:type="dxa"/>
+              <w:bottom w:w="20" w:type="dxa"/>
+              <w:left w:w="32" w:type="dxa"/>
+              <w:right w:w="32" w:type="dxa"/>
             </w:tcMar>
           </w:tcPr>
           <w:p>
@@ -2596,7 +2596,7 @@
                 <w:b/>
                 <w:i w:val="0"/>
                 <w:color w:val="1A1A1A"/>
-                <w:sz w:val="13"/>
+                <w:sz w:val="12"/>
               </w:rPr>
               <w:t>1.2</w:t>
             </w:r>
@@ -2604,7 +2604,7 @@
         </w:tc>
         <w:tc>
           <w:tcPr>
-            <w:tcW w:type="dxa" w:w="5783"/>
+            <w:tcW w:type="dxa" w:w="5896"/>
             <w:shd w:fill="F4F1E8" w:val="clear"/>
             <w:tcBorders>
               <w:top w:val="single" w:sz="4" w:space="0" w:color="D4C9A8"/>
@@ -2613,10 +2613,10 @@
               <w:right w:val="single" w:sz="4" w:space="0" w:color="D4C9A8"/>
             </w:tcBorders>
             <w:tcMar>
-              <w:top w:w="22" w:type="dxa"/>
-              <w:bottom w:w="22" w:type="dxa"/>
-              <w:left w:w="36" w:type="dxa"/>
-              <w:right w:w="36" w:type="dxa"/>
+              <w:top w:w="20" w:type="dxa"/>
+              <w:bottom w:w="20" w:type="dxa"/>
+              <w:left w:w="32" w:type="dxa"/>
+              <w:right w:w="32" w:type="dxa"/>
             </w:tcMar>
           </w:tcPr>
           <w:p>
@@ -2630,15 +2630,15 @@
                 <w:b w:val="0"/>
                 <w:i w:val="0"/>
                 <w:color w:val="1A1A1A"/>
-                <w:sz w:val="13"/>
+                <w:sz w:val="12"/>
               </w:rPr>
-              <w:t>Single-field A or B start from remote operator; inactive half masked; B coach slices</w:t>
+              <w:t>Single-field A or B from remote operator; inactive half blacked out; no YOLO/pose on idle field</w:t>
             </w:r>
           </w:p>
         </w:tc>
         <w:tc>
           <w:tcPr>
-            <w:tcW w:type="dxa" w:w="1134"/>
+            <w:tcW w:type="dxa" w:w="1077"/>
             <w:shd w:fill="F4F1E8" w:val="clear"/>
             <w:tcBorders>
               <w:top w:val="single" w:sz="4" w:space="0" w:color="D4C9A8"/>
@@ -2647,10 +2647,10 @@
               <w:right w:val="single" w:sz="4" w:space="0" w:color="D4C9A8"/>
             </w:tcBorders>
             <w:tcMar>
-              <w:top w:w="22" w:type="dxa"/>
-              <w:bottom w:w="22" w:type="dxa"/>
-              <w:left w:w="36" w:type="dxa"/>
-              <w:right w:w="36" w:type="dxa"/>
+              <w:top w:w="20" w:type="dxa"/>
+              <w:bottom w:w="20" w:type="dxa"/>
+              <w:left w:w="32" w:type="dxa"/>
+              <w:right w:w="32" w:type="dxa"/>
             </w:tcMar>
           </w:tcPr>
           <w:p>
@@ -2664,7 +2664,7 @@
                 <w:b w:val="0"/>
                 <w:i w:val="0"/>
                 <w:color w:val="1A1A1A"/>
-                <w:sz w:val="13"/>
+                <w:sz w:val="12"/>
               </w:rPr>
               <w:t>Dual field</w:t>
             </w:r>
@@ -2672,7 +2672,7 @@
         </w:tc>
         <w:tc>
           <w:tcPr>
-            <w:tcW w:type="dxa" w:w="907"/>
+            <w:tcW w:type="dxa" w:w="850"/>
             <w:shd w:fill="F4F1E8" w:val="clear"/>
             <w:tcBorders>
               <w:top w:val="single" w:sz="4" w:space="0" w:color="D4C9A8"/>
@@ -2681,10 +2681,10 @@
               <w:right w:val="single" w:sz="4" w:space="0" w:color="D4C9A8"/>
             </w:tcBorders>
             <w:tcMar>
-              <w:top w:w="22" w:type="dxa"/>
-              <w:bottom w:w="22" w:type="dxa"/>
-              <w:left w:w="36" w:type="dxa"/>
-              <w:right w:w="36" w:type="dxa"/>
+              <w:top w:w="20" w:type="dxa"/>
+              <w:bottom w:w="20" w:type="dxa"/>
+              <w:left w:w="32" w:type="dxa"/>
+              <w:right w:w="32" w:type="dxa"/>
             </w:tcMar>
           </w:tcPr>
           <w:p>
@@ -2699,7 +2699,7 @@
                 <w:b w:val="0"/>
                 <w:i w:val="0"/>
                 <w:color w:val="1A1A1A"/>
-                <w:sz w:val="13"/>
+                <w:sz w:val="12"/>
               </w:rPr>
               <w:t>13 Sep</w:t>
             </w:r>
@@ -2707,7 +2707,7 @@
         </w:tc>
         <w:tc>
           <w:tcPr>
-            <w:tcW w:type="dxa" w:w="907"/>
+            <w:tcW w:type="dxa" w:w="850"/>
             <w:shd w:fill="F4F1E8" w:val="clear"/>
             <w:tcBorders>
               <w:top w:val="single" w:sz="4" w:space="0" w:color="D4C9A8"/>
@@ -2716,10 +2716,10 @@
               <w:right w:val="single" w:sz="4" w:space="0" w:color="D4C9A8"/>
             </w:tcBorders>
             <w:tcMar>
-              <w:top w:w="22" w:type="dxa"/>
-              <w:bottom w:w="22" w:type="dxa"/>
-              <w:left w:w="36" w:type="dxa"/>
-              <w:right w:w="36" w:type="dxa"/>
+              <w:top w:w="20" w:type="dxa"/>
+              <w:bottom w:w="20" w:type="dxa"/>
+              <w:left w:w="32" w:type="dxa"/>
+              <w:right w:w="32" w:type="dxa"/>
             </w:tcMar>
           </w:tcPr>
           <w:p>
@@ -2734,7 +2734,7 @@
                 <w:b w:val="0"/>
                 <w:i w:val="0"/>
                 <w:color w:val="1A1A1A"/>
-                <w:sz w:val="13"/>
+                <w:sz w:val="12"/>
               </w:rPr>
               <w:t>26 Sep</w:t>
             </w:r>
@@ -2742,7 +2742,7 @@
         </w:tc>
         <w:tc>
           <w:tcPr>
-            <w:tcW w:type="dxa" w:w="737"/>
+            <w:tcW w:type="dxa" w:w="680"/>
             <w:shd w:fill="F4F1E8" w:val="clear"/>
             <w:tcBorders>
               <w:top w:val="single" w:sz="4" w:space="0" w:color="D4C9A8"/>
@@ -2751,10 +2751,10 @@
               <w:right w:val="single" w:sz="4" w:space="0" w:color="D4C9A8"/>
             </w:tcBorders>
             <w:tcMar>
-              <w:top w:w="22" w:type="dxa"/>
-              <w:bottom w:w="22" w:type="dxa"/>
-              <w:left w:w="36" w:type="dxa"/>
-              <w:right w:w="36" w:type="dxa"/>
+              <w:top w:w="20" w:type="dxa"/>
+              <w:bottom w:w="20" w:type="dxa"/>
+              <w:left w:w="32" w:type="dxa"/>
+              <w:right w:w="32" w:type="dxa"/>
             </w:tcMar>
           </w:tcPr>
           <w:p>
@@ -2769,7 +2769,7 @@
                 <w:b/>
                 <w:i w:val="0"/>
                 <w:color w:val="1B6B3A"/>
-                <w:sz w:val="13"/>
+                <w:sz w:val="12"/>
               </w:rPr>
               <w:t>100%</w:t>
             </w:r>
@@ -2782,7 +2782,7 @@
         </w:trPr>
         <w:tc>
           <w:tcPr>
-            <w:tcW w:type="dxa" w:w="737"/>
+            <w:tcW w:type="dxa" w:w="680"/>
             <w:shd w:fill="FFFFFF" w:val="clear"/>
             <w:tcBorders>
               <w:top w:val="single" w:sz="4" w:space="0" w:color="D4C9A8"/>
@@ -2791,10 +2791,10 @@
               <w:right w:val="single" w:sz="4" w:space="0" w:color="D4C9A8"/>
             </w:tcBorders>
             <w:tcMar>
-              <w:top w:w="22" w:type="dxa"/>
-              <w:bottom w:w="22" w:type="dxa"/>
-              <w:left w:w="36" w:type="dxa"/>
-              <w:right w:w="36" w:type="dxa"/>
+              <w:top w:w="20" w:type="dxa"/>
+              <w:bottom w:w="20" w:type="dxa"/>
+              <w:left w:w="32" w:type="dxa"/>
+              <w:right w:w="32" w:type="dxa"/>
             </w:tcMar>
           </w:tcPr>
           <w:p>
@@ -2809,7 +2809,7 @@
                 <w:b/>
                 <w:i w:val="0"/>
                 <w:color w:val="1A1A1A"/>
-                <w:sz w:val="13"/>
+                <w:sz w:val="12"/>
               </w:rPr>
               <w:t>1.3</w:t>
             </w:r>
@@ -2817,7 +2817,7 @@
         </w:tc>
         <w:tc>
           <w:tcPr>
-            <w:tcW w:type="dxa" w:w="5783"/>
+            <w:tcW w:type="dxa" w:w="5896"/>
             <w:shd w:fill="FFFFFF" w:val="clear"/>
             <w:tcBorders>
               <w:top w:val="single" w:sz="4" w:space="0" w:color="D4C9A8"/>
@@ -2826,10 +2826,10 @@
               <w:right w:val="single" w:sz="4" w:space="0" w:color="D4C9A8"/>
             </w:tcBorders>
             <w:tcMar>
-              <w:top w:w="22" w:type="dxa"/>
-              <w:bottom w:w="22" w:type="dxa"/>
-              <w:left w:w="36" w:type="dxa"/>
-              <w:right w:w="36" w:type="dxa"/>
+              <w:top w:w="20" w:type="dxa"/>
+              <w:bottom w:w="20" w:type="dxa"/>
+              <w:left w:w="32" w:type="dxa"/>
+              <w:right w:w="32" w:type="dxa"/>
             </w:tcMar>
           </w:tcPr>
           <w:p>
@@ -2843,15 +2843,15 @@
                 <w:b w:val="0"/>
                 <w:i w:val="0"/>
                 <w:color w:val="1A1A1A"/>
-                <w:sz w:val="13"/>
+                <w:sz w:val="12"/>
               </w:rPr>
-              <w:t>Screens renamed 1–6 per field; content centered with saved calibration; Insta button</w:t>
+              <w:t>Arena screens renamed 1–6 per field; display content centered with saved homography calibration</w:t>
             </w:r>
           </w:p>
         </w:tc>
         <w:tc>
           <w:tcPr>
-            <w:tcW w:type="dxa" w:w="1134"/>
+            <w:tcW w:type="dxa" w:w="1077"/>
             <w:shd w:fill="FFFFFF" w:val="clear"/>
             <w:tcBorders>
               <w:top w:val="single" w:sz="4" w:space="0" w:color="D4C9A8"/>
@@ -2860,10 +2860,10 @@
               <w:right w:val="single" w:sz="4" w:space="0" w:color="D4C9A8"/>
             </w:tcBorders>
             <w:tcMar>
-              <w:top w:w="22" w:type="dxa"/>
-              <w:bottom w:w="22" w:type="dxa"/>
-              <w:left w:w="36" w:type="dxa"/>
-              <w:right w:w="36" w:type="dxa"/>
+              <w:top w:w="20" w:type="dxa"/>
+              <w:bottom w:w="20" w:type="dxa"/>
+              <w:left w:w="32" w:type="dxa"/>
+              <w:right w:w="32" w:type="dxa"/>
             </w:tcMar>
           </w:tcPr>
           <w:p>
@@ -2877,7 +2877,7 @@
                 <w:b w:val="0"/>
                 <w:i w:val="0"/>
                 <w:color w:val="1A1A1A"/>
-                <w:sz w:val="13"/>
+                <w:sz w:val="12"/>
               </w:rPr>
               <w:t>Dual field</w:t>
             </w:r>
@@ -2885,7 +2885,7 @@
         </w:tc>
         <w:tc>
           <w:tcPr>
-            <w:tcW w:type="dxa" w:w="907"/>
+            <w:tcW w:type="dxa" w:w="850"/>
             <w:shd w:fill="FFFFFF" w:val="clear"/>
             <w:tcBorders>
               <w:top w:val="single" w:sz="4" w:space="0" w:color="D4C9A8"/>
@@ -2894,10 +2894,10 @@
               <w:right w:val="single" w:sz="4" w:space="0" w:color="D4C9A8"/>
             </w:tcBorders>
             <w:tcMar>
-              <w:top w:w="22" w:type="dxa"/>
-              <w:bottom w:w="22" w:type="dxa"/>
-              <w:left w:w="36" w:type="dxa"/>
-              <w:right w:w="36" w:type="dxa"/>
+              <w:top w:w="20" w:type="dxa"/>
+              <w:bottom w:w="20" w:type="dxa"/>
+              <w:left w:w="32" w:type="dxa"/>
+              <w:right w:w="32" w:type="dxa"/>
             </w:tcMar>
           </w:tcPr>
           <w:p>
@@ -2912,7 +2912,7 @@
                 <w:b w:val="0"/>
                 <w:i w:val="0"/>
                 <w:color w:val="1A1A1A"/>
-                <w:sz w:val="13"/>
+                <w:sz w:val="12"/>
               </w:rPr>
               <w:t>26 Sep</w:t>
             </w:r>
@@ -2920,7 +2920,7 @@
         </w:tc>
         <w:tc>
           <w:tcPr>
-            <w:tcW w:type="dxa" w:w="907"/>
+            <w:tcW w:type="dxa" w:w="850"/>
             <w:shd w:fill="FFFFFF" w:val="clear"/>
             <w:tcBorders>
               <w:top w:val="single" w:sz="4" w:space="0" w:color="D4C9A8"/>
@@ -2929,10 +2929,10 @@
               <w:right w:val="single" w:sz="4" w:space="0" w:color="D4C9A8"/>
             </w:tcBorders>
             <w:tcMar>
-              <w:top w:w="22" w:type="dxa"/>
-              <w:bottom w:w="22" w:type="dxa"/>
-              <w:left w:w="36" w:type="dxa"/>
-              <w:right w:w="36" w:type="dxa"/>
+              <w:top w:w="20" w:type="dxa"/>
+              <w:bottom w:w="20" w:type="dxa"/>
+              <w:left w:w="32" w:type="dxa"/>
+              <w:right w:w="32" w:type="dxa"/>
             </w:tcMar>
           </w:tcPr>
           <w:p>
@@ -2947,7 +2947,7 @@
                 <w:b w:val="0"/>
                 <w:i w:val="0"/>
                 <w:color w:val="1A1A1A"/>
-                <w:sz w:val="13"/>
+                <w:sz w:val="12"/>
               </w:rPr>
               <w:t>27 Sep</w:t>
             </w:r>
@@ -2955,7 +2955,7 @@
         </w:tc>
         <w:tc>
           <w:tcPr>
-            <w:tcW w:type="dxa" w:w="737"/>
+            <w:tcW w:type="dxa" w:w="680"/>
             <w:shd w:fill="FFFFFF" w:val="clear"/>
             <w:tcBorders>
               <w:top w:val="single" w:sz="4" w:space="0" w:color="D4C9A8"/>
@@ -2964,10 +2964,10 @@
               <w:right w:val="single" w:sz="4" w:space="0" w:color="D4C9A8"/>
             </w:tcBorders>
             <w:tcMar>
-              <w:top w:w="22" w:type="dxa"/>
-              <w:bottom w:w="22" w:type="dxa"/>
-              <w:left w:w="36" w:type="dxa"/>
-              <w:right w:w="36" w:type="dxa"/>
+              <w:top w:w="20" w:type="dxa"/>
+              <w:bottom w:w="20" w:type="dxa"/>
+              <w:left w:w="32" w:type="dxa"/>
+              <w:right w:w="32" w:type="dxa"/>
             </w:tcMar>
           </w:tcPr>
           <w:p>
@@ -2982,7 +2982,7 @@
                 <w:b/>
                 <w:i w:val="0"/>
                 <w:color w:val="1B6B3A"/>
-                <w:sz w:val="13"/>
+                <w:sz w:val="12"/>
               </w:rPr>
               <w:t>100%</w:t>
             </w:r>
@@ -2995,7 +2995,7 @@
         </w:trPr>
         <w:tc>
           <w:tcPr>
-            <w:tcW w:type="dxa" w:w="737"/>
+            <w:tcW w:type="dxa" w:w="680"/>
             <w:shd w:fill="F4F1E8" w:val="clear"/>
             <w:tcBorders>
               <w:top w:val="single" w:sz="4" w:space="0" w:color="D4C9A8"/>
@@ -3004,10 +3004,10 @@
               <w:right w:val="single" w:sz="4" w:space="0" w:color="D4C9A8"/>
             </w:tcBorders>
             <w:tcMar>
-              <w:top w:w="22" w:type="dxa"/>
-              <w:bottom w:w="22" w:type="dxa"/>
-              <w:left w:w="36" w:type="dxa"/>
-              <w:right w:w="36" w:type="dxa"/>
+              <w:top w:w="20" w:type="dxa"/>
+              <w:bottom w:w="20" w:type="dxa"/>
+              <w:left w:w="32" w:type="dxa"/>
+              <w:right w:w="32" w:type="dxa"/>
             </w:tcMar>
           </w:tcPr>
           <w:p>
@@ -3022,15 +3022,15 @@
                 <w:b/>
                 <w:i w:val="0"/>
                 <w:color w:val="1A1A1A"/>
-                <w:sz w:val="13"/>
+                <w:sz w:val="12"/>
               </w:rPr>
-              <w:t>2.1</w:t>
+              <w:t>1.4</w:t>
             </w:r>
           </w:p>
         </w:tc>
         <w:tc>
           <w:tcPr>
-            <w:tcW w:type="dxa" w:w="5783"/>
+            <w:tcW w:type="dxa" w:w="5896"/>
             <w:shd w:fill="F4F1E8" w:val="clear"/>
             <w:tcBorders>
               <w:top w:val="single" w:sz="4" w:space="0" w:color="D4C9A8"/>
@@ -3039,10 +3039,10 @@
               <w:right w:val="single" w:sz="4" w:space="0" w:color="D4C9A8"/>
             </w:tcBorders>
             <w:tcMar>
-              <w:top w:w="22" w:type="dxa"/>
-              <w:bottom w:w="22" w:type="dxa"/>
-              <w:left w:w="36" w:type="dxa"/>
-              <w:right w:w="36" w:type="dxa"/>
+              <w:top w:w="20" w:type="dxa"/>
+              <w:bottom w:w="20" w:type="dxa"/>
+              <w:left w:w="32" w:type="dxa"/>
+              <w:right w:w="32" w:type="dxa"/>
             </w:tcMar>
           </w:tcPr>
           <w:p>
@@ -3056,15 +3056,15 @@
                 <w:b w:val="0"/>
                 <w:i w:val="0"/>
                 <w:color w:val="1A1A1A"/>
-                <w:sz w:val="13"/>
+                <w:sz w:val="12"/>
               </w:rPr>
-              <w:t>Gate Realtime Play to live booking windows; dual calendars; hide other players' names</w:t>
+              <w:t>Operator Insta live button; keypoints drawn on renamed field screens during image-cue play</w:t>
             </w:r>
           </w:p>
         </w:tc>
         <w:tc>
           <w:tcPr>
-            <w:tcW w:type="dxa" w:w="1134"/>
+            <w:tcW w:type="dxa" w:w="1077"/>
             <w:shd w:fill="F4F1E8" w:val="clear"/>
             <w:tcBorders>
               <w:top w:val="single" w:sz="4" w:space="0" w:color="D4C9A8"/>
@@ -3073,10 +3073,10 @@
               <w:right w:val="single" w:sz="4" w:space="0" w:color="D4C9A8"/>
             </w:tcBorders>
             <w:tcMar>
-              <w:top w:w="22" w:type="dxa"/>
-              <w:bottom w:w="22" w:type="dxa"/>
-              <w:left w:w="36" w:type="dxa"/>
-              <w:right w:w="36" w:type="dxa"/>
+              <w:top w:w="20" w:type="dxa"/>
+              <w:bottom w:w="20" w:type="dxa"/>
+              <w:left w:w="32" w:type="dxa"/>
+              <w:right w:w="32" w:type="dxa"/>
             </w:tcMar>
           </w:tcPr>
           <w:p>
@@ -3090,15 +3090,15 @@
                 <w:b w:val="0"/>
                 <w:i w:val="0"/>
                 <w:color w:val="1A1A1A"/>
-                <w:sz w:val="13"/>
+                <w:sz w:val="12"/>
               </w:rPr>
-              <w:t>Booking</w:t>
+              <w:t>Dual field</w:t>
             </w:r>
           </w:p>
         </w:tc>
         <w:tc>
           <w:tcPr>
-            <w:tcW w:type="dxa" w:w="907"/>
+            <w:tcW w:type="dxa" w:w="850"/>
             <w:shd w:fill="F4F1E8" w:val="clear"/>
             <w:tcBorders>
               <w:top w:val="single" w:sz="4" w:space="0" w:color="D4C9A8"/>
@@ -3107,10 +3107,10 @@
               <w:right w:val="single" w:sz="4" w:space="0" w:color="D4C9A8"/>
             </w:tcBorders>
             <w:tcMar>
-              <w:top w:w="22" w:type="dxa"/>
-              <w:bottom w:w="22" w:type="dxa"/>
-              <w:left w:w="36" w:type="dxa"/>
-              <w:right w:w="36" w:type="dxa"/>
+              <w:top w:w="20" w:type="dxa"/>
+              <w:bottom w:w="20" w:type="dxa"/>
+              <w:left w:w="32" w:type="dxa"/>
+              <w:right w:w="32" w:type="dxa"/>
             </w:tcMar>
           </w:tcPr>
           <w:p>
@@ -3125,15 +3125,15 @@
                 <w:b w:val="0"/>
                 <w:i w:val="0"/>
                 <w:color w:val="1A1A1A"/>
-                <w:sz w:val="13"/>
+                <w:sz w:val="12"/>
               </w:rPr>
-              <w:t>13 Sep</w:t>
+              <w:t>27 Sep</w:t>
             </w:r>
           </w:p>
         </w:tc>
         <w:tc>
           <w:tcPr>
-            <w:tcW w:type="dxa" w:w="907"/>
+            <w:tcW w:type="dxa" w:w="850"/>
             <w:shd w:fill="F4F1E8" w:val="clear"/>
             <w:tcBorders>
               <w:top w:val="single" w:sz="4" w:space="0" w:color="D4C9A8"/>
@@ -3142,10 +3142,10 @@
               <w:right w:val="single" w:sz="4" w:space="0" w:color="D4C9A8"/>
             </w:tcBorders>
             <w:tcMar>
-              <w:top w:w="22" w:type="dxa"/>
-              <w:bottom w:w="22" w:type="dxa"/>
-              <w:left w:w="36" w:type="dxa"/>
-              <w:right w:w="36" w:type="dxa"/>
+              <w:top w:w="20" w:type="dxa"/>
+              <w:bottom w:w="20" w:type="dxa"/>
+              <w:left w:w="32" w:type="dxa"/>
+              <w:right w:w="32" w:type="dxa"/>
             </w:tcMar>
           </w:tcPr>
           <w:p>
@@ -3160,15 +3160,15 @@
                 <w:b w:val="0"/>
                 <w:i w:val="0"/>
                 <w:color w:val="1A1A1A"/>
-                <w:sz w:val="13"/>
+                <w:sz w:val="12"/>
               </w:rPr>
-              <w:t>16 Sep</w:t>
+              <w:t>27 Sep</w:t>
             </w:r>
           </w:p>
         </w:tc>
         <w:tc>
           <w:tcPr>
-            <w:tcW w:type="dxa" w:w="737"/>
+            <w:tcW w:type="dxa" w:w="680"/>
             <w:shd w:fill="F4F1E8" w:val="clear"/>
             <w:tcBorders>
               <w:top w:val="single" w:sz="4" w:space="0" w:color="D4C9A8"/>
@@ -3177,10 +3177,10 @@
               <w:right w:val="single" w:sz="4" w:space="0" w:color="D4C9A8"/>
             </w:tcBorders>
             <w:tcMar>
-              <w:top w:w="22" w:type="dxa"/>
-              <w:bottom w:w="22" w:type="dxa"/>
-              <w:left w:w="36" w:type="dxa"/>
-              <w:right w:w="36" w:type="dxa"/>
+              <w:top w:w="20" w:type="dxa"/>
+              <w:bottom w:w="20" w:type="dxa"/>
+              <w:left w:w="32" w:type="dxa"/>
+              <w:right w:w="32" w:type="dxa"/>
             </w:tcMar>
           </w:tcPr>
           <w:p>
@@ -3195,7 +3195,7 @@
                 <w:b/>
                 <w:i w:val="0"/>
                 <w:color w:val="1B6B3A"/>
-                <w:sz w:val="13"/>
+                <w:sz w:val="12"/>
               </w:rPr>
               <w:t>100%</w:t>
             </w:r>
@@ -3208,7 +3208,7 @@
         </w:trPr>
         <w:tc>
           <w:tcPr>
-            <w:tcW w:type="dxa" w:w="737"/>
+            <w:tcW w:type="dxa" w:w="680"/>
             <w:shd w:fill="FFFFFF" w:val="clear"/>
             <w:tcBorders>
               <w:top w:val="single" w:sz="4" w:space="0" w:color="D4C9A8"/>
@@ -3217,10 +3217,10 @@
               <w:right w:val="single" w:sz="4" w:space="0" w:color="D4C9A8"/>
             </w:tcBorders>
             <w:tcMar>
-              <w:top w:w="22" w:type="dxa"/>
-              <w:bottom w:w="22" w:type="dxa"/>
-              <w:left w:w="36" w:type="dxa"/>
-              <w:right w:w="36" w:type="dxa"/>
+              <w:top w:w="20" w:type="dxa"/>
+              <w:bottom w:w="20" w:type="dxa"/>
+              <w:left w:w="32" w:type="dxa"/>
+              <w:right w:w="32" w:type="dxa"/>
             </w:tcMar>
           </w:tcPr>
           <w:p>
@@ -3235,15 +3235,15 @@
                 <w:b/>
                 <w:i w:val="0"/>
                 <w:color w:val="1A1A1A"/>
-                <w:sz w:val="13"/>
+                <w:sz w:val="12"/>
               </w:rPr>
-              <w:t>2.2</w:t>
+              <w:t>2.1</w:t>
             </w:r>
           </w:p>
         </w:tc>
         <w:tc>
           <w:tcPr>
-            <w:tcW w:type="dxa" w:w="5783"/>
+            <w:tcW w:type="dxa" w:w="5896"/>
             <w:shd w:fill="FFFFFF" w:val="clear"/>
             <w:tcBorders>
               <w:top w:val="single" w:sz="4" w:space="0" w:color="D4C9A8"/>
@@ -3252,10 +3252,10 @@
               <w:right w:val="single" w:sz="4" w:space="0" w:color="D4C9A8"/>
             </w:tcBorders>
             <w:tcMar>
-              <w:top w:w="22" w:type="dxa"/>
-              <w:bottom w:w="22" w:type="dxa"/>
-              <w:left w:w="36" w:type="dxa"/>
-              <w:right w:w="36" w:type="dxa"/>
+              <w:top w:w="20" w:type="dxa"/>
+              <w:bottom w:w="20" w:type="dxa"/>
+              <w:left w:w="32" w:type="dxa"/>
+              <w:right w:w="32" w:type="dxa"/>
             </w:tcMar>
           </w:tcPr>
           <w:p>
@@ -3269,15 +3269,15 @@
                 <w:b w:val="0"/>
                 <w:i w:val="0"/>
                 <w:color w:val="1A1A1A"/>
-                <w:sz w:val="13"/>
+                <w:sz w:val="12"/>
               </w:rPr>
-              <w:t>Staff reservation management tab; coach password cancel/add; multi-slot calendar UX</w:t>
+              <w:t>Gate Realtime Play to live booking window only; dual-field calendars; hide other players' names</w:t>
             </w:r>
           </w:p>
         </w:tc>
         <w:tc>
           <w:tcPr>
-            <w:tcW w:type="dxa" w:w="1134"/>
+            <w:tcW w:type="dxa" w:w="1077"/>
             <w:shd w:fill="FFFFFF" w:val="clear"/>
             <w:tcBorders>
               <w:top w:val="single" w:sz="4" w:space="0" w:color="D4C9A8"/>
@@ -3286,10 +3286,10 @@
               <w:right w:val="single" w:sz="4" w:space="0" w:color="D4C9A8"/>
             </w:tcBorders>
             <w:tcMar>
-              <w:top w:w="22" w:type="dxa"/>
-              <w:bottom w:w="22" w:type="dxa"/>
-              <w:left w:w="36" w:type="dxa"/>
-              <w:right w:w="36" w:type="dxa"/>
+              <w:top w:w="20" w:type="dxa"/>
+              <w:bottom w:w="20" w:type="dxa"/>
+              <w:left w:w="32" w:type="dxa"/>
+              <w:right w:w="32" w:type="dxa"/>
             </w:tcMar>
           </w:tcPr>
           <w:p>
@@ -3303,7 +3303,7 @@
                 <w:b w:val="0"/>
                 <w:i w:val="0"/>
                 <w:color w:val="1A1A1A"/>
-                <w:sz w:val="13"/>
+                <w:sz w:val="12"/>
               </w:rPr>
               <w:t>Booking</w:t>
             </w:r>
@@ -3311,7 +3311,7 @@
         </w:tc>
         <w:tc>
           <w:tcPr>
-            <w:tcW w:type="dxa" w:w="907"/>
+            <w:tcW w:type="dxa" w:w="850"/>
             <w:shd w:fill="FFFFFF" w:val="clear"/>
             <w:tcBorders>
               <w:top w:val="single" w:sz="4" w:space="0" w:color="D4C9A8"/>
@@ -3320,10 +3320,10 @@
               <w:right w:val="single" w:sz="4" w:space="0" w:color="D4C9A8"/>
             </w:tcBorders>
             <w:tcMar>
-              <w:top w:w="22" w:type="dxa"/>
-              <w:bottom w:w="22" w:type="dxa"/>
-              <w:left w:w="36" w:type="dxa"/>
-              <w:right w:w="36" w:type="dxa"/>
+              <w:top w:w="20" w:type="dxa"/>
+              <w:bottom w:w="20" w:type="dxa"/>
+              <w:left w:w="32" w:type="dxa"/>
+              <w:right w:w="32" w:type="dxa"/>
             </w:tcMar>
           </w:tcPr>
           <w:p>
@@ -3338,15 +3338,15 @@
                 <w:b w:val="0"/>
                 <w:i w:val="0"/>
                 <w:color w:val="1A1A1A"/>
-                <w:sz w:val="13"/>
+                <w:sz w:val="12"/>
               </w:rPr>
-              <w:t>15 Sep</w:t>
+              <w:t>13 Sep</w:t>
             </w:r>
           </w:p>
         </w:tc>
         <w:tc>
           <w:tcPr>
-            <w:tcW w:type="dxa" w:w="907"/>
+            <w:tcW w:type="dxa" w:w="850"/>
             <w:shd w:fill="FFFFFF" w:val="clear"/>
             <w:tcBorders>
               <w:top w:val="single" w:sz="4" w:space="0" w:color="D4C9A8"/>
@@ -3355,10 +3355,10 @@
               <w:right w:val="single" w:sz="4" w:space="0" w:color="D4C9A8"/>
             </w:tcBorders>
             <w:tcMar>
-              <w:top w:w="22" w:type="dxa"/>
-              <w:bottom w:w="22" w:type="dxa"/>
-              <w:left w:w="36" w:type="dxa"/>
-              <w:right w:w="36" w:type="dxa"/>
+              <w:top w:w="20" w:type="dxa"/>
+              <w:bottom w:w="20" w:type="dxa"/>
+              <w:left w:w="32" w:type="dxa"/>
+              <w:right w:w="32" w:type="dxa"/>
             </w:tcMar>
           </w:tcPr>
           <w:p>
@@ -3373,15 +3373,15 @@
                 <w:b w:val="0"/>
                 <w:i w:val="0"/>
                 <w:color w:val="1A1A1A"/>
-                <w:sz w:val="13"/>
+                <w:sz w:val="12"/>
               </w:rPr>
-              <w:t>05 Oct</w:t>
+              <w:t>16 Sep</w:t>
             </w:r>
           </w:p>
         </w:tc>
         <w:tc>
           <w:tcPr>
-            <w:tcW w:type="dxa" w:w="737"/>
+            <w:tcW w:type="dxa" w:w="680"/>
             <w:shd w:fill="FFFFFF" w:val="clear"/>
             <w:tcBorders>
               <w:top w:val="single" w:sz="4" w:space="0" w:color="D4C9A8"/>
@@ -3390,10 +3390,10 @@
               <w:right w:val="single" w:sz="4" w:space="0" w:color="D4C9A8"/>
             </w:tcBorders>
             <w:tcMar>
-              <w:top w:w="22" w:type="dxa"/>
-              <w:bottom w:w="22" w:type="dxa"/>
-              <w:left w:w="36" w:type="dxa"/>
-              <w:right w:w="36" w:type="dxa"/>
+              <w:top w:w="20" w:type="dxa"/>
+              <w:bottom w:w="20" w:type="dxa"/>
+              <w:left w:w="32" w:type="dxa"/>
+              <w:right w:w="32" w:type="dxa"/>
             </w:tcMar>
           </w:tcPr>
           <w:p>
@@ -3408,7 +3408,7 @@
                 <w:b/>
                 <w:i w:val="0"/>
                 <w:color w:val="1B6B3A"/>
-                <w:sz w:val="13"/>
+                <w:sz w:val="12"/>
               </w:rPr>
               <w:t>100%</w:t>
             </w:r>
@@ -3421,7 +3421,7 @@
         </w:trPr>
         <w:tc>
           <w:tcPr>
-            <w:tcW w:type="dxa" w:w="737"/>
+            <w:tcW w:type="dxa" w:w="680"/>
             <w:shd w:fill="F4F1E8" w:val="clear"/>
             <w:tcBorders>
               <w:top w:val="single" w:sz="4" w:space="0" w:color="D4C9A8"/>
@@ -3430,10 +3430,10 @@
               <w:right w:val="single" w:sz="4" w:space="0" w:color="D4C9A8"/>
             </w:tcBorders>
             <w:tcMar>
-              <w:top w:w="22" w:type="dxa"/>
-              <w:bottom w:w="22" w:type="dxa"/>
-              <w:left w:w="36" w:type="dxa"/>
-              <w:right w:w="36" w:type="dxa"/>
+              <w:top w:w="20" w:type="dxa"/>
+              <w:bottom w:w="20" w:type="dxa"/>
+              <w:left w:w="32" w:type="dxa"/>
+              <w:right w:w="32" w:type="dxa"/>
             </w:tcMar>
           </w:tcPr>
           <w:p>
@@ -3448,15 +3448,15 @@
                 <w:b/>
                 <w:i w:val="0"/>
                 <w:color w:val="1A1A1A"/>
-                <w:sz w:val="13"/>
+                <w:sz w:val="12"/>
               </w:rPr>
-              <w:t>2.3</w:t>
+              <w:t>2.2</w:t>
             </w:r>
           </w:p>
         </w:tc>
         <w:tc>
           <w:tcPr>
-            <w:tcW w:type="dxa" w:w="5783"/>
+            <w:tcW w:type="dxa" w:w="5896"/>
             <w:shd w:fill="F4F1E8" w:val="clear"/>
             <w:tcBorders>
               <w:top w:val="single" w:sz="4" w:space="0" w:color="D4C9A8"/>
@@ -3465,10 +3465,10 @@
               <w:right w:val="single" w:sz="4" w:space="0" w:color="D4C9A8"/>
             </w:tcBorders>
             <w:tcMar>
-              <w:top w:w="22" w:type="dxa"/>
-              <w:bottom w:w="22" w:type="dxa"/>
-              <w:left w:w="36" w:type="dxa"/>
-              <w:right w:w="36" w:type="dxa"/>
+              <w:top w:w="20" w:type="dxa"/>
+              <w:bottom w:w="20" w:type="dxa"/>
+              <w:left w:w="32" w:type="dxa"/>
+              <w:right w:w="32" w:type="dxa"/>
             </w:tcMar>
           </w:tcPr>
           <w:p>
@@ -3482,15 +3482,15 @@
                 <w:b w:val="0"/>
                 <w:i w:val="0"/>
                 <w:color w:val="1A1A1A"/>
-                <w:sz w:val="13"/>
+                <w:sz w:val="12"/>
               </w:rPr>
-              <w:t>Admin/coach play-without-reservation (test password) after player select</w:t>
+              <w:t>Staff Reservation tab: week grid Field A/B, gold booked cells, multi-select 1–3×30 min slots, Add/Cancel</w:t>
             </w:r>
           </w:p>
         </w:tc>
         <w:tc>
           <w:tcPr>
-            <w:tcW w:type="dxa" w:w="1134"/>
+            <w:tcW w:type="dxa" w:w="1077"/>
             <w:shd w:fill="F4F1E8" w:val="clear"/>
             <w:tcBorders>
               <w:top w:val="single" w:sz="4" w:space="0" w:color="D4C9A8"/>
@@ -3499,10 +3499,10 @@
               <w:right w:val="single" w:sz="4" w:space="0" w:color="D4C9A8"/>
             </w:tcBorders>
             <w:tcMar>
-              <w:top w:w="22" w:type="dxa"/>
-              <w:bottom w:w="22" w:type="dxa"/>
-              <w:left w:w="36" w:type="dxa"/>
-              <w:right w:w="36" w:type="dxa"/>
+              <w:top w:w="20" w:type="dxa"/>
+              <w:bottom w:w="20" w:type="dxa"/>
+              <w:left w:w="32" w:type="dxa"/>
+              <w:right w:w="32" w:type="dxa"/>
             </w:tcMar>
           </w:tcPr>
           <w:p>
@@ -3516,7 +3516,7 @@
                 <w:b w:val="0"/>
                 <w:i w:val="0"/>
                 <w:color w:val="1A1A1A"/>
-                <w:sz w:val="13"/>
+                <w:sz w:val="12"/>
               </w:rPr>
               <w:t>Booking</w:t>
             </w:r>
@@ -3524,7 +3524,7 @@
         </w:tc>
         <w:tc>
           <w:tcPr>
-            <w:tcW w:type="dxa" w:w="907"/>
+            <w:tcW w:type="dxa" w:w="850"/>
             <w:shd w:fill="F4F1E8" w:val="clear"/>
             <w:tcBorders>
               <w:top w:val="single" w:sz="4" w:space="0" w:color="D4C9A8"/>
@@ -3533,10 +3533,10 @@
               <w:right w:val="single" w:sz="4" w:space="0" w:color="D4C9A8"/>
             </w:tcBorders>
             <w:tcMar>
-              <w:top w:w="22" w:type="dxa"/>
-              <w:bottom w:w="22" w:type="dxa"/>
-              <w:left w:w="36" w:type="dxa"/>
-              <w:right w:w="36" w:type="dxa"/>
+              <w:top w:w="20" w:type="dxa"/>
+              <w:bottom w:w="20" w:type="dxa"/>
+              <w:left w:w="32" w:type="dxa"/>
+              <w:right w:w="32" w:type="dxa"/>
             </w:tcMar>
           </w:tcPr>
           <w:p>
@@ -3551,15 +3551,15 @@
                 <w:b w:val="0"/>
                 <w:i w:val="0"/>
                 <w:color w:val="1A1A1A"/>
-                <w:sz w:val="13"/>
+                <w:sz w:val="12"/>
               </w:rPr>
-              <w:t>16 Sep</w:t>
+              <w:t>15 Sep</w:t>
             </w:r>
           </w:p>
         </w:tc>
         <w:tc>
           <w:tcPr>
-            <w:tcW w:type="dxa" w:w="907"/>
+            <w:tcW w:type="dxa" w:w="850"/>
             <w:shd w:fill="F4F1E8" w:val="clear"/>
             <w:tcBorders>
               <w:top w:val="single" w:sz="4" w:space="0" w:color="D4C9A8"/>
@@ -3568,10 +3568,10 @@
               <w:right w:val="single" w:sz="4" w:space="0" w:color="D4C9A8"/>
             </w:tcBorders>
             <w:tcMar>
-              <w:top w:w="22" w:type="dxa"/>
-              <w:bottom w:w="22" w:type="dxa"/>
-              <w:left w:w="36" w:type="dxa"/>
-              <w:right w:w="36" w:type="dxa"/>
+              <w:top w:w="20" w:type="dxa"/>
+              <w:bottom w:w="20" w:type="dxa"/>
+              <w:left w:w="32" w:type="dxa"/>
+              <w:right w:w="32" w:type="dxa"/>
             </w:tcMar>
           </w:tcPr>
           <w:p>
@@ -3586,7 +3586,7 @@
                 <w:b w:val="0"/>
                 <w:i w:val="0"/>
                 <w:color w:val="1A1A1A"/>
-                <w:sz w:val="13"/>
+                <w:sz w:val="12"/>
               </w:rPr>
               <w:t>05 Oct</w:t>
             </w:r>
@@ -3594,7 +3594,7 @@
         </w:tc>
         <w:tc>
           <w:tcPr>
-            <w:tcW w:type="dxa" w:w="737"/>
+            <w:tcW w:type="dxa" w:w="680"/>
             <w:shd w:fill="F4F1E8" w:val="clear"/>
             <w:tcBorders>
               <w:top w:val="single" w:sz="4" w:space="0" w:color="D4C9A8"/>
@@ -3603,10 +3603,10 @@
               <w:right w:val="single" w:sz="4" w:space="0" w:color="D4C9A8"/>
             </w:tcBorders>
             <w:tcMar>
-              <w:top w:w="22" w:type="dxa"/>
-              <w:bottom w:w="22" w:type="dxa"/>
-              <w:left w:w="36" w:type="dxa"/>
-              <w:right w:w="36" w:type="dxa"/>
+              <w:top w:w="20" w:type="dxa"/>
+              <w:bottom w:w="20" w:type="dxa"/>
+              <w:left w:w="32" w:type="dxa"/>
+              <w:right w:w="32" w:type="dxa"/>
             </w:tcMar>
           </w:tcPr>
           <w:p>
@@ -3621,7 +3621,7 @@
                 <w:b/>
                 <w:i w:val="0"/>
                 <w:color w:val="1B6B3A"/>
-                <w:sz w:val="13"/>
+                <w:sz w:val="12"/>
               </w:rPr>
               <w:t>100%</w:t>
             </w:r>
@@ -3634,7 +3634,7 @@
         </w:trPr>
         <w:tc>
           <w:tcPr>
-            <w:tcW w:type="dxa" w:w="737"/>
+            <w:tcW w:type="dxa" w:w="680"/>
             <w:shd w:fill="FFFFFF" w:val="clear"/>
             <w:tcBorders>
               <w:top w:val="single" w:sz="4" w:space="0" w:color="D4C9A8"/>
@@ -3643,10 +3643,10 @@
               <w:right w:val="single" w:sz="4" w:space="0" w:color="D4C9A8"/>
             </w:tcBorders>
             <w:tcMar>
-              <w:top w:w="22" w:type="dxa"/>
-              <w:bottom w:w="22" w:type="dxa"/>
-              <w:left w:w="36" w:type="dxa"/>
-              <w:right w:w="36" w:type="dxa"/>
+              <w:top w:w="20" w:type="dxa"/>
+              <w:bottom w:w="20" w:type="dxa"/>
+              <w:left w:w="32" w:type="dxa"/>
+              <w:right w:w="32" w:type="dxa"/>
             </w:tcMar>
           </w:tcPr>
           <w:p>
@@ -3661,15 +3661,15 @@
                 <w:b/>
                 <w:i w:val="0"/>
                 <w:color w:val="1A1A1A"/>
-                <w:sz w:val="13"/>
+                <w:sz w:val="12"/>
               </w:rPr>
-              <w:t>3.1</w:t>
+              <w:t>2.3</w:t>
             </w:r>
           </w:p>
         </w:tc>
         <w:tc>
           <w:tcPr>
-            <w:tcW w:type="dxa" w:w="5783"/>
+            <w:tcW w:type="dxa" w:w="5896"/>
             <w:shd w:fill="FFFFFF" w:val="clear"/>
             <w:tcBorders>
               <w:top w:val="single" w:sz="4" w:space="0" w:color="D4C9A8"/>
@@ -3678,10 +3678,10 @@
               <w:right w:val="single" w:sz="4" w:space="0" w:color="D4C9A8"/>
             </w:tcBorders>
             <w:tcMar>
-              <w:top w:w="22" w:type="dxa"/>
-              <w:bottom w:w="22" w:type="dxa"/>
-              <w:left w:w="36" w:type="dxa"/>
-              <w:right w:w="36" w:type="dxa"/>
+              <w:top w:w="20" w:type="dxa"/>
+              <w:bottom w:w="20" w:type="dxa"/>
+              <w:left w:w="32" w:type="dxa"/>
+              <w:right w:w="32" w:type="dxa"/>
             </w:tcMar>
           </w:tcPr>
           <w:p>
@@ -3695,15 +3695,15 @@
                 <w:b w:val="0"/>
                 <w:i w:val="0"/>
                 <w:color w:val="1A1A1A"/>
-                <w:sz w:val="13"/>
+                <w:sz w:val="12"/>
               </w:rPr>
-              <w:t>Image-based teammate-flash player; cue-driven keypoints; SF-30N labeled action/gap</w:t>
+              <w:t>Coach/admin play-without-reservation checkbox + password after selecting Field A/B players</w:t>
             </w:r>
           </w:p>
         </w:tc>
         <w:tc>
           <w:tcPr>
-            <w:tcW w:type="dxa" w:w="1134"/>
+            <w:tcW w:type="dxa" w:w="1077"/>
             <w:shd w:fill="FFFFFF" w:val="clear"/>
             <w:tcBorders>
               <w:top w:val="single" w:sz="4" w:space="0" w:color="D4C9A8"/>
@@ -3712,10 +3712,10 @@
               <w:right w:val="single" w:sz="4" w:space="0" w:color="D4C9A8"/>
             </w:tcBorders>
             <w:tcMar>
-              <w:top w:w="22" w:type="dxa"/>
-              <w:bottom w:w="22" w:type="dxa"/>
-              <w:left w:w="36" w:type="dxa"/>
-              <w:right w:w="36" w:type="dxa"/>
+              <w:top w:w="20" w:type="dxa"/>
+              <w:bottom w:w="20" w:type="dxa"/>
+              <w:left w:w="32" w:type="dxa"/>
+              <w:right w:w="32" w:type="dxa"/>
             </w:tcMar>
           </w:tcPr>
           <w:p>
@@ -3729,15 +3729,15 @@
                 <w:b w:val="0"/>
                 <w:i w:val="0"/>
                 <w:color w:val="1A1A1A"/>
-                <w:sz w:val="13"/>
+                <w:sz w:val="12"/>
               </w:rPr>
-              <w:t>Player</w:t>
+              <w:t>Booking</w:t>
             </w:r>
           </w:p>
         </w:tc>
         <w:tc>
           <w:tcPr>
-            <w:tcW w:type="dxa" w:w="907"/>
+            <w:tcW w:type="dxa" w:w="850"/>
             <w:shd w:fill="FFFFFF" w:val="clear"/>
             <w:tcBorders>
               <w:top w:val="single" w:sz="4" w:space="0" w:color="D4C9A8"/>
@@ -3746,10 +3746,10 @@
               <w:right w:val="single" w:sz="4" w:space="0" w:color="D4C9A8"/>
             </w:tcBorders>
             <w:tcMar>
-              <w:top w:w="22" w:type="dxa"/>
-              <w:bottom w:w="22" w:type="dxa"/>
-              <w:left w:w="36" w:type="dxa"/>
-              <w:right w:w="36" w:type="dxa"/>
+              <w:top w:w="20" w:type="dxa"/>
+              <w:bottom w:w="20" w:type="dxa"/>
+              <w:left w:w="32" w:type="dxa"/>
+              <w:right w:w="32" w:type="dxa"/>
             </w:tcMar>
           </w:tcPr>
           <w:p>
@@ -3764,15 +3764,15 @@
                 <w:b w:val="0"/>
                 <w:i w:val="0"/>
                 <w:color w:val="1A1A1A"/>
-                <w:sz w:val="13"/>
+                <w:sz w:val="12"/>
               </w:rPr>
-              <w:t>22 Sep</w:t>
+              <w:t>16 Sep</w:t>
             </w:r>
           </w:p>
         </w:tc>
         <w:tc>
           <w:tcPr>
-            <w:tcW w:type="dxa" w:w="907"/>
+            <w:tcW w:type="dxa" w:w="850"/>
             <w:shd w:fill="FFFFFF" w:val="clear"/>
             <w:tcBorders>
               <w:top w:val="single" w:sz="4" w:space="0" w:color="D4C9A8"/>
@@ -3781,10 +3781,10 @@
               <w:right w:val="single" w:sz="4" w:space="0" w:color="D4C9A8"/>
             </w:tcBorders>
             <w:tcMar>
-              <w:top w:w="22" w:type="dxa"/>
-              <w:bottom w:w="22" w:type="dxa"/>
-              <w:left w:w="36" w:type="dxa"/>
-              <w:right w:w="36" w:type="dxa"/>
+              <w:top w:w="20" w:type="dxa"/>
+              <w:bottom w:w="20" w:type="dxa"/>
+              <w:left w:w="32" w:type="dxa"/>
+              <w:right w:w="32" w:type="dxa"/>
             </w:tcMar>
           </w:tcPr>
           <w:p>
@@ -3799,15 +3799,15 @@
                 <w:b w:val="0"/>
                 <w:i w:val="0"/>
                 <w:color w:val="1A1A1A"/>
-                <w:sz w:val="13"/>
+                <w:sz w:val="12"/>
               </w:rPr>
-              <w:t>25 Sep</w:t>
+              <w:t>05 Oct</w:t>
             </w:r>
           </w:p>
         </w:tc>
         <w:tc>
           <w:tcPr>
-            <w:tcW w:type="dxa" w:w="737"/>
+            <w:tcW w:type="dxa" w:w="680"/>
             <w:shd w:fill="FFFFFF" w:val="clear"/>
             <w:tcBorders>
               <w:top w:val="single" w:sz="4" w:space="0" w:color="D4C9A8"/>
@@ -3816,10 +3816,10 @@
               <w:right w:val="single" w:sz="4" w:space="0" w:color="D4C9A8"/>
             </w:tcBorders>
             <w:tcMar>
-              <w:top w:w="22" w:type="dxa"/>
-              <w:bottom w:w="22" w:type="dxa"/>
-              <w:left w:w="36" w:type="dxa"/>
-              <w:right w:w="36" w:type="dxa"/>
+              <w:top w:w="20" w:type="dxa"/>
+              <w:bottom w:w="20" w:type="dxa"/>
+              <w:left w:w="32" w:type="dxa"/>
+              <w:right w:w="32" w:type="dxa"/>
             </w:tcMar>
           </w:tcPr>
           <w:p>
@@ -3834,7 +3834,7 @@
                 <w:b/>
                 <w:i w:val="0"/>
                 <w:color w:val="1B6B3A"/>
-                <w:sz w:val="13"/>
+                <w:sz w:val="12"/>
               </w:rPr>
               <w:t>100%</w:t>
             </w:r>
@@ -3847,7 +3847,7 @@
         </w:trPr>
         <w:tc>
           <w:tcPr>
-            <w:tcW w:type="dxa" w:w="737"/>
+            <w:tcW w:type="dxa" w:w="680"/>
             <w:shd w:fill="F4F1E8" w:val="clear"/>
             <w:tcBorders>
               <w:top w:val="single" w:sz="4" w:space="0" w:color="D4C9A8"/>
@@ -3856,10 +3856,10 @@
               <w:right w:val="single" w:sz="4" w:space="0" w:color="D4C9A8"/>
             </w:tcBorders>
             <w:tcMar>
-              <w:top w:w="22" w:type="dxa"/>
-              <w:bottom w:w="22" w:type="dxa"/>
-              <w:left w:w="36" w:type="dxa"/>
-              <w:right w:w="36" w:type="dxa"/>
+              <w:top w:w="20" w:type="dxa"/>
+              <w:bottom w:w="20" w:type="dxa"/>
+              <w:left w:w="32" w:type="dxa"/>
+              <w:right w:w="32" w:type="dxa"/>
             </w:tcMar>
           </w:tcPr>
           <w:p>
@@ -3874,15 +3874,15 @@
                 <w:b/>
                 <w:i w:val="0"/>
                 <w:color w:val="1A1A1A"/>
-                <w:sz w:val="13"/>
+                <w:sz w:val="12"/>
               </w:rPr>
-              <w:t>3.2</w:t>
+              <w:t>2.4</w:t>
             </w:r>
           </w:p>
         </w:tc>
         <w:tc>
           <w:tcPr>
-            <w:tcW w:type="dxa" w:w="5783"/>
+            <w:tcW w:type="dxa" w:w="5896"/>
             <w:shd w:fill="F4F1E8" w:val="clear"/>
             <w:tcBorders>
               <w:top w:val="single" w:sz="4" w:space="0" w:color="D4C9A8"/>
@@ -3891,10 +3891,10 @@
               <w:right w:val="single" w:sz="4" w:space="0" w:color="D4C9A8"/>
             </w:tcBorders>
             <w:tcMar>
-              <w:top w:w="22" w:type="dxa"/>
-              <w:bottom w:w="22" w:type="dxa"/>
-              <w:left w:w="36" w:type="dxa"/>
-              <w:right w:w="36" w:type="dxa"/>
+              <w:top w:w="20" w:type="dxa"/>
+              <w:bottom w:w="20" w:type="dxa"/>
+              <w:left w:w="32" w:type="dxa"/>
+              <w:right w:w="32" w:type="dxa"/>
             </w:tcMar>
           </w:tcPr>
           <w:p>
@@ -3908,15 +3908,15 @@
                 <w:b w:val="0"/>
                 <w:i w:val="0"/>
                 <w:color w:val="1A1A1A"/>
-                <w:sz w:val="13"/>
+                <w:sz w:val="12"/>
               </w:rPr>
-              <w:t>17-frame keypoint delay per pass; 20 FPS clock; stop video after last pass; QR sync tune</w:t>
+              <w:t>Coach role: reservation + level unlock/lock; hide Arena/On/Gap and visualisation for coaches</w:t>
             </w:r>
           </w:p>
         </w:tc>
         <w:tc>
           <w:tcPr>
-            <w:tcW w:type="dxa" w:w="1134"/>
+            <w:tcW w:type="dxa" w:w="1077"/>
             <w:shd w:fill="F4F1E8" w:val="clear"/>
             <w:tcBorders>
               <w:top w:val="single" w:sz="4" w:space="0" w:color="D4C9A8"/>
@@ -3925,10 +3925,10 @@
               <w:right w:val="single" w:sz="4" w:space="0" w:color="D4C9A8"/>
             </w:tcBorders>
             <w:tcMar>
-              <w:top w:w="22" w:type="dxa"/>
-              <w:bottom w:w="22" w:type="dxa"/>
-              <w:left w:w="36" w:type="dxa"/>
-              <w:right w:w="36" w:type="dxa"/>
+              <w:top w:w="20" w:type="dxa"/>
+              <w:bottom w:w="20" w:type="dxa"/>
+              <w:left w:w="32" w:type="dxa"/>
+              <w:right w:w="32" w:type="dxa"/>
             </w:tcMar>
           </w:tcPr>
           <w:p>
@@ -3942,15 +3942,15 @@
                 <w:b w:val="0"/>
                 <w:i w:val="0"/>
                 <w:color w:val="1A1A1A"/>
-                <w:sz w:val="13"/>
+                <w:sz w:val="12"/>
               </w:rPr>
-              <w:t>Player</w:t>
+              <w:t>Booking</w:t>
             </w:r>
           </w:p>
         </w:tc>
         <w:tc>
           <w:tcPr>
-            <w:tcW w:type="dxa" w:w="907"/>
+            <w:tcW w:type="dxa" w:w="850"/>
             <w:shd w:fill="F4F1E8" w:val="clear"/>
             <w:tcBorders>
               <w:top w:val="single" w:sz="4" w:space="0" w:color="D4C9A8"/>
@@ -3959,10 +3959,10 @@
               <w:right w:val="single" w:sz="4" w:space="0" w:color="D4C9A8"/>
             </w:tcBorders>
             <w:tcMar>
-              <w:top w:w="22" w:type="dxa"/>
-              <w:bottom w:w="22" w:type="dxa"/>
-              <w:left w:w="36" w:type="dxa"/>
-              <w:right w:w="36" w:type="dxa"/>
+              <w:top w:w="20" w:type="dxa"/>
+              <w:bottom w:w="20" w:type="dxa"/>
+              <w:left w:w="32" w:type="dxa"/>
+              <w:right w:w="32" w:type="dxa"/>
             </w:tcMar>
           </w:tcPr>
           <w:p>
@@ -3977,15 +3977,15 @@
                 <w:b w:val="0"/>
                 <w:i w:val="0"/>
                 <w:color w:val="1A1A1A"/>
-                <w:sz w:val="13"/>
+                <w:sz w:val="12"/>
               </w:rPr>
-              <w:t>18 Sep</w:t>
+              <w:t>05 Oct</w:t>
             </w:r>
           </w:p>
         </w:tc>
         <w:tc>
           <w:tcPr>
-            <w:tcW w:type="dxa" w:w="907"/>
+            <w:tcW w:type="dxa" w:w="850"/>
             <w:shd w:fill="F4F1E8" w:val="clear"/>
             <w:tcBorders>
               <w:top w:val="single" w:sz="4" w:space="0" w:color="D4C9A8"/>
@@ -3994,10 +3994,10 @@
               <w:right w:val="single" w:sz="4" w:space="0" w:color="D4C9A8"/>
             </w:tcBorders>
             <w:tcMar>
-              <w:top w:w="22" w:type="dxa"/>
-              <w:bottom w:w="22" w:type="dxa"/>
-              <w:left w:w="36" w:type="dxa"/>
-              <w:right w:w="36" w:type="dxa"/>
+              <w:top w:w="20" w:type="dxa"/>
+              <w:bottom w:w="20" w:type="dxa"/>
+              <w:left w:w="32" w:type="dxa"/>
+              <w:right w:w="32" w:type="dxa"/>
             </w:tcMar>
           </w:tcPr>
           <w:p>
@@ -4012,15 +4012,15 @@
                 <w:b w:val="0"/>
                 <w:i w:val="0"/>
                 <w:color w:val="1A1A1A"/>
-                <w:sz w:val="13"/>
+                <w:sz w:val="12"/>
               </w:rPr>
-              <w:t>25 Sep</w:t>
+              <w:t>05 Oct</w:t>
             </w:r>
           </w:p>
         </w:tc>
         <w:tc>
           <w:tcPr>
-            <w:tcW w:type="dxa" w:w="737"/>
+            <w:tcW w:type="dxa" w:w="680"/>
             <w:shd w:fill="F4F1E8" w:val="clear"/>
             <w:tcBorders>
               <w:top w:val="single" w:sz="4" w:space="0" w:color="D4C9A8"/>
@@ -4029,10 +4029,10 @@
               <w:right w:val="single" w:sz="4" w:space="0" w:color="D4C9A8"/>
             </w:tcBorders>
             <w:tcMar>
-              <w:top w:w="22" w:type="dxa"/>
-              <w:bottom w:w="22" w:type="dxa"/>
-              <w:left w:w="36" w:type="dxa"/>
-              <w:right w:w="36" w:type="dxa"/>
+              <w:top w:w="20" w:type="dxa"/>
+              <w:bottom w:w="20" w:type="dxa"/>
+              <w:left w:w="32" w:type="dxa"/>
+              <w:right w:w="32" w:type="dxa"/>
             </w:tcMar>
           </w:tcPr>
           <w:p>
@@ -4047,7 +4047,7 @@
                 <w:b/>
                 <w:i w:val="0"/>
                 <w:color w:val="1B6B3A"/>
-                <w:sz w:val="13"/>
+                <w:sz w:val="12"/>
               </w:rPr>
               <w:t>100%</w:t>
             </w:r>
@@ -4060,7 +4060,7 @@
         </w:trPr>
         <w:tc>
           <w:tcPr>
-            <w:tcW w:type="dxa" w:w="737"/>
+            <w:tcW w:type="dxa" w:w="680"/>
             <w:shd w:fill="FFFFFF" w:val="clear"/>
             <w:tcBorders>
               <w:top w:val="single" w:sz="4" w:space="0" w:color="D4C9A8"/>
@@ -4069,10 +4069,10 @@
               <w:right w:val="single" w:sz="4" w:space="0" w:color="D4C9A8"/>
             </w:tcBorders>
             <w:tcMar>
-              <w:top w:w="22" w:type="dxa"/>
-              <w:bottom w:w="22" w:type="dxa"/>
-              <w:left w:w="36" w:type="dxa"/>
-              <w:right w:w="36" w:type="dxa"/>
+              <w:top w:w="20" w:type="dxa"/>
+              <w:bottom w:w="20" w:type="dxa"/>
+              <w:left w:w="32" w:type="dxa"/>
+              <w:right w:w="32" w:type="dxa"/>
             </w:tcMar>
           </w:tcPr>
           <w:p>
@@ -4087,15 +4087,15 @@
                 <w:b/>
                 <w:i w:val="0"/>
                 <w:color w:val="1A1A1A"/>
-                <w:sz w:val="13"/>
+                <w:sz w:val="12"/>
               </w:rPr>
-              <w:t>3.3</w:t>
+              <w:t>3.1</w:t>
             </w:r>
           </w:p>
         </w:tc>
         <w:tc>
           <w:tcPr>
-            <w:tcW w:type="dxa" w:w="5783"/>
+            <w:tcW w:type="dxa" w:w="5896"/>
             <w:shd w:fill="FFFFFF" w:val="clear"/>
             <w:tcBorders>
               <w:top w:val="single" w:sz="4" w:space="0" w:color="D4C9A8"/>
@@ -4104,10 +4104,10 @@
               <w:right w:val="single" w:sz="4" w:space="0" w:color="D4C9A8"/>
             </w:tcBorders>
             <w:tcMar>
-              <w:top w:w="22" w:type="dxa"/>
-              <w:bottom w:w="22" w:type="dxa"/>
-              <w:left w:w="36" w:type="dxa"/>
-              <w:right w:w="36" w:type="dxa"/>
+              <w:top w:w="20" w:type="dxa"/>
+              <w:bottom w:w="20" w:type="dxa"/>
+              <w:left w:w="32" w:type="dxa"/>
+              <w:right w:w="32" w:type="dxa"/>
             </w:tcMar>
           </w:tcPr>
           <w:p>
@@ -4121,15 +4121,15 @@
                 <w:b w:val="0"/>
                 <w:i w:val="0"/>
                 <w:color w:val="1A1A1A"/>
-                <w:sz w:val="13"/>
+                <w:sz w:val="12"/>
               </w:rPr>
-              <w:t>Foundation cognitive/math playlists; mixed Foundation remote start; opening cards A/B</w:t>
+              <w:t>Vision image-cue player: teammate-flash / SF pass images; cue JSON drives keypoints (camera tag path off)</w:t>
             </w:r>
           </w:p>
         </w:tc>
         <w:tc>
           <w:tcPr>
-            <w:tcW w:type="dxa" w:w="1134"/>
+            <w:tcW w:type="dxa" w:w="1077"/>
             <w:shd w:fill="FFFFFF" w:val="clear"/>
             <w:tcBorders>
               <w:top w:val="single" w:sz="4" w:space="0" w:color="D4C9A8"/>
@@ -4138,10 +4138,10 @@
               <w:right w:val="single" w:sz="4" w:space="0" w:color="D4C9A8"/>
             </w:tcBorders>
             <w:tcMar>
-              <w:top w:w="22" w:type="dxa"/>
-              <w:bottom w:w="22" w:type="dxa"/>
-              <w:left w:w="36" w:type="dxa"/>
-              <w:right w:w="36" w:type="dxa"/>
+              <w:top w:w="20" w:type="dxa"/>
+              <w:bottom w:w="20" w:type="dxa"/>
+              <w:left w:w="32" w:type="dxa"/>
+              <w:right w:w="32" w:type="dxa"/>
             </w:tcMar>
           </w:tcPr>
           <w:p>
@@ -4155,7 +4155,7 @@
                 <w:b w:val="0"/>
                 <w:i w:val="0"/>
                 <w:color w:val="1A1A1A"/>
-                <w:sz w:val="13"/>
+                <w:sz w:val="12"/>
               </w:rPr>
               <w:t>Player</w:t>
             </w:r>
@@ -4163,7 +4163,7 @@
         </w:tc>
         <w:tc>
           <w:tcPr>
-            <w:tcW w:type="dxa" w:w="907"/>
+            <w:tcW w:type="dxa" w:w="850"/>
             <w:shd w:fill="FFFFFF" w:val="clear"/>
             <w:tcBorders>
               <w:top w:val="single" w:sz="4" w:space="0" w:color="D4C9A8"/>
@@ -4172,10 +4172,10 @@
               <w:right w:val="single" w:sz="4" w:space="0" w:color="D4C9A8"/>
             </w:tcBorders>
             <w:tcMar>
-              <w:top w:w="22" w:type="dxa"/>
-              <w:bottom w:w="22" w:type="dxa"/>
-              <w:left w:w="36" w:type="dxa"/>
-              <w:right w:w="36" w:type="dxa"/>
+              <w:top w:w="20" w:type="dxa"/>
+              <w:bottom w:w="20" w:type="dxa"/>
+              <w:left w:w="32" w:type="dxa"/>
+              <w:right w:w="32" w:type="dxa"/>
             </w:tcMar>
           </w:tcPr>
           <w:p>
@@ -4190,15 +4190,15 @@
                 <w:b w:val="0"/>
                 <w:i w:val="0"/>
                 <w:color w:val="1A1A1A"/>
-                <w:sz w:val="13"/>
+                <w:sz w:val="12"/>
               </w:rPr>
-              <w:t>23 Sep</w:t>
+              <w:t>22 Sep</w:t>
             </w:r>
           </w:p>
         </w:tc>
         <w:tc>
           <w:tcPr>
-            <w:tcW w:type="dxa" w:w="907"/>
+            <w:tcW w:type="dxa" w:w="850"/>
             <w:shd w:fill="FFFFFF" w:val="clear"/>
             <w:tcBorders>
               <w:top w:val="single" w:sz="4" w:space="0" w:color="D4C9A8"/>
@@ -4207,10 +4207,10 @@
               <w:right w:val="single" w:sz="4" w:space="0" w:color="D4C9A8"/>
             </w:tcBorders>
             <w:tcMar>
-              <w:top w:w="22" w:type="dxa"/>
-              <w:bottom w:w="22" w:type="dxa"/>
-              <w:left w:w="36" w:type="dxa"/>
-              <w:right w:w="36" w:type="dxa"/>
+              <w:top w:w="20" w:type="dxa"/>
+              <w:bottom w:w="20" w:type="dxa"/>
+              <w:left w:w="32" w:type="dxa"/>
+              <w:right w:w="32" w:type="dxa"/>
             </w:tcMar>
           </w:tcPr>
           <w:p>
@@ -4225,15 +4225,15 @@
                 <w:b w:val="0"/>
                 <w:i w:val="0"/>
                 <w:color w:val="1A1A1A"/>
-                <w:sz w:val="13"/>
+                <w:sz w:val="12"/>
               </w:rPr>
-              <w:t>26 Sep</w:t>
+              <w:t>25 Sep</w:t>
             </w:r>
           </w:p>
         </w:tc>
         <w:tc>
           <w:tcPr>
-            <w:tcW w:type="dxa" w:w="737"/>
+            <w:tcW w:type="dxa" w:w="680"/>
             <w:shd w:fill="FFFFFF" w:val="clear"/>
             <w:tcBorders>
               <w:top w:val="single" w:sz="4" w:space="0" w:color="D4C9A8"/>
@@ -4242,10 +4242,10 @@
               <w:right w:val="single" w:sz="4" w:space="0" w:color="D4C9A8"/>
             </w:tcBorders>
             <w:tcMar>
-              <w:top w:w="22" w:type="dxa"/>
-              <w:bottom w:w="22" w:type="dxa"/>
-              <w:left w:w="36" w:type="dxa"/>
-              <w:right w:w="36" w:type="dxa"/>
+              <w:top w:w="20" w:type="dxa"/>
+              <w:bottom w:w="20" w:type="dxa"/>
+              <w:left w:w="32" w:type="dxa"/>
+              <w:right w:w="32" w:type="dxa"/>
             </w:tcMar>
           </w:tcPr>
           <w:p>
@@ -4260,7 +4260,7 @@
                 <w:b/>
                 <w:i w:val="0"/>
                 <w:color w:val="1B6B3A"/>
-                <w:sz w:val="13"/>
+                <w:sz w:val="12"/>
               </w:rPr>
               <w:t>100%</w:t>
             </w:r>
@@ -4273,7 +4273,7 @@
         </w:trPr>
         <w:tc>
           <w:tcPr>
-            <w:tcW w:type="dxa" w:w="737"/>
+            <w:tcW w:type="dxa" w:w="680"/>
             <w:shd w:fill="F4F1E8" w:val="clear"/>
             <w:tcBorders>
               <w:top w:val="single" w:sz="4" w:space="0" w:color="D4C9A8"/>
@@ -4282,10 +4282,10 @@
               <w:right w:val="single" w:sz="4" w:space="0" w:color="D4C9A8"/>
             </w:tcBorders>
             <w:tcMar>
-              <w:top w:w="22" w:type="dxa"/>
-              <w:bottom w:w="22" w:type="dxa"/>
-              <w:left w:w="36" w:type="dxa"/>
-              <w:right w:w="36" w:type="dxa"/>
+              <w:top w:w="20" w:type="dxa"/>
+              <w:bottom w:w="20" w:type="dxa"/>
+              <w:left w:w="32" w:type="dxa"/>
+              <w:right w:w="32" w:type="dxa"/>
             </w:tcMar>
           </w:tcPr>
           <w:p>
@@ -4300,15 +4300,15 @@
                 <w:b/>
                 <w:i w:val="0"/>
                 <w:color w:val="1A1A1A"/>
-                <w:sz w:val="13"/>
+                <w:sz w:val="12"/>
               </w:rPr>
-              <w:t>4.1</w:t>
+              <w:t>3.2</w:t>
             </w:r>
           </w:p>
         </w:tc>
         <w:tc>
           <w:tcPr>
-            <w:tcW w:type="dxa" w:w="5783"/>
+            <w:tcW w:type="dxa" w:w="5896"/>
             <w:shd w:fill="F4F1E8" w:val="clear"/>
             <w:tcBorders>
               <w:top w:val="single" w:sz="4" w:space="0" w:color="D4C9A8"/>
@@ -4317,10 +4317,10 @@
               <w:right w:val="single" w:sz="4" w:space="0" w:color="D4C9A8"/>
             </w:tcBorders>
             <w:tcMar>
-              <w:top w:w="22" w:type="dxa"/>
-              <w:bottom w:w="22" w:type="dxa"/>
-              <w:left w:w="36" w:type="dxa"/>
-              <w:right w:w="36" w:type="dxa"/>
+              <w:top w:w="20" w:type="dxa"/>
+              <w:bottom w:w="20" w:type="dxa"/>
+              <w:left w:w="32" w:type="dxa"/>
+              <w:right w:w="32" w:type="dxa"/>
             </w:tcMar>
           </w:tcPr>
           <w:p>
@@ -4334,15 +4334,15 @@
                 <w:b w:val="0"/>
                 <w:i w:val="0"/>
                 <w:color w:val="1A1A1A"/>
-                <w:sz w:val="13"/>
+                <w:sz w:val="12"/>
               </w:rPr>
-              <w:t>Paid 30-minute unlock pipeline; score opens next set; A-T4 opens next band (Entry→Activated…)</w:t>
+              <w:t>Per-pass 17-frame keypoint appear delay; On hold then clear; 20 FPS display / 30 FPS record; no slip S2/S3</w:t>
             </w:r>
           </w:p>
         </w:tc>
         <w:tc>
           <w:tcPr>
-            <w:tcW w:type="dxa" w:w="1134"/>
+            <w:tcW w:type="dxa" w:w="1077"/>
             <w:shd w:fill="F4F1E8" w:val="clear"/>
             <w:tcBorders>
               <w:top w:val="single" w:sz="4" w:space="0" w:color="D4C9A8"/>
@@ -4351,10 +4351,10 @@
               <w:right w:val="single" w:sz="4" w:space="0" w:color="D4C9A8"/>
             </w:tcBorders>
             <w:tcMar>
-              <w:top w:w="22" w:type="dxa"/>
-              <w:bottom w:w="22" w:type="dxa"/>
-              <w:left w:w="36" w:type="dxa"/>
-              <w:right w:w="36" w:type="dxa"/>
+              <w:top w:w="20" w:type="dxa"/>
+              <w:bottom w:w="20" w:type="dxa"/>
+              <w:left w:w="32" w:type="dxa"/>
+              <w:right w:w="32" w:type="dxa"/>
             </w:tcMar>
           </w:tcPr>
           <w:p>
@@ -4368,15 +4368,15 @@
                 <w:b w:val="0"/>
                 <w:i w:val="0"/>
                 <w:color w:val="1A1A1A"/>
-                <w:sz w:val="13"/>
+                <w:sz w:val="12"/>
               </w:rPr>
-              <w:t>Progress</w:t>
+              <w:t>Player</w:t>
             </w:r>
           </w:p>
         </w:tc>
         <w:tc>
           <w:tcPr>
-            <w:tcW w:type="dxa" w:w="907"/>
+            <w:tcW w:type="dxa" w:w="850"/>
             <w:shd w:fill="F4F1E8" w:val="clear"/>
             <w:tcBorders>
               <w:top w:val="single" w:sz="4" w:space="0" w:color="D4C9A8"/>
@@ -4385,10 +4385,10 @@
               <w:right w:val="single" w:sz="4" w:space="0" w:color="D4C9A8"/>
             </w:tcBorders>
             <w:tcMar>
-              <w:top w:w="22" w:type="dxa"/>
-              <w:bottom w:w="22" w:type="dxa"/>
-              <w:left w:w="36" w:type="dxa"/>
-              <w:right w:w="36" w:type="dxa"/>
+              <w:top w:w="20" w:type="dxa"/>
+              <w:bottom w:w="20" w:type="dxa"/>
+              <w:left w:w="32" w:type="dxa"/>
+              <w:right w:w="32" w:type="dxa"/>
             </w:tcMar>
           </w:tcPr>
           <w:p>
@@ -4403,15 +4403,15 @@
                 <w:b w:val="0"/>
                 <w:i w:val="0"/>
                 <w:color w:val="1A1A1A"/>
-                <w:sz w:val="13"/>
+                <w:sz w:val="12"/>
               </w:rPr>
-              <w:t>10 Sep</w:t>
+              <w:t>18 Sep</w:t>
             </w:r>
           </w:p>
         </w:tc>
         <w:tc>
           <w:tcPr>
-            <w:tcW w:type="dxa" w:w="907"/>
+            <w:tcW w:type="dxa" w:w="850"/>
             <w:shd w:fill="F4F1E8" w:val="clear"/>
             <w:tcBorders>
               <w:top w:val="single" w:sz="4" w:space="0" w:color="D4C9A8"/>
@@ -4420,10 +4420,10 @@
               <w:right w:val="single" w:sz="4" w:space="0" w:color="D4C9A8"/>
             </w:tcBorders>
             <w:tcMar>
-              <w:top w:w="22" w:type="dxa"/>
-              <w:bottom w:w="22" w:type="dxa"/>
-              <w:left w:w="36" w:type="dxa"/>
-              <w:right w:w="36" w:type="dxa"/>
+              <w:top w:w="20" w:type="dxa"/>
+              <w:bottom w:w="20" w:type="dxa"/>
+              <w:left w:w="32" w:type="dxa"/>
+              <w:right w:w="32" w:type="dxa"/>
             </w:tcMar>
           </w:tcPr>
           <w:p>
@@ -4438,15 +4438,15 @@
                 <w:b w:val="0"/>
                 <w:i w:val="0"/>
                 <w:color w:val="1A1A1A"/>
-                <w:sz w:val="13"/>
+                <w:sz w:val="12"/>
               </w:rPr>
-              <w:t>05 Oct</w:t>
+              <w:t>25 Sep</w:t>
             </w:r>
           </w:p>
         </w:tc>
         <w:tc>
           <w:tcPr>
-            <w:tcW w:type="dxa" w:w="737"/>
+            <w:tcW w:type="dxa" w:w="680"/>
             <w:shd w:fill="F4F1E8" w:val="clear"/>
             <w:tcBorders>
               <w:top w:val="single" w:sz="4" w:space="0" w:color="D4C9A8"/>
@@ -4455,10 +4455,10 @@
               <w:right w:val="single" w:sz="4" w:space="0" w:color="D4C9A8"/>
             </w:tcBorders>
             <w:tcMar>
-              <w:top w:w="22" w:type="dxa"/>
-              <w:bottom w:w="22" w:type="dxa"/>
-              <w:left w:w="36" w:type="dxa"/>
-              <w:right w:w="36" w:type="dxa"/>
+              <w:top w:w="20" w:type="dxa"/>
+              <w:bottom w:w="20" w:type="dxa"/>
+              <w:left w:w="32" w:type="dxa"/>
+              <w:right w:w="32" w:type="dxa"/>
             </w:tcMar>
           </w:tcPr>
           <w:p>
@@ -4473,7 +4473,7 @@
                 <w:b/>
                 <w:i w:val="0"/>
                 <w:color w:val="1B6B3A"/>
-                <w:sz w:val="13"/>
+                <w:sz w:val="12"/>
               </w:rPr>
               <w:t>100%</w:t>
             </w:r>
@@ -4486,7 +4486,7 @@
         </w:trPr>
         <w:tc>
           <w:tcPr>
-            <w:tcW w:type="dxa" w:w="737"/>
+            <w:tcW w:type="dxa" w:w="680"/>
             <w:shd w:fill="FFFFFF" w:val="clear"/>
             <w:tcBorders>
               <w:top w:val="single" w:sz="4" w:space="0" w:color="D4C9A8"/>
@@ -4495,10 +4495,10 @@
               <w:right w:val="single" w:sz="4" w:space="0" w:color="D4C9A8"/>
             </w:tcBorders>
             <w:tcMar>
-              <w:top w:w="22" w:type="dxa"/>
-              <w:bottom w:w="22" w:type="dxa"/>
-              <w:left w:w="36" w:type="dxa"/>
-              <w:right w:w="36" w:type="dxa"/>
+              <w:top w:w="20" w:type="dxa"/>
+              <w:bottom w:w="20" w:type="dxa"/>
+              <w:left w:w="32" w:type="dxa"/>
+              <w:right w:w="32" w:type="dxa"/>
             </w:tcMar>
           </w:tcPr>
           <w:p>
@@ -4513,15 +4513,15 @@
                 <w:b/>
                 <w:i w:val="0"/>
                 <w:color w:val="1A1A1A"/>
-                <w:sz w:val="13"/>
+                <w:sz w:val="12"/>
               </w:rPr>
-              <w:t>4.2</w:t>
+              <w:t>3.3</w:t>
             </w:r>
           </w:p>
         </w:tc>
         <w:tc>
           <w:tcPr>
-            <w:tcW w:type="dxa" w:w="5783"/>
+            <w:tcW w:type="dxa" w:w="5896"/>
             <w:shd w:fill="FFFFFF" w:val="clear"/>
             <w:tcBorders>
               <w:top w:val="single" w:sz="4" w:space="0" w:color="D4C9A8"/>
@@ -4530,10 +4530,10 @@
               <w:right w:val="single" w:sz="4" w:space="0" w:color="D4C9A8"/>
             </w:tcBorders>
             <w:tcMar>
-              <w:top w:w="22" w:type="dxa"/>
-              <w:bottom w:w="22" w:type="dxa"/>
-              <w:left w:w="36" w:type="dxa"/>
-              <w:right w:w="36" w:type="dxa"/>
+              <w:top w:w="20" w:type="dxa"/>
+              <w:bottom w:w="20" w:type="dxa"/>
+              <w:left w:w="32" w:type="dxa"/>
+              <w:right w:w="32" w:type="dxa"/>
             </w:tcMar>
           </w:tcPr>
           <w:p>
@@ -4547,15 +4547,15 @@
                 <w:b w:val="0"/>
                 <w:i w:val="0"/>
                 <w:color w:val="1A1A1A"/>
-                <w:sz w:val="13"/>
+                <w:sz w:val="12"/>
               </w:rPr>
-              <w:t>Entry dual-field unlock; Elite/World Class order; finish-balls clock + coach films</w:t>
+              <w:t>SF-30N labeled action / filler / gap image player; Foundation cognitive &amp; math playlists</w:t>
             </w:r>
           </w:p>
         </w:tc>
         <w:tc>
           <w:tcPr>
-            <w:tcW w:type="dxa" w:w="1134"/>
+            <w:tcW w:type="dxa" w:w="1077"/>
             <w:shd w:fill="FFFFFF" w:val="clear"/>
             <w:tcBorders>
               <w:top w:val="single" w:sz="4" w:space="0" w:color="D4C9A8"/>
@@ -4564,10 +4564,10 @@
               <w:right w:val="single" w:sz="4" w:space="0" w:color="D4C9A8"/>
             </w:tcBorders>
             <w:tcMar>
-              <w:top w:w="22" w:type="dxa"/>
-              <w:bottom w:w="22" w:type="dxa"/>
-              <w:left w:w="36" w:type="dxa"/>
-              <w:right w:w="36" w:type="dxa"/>
+              <w:top w:w="20" w:type="dxa"/>
+              <w:bottom w:w="20" w:type="dxa"/>
+              <w:left w:w="32" w:type="dxa"/>
+              <w:right w:w="32" w:type="dxa"/>
             </w:tcMar>
           </w:tcPr>
           <w:p>
@@ -4581,15 +4581,15 @@
                 <w:b w:val="0"/>
                 <w:i w:val="0"/>
                 <w:color w:val="1A1A1A"/>
-                <w:sz w:val="13"/>
+                <w:sz w:val="12"/>
               </w:rPr>
-              <w:t>Progress</w:t>
+              <w:t>Player</w:t>
             </w:r>
           </w:p>
         </w:tc>
         <w:tc>
           <w:tcPr>
-            <w:tcW w:type="dxa" w:w="907"/>
+            <w:tcW w:type="dxa" w:w="850"/>
             <w:shd w:fill="FFFFFF" w:val="clear"/>
             <w:tcBorders>
               <w:top w:val="single" w:sz="4" w:space="0" w:color="D4C9A8"/>
@@ -4598,10 +4598,10 @@
               <w:right w:val="single" w:sz="4" w:space="0" w:color="D4C9A8"/>
             </w:tcBorders>
             <w:tcMar>
-              <w:top w:w="22" w:type="dxa"/>
-              <w:bottom w:w="22" w:type="dxa"/>
-              <w:left w:w="36" w:type="dxa"/>
-              <w:right w:w="36" w:type="dxa"/>
+              <w:top w:w="20" w:type="dxa"/>
+              <w:bottom w:w="20" w:type="dxa"/>
+              <w:left w:w="32" w:type="dxa"/>
+              <w:right w:w="32" w:type="dxa"/>
             </w:tcMar>
           </w:tcPr>
           <w:p>
@@ -4616,15 +4616,15 @@
                 <w:b w:val="0"/>
                 <w:i w:val="0"/>
                 <w:color w:val="1A1A1A"/>
-                <w:sz w:val="13"/>
+                <w:sz w:val="12"/>
               </w:rPr>
-              <w:t>26 Sep</w:t>
+              <w:t>22 Sep</w:t>
             </w:r>
           </w:p>
         </w:tc>
         <w:tc>
           <w:tcPr>
-            <w:tcW w:type="dxa" w:w="907"/>
+            <w:tcW w:type="dxa" w:w="850"/>
             <w:shd w:fill="FFFFFF" w:val="clear"/>
             <w:tcBorders>
               <w:top w:val="single" w:sz="4" w:space="0" w:color="D4C9A8"/>
@@ -4633,10 +4633,10 @@
               <w:right w:val="single" w:sz="4" w:space="0" w:color="D4C9A8"/>
             </w:tcBorders>
             <w:tcMar>
-              <w:top w:w="22" w:type="dxa"/>
-              <w:bottom w:w="22" w:type="dxa"/>
-              <w:left w:w="36" w:type="dxa"/>
-              <w:right w:w="36" w:type="dxa"/>
+              <w:top w:w="20" w:type="dxa"/>
+              <w:bottom w:w="20" w:type="dxa"/>
+              <w:left w:w="32" w:type="dxa"/>
+              <w:right w:w="32" w:type="dxa"/>
             </w:tcMar>
           </w:tcPr>
           <w:p>
@@ -4651,15 +4651,15 @@
                 <w:b w:val="0"/>
                 <w:i w:val="0"/>
                 <w:color w:val="1A1A1A"/>
-                <w:sz w:val="13"/>
+                <w:sz w:val="12"/>
               </w:rPr>
-              <w:t>03 Oct</w:t>
+              <w:t>25 Sep</w:t>
             </w:r>
           </w:p>
         </w:tc>
         <w:tc>
           <w:tcPr>
-            <w:tcW w:type="dxa" w:w="737"/>
+            <w:tcW w:type="dxa" w:w="680"/>
             <w:shd w:fill="FFFFFF" w:val="clear"/>
             <w:tcBorders>
               <w:top w:val="single" w:sz="4" w:space="0" w:color="D4C9A8"/>
@@ -4668,10 +4668,10 @@
               <w:right w:val="single" w:sz="4" w:space="0" w:color="D4C9A8"/>
             </w:tcBorders>
             <w:tcMar>
-              <w:top w:w="22" w:type="dxa"/>
-              <w:bottom w:w="22" w:type="dxa"/>
-              <w:left w:w="36" w:type="dxa"/>
-              <w:right w:w="36" w:type="dxa"/>
+              <w:top w:w="20" w:type="dxa"/>
+              <w:bottom w:w="20" w:type="dxa"/>
+              <w:left w:w="32" w:type="dxa"/>
+              <w:right w:w="32" w:type="dxa"/>
             </w:tcMar>
           </w:tcPr>
           <w:p>
@@ -4686,7 +4686,7 @@
                 <w:b/>
                 <w:i w:val="0"/>
                 <w:color w:val="1B6B3A"/>
-                <w:sz w:val="13"/>
+                <w:sz w:val="12"/>
               </w:rPr>
               <w:t>100%</w:t>
             </w:r>
@@ -4699,7 +4699,7 @@
         </w:trPr>
         <w:tc>
           <w:tcPr>
-            <w:tcW w:type="dxa" w:w="737"/>
+            <w:tcW w:type="dxa" w:w="680"/>
             <w:shd w:fill="F4F1E8" w:val="clear"/>
             <w:tcBorders>
               <w:top w:val="single" w:sz="4" w:space="0" w:color="D4C9A8"/>
@@ -4708,10 +4708,10 @@
               <w:right w:val="single" w:sz="4" w:space="0" w:color="D4C9A8"/>
             </w:tcBorders>
             <w:tcMar>
-              <w:top w:w="22" w:type="dxa"/>
-              <w:bottom w:w="22" w:type="dxa"/>
-              <w:left w:w="36" w:type="dxa"/>
-              <w:right w:w="36" w:type="dxa"/>
+              <w:top w:w="20" w:type="dxa"/>
+              <w:bottom w:w="20" w:type="dxa"/>
+              <w:left w:w="32" w:type="dxa"/>
+              <w:right w:w="32" w:type="dxa"/>
             </w:tcMar>
           </w:tcPr>
           <w:p>
@@ -4726,15 +4726,15 @@
                 <w:b/>
                 <w:i w:val="0"/>
                 <w:color w:val="1A1A1A"/>
-                <w:sz w:val="13"/>
+                <w:sz w:val="12"/>
               </w:rPr>
-              <w:t>5.1</w:t>
+              <w:t>3.4</w:t>
             </w:r>
           </w:p>
         </w:tc>
         <w:tc>
           <w:tcPr>
-            <w:tcW w:type="dxa" w:w="5783"/>
+            <w:tcW w:type="dxa" w:w="5896"/>
             <w:shd w:fill="F4F1E8" w:val="clear"/>
             <w:tcBorders>
               <w:top w:val="single" w:sz="4" w:space="0" w:color="D4C9A8"/>
@@ -4743,10 +4743,10 @@
               <w:right w:val="single" w:sz="4" w:space="0" w:color="D4C9A8"/>
             </w:tcBorders>
             <w:tcMar>
-              <w:top w:w="22" w:type="dxa"/>
-              <w:bottom w:w="22" w:type="dxa"/>
-              <w:left w:w="36" w:type="dxa"/>
-              <w:right w:w="36" w:type="dxa"/>
+              <w:top w:w="20" w:type="dxa"/>
+              <w:bottom w:w="20" w:type="dxa"/>
+              <w:left w:w="32" w:type="dxa"/>
+              <w:right w:w="32" w:type="dxa"/>
             </w:tcMar>
           </w:tcPr>
           <w:p>
@@ -4760,15 +4760,15 @@
                 <w:b w:val="0"/>
                 <w:i w:val="0"/>
                 <w:color w:val="1A1A1A"/>
-                <w:sz w:val="13"/>
+                <w:sz w:val="12"/>
               </w:rPr>
-              <w:t>My SIMUST Android (com.simust.mysimust): login/dashboard, waiver, Play signed AAB</w:t>
+              <w:t>Mixed Foundation remote start; per-field opening cards; stop video after last pass</w:t>
             </w:r>
           </w:p>
         </w:tc>
         <w:tc>
           <w:tcPr>
-            <w:tcW w:type="dxa" w:w="1134"/>
+            <w:tcW w:type="dxa" w:w="1077"/>
             <w:shd w:fill="F4F1E8" w:val="clear"/>
             <w:tcBorders>
               <w:top w:val="single" w:sz="4" w:space="0" w:color="D4C9A8"/>
@@ -4777,10 +4777,10 @@
               <w:right w:val="single" w:sz="4" w:space="0" w:color="D4C9A8"/>
             </w:tcBorders>
             <w:tcMar>
-              <w:top w:w="22" w:type="dxa"/>
-              <w:bottom w:w="22" w:type="dxa"/>
-              <w:left w:w="36" w:type="dxa"/>
-              <w:right w:w="36" w:type="dxa"/>
+              <w:top w:w="20" w:type="dxa"/>
+              <w:bottom w:w="20" w:type="dxa"/>
+              <w:left w:w="32" w:type="dxa"/>
+              <w:right w:w="32" w:type="dxa"/>
             </w:tcMar>
           </w:tcPr>
           <w:p>
@@ -4794,15 +4794,15 @@
                 <w:b w:val="0"/>
                 <w:i w:val="0"/>
                 <w:color w:val="1A1A1A"/>
-                <w:sz w:val="13"/>
+                <w:sz w:val="12"/>
               </w:rPr>
-              <w:t>Mobile</w:t>
+              <w:t>Player</w:t>
             </w:r>
           </w:p>
         </w:tc>
         <w:tc>
           <w:tcPr>
-            <w:tcW w:type="dxa" w:w="907"/>
+            <w:tcW w:type="dxa" w:w="850"/>
             <w:shd w:fill="F4F1E8" w:val="clear"/>
             <w:tcBorders>
               <w:top w:val="single" w:sz="4" w:space="0" w:color="D4C9A8"/>
@@ -4811,10 +4811,10 @@
               <w:right w:val="single" w:sz="4" w:space="0" w:color="D4C9A8"/>
             </w:tcBorders>
             <w:tcMar>
-              <w:top w:w="22" w:type="dxa"/>
-              <w:bottom w:w="22" w:type="dxa"/>
-              <w:left w:w="36" w:type="dxa"/>
-              <w:right w:w="36" w:type="dxa"/>
+              <w:top w:w="20" w:type="dxa"/>
+              <w:bottom w:w="20" w:type="dxa"/>
+              <w:left w:w="32" w:type="dxa"/>
+              <w:right w:w="32" w:type="dxa"/>
             </w:tcMar>
           </w:tcPr>
           <w:p>
@@ -4829,15 +4829,15 @@
                 <w:b w:val="0"/>
                 <w:i w:val="0"/>
                 <w:color w:val="1A1A1A"/>
-                <w:sz w:val="13"/>
+                <w:sz w:val="12"/>
               </w:rPr>
-              <w:t>10 Sep</w:t>
+              <w:t>23 Sep</w:t>
             </w:r>
           </w:p>
         </w:tc>
         <w:tc>
           <w:tcPr>
-            <w:tcW w:type="dxa" w:w="907"/>
+            <w:tcW w:type="dxa" w:w="850"/>
             <w:shd w:fill="F4F1E8" w:val="clear"/>
             <w:tcBorders>
               <w:top w:val="single" w:sz="4" w:space="0" w:color="D4C9A8"/>
@@ -4846,10 +4846,10 @@
               <w:right w:val="single" w:sz="4" w:space="0" w:color="D4C9A8"/>
             </w:tcBorders>
             <w:tcMar>
-              <w:top w:w="22" w:type="dxa"/>
-              <w:bottom w:w="22" w:type="dxa"/>
-              <w:left w:w="36" w:type="dxa"/>
-              <w:right w:w="36" w:type="dxa"/>
+              <w:top w:w="20" w:type="dxa"/>
+              <w:bottom w:w="20" w:type="dxa"/>
+              <w:left w:w="32" w:type="dxa"/>
+              <w:right w:w="32" w:type="dxa"/>
             </w:tcMar>
           </w:tcPr>
           <w:p>
@@ -4864,15 +4864,15 @@
                 <w:b w:val="0"/>
                 <w:i w:val="0"/>
                 <w:color w:val="1A1A1A"/>
-                <w:sz w:val="13"/>
+                <w:sz w:val="12"/>
               </w:rPr>
-              <w:t>11 Sep</w:t>
+              <w:t>26 Sep</w:t>
             </w:r>
           </w:p>
         </w:tc>
         <w:tc>
           <w:tcPr>
-            <w:tcW w:type="dxa" w:w="737"/>
+            <w:tcW w:type="dxa" w:w="680"/>
             <w:shd w:fill="F4F1E8" w:val="clear"/>
             <w:tcBorders>
               <w:top w:val="single" w:sz="4" w:space="0" w:color="D4C9A8"/>
@@ -4881,10 +4881,10 @@
               <w:right w:val="single" w:sz="4" w:space="0" w:color="D4C9A8"/>
             </w:tcBorders>
             <w:tcMar>
-              <w:top w:w="22" w:type="dxa"/>
-              <w:bottom w:w="22" w:type="dxa"/>
-              <w:left w:w="36" w:type="dxa"/>
-              <w:right w:w="36" w:type="dxa"/>
+              <w:top w:w="20" w:type="dxa"/>
+              <w:bottom w:w="20" w:type="dxa"/>
+              <w:left w:w="32" w:type="dxa"/>
+              <w:right w:w="32" w:type="dxa"/>
             </w:tcMar>
           </w:tcPr>
           <w:p>
@@ -4899,7 +4899,7 @@
                 <w:b/>
                 <w:i w:val="0"/>
                 <w:color w:val="1B6B3A"/>
-                <w:sz w:val="13"/>
+                <w:sz w:val="12"/>
               </w:rPr>
               <w:t>100%</w:t>
             </w:r>
@@ -4912,7 +4912,7 @@
         </w:trPr>
         <w:tc>
           <w:tcPr>
-            <w:tcW w:type="dxa" w:w="737"/>
+            <w:tcW w:type="dxa" w:w="680"/>
             <w:shd w:fill="FFFFFF" w:val="clear"/>
             <w:tcBorders>
               <w:top w:val="single" w:sz="4" w:space="0" w:color="D4C9A8"/>
@@ -4921,10 +4921,10 @@
               <w:right w:val="single" w:sz="4" w:space="0" w:color="D4C9A8"/>
             </w:tcBorders>
             <w:tcMar>
-              <w:top w:w="22" w:type="dxa"/>
-              <w:bottom w:w="22" w:type="dxa"/>
-              <w:left w:w="36" w:type="dxa"/>
-              <w:right w:w="36" w:type="dxa"/>
+              <w:top w:w="20" w:type="dxa"/>
+              <w:bottom w:w="20" w:type="dxa"/>
+              <w:left w:w="32" w:type="dxa"/>
+              <w:right w:w="32" w:type="dxa"/>
             </w:tcMar>
           </w:tcPr>
           <w:p>
@@ -4939,15 +4939,15 @@
                 <w:b/>
                 <w:i w:val="0"/>
                 <w:color w:val="1A1A1A"/>
-                <w:sz w:val="13"/>
+                <w:sz w:val="12"/>
               </w:rPr>
-              <w:t>5.2</w:t>
+              <w:t>3.5</w:t>
             </w:r>
           </w:p>
         </w:tc>
         <w:tc>
           <w:tcPr>
-            <w:tcW w:type="dxa" w:w="5783"/>
+            <w:tcW w:type="dxa" w:w="5896"/>
             <w:shd w:fill="FFFFFF" w:val="clear"/>
             <w:tcBorders>
               <w:top w:val="single" w:sz="4" w:space="0" w:color="D4C9A8"/>
@@ -4956,10 +4956,10 @@
               <w:right w:val="single" w:sz="4" w:space="0" w:color="D4C9A8"/>
             </w:tcBorders>
             <w:tcMar>
-              <w:top w:w="22" w:type="dxa"/>
-              <w:bottom w:w="22" w:type="dxa"/>
-              <w:left w:w="36" w:type="dxa"/>
-              <w:right w:w="36" w:type="dxa"/>
+              <w:top w:w="20" w:type="dxa"/>
+              <w:bottom w:w="20" w:type="dxa"/>
+              <w:left w:w="32" w:type="dxa"/>
+              <w:right w:w="32" w:type="dxa"/>
             </w:tcMar>
           </w:tcPr>
           <w:p>
@@ -4973,15 +4973,15 @@
                 <w:b w:val="0"/>
                 <w:i w:val="0"/>
                 <w:color w:val="1A1A1A"/>
-                <w:sz w:val="13"/>
+                <w:sz w:val="12"/>
               </w:rPr>
-              <w:t>Operator Android SIMUST 2.4→2.13: lab-link status, cache bust, phone-first operator UI</w:t>
+              <w:t>Finish-balls: clock = On × actions; advance on goal; matching coach film on final results screen</w:t>
             </w:r>
           </w:p>
         </w:tc>
         <w:tc>
           <w:tcPr>
-            <w:tcW w:type="dxa" w:w="1134"/>
+            <w:tcW w:type="dxa" w:w="1077"/>
             <w:shd w:fill="FFFFFF" w:val="clear"/>
             <w:tcBorders>
               <w:top w:val="single" w:sz="4" w:space="0" w:color="D4C9A8"/>
@@ -4990,10 +4990,10 @@
               <w:right w:val="single" w:sz="4" w:space="0" w:color="D4C9A8"/>
             </w:tcBorders>
             <w:tcMar>
-              <w:top w:w="22" w:type="dxa"/>
-              <w:bottom w:w="22" w:type="dxa"/>
-              <w:left w:w="36" w:type="dxa"/>
-              <w:right w:w="36" w:type="dxa"/>
+              <w:top w:w="20" w:type="dxa"/>
+              <w:bottom w:w="20" w:type="dxa"/>
+              <w:left w:w="32" w:type="dxa"/>
+              <w:right w:w="32" w:type="dxa"/>
             </w:tcMar>
           </w:tcPr>
           <w:p>
@@ -5007,15 +5007,15 @@
                 <w:b w:val="0"/>
                 <w:i w:val="0"/>
                 <w:color w:val="1A1A1A"/>
-                <w:sz w:val="13"/>
+                <w:sz w:val="12"/>
               </w:rPr>
-              <w:t>Mobile</w:t>
+              <w:t>Player</w:t>
             </w:r>
           </w:p>
         </w:tc>
         <w:tc>
           <w:tcPr>
-            <w:tcW w:type="dxa" w:w="907"/>
+            <w:tcW w:type="dxa" w:w="850"/>
             <w:shd w:fill="FFFFFF" w:val="clear"/>
             <w:tcBorders>
               <w:top w:val="single" w:sz="4" w:space="0" w:color="D4C9A8"/>
@@ -5024,10 +5024,10 @@
               <w:right w:val="single" w:sz="4" w:space="0" w:color="D4C9A8"/>
             </w:tcBorders>
             <w:tcMar>
-              <w:top w:w="22" w:type="dxa"/>
-              <w:bottom w:w="22" w:type="dxa"/>
-              <w:left w:w="36" w:type="dxa"/>
-              <w:right w:w="36" w:type="dxa"/>
+              <w:top w:w="20" w:type="dxa"/>
+              <w:bottom w:w="20" w:type="dxa"/>
+              <w:left w:w="32" w:type="dxa"/>
+              <w:right w:w="32" w:type="dxa"/>
             </w:tcMar>
           </w:tcPr>
           <w:p>
@@ -5042,15 +5042,15 @@
                 <w:b w:val="0"/>
                 <w:i w:val="0"/>
                 <w:color w:val="1A1A1A"/>
-                <w:sz w:val="13"/>
+                <w:sz w:val="12"/>
               </w:rPr>
-              <w:t>08 Sep</w:t>
+              <w:t>03 Oct</w:t>
             </w:r>
           </w:p>
         </w:tc>
         <w:tc>
           <w:tcPr>
-            <w:tcW w:type="dxa" w:w="907"/>
+            <w:tcW w:type="dxa" w:w="850"/>
             <w:shd w:fill="FFFFFF" w:val="clear"/>
             <w:tcBorders>
               <w:top w:val="single" w:sz="4" w:space="0" w:color="D4C9A8"/>
@@ -5059,10 +5059,10 @@
               <w:right w:val="single" w:sz="4" w:space="0" w:color="D4C9A8"/>
             </w:tcBorders>
             <w:tcMar>
-              <w:top w:w="22" w:type="dxa"/>
-              <w:bottom w:w="22" w:type="dxa"/>
-              <w:left w:w="36" w:type="dxa"/>
-              <w:right w:w="36" w:type="dxa"/>
+              <w:top w:w="20" w:type="dxa"/>
+              <w:bottom w:w="20" w:type="dxa"/>
+              <w:left w:w="32" w:type="dxa"/>
+              <w:right w:w="32" w:type="dxa"/>
             </w:tcMar>
           </w:tcPr>
           <w:p>
@@ -5077,15 +5077,15 @@
                 <w:b w:val="0"/>
                 <w:i w:val="0"/>
                 <w:color w:val="1A1A1A"/>
-                <w:sz w:val="13"/>
+                <w:sz w:val="12"/>
               </w:rPr>
-              <w:t>05 Oct</w:t>
+              <w:t>03 Oct</w:t>
             </w:r>
           </w:p>
         </w:tc>
         <w:tc>
           <w:tcPr>
-            <w:tcW w:type="dxa" w:w="737"/>
+            <w:tcW w:type="dxa" w:w="680"/>
             <w:shd w:fill="FFFFFF" w:val="clear"/>
             <w:tcBorders>
               <w:top w:val="single" w:sz="4" w:space="0" w:color="D4C9A8"/>
@@ -5094,10 +5094,10 @@
               <w:right w:val="single" w:sz="4" w:space="0" w:color="D4C9A8"/>
             </w:tcBorders>
             <w:tcMar>
-              <w:top w:w="22" w:type="dxa"/>
-              <w:bottom w:w="22" w:type="dxa"/>
-              <w:left w:w="36" w:type="dxa"/>
-              <w:right w:w="36" w:type="dxa"/>
+              <w:top w:w="20" w:type="dxa"/>
+              <w:bottom w:w="20" w:type="dxa"/>
+              <w:left w:w="32" w:type="dxa"/>
+              <w:right w:w="32" w:type="dxa"/>
             </w:tcMar>
           </w:tcPr>
           <w:p>
@@ -5112,7 +5112,7 @@
                 <w:b/>
                 <w:i w:val="0"/>
                 <w:color w:val="1B6B3A"/>
-                <w:sz w:val="13"/>
+                <w:sz w:val="12"/>
               </w:rPr>
               <w:t>100%</w:t>
             </w:r>
@@ -5125,7 +5125,7 @@
         </w:trPr>
         <w:tc>
           <w:tcPr>
-            <w:tcW w:type="dxa" w:w="737"/>
+            <w:tcW w:type="dxa" w:w="680"/>
             <w:shd w:fill="F4F1E8" w:val="clear"/>
             <w:tcBorders>
               <w:top w:val="single" w:sz="4" w:space="0" w:color="D4C9A8"/>
@@ -5134,10 +5134,10 @@
               <w:right w:val="single" w:sz="4" w:space="0" w:color="D4C9A8"/>
             </w:tcBorders>
             <w:tcMar>
-              <w:top w:w="22" w:type="dxa"/>
-              <w:bottom w:w="22" w:type="dxa"/>
-              <w:left w:w="36" w:type="dxa"/>
-              <w:right w:w="36" w:type="dxa"/>
+              <w:top w:w="20" w:type="dxa"/>
+              <w:bottom w:w="20" w:type="dxa"/>
+              <w:left w:w="32" w:type="dxa"/>
+              <w:right w:w="32" w:type="dxa"/>
             </w:tcMar>
           </w:tcPr>
           <w:p>
@@ -5152,15 +5152,15 @@
                 <w:b/>
                 <w:i w:val="0"/>
                 <w:color w:val="1A1A1A"/>
-                <w:sz w:val="13"/>
+                <w:sz w:val="12"/>
               </w:rPr>
-              <w:t>6.1</w:t>
+              <w:t>4.1</w:t>
             </w:r>
           </w:p>
         </w:tc>
         <w:tc>
           <w:tcPr>
-            <w:tcW w:type="dxa" w:w="5783"/>
+            <w:tcW w:type="dxa" w:w="5896"/>
             <w:shd w:fill="F4F1E8" w:val="clear"/>
             <w:tcBorders>
               <w:top w:val="single" w:sz="4" w:space="0" w:color="D4C9A8"/>
@@ -5169,10 +5169,10 @@
               <w:right w:val="single" w:sz="4" w:space="0" w:color="D4C9A8"/>
             </w:tcBorders>
             <w:tcMar>
-              <w:top w:w="22" w:type="dxa"/>
-              <w:bottom w:w="22" w:type="dxa"/>
-              <w:left w:w="36" w:type="dxa"/>
-              <w:right w:w="36" w:type="dxa"/>
+              <w:top w:w="20" w:type="dxa"/>
+              <w:bottom w:w="20" w:type="dxa"/>
+              <w:left w:w="32" w:type="dxa"/>
+              <w:right w:w="32" w:type="dxa"/>
             </w:tcMar>
           </w:tcPr>
           <w:p>
@@ -5186,15 +5186,15 @@
                 <w:b w:val="0"/>
                 <w:i w:val="0"/>
                 <w:color w:val="1A1A1A"/>
-                <w:sz w:val="13"/>
+                <w:sz w:val="12"/>
               </w:rPr>
-              <w:t>my.simust.com production hostname; VPS update script branch arg; deploy pipeline docs</w:t>
+              <w:t>Paid 30-min unlock credits; score opens next set; A-T4 opens next band (Entry→Activated→…→WC)</w:t>
             </w:r>
           </w:p>
         </w:tc>
         <w:tc>
           <w:tcPr>
-            <w:tcW w:type="dxa" w:w="1134"/>
+            <w:tcW w:type="dxa" w:w="1077"/>
             <w:shd w:fill="F4F1E8" w:val="clear"/>
             <w:tcBorders>
               <w:top w:val="single" w:sz="4" w:space="0" w:color="D4C9A8"/>
@@ -5203,10 +5203,10 @@
               <w:right w:val="single" w:sz="4" w:space="0" w:color="D4C9A8"/>
             </w:tcBorders>
             <w:tcMar>
-              <w:top w:w="22" w:type="dxa"/>
-              <w:bottom w:w="22" w:type="dxa"/>
-              <w:left w:w="36" w:type="dxa"/>
-              <w:right w:w="36" w:type="dxa"/>
+              <w:top w:w="20" w:type="dxa"/>
+              <w:bottom w:w="20" w:type="dxa"/>
+              <w:left w:w="32" w:type="dxa"/>
+              <w:right w:w="32" w:type="dxa"/>
             </w:tcMar>
           </w:tcPr>
           <w:p>
@@ -5220,15 +5220,15 @@
                 <w:b w:val="0"/>
                 <w:i w:val="0"/>
                 <w:color w:val="1A1A1A"/>
-                <w:sz w:val="13"/>
+                <w:sz w:val="12"/>
               </w:rPr>
-              <w:t>Ops</w:t>
+              <w:t>Progress</w:t>
             </w:r>
           </w:p>
         </w:tc>
         <w:tc>
           <w:tcPr>
-            <w:tcW w:type="dxa" w:w="907"/>
+            <w:tcW w:type="dxa" w:w="850"/>
             <w:shd w:fill="F4F1E8" w:val="clear"/>
             <w:tcBorders>
               <w:top w:val="single" w:sz="4" w:space="0" w:color="D4C9A8"/>
@@ -5237,10 +5237,10 @@
               <w:right w:val="single" w:sz="4" w:space="0" w:color="D4C9A8"/>
             </w:tcBorders>
             <w:tcMar>
-              <w:top w:w="22" w:type="dxa"/>
-              <w:bottom w:w="22" w:type="dxa"/>
-              <w:left w:w="36" w:type="dxa"/>
-              <w:right w:w="36" w:type="dxa"/>
+              <w:top w:w="20" w:type="dxa"/>
+              <w:bottom w:w="20" w:type="dxa"/>
+              <w:left w:w="32" w:type="dxa"/>
+              <w:right w:w="32" w:type="dxa"/>
             </w:tcMar>
           </w:tcPr>
           <w:p>
@@ -5255,15 +5255,15 @@
                 <w:b w:val="0"/>
                 <w:i w:val="0"/>
                 <w:color w:val="1A1A1A"/>
-                <w:sz w:val="13"/>
+                <w:sz w:val="12"/>
               </w:rPr>
-              <w:t>08 Sep</w:t>
+              <w:t>10 Sep</w:t>
             </w:r>
           </w:p>
         </w:tc>
         <w:tc>
           <w:tcPr>
-            <w:tcW w:type="dxa" w:w="907"/>
+            <w:tcW w:type="dxa" w:w="850"/>
             <w:shd w:fill="F4F1E8" w:val="clear"/>
             <w:tcBorders>
               <w:top w:val="single" w:sz="4" w:space="0" w:color="D4C9A8"/>
@@ -5272,10 +5272,10 @@
               <w:right w:val="single" w:sz="4" w:space="0" w:color="D4C9A8"/>
             </w:tcBorders>
             <w:tcMar>
-              <w:top w:w="22" w:type="dxa"/>
-              <w:bottom w:w="22" w:type="dxa"/>
-              <w:left w:w="36" w:type="dxa"/>
-              <w:right w:w="36" w:type="dxa"/>
+              <w:top w:w="20" w:type="dxa"/>
+              <w:bottom w:w="20" w:type="dxa"/>
+              <w:left w:w="32" w:type="dxa"/>
+              <w:right w:w="32" w:type="dxa"/>
             </w:tcMar>
           </w:tcPr>
           <w:p>
@@ -5290,15 +5290,15 @@
                 <w:b w:val="0"/>
                 <w:i w:val="0"/>
                 <w:color w:val="1A1A1A"/>
-                <w:sz w:val="13"/>
+                <w:sz w:val="12"/>
               </w:rPr>
-              <w:t>26 Sep</w:t>
+              <w:t>05 Oct</w:t>
             </w:r>
           </w:p>
         </w:tc>
         <w:tc>
           <w:tcPr>
-            <w:tcW w:type="dxa" w:w="737"/>
+            <w:tcW w:type="dxa" w:w="680"/>
             <w:shd w:fill="F4F1E8" w:val="clear"/>
             <w:tcBorders>
               <w:top w:val="single" w:sz="4" w:space="0" w:color="D4C9A8"/>
@@ -5307,10 +5307,10 @@
               <w:right w:val="single" w:sz="4" w:space="0" w:color="D4C9A8"/>
             </w:tcBorders>
             <w:tcMar>
-              <w:top w:w="22" w:type="dxa"/>
-              <w:bottom w:w="22" w:type="dxa"/>
-              <w:left w:w="36" w:type="dxa"/>
-              <w:right w:w="36" w:type="dxa"/>
+              <w:top w:w="20" w:type="dxa"/>
+              <w:bottom w:w="20" w:type="dxa"/>
+              <w:left w:w="32" w:type="dxa"/>
+              <w:right w:w="32" w:type="dxa"/>
             </w:tcMar>
           </w:tcPr>
           <w:p>
@@ -5325,7 +5325,7 @@
                 <w:b/>
                 <w:i w:val="0"/>
                 <w:color w:val="1B6B3A"/>
-                <w:sz w:val="13"/>
+                <w:sz w:val="12"/>
               </w:rPr>
               <w:t>100%</w:t>
             </w:r>
@@ -5338,7 +5338,7 @@
         </w:trPr>
         <w:tc>
           <w:tcPr>
-            <w:tcW w:type="dxa" w:w="737"/>
+            <w:tcW w:type="dxa" w:w="680"/>
             <w:shd w:fill="FFFFFF" w:val="clear"/>
             <w:tcBorders>
               <w:top w:val="single" w:sz="4" w:space="0" w:color="D4C9A8"/>
@@ -5347,10 +5347,10 @@
               <w:right w:val="single" w:sz="4" w:space="0" w:color="D4C9A8"/>
             </w:tcBorders>
             <w:tcMar>
-              <w:top w:w="22" w:type="dxa"/>
-              <w:bottom w:w="22" w:type="dxa"/>
-              <w:left w:w="36" w:type="dxa"/>
-              <w:right w:w="36" w:type="dxa"/>
+              <w:top w:w="20" w:type="dxa"/>
+              <w:bottom w:w="20" w:type="dxa"/>
+              <w:left w:w="32" w:type="dxa"/>
+              <w:right w:w="32" w:type="dxa"/>
             </w:tcMar>
           </w:tcPr>
           <w:p>
@@ -5365,15 +5365,15 @@
                 <w:b/>
                 <w:i w:val="0"/>
                 <w:color w:val="1A1A1A"/>
-                <w:sz w:val="13"/>
+                <w:sz w:val="12"/>
               </w:rPr>
-              <w:t>6.2</w:t>
+              <w:t>4.2</w:t>
             </w:r>
           </w:p>
         </w:tc>
         <w:tc>
           <w:tcPr>
-            <w:tcW w:type="dxa" w:w="5783"/>
+            <w:tcW w:type="dxa" w:w="5896"/>
             <w:shd w:fill="FFFFFF" w:val="clear"/>
             <w:tcBorders>
               <w:top w:val="single" w:sz="4" w:space="0" w:color="D4C9A8"/>
@@ -5382,10 +5382,10 @@
               <w:right w:val="single" w:sz="4" w:space="0" w:color="D4C9A8"/>
             </w:tcBorders>
             <w:tcMar>
-              <w:top w:w="22" w:type="dxa"/>
-              <w:bottom w:w="22" w:type="dxa"/>
-              <w:left w:w="36" w:type="dxa"/>
-              <w:right w:w="36" w:type="dxa"/>
+              <w:top w:w="20" w:type="dxa"/>
+              <w:bottom w:w="20" w:type="dxa"/>
+              <w:left w:w="32" w:type="dxa"/>
+              <w:right w:w="32" w:type="dxa"/>
             </w:tcMar>
           </w:tcPr>
           <w:p>
@@ -5399,15 +5399,15 @@
                 <w:b w:val="0"/>
                 <w:i w:val="0"/>
                 <w:color w:val="1A1A1A"/>
-                <w:sz w:val="13"/>
+                <w:sz w:val="12"/>
               </w:rPr>
-              <w:t>Remote coach login harden; hide visualisation for coaches; lab failure surfacing</w:t>
+              <w:t>Entry dual-field unlock flow; Elite/World Class ordered play; unlock-to-World-Class simulator tests</w:t>
             </w:r>
           </w:p>
         </w:tc>
         <w:tc>
           <w:tcPr>
-            <w:tcW w:type="dxa" w:w="1134"/>
+            <w:tcW w:type="dxa" w:w="1077"/>
             <w:shd w:fill="FFFFFF" w:val="clear"/>
             <w:tcBorders>
               <w:top w:val="single" w:sz="4" w:space="0" w:color="D4C9A8"/>
@@ -5416,10 +5416,10 @@
               <w:right w:val="single" w:sz="4" w:space="0" w:color="D4C9A8"/>
             </w:tcBorders>
             <w:tcMar>
-              <w:top w:w="22" w:type="dxa"/>
-              <w:bottom w:w="22" w:type="dxa"/>
-              <w:left w:w="36" w:type="dxa"/>
-              <w:right w:w="36" w:type="dxa"/>
+              <w:top w:w="20" w:type="dxa"/>
+              <w:bottom w:w="20" w:type="dxa"/>
+              <w:left w:w="32" w:type="dxa"/>
+              <w:right w:w="32" w:type="dxa"/>
             </w:tcMar>
           </w:tcPr>
           <w:p>
@@ -5433,15 +5433,15 @@
                 <w:b w:val="0"/>
                 <w:i w:val="0"/>
                 <w:color w:val="1A1A1A"/>
-                <w:sz w:val="13"/>
+                <w:sz w:val="12"/>
               </w:rPr>
-              <w:t>Ops</w:t>
+              <w:t>Progress</w:t>
             </w:r>
           </w:p>
         </w:tc>
         <w:tc>
           <w:tcPr>
-            <w:tcW w:type="dxa" w:w="907"/>
+            <w:tcW w:type="dxa" w:w="850"/>
             <w:shd w:fill="FFFFFF" w:val="clear"/>
             <w:tcBorders>
               <w:top w:val="single" w:sz="4" w:space="0" w:color="D4C9A8"/>
@@ -5450,10 +5450,10 @@
               <w:right w:val="single" w:sz="4" w:space="0" w:color="D4C9A8"/>
             </w:tcBorders>
             <w:tcMar>
-              <w:top w:w="22" w:type="dxa"/>
-              <w:bottom w:w="22" w:type="dxa"/>
-              <w:left w:w="36" w:type="dxa"/>
-              <w:right w:w="36" w:type="dxa"/>
+              <w:top w:w="20" w:type="dxa"/>
+              <w:bottom w:w="20" w:type="dxa"/>
+              <w:left w:w="32" w:type="dxa"/>
+              <w:right w:w="32" w:type="dxa"/>
             </w:tcMar>
           </w:tcPr>
           <w:p>
@@ -5468,15 +5468,15 @@
                 <w:b w:val="0"/>
                 <w:i w:val="0"/>
                 <w:color w:val="1A1A1A"/>
-                <w:sz w:val="13"/>
+                <w:sz w:val="12"/>
               </w:rPr>
-              <w:t>08 Sep</w:t>
+              <w:t>26 Sep</w:t>
             </w:r>
           </w:p>
         </w:tc>
         <w:tc>
           <w:tcPr>
-            <w:tcW w:type="dxa" w:w="907"/>
+            <w:tcW w:type="dxa" w:w="850"/>
             <w:shd w:fill="FFFFFF" w:val="clear"/>
             <w:tcBorders>
               <w:top w:val="single" w:sz="4" w:space="0" w:color="D4C9A8"/>
@@ -5485,10 +5485,10 @@
               <w:right w:val="single" w:sz="4" w:space="0" w:color="D4C9A8"/>
             </w:tcBorders>
             <w:tcMar>
-              <w:top w:w="22" w:type="dxa"/>
-              <w:bottom w:w="22" w:type="dxa"/>
-              <w:left w:w="36" w:type="dxa"/>
-              <w:right w:w="36" w:type="dxa"/>
+              <w:top w:w="20" w:type="dxa"/>
+              <w:bottom w:w="20" w:type="dxa"/>
+              <w:left w:w="32" w:type="dxa"/>
+              <w:right w:w="32" w:type="dxa"/>
             </w:tcMar>
           </w:tcPr>
           <w:p>
@@ -5503,7 +5503,7 @@
                 <w:b w:val="0"/>
                 <w:i w:val="0"/>
                 <w:color w:val="1A1A1A"/>
-                <w:sz w:val="13"/>
+                <w:sz w:val="12"/>
               </w:rPr>
               <w:t>05 Oct</w:t>
             </w:r>
@@ -5511,7 +5511,7 @@
         </w:tc>
         <w:tc>
           <w:tcPr>
-            <w:tcW w:type="dxa" w:w="737"/>
+            <w:tcW w:type="dxa" w:w="680"/>
             <w:shd w:fill="FFFFFF" w:val="clear"/>
             <w:tcBorders>
               <w:top w:val="single" w:sz="4" w:space="0" w:color="D4C9A8"/>
@@ -5520,10 +5520,10 @@
               <w:right w:val="single" w:sz="4" w:space="0" w:color="D4C9A8"/>
             </w:tcBorders>
             <w:tcMar>
-              <w:top w:w="22" w:type="dxa"/>
-              <w:bottom w:w="22" w:type="dxa"/>
-              <w:left w:w="36" w:type="dxa"/>
-              <w:right w:w="36" w:type="dxa"/>
+              <w:top w:w="20" w:type="dxa"/>
+              <w:bottom w:w="20" w:type="dxa"/>
+              <w:left w:w="32" w:type="dxa"/>
+              <w:right w:w="32" w:type="dxa"/>
             </w:tcMar>
           </w:tcPr>
           <w:p>
@@ -5538,7 +5538,7 @@
                 <w:b/>
                 <w:i w:val="0"/>
                 <w:color w:val="1B6B3A"/>
-                <w:sz w:val="13"/>
+                <w:sz w:val="12"/>
               </w:rPr>
               <w:t>100%</w:t>
             </w:r>
@@ -5551,7 +5551,7 @@
         </w:trPr>
         <w:tc>
           <w:tcPr>
-            <w:tcW w:type="dxa" w:w="737"/>
+            <w:tcW w:type="dxa" w:w="680"/>
             <w:shd w:fill="F4F1E8" w:val="clear"/>
             <w:tcBorders>
               <w:top w:val="single" w:sz="4" w:space="0" w:color="D4C9A8"/>
@@ -5560,10 +5560,10 @@
               <w:right w:val="single" w:sz="4" w:space="0" w:color="D4C9A8"/>
             </w:tcBorders>
             <w:tcMar>
-              <w:top w:w="22" w:type="dxa"/>
-              <w:bottom w:w="22" w:type="dxa"/>
-              <w:left w:w="36" w:type="dxa"/>
-              <w:right w:w="36" w:type="dxa"/>
+              <w:top w:w="20" w:type="dxa"/>
+              <w:bottom w:w="20" w:type="dxa"/>
+              <w:left w:w="32" w:type="dxa"/>
+              <w:right w:w="32" w:type="dxa"/>
             </w:tcMar>
           </w:tcPr>
           <w:p>
@@ -5578,15 +5578,15 @@
                 <w:b/>
                 <w:i w:val="0"/>
                 <w:color w:val="1A1A1A"/>
-                <w:sz w:val="13"/>
+                <w:sz w:val="12"/>
               </w:rPr>
-              <w:t>7.1</w:t>
+              <w:t>5.1</w:t>
             </w:r>
           </w:p>
         </w:tc>
         <w:tc>
           <w:tcPr>
-            <w:tcW w:type="dxa" w:w="5783"/>
+            <w:tcW w:type="dxa" w:w="5896"/>
             <w:shd w:fill="F4F1E8" w:val="clear"/>
             <w:tcBorders>
               <w:top w:val="single" w:sz="4" w:space="0" w:color="D4C9A8"/>
@@ -5595,10 +5595,10 @@
               <w:right w:val="single" w:sz="4" w:space="0" w:color="D4C9A8"/>
             </w:tcBorders>
             <w:tcMar>
-              <w:top w:w="22" w:type="dxa"/>
-              <w:bottom w:w="22" w:type="dxa"/>
-              <w:left w:w="36" w:type="dxa"/>
-              <w:right w:w="36" w:type="dxa"/>
+              <w:top w:w="20" w:type="dxa"/>
+              <w:bottom w:w="20" w:type="dxa"/>
+              <w:left w:w="32" w:type="dxa"/>
+              <w:right w:w="32" w:type="dxa"/>
             </w:tcMar>
           </w:tcPr>
           <w:p>
@@ -5612,15 +5612,15 @@
                 <w:b w:val="0"/>
                 <w:i w:val="0"/>
                 <w:color w:val="1A1A1A"/>
-                <w:sz w:val="13"/>
+                <w:sz w:val="12"/>
               </w:rPr>
-              <w:t>Accuracy: GOAL corner Miss, PRESS Correct no Miss, tempo-aware late search, SF-30N labels</w:t>
+              <w:t>My SIMUST Android (com.simust.mysimust): login/dashboard, admin waiver, signed Play AAB pipeline</w:t>
             </w:r>
           </w:p>
         </w:tc>
         <w:tc>
           <w:tcPr>
-            <w:tcW w:type="dxa" w:w="1134"/>
+            <w:tcW w:type="dxa" w:w="1077"/>
             <w:shd w:fill="F4F1E8" w:val="clear"/>
             <w:tcBorders>
               <w:top w:val="single" w:sz="4" w:space="0" w:color="D4C9A8"/>
@@ -5629,10 +5629,10 @@
               <w:right w:val="single" w:sz="4" w:space="0" w:color="D4C9A8"/>
             </w:tcBorders>
             <w:tcMar>
-              <w:top w:w="22" w:type="dxa"/>
-              <w:bottom w:w="22" w:type="dxa"/>
-              <w:left w:w="36" w:type="dxa"/>
-              <w:right w:w="36" w:type="dxa"/>
+              <w:top w:w="20" w:type="dxa"/>
+              <w:bottom w:w="20" w:type="dxa"/>
+              <w:left w:w="32" w:type="dxa"/>
+              <w:right w:w="32" w:type="dxa"/>
             </w:tcMar>
           </w:tcPr>
           <w:p>
@@ -5646,15 +5646,15 @@
                 <w:b w:val="0"/>
                 <w:i w:val="0"/>
                 <w:color w:val="1A1A1A"/>
-                <w:sz w:val="13"/>
+                <w:sz w:val="12"/>
               </w:rPr>
-              <w:t>Analysis</w:t>
+              <w:t>Mobile</w:t>
             </w:r>
           </w:p>
         </w:tc>
         <w:tc>
           <w:tcPr>
-            <w:tcW w:type="dxa" w:w="907"/>
+            <w:tcW w:type="dxa" w:w="850"/>
             <w:shd w:fill="F4F1E8" w:val="clear"/>
             <w:tcBorders>
               <w:top w:val="single" w:sz="4" w:space="0" w:color="D4C9A8"/>
@@ -5663,10 +5663,10 @@
               <w:right w:val="single" w:sz="4" w:space="0" w:color="D4C9A8"/>
             </w:tcBorders>
             <w:tcMar>
-              <w:top w:w="22" w:type="dxa"/>
-              <w:bottom w:w="22" w:type="dxa"/>
-              <w:left w:w="36" w:type="dxa"/>
-              <w:right w:w="36" w:type="dxa"/>
+              <w:top w:w="20" w:type="dxa"/>
+              <w:bottom w:w="20" w:type="dxa"/>
+              <w:left w:w="32" w:type="dxa"/>
+              <w:right w:w="32" w:type="dxa"/>
             </w:tcMar>
           </w:tcPr>
           <w:p>
@@ -5681,15 +5681,15 @@
                 <w:b w:val="0"/>
                 <w:i w:val="0"/>
                 <w:color w:val="1A1A1A"/>
-                <w:sz w:val="13"/>
+                <w:sz w:val="12"/>
               </w:rPr>
-              <w:t>08 Sep</w:t>
+              <w:t>10 Sep</w:t>
             </w:r>
           </w:p>
         </w:tc>
         <w:tc>
           <w:tcPr>
-            <w:tcW w:type="dxa" w:w="907"/>
+            <w:tcW w:type="dxa" w:w="850"/>
             <w:shd w:fill="F4F1E8" w:val="clear"/>
             <w:tcBorders>
               <w:top w:val="single" w:sz="4" w:space="0" w:color="D4C9A8"/>
@@ -5698,10 +5698,10 @@
               <w:right w:val="single" w:sz="4" w:space="0" w:color="D4C9A8"/>
             </w:tcBorders>
             <w:tcMar>
-              <w:top w:w="22" w:type="dxa"/>
-              <w:bottom w:w="22" w:type="dxa"/>
-              <w:left w:w="36" w:type="dxa"/>
-              <w:right w:w="36" w:type="dxa"/>
+              <w:top w:w="20" w:type="dxa"/>
+              <w:bottom w:w="20" w:type="dxa"/>
+              <w:left w:w="32" w:type="dxa"/>
+              <w:right w:w="32" w:type="dxa"/>
             </w:tcMar>
           </w:tcPr>
           <w:p>
@@ -5716,15 +5716,15 @@
                 <w:b w:val="0"/>
                 <w:i w:val="0"/>
                 <w:color w:val="1A1A1A"/>
-                <w:sz w:val="13"/>
+                <w:sz w:val="12"/>
               </w:rPr>
-              <w:t>10 Sep</w:t>
+              <w:t>11 Sep</w:t>
             </w:r>
           </w:p>
         </w:tc>
         <w:tc>
           <w:tcPr>
-            <w:tcW w:type="dxa" w:w="737"/>
+            <w:tcW w:type="dxa" w:w="680"/>
             <w:shd w:fill="F4F1E8" w:val="clear"/>
             <w:tcBorders>
               <w:top w:val="single" w:sz="4" w:space="0" w:color="D4C9A8"/>
@@ -5733,10 +5733,10 @@
               <w:right w:val="single" w:sz="4" w:space="0" w:color="D4C9A8"/>
             </w:tcBorders>
             <w:tcMar>
-              <w:top w:w="22" w:type="dxa"/>
-              <w:bottom w:w="22" w:type="dxa"/>
-              <w:left w:w="36" w:type="dxa"/>
-              <w:right w:w="36" w:type="dxa"/>
+              <w:top w:w="20" w:type="dxa"/>
+              <w:bottom w:w="20" w:type="dxa"/>
+              <w:left w:w="32" w:type="dxa"/>
+              <w:right w:w="32" w:type="dxa"/>
             </w:tcMar>
           </w:tcPr>
           <w:p>
@@ -5751,7 +5751,7 @@
                 <w:b/>
                 <w:i w:val="0"/>
                 <w:color w:val="1B6B3A"/>
-                <w:sz w:val="13"/>
+                <w:sz w:val="12"/>
               </w:rPr>
               <w:t>100%</w:t>
             </w:r>
@@ -5764,7 +5764,7 @@
         </w:trPr>
         <w:tc>
           <w:tcPr>
-            <w:tcW w:type="dxa" w:w="737"/>
+            <w:tcW w:type="dxa" w:w="680"/>
             <w:shd w:fill="FFFFFF" w:val="clear"/>
             <w:tcBorders>
               <w:top w:val="single" w:sz="4" w:space="0" w:color="D4C9A8"/>
@@ -5773,10 +5773,10 @@
               <w:right w:val="single" w:sz="4" w:space="0" w:color="D4C9A8"/>
             </w:tcBorders>
             <w:tcMar>
-              <w:top w:w="22" w:type="dxa"/>
-              <w:bottom w:w="22" w:type="dxa"/>
-              <w:left w:w="36" w:type="dxa"/>
-              <w:right w:w="36" w:type="dxa"/>
+              <w:top w:w="20" w:type="dxa"/>
+              <w:bottom w:w="20" w:type="dxa"/>
+              <w:left w:w="32" w:type="dxa"/>
+              <w:right w:w="32" w:type="dxa"/>
             </w:tcMar>
           </w:tcPr>
           <w:p>
@@ -5791,15 +5791,15 @@
                 <w:b/>
                 <w:i w:val="0"/>
                 <w:color w:val="1A1A1A"/>
-                <w:sz w:val="13"/>
+                <w:sz w:val="12"/>
               </w:rPr>
-              <w:t>7.2</w:t>
+              <w:t>5.2</w:t>
             </w:r>
           </w:p>
         </w:tc>
         <w:tc>
           <w:tcPr>
-            <w:tcW w:type="dxa" w:w="5783"/>
+            <w:tcW w:type="dxa" w:w="5896"/>
             <w:shd w:fill="FFFFFF" w:val="clear"/>
             <w:tcBorders>
               <w:top w:val="single" w:sz="4" w:space="0" w:color="D4C9A8"/>
@@ -5808,10 +5808,10 @@
               <w:right w:val="single" w:sz="4" w:space="0" w:color="D4C9A8"/>
             </w:tcBorders>
             <w:tcMar>
-              <w:top w:w="22" w:type="dxa"/>
-              <w:bottom w:w="22" w:type="dxa"/>
-              <w:left w:w="36" w:type="dxa"/>
-              <w:right w:w="36" w:type="dxa"/>
+              <w:top w:w="20" w:type="dxa"/>
+              <w:bottom w:w="20" w:type="dxa"/>
+              <w:left w:w="32" w:type="dxa"/>
+              <w:right w:w="32" w:type="dxa"/>
             </w:tcMar>
           </w:tcPr>
           <w:p>
@@ -5825,15 +5825,15 @@
                 <w:b w:val="0"/>
                 <w:i w:val="0"/>
                 <w:color w:val="1A1A1A"/>
-                <w:sz w:val="13"/>
+                <w:sz w:val="12"/>
               </w:rPr>
-              <w:t>Pause freeze: countdown/session/analysis clocks + player action timers; resume shift math</w:t>
+              <w:t>Operator Android SIMUST 2.4→2.13: lab online status, WebView cache bust, phone-fit controls</w:t>
             </w:r>
           </w:p>
         </w:tc>
         <w:tc>
           <w:tcPr>
-            <w:tcW w:type="dxa" w:w="1134"/>
+            <w:tcW w:type="dxa" w:w="1077"/>
             <w:shd w:fill="FFFFFF" w:val="clear"/>
             <w:tcBorders>
               <w:top w:val="single" w:sz="4" w:space="0" w:color="D4C9A8"/>
@@ -5842,10 +5842,10 @@
               <w:right w:val="single" w:sz="4" w:space="0" w:color="D4C9A8"/>
             </w:tcBorders>
             <w:tcMar>
-              <w:top w:w="22" w:type="dxa"/>
-              <w:bottom w:w="22" w:type="dxa"/>
-              <w:left w:w="36" w:type="dxa"/>
-              <w:right w:w="36" w:type="dxa"/>
+              <w:top w:w="20" w:type="dxa"/>
+              <w:bottom w:w="20" w:type="dxa"/>
+              <w:left w:w="32" w:type="dxa"/>
+              <w:right w:w="32" w:type="dxa"/>
             </w:tcMar>
           </w:tcPr>
           <w:p>
@@ -5859,15 +5859,15 @@
                 <w:b w:val="0"/>
                 <w:i w:val="0"/>
                 <w:color w:val="1A1A1A"/>
-                <w:sz w:val="13"/>
+                <w:sz w:val="12"/>
               </w:rPr>
-              <w:t>Analysis</w:t>
+              <w:t>Mobile</w:t>
             </w:r>
           </w:p>
         </w:tc>
         <w:tc>
           <w:tcPr>
-            <w:tcW w:type="dxa" w:w="907"/>
+            <w:tcW w:type="dxa" w:w="850"/>
             <w:shd w:fill="FFFFFF" w:val="clear"/>
             <w:tcBorders>
               <w:top w:val="single" w:sz="4" w:space="0" w:color="D4C9A8"/>
@@ -5876,10 +5876,10 @@
               <w:right w:val="single" w:sz="4" w:space="0" w:color="D4C9A8"/>
             </w:tcBorders>
             <w:tcMar>
-              <w:top w:w="22" w:type="dxa"/>
-              <w:bottom w:w="22" w:type="dxa"/>
-              <w:left w:w="36" w:type="dxa"/>
-              <w:right w:w="36" w:type="dxa"/>
+              <w:top w:w="20" w:type="dxa"/>
+              <w:bottom w:w="20" w:type="dxa"/>
+              <w:left w:w="32" w:type="dxa"/>
+              <w:right w:w="32" w:type="dxa"/>
             </w:tcMar>
           </w:tcPr>
           <w:p>
@@ -5894,15 +5894,15 @@
                 <w:b w:val="0"/>
                 <w:i w:val="0"/>
                 <w:color w:val="1A1A1A"/>
-                <w:sz w:val="13"/>
+                <w:sz w:val="12"/>
               </w:rPr>
-              <w:t>09 Sep</w:t>
+              <w:t>08 Sep</w:t>
             </w:r>
           </w:p>
         </w:tc>
         <w:tc>
           <w:tcPr>
-            <w:tcW w:type="dxa" w:w="907"/>
+            <w:tcW w:type="dxa" w:w="850"/>
             <w:shd w:fill="FFFFFF" w:val="clear"/>
             <w:tcBorders>
               <w:top w:val="single" w:sz="4" w:space="0" w:color="D4C9A8"/>
@@ -5911,10 +5911,10 @@
               <w:right w:val="single" w:sz="4" w:space="0" w:color="D4C9A8"/>
             </w:tcBorders>
             <w:tcMar>
-              <w:top w:w="22" w:type="dxa"/>
-              <w:bottom w:w="22" w:type="dxa"/>
-              <w:left w:w="36" w:type="dxa"/>
-              <w:right w:w="36" w:type="dxa"/>
+              <w:top w:w="20" w:type="dxa"/>
+              <w:bottom w:w="20" w:type="dxa"/>
+              <w:left w:w="32" w:type="dxa"/>
+              <w:right w:w="32" w:type="dxa"/>
             </w:tcMar>
           </w:tcPr>
           <w:p>
@@ -5929,7 +5929,7 @@
                 <w:b w:val="0"/>
                 <w:i w:val="0"/>
                 <w:color w:val="1A1A1A"/>
-                <w:sz w:val="13"/>
+                <w:sz w:val="12"/>
               </w:rPr>
               <w:t>05 Oct</w:t>
             </w:r>
@@ -5937,7 +5937,7 @@
         </w:tc>
         <w:tc>
           <w:tcPr>
-            <w:tcW w:type="dxa" w:w="737"/>
+            <w:tcW w:type="dxa" w:w="680"/>
             <w:shd w:fill="FFFFFF" w:val="clear"/>
             <w:tcBorders>
               <w:top w:val="single" w:sz="4" w:space="0" w:color="D4C9A8"/>
@@ -5946,10 +5946,10 @@
               <w:right w:val="single" w:sz="4" w:space="0" w:color="D4C9A8"/>
             </w:tcBorders>
             <w:tcMar>
-              <w:top w:w="22" w:type="dxa"/>
-              <w:bottom w:w="22" w:type="dxa"/>
-              <w:left w:w="36" w:type="dxa"/>
-              <w:right w:w="36" w:type="dxa"/>
+              <w:top w:w="20" w:type="dxa"/>
+              <w:bottom w:w="20" w:type="dxa"/>
+              <w:left w:w="32" w:type="dxa"/>
+              <w:right w:w="32" w:type="dxa"/>
             </w:tcMar>
           </w:tcPr>
           <w:p>
@@ -5964,7 +5964,7 @@
                 <w:b/>
                 <w:i w:val="0"/>
                 <w:color w:val="1B6B3A"/>
-                <w:sz w:val="13"/>
+                <w:sz w:val="12"/>
               </w:rPr>
               <w:t>100%</w:t>
             </w:r>
@@ -5977,7 +5977,7 @@
         </w:trPr>
         <w:tc>
           <w:tcPr>
-            <w:tcW w:type="dxa" w:w="737"/>
+            <w:tcW w:type="dxa" w:w="680"/>
             <w:shd w:fill="F4F1E8" w:val="clear"/>
             <w:tcBorders>
               <w:top w:val="single" w:sz="4" w:space="0" w:color="D4C9A8"/>
@@ -5986,10 +5986,10 @@
               <w:right w:val="single" w:sz="4" w:space="0" w:color="D4C9A8"/>
             </w:tcBorders>
             <w:tcMar>
-              <w:top w:w="22" w:type="dxa"/>
-              <w:bottom w:w="22" w:type="dxa"/>
-              <w:left w:w="36" w:type="dxa"/>
-              <w:right w:w="36" w:type="dxa"/>
+              <w:top w:w="20" w:type="dxa"/>
+              <w:bottom w:w="20" w:type="dxa"/>
+              <w:left w:w="32" w:type="dxa"/>
+              <w:right w:w="32" w:type="dxa"/>
             </w:tcMar>
           </w:tcPr>
           <w:p>
@@ -6004,15 +6004,15 @@
                 <w:b/>
                 <w:i w:val="0"/>
                 <w:color w:val="1A1A1A"/>
-                <w:sz w:val="13"/>
+                <w:sz w:val="12"/>
               </w:rPr>
-              <w:t>7.3</w:t>
+              <w:t>6.1</w:t>
             </w:r>
           </w:p>
         </w:tc>
         <w:tc>
           <w:tcPr>
-            <w:tcW w:type="dxa" w:w="5783"/>
+            <w:tcW w:type="dxa" w:w="5896"/>
             <w:shd w:fill="F4F1E8" w:val="clear"/>
             <w:tcBorders>
               <w:top w:val="single" w:sz="4" w:space="0" w:color="D4C9A8"/>
@@ -6021,10 +6021,10 @@
               <w:right w:val="single" w:sz="4" w:space="0" w:color="D4C9A8"/>
             </w:tcBorders>
             <w:tcMar>
-              <w:top w:w="22" w:type="dxa"/>
-              <w:bottom w:w="22" w:type="dxa"/>
-              <w:left w:w="36" w:type="dxa"/>
-              <w:right w:w="36" w:type="dxa"/>
+              <w:top w:w="20" w:type="dxa"/>
+              <w:bottom w:w="20" w:type="dxa"/>
+              <w:left w:w="32" w:type="dxa"/>
+              <w:right w:w="32" w:type="dxa"/>
             </w:tcMar>
           </w:tcPr>
           <w:p>
@@ -6038,15 +6038,15 @@
                 <w:b w:val="0"/>
                 <w:i w:val="0"/>
                 <w:color w:val="1A1A1A"/>
-                <w:sz w:val="13"/>
+                <w:sz w:val="12"/>
               </w:rPr>
-              <w:t>Homography in git; SF-60N displacement/replay tests; wrong-action own-screen results</w:t>
+              <w:t>my.simust.com production hostname; update-vps.sh branch argument; update-all.ps1 lab+VPS+APK</w:t>
             </w:r>
           </w:p>
         </w:tc>
         <w:tc>
           <w:tcPr>
-            <w:tcW w:type="dxa" w:w="1134"/>
+            <w:tcW w:type="dxa" w:w="1077"/>
             <w:shd w:fill="F4F1E8" w:val="clear"/>
             <w:tcBorders>
               <w:top w:val="single" w:sz="4" w:space="0" w:color="D4C9A8"/>
@@ -6055,10 +6055,10 @@
               <w:right w:val="single" w:sz="4" w:space="0" w:color="D4C9A8"/>
             </w:tcBorders>
             <w:tcMar>
-              <w:top w:w="22" w:type="dxa"/>
-              <w:bottom w:w="22" w:type="dxa"/>
-              <w:left w:w="36" w:type="dxa"/>
-              <w:right w:w="36" w:type="dxa"/>
+              <w:top w:w="20" w:type="dxa"/>
+              <w:bottom w:w="20" w:type="dxa"/>
+              <w:left w:w="32" w:type="dxa"/>
+              <w:right w:w="32" w:type="dxa"/>
             </w:tcMar>
           </w:tcPr>
           <w:p>
@@ -6072,15 +6072,15 @@
                 <w:b w:val="0"/>
                 <w:i w:val="0"/>
                 <w:color w:val="1A1A1A"/>
-                <w:sz w:val="13"/>
+                <w:sz w:val="12"/>
               </w:rPr>
-              <w:t>Analysis</w:t>
+              <w:t>Ops</w:t>
             </w:r>
           </w:p>
         </w:tc>
         <w:tc>
           <w:tcPr>
-            <w:tcW w:type="dxa" w:w="907"/>
+            <w:tcW w:type="dxa" w:w="850"/>
             <w:shd w:fill="F4F1E8" w:val="clear"/>
             <w:tcBorders>
               <w:top w:val="single" w:sz="4" w:space="0" w:color="D4C9A8"/>
@@ -6089,10 +6089,10 @@
               <w:right w:val="single" w:sz="4" w:space="0" w:color="D4C9A8"/>
             </w:tcBorders>
             <w:tcMar>
-              <w:top w:w="22" w:type="dxa"/>
-              <w:bottom w:w="22" w:type="dxa"/>
-              <w:left w:w="36" w:type="dxa"/>
-              <w:right w:w="36" w:type="dxa"/>
+              <w:top w:w="20" w:type="dxa"/>
+              <w:bottom w:w="20" w:type="dxa"/>
+              <w:left w:w="32" w:type="dxa"/>
+              <w:right w:w="32" w:type="dxa"/>
             </w:tcMar>
           </w:tcPr>
           <w:p>
@@ -6107,15 +6107,15 @@
                 <w:b w:val="0"/>
                 <w:i w:val="0"/>
                 <w:color w:val="1A1A1A"/>
-                <w:sz w:val="13"/>
+                <w:sz w:val="12"/>
               </w:rPr>
-              <w:t>09 Sep</w:t>
+              <w:t>08 Sep</w:t>
             </w:r>
           </w:p>
         </w:tc>
         <w:tc>
           <w:tcPr>
-            <w:tcW w:type="dxa" w:w="907"/>
+            <w:tcW w:type="dxa" w:w="850"/>
             <w:shd w:fill="F4F1E8" w:val="clear"/>
             <w:tcBorders>
               <w:top w:val="single" w:sz="4" w:space="0" w:color="D4C9A8"/>
@@ -6124,10 +6124,10 @@
               <w:right w:val="single" w:sz="4" w:space="0" w:color="D4C9A8"/>
             </w:tcBorders>
             <w:tcMar>
-              <w:top w:w="22" w:type="dxa"/>
-              <w:bottom w:w="22" w:type="dxa"/>
-              <w:left w:w="36" w:type="dxa"/>
-              <w:right w:w="36" w:type="dxa"/>
+              <w:top w:w="20" w:type="dxa"/>
+              <w:bottom w:w="20" w:type="dxa"/>
+              <w:left w:w="32" w:type="dxa"/>
+              <w:right w:w="32" w:type="dxa"/>
             </w:tcMar>
           </w:tcPr>
           <w:p>
@@ -6142,15 +6142,15 @@
                 <w:b w:val="0"/>
                 <w:i w:val="0"/>
                 <w:color w:val="1A1A1A"/>
-                <w:sz w:val="13"/>
+                <w:sz w:val="12"/>
               </w:rPr>
-              <w:t>28 Sep</w:t>
+              <w:t>26 Sep</w:t>
             </w:r>
           </w:p>
         </w:tc>
         <w:tc>
           <w:tcPr>
-            <w:tcW w:type="dxa" w:w="737"/>
+            <w:tcW w:type="dxa" w:w="680"/>
             <w:shd w:fill="F4F1E8" w:val="clear"/>
             <w:tcBorders>
               <w:top w:val="single" w:sz="4" w:space="0" w:color="D4C9A8"/>
@@ -6159,10 +6159,10 @@
               <w:right w:val="single" w:sz="4" w:space="0" w:color="D4C9A8"/>
             </w:tcBorders>
             <w:tcMar>
-              <w:top w:w="22" w:type="dxa"/>
-              <w:bottom w:w="22" w:type="dxa"/>
-              <w:left w:w="36" w:type="dxa"/>
-              <w:right w:w="36" w:type="dxa"/>
+              <w:top w:w="20" w:type="dxa"/>
+              <w:bottom w:w="20" w:type="dxa"/>
+              <w:left w:w="32" w:type="dxa"/>
+              <w:right w:w="32" w:type="dxa"/>
             </w:tcMar>
           </w:tcPr>
           <w:p>
@@ -6177,7 +6177,7 @@
                 <w:b/>
                 <w:i w:val="0"/>
                 <w:color w:val="1B6B3A"/>
-                <w:sz w:val="13"/>
+                <w:sz w:val="12"/>
               </w:rPr>
               <w:t>100%</w:t>
             </w:r>
@@ -6190,7 +6190,7 @@
         </w:trPr>
         <w:tc>
           <w:tcPr>
-            <w:tcW w:type="dxa" w:w="737"/>
+            <w:tcW w:type="dxa" w:w="680"/>
             <w:shd w:fill="FFFFFF" w:val="clear"/>
             <w:tcBorders>
               <w:top w:val="single" w:sz="4" w:space="0" w:color="D4C9A8"/>
@@ -6199,10 +6199,10 @@
               <w:right w:val="single" w:sz="4" w:space="0" w:color="D4C9A8"/>
             </w:tcBorders>
             <w:tcMar>
-              <w:top w:w="22" w:type="dxa"/>
-              <w:bottom w:w="22" w:type="dxa"/>
-              <w:left w:w="36" w:type="dxa"/>
-              <w:right w:w="36" w:type="dxa"/>
+              <w:top w:w="20" w:type="dxa"/>
+              <w:bottom w:w="20" w:type="dxa"/>
+              <w:left w:w="32" w:type="dxa"/>
+              <w:right w:w="32" w:type="dxa"/>
             </w:tcMar>
           </w:tcPr>
           <w:p>
@@ -6217,15 +6217,15 @@
                 <w:b/>
                 <w:i w:val="0"/>
                 <w:color w:val="1A1A1A"/>
-                <w:sz w:val="13"/>
+                <w:sz w:val="12"/>
               </w:rPr>
-              <w:t>8.1</w:t>
+              <w:t>6.2</w:t>
             </w:r>
           </w:p>
         </w:tc>
         <w:tc>
           <w:tcPr>
-            <w:tcW w:type="dxa" w:w="5783"/>
+            <w:tcW w:type="dxa" w:w="5896"/>
             <w:shd w:fill="FFFFFF" w:val="clear"/>
             <w:tcBorders>
               <w:top w:val="single" w:sz="4" w:space="0" w:color="D4C9A8"/>
@@ -6234,10 +6234,10 @@
               <w:right w:val="single" w:sz="4" w:space="0" w:color="D4C9A8"/>
             </w:tcBorders>
             <w:tcMar>
-              <w:top w:w="22" w:type="dxa"/>
-              <w:bottom w:w="22" w:type="dxa"/>
-              <w:left w:w="36" w:type="dxa"/>
-              <w:right w:w="36" w:type="dxa"/>
+              <w:top w:w="20" w:type="dxa"/>
+              <w:bottom w:w="20" w:type="dxa"/>
+              <w:left w:w="32" w:type="dxa"/>
+              <w:right w:w="32" w:type="dxa"/>
             </w:tcMar>
           </w:tcPr>
           <w:p>
@@ -6251,15 +6251,15 @@
                 <w:b w:val="0"/>
                 <w:i w:val="0"/>
                 <w:color w:val="1A1A1A"/>
-                <w:sz w:val="13"/>
+                <w:sz w:val="12"/>
               </w:rPr>
-              <w:t>Portal/operator i18n repair; dashboard freeze fixes; live RESULTS while session runs</w:t>
+              <w:t>Remote coach login harden on VPS; surface Realtime Play failures when lab does not start</w:t>
             </w:r>
           </w:p>
         </w:tc>
         <w:tc>
           <w:tcPr>
-            <w:tcW w:type="dxa" w:w="1134"/>
+            <w:tcW w:type="dxa" w:w="1077"/>
             <w:shd w:fill="FFFFFF" w:val="clear"/>
             <w:tcBorders>
               <w:top w:val="single" w:sz="4" w:space="0" w:color="D4C9A8"/>
@@ -6268,10 +6268,10 @@
               <w:right w:val="single" w:sz="4" w:space="0" w:color="D4C9A8"/>
             </w:tcBorders>
             <w:tcMar>
-              <w:top w:w="22" w:type="dxa"/>
-              <w:bottom w:w="22" w:type="dxa"/>
-              <w:left w:w="36" w:type="dxa"/>
-              <w:right w:w="36" w:type="dxa"/>
+              <w:top w:w="20" w:type="dxa"/>
+              <w:bottom w:w="20" w:type="dxa"/>
+              <w:left w:w="32" w:type="dxa"/>
+              <w:right w:w="32" w:type="dxa"/>
             </w:tcMar>
           </w:tcPr>
           <w:p>
@@ -6285,15 +6285,15 @@
                 <w:b w:val="0"/>
                 <w:i w:val="0"/>
                 <w:color w:val="1A1A1A"/>
-                <w:sz w:val="13"/>
+                <w:sz w:val="12"/>
               </w:rPr>
-              <w:t>UI</w:t>
+              <w:t>Ops</w:t>
             </w:r>
           </w:p>
         </w:tc>
         <w:tc>
           <w:tcPr>
-            <w:tcW w:type="dxa" w:w="907"/>
+            <w:tcW w:type="dxa" w:w="850"/>
             <w:shd w:fill="FFFFFF" w:val="clear"/>
             <w:tcBorders>
               <w:top w:val="single" w:sz="4" w:space="0" w:color="D4C9A8"/>
@@ -6302,10 +6302,10 @@
               <w:right w:val="single" w:sz="4" w:space="0" w:color="D4C9A8"/>
             </w:tcBorders>
             <w:tcMar>
-              <w:top w:w="22" w:type="dxa"/>
-              <w:bottom w:w="22" w:type="dxa"/>
-              <w:left w:w="36" w:type="dxa"/>
-              <w:right w:w="36" w:type="dxa"/>
+              <w:top w:w="20" w:type="dxa"/>
+              <w:bottom w:w="20" w:type="dxa"/>
+              <w:left w:w="32" w:type="dxa"/>
+              <w:right w:w="32" w:type="dxa"/>
             </w:tcMar>
           </w:tcPr>
           <w:p>
@@ -6320,7 +6320,7 @@
                 <w:b w:val="0"/>
                 <w:i w:val="0"/>
                 <w:color w:val="1A1A1A"/>
-                <w:sz w:val="13"/>
+                <w:sz w:val="12"/>
               </w:rPr>
               <w:t>08 Sep</w:t>
             </w:r>
@@ -6328,7 +6328,7 @@
         </w:tc>
         <w:tc>
           <w:tcPr>
-            <w:tcW w:type="dxa" w:w="907"/>
+            <w:tcW w:type="dxa" w:w="850"/>
             <w:shd w:fill="FFFFFF" w:val="clear"/>
             <w:tcBorders>
               <w:top w:val="single" w:sz="4" w:space="0" w:color="D4C9A8"/>
@@ -6337,10 +6337,10 @@
               <w:right w:val="single" w:sz="4" w:space="0" w:color="D4C9A8"/>
             </w:tcBorders>
             <w:tcMar>
-              <w:top w:w="22" w:type="dxa"/>
-              <w:bottom w:w="22" w:type="dxa"/>
-              <w:left w:w="36" w:type="dxa"/>
-              <w:right w:w="36" w:type="dxa"/>
+              <w:top w:w="20" w:type="dxa"/>
+              <w:bottom w:w="20" w:type="dxa"/>
+              <w:left w:w="32" w:type="dxa"/>
+              <w:right w:w="32" w:type="dxa"/>
             </w:tcMar>
           </w:tcPr>
           <w:p>
@@ -6355,15 +6355,15 @@
                 <w:b w:val="0"/>
                 <w:i w:val="0"/>
                 <w:color w:val="1A1A1A"/>
-                <w:sz w:val="13"/>
+                <w:sz w:val="12"/>
               </w:rPr>
-              <w:t>15 Sep</w:t>
+              <w:t>05 Oct</w:t>
             </w:r>
           </w:p>
         </w:tc>
         <w:tc>
           <w:tcPr>
-            <w:tcW w:type="dxa" w:w="737"/>
+            <w:tcW w:type="dxa" w:w="680"/>
             <w:shd w:fill="FFFFFF" w:val="clear"/>
             <w:tcBorders>
               <w:top w:val="single" w:sz="4" w:space="0" w:color="D4C9A8"/>
@@ -6372,10 +6372,10 @@
               <w:right w:val="single" w:sz="4" w:space="0" w:color="D4C9A8"/>
             </w:tcBorders>
             <w:tcMar>
-              <w:top w:w="22" w:type="dxa"/>
-              <w:bottom w:w="22" w:type="dxa"/>
-              <w:left w:w="36" w:type="dxa"/>
-              <w:right w:w="36" w:type="dxa"/>
+              <w:top w:w="20" w:type="dxa"/>
+              <w:bottom w:w="20" w:type="dxa"/>
+              <w:left w:w="32" w:type="dxa"/>
+              <w:right w:w="32" w:type="dxa"/>
             </w:tcMar>
           </w:tcPr>
           <w:p>
@@ -6390,7 +6390,7 @@
                 <w:b/>
                 <w:i w:val="0"/>
                 <w:color w:val="1B6B3A"/>
-                <w:sz w:val="13"/>
+                <w:sz w:val="12"/>
               </w:rPr>
               <w:t>100%</w:t>
             </w:r>
@@ -6403,7 +6403,7 @@
         </w:trPr>
         <w:tc>
           <w:tcPr>
-            <w:tcW w:type="dxa" w:w="737"/>
+            <w:tcW w:type="dxa" w:w="680"/>
             <w:shd w:fill="F4F1E8" w:val="clear"/>
             <w:tcBorders>
               <w:top w:val="single" w:sz="4" w:space="0" w:color="D4C9A8"/>
@@ -6412,10 +6412,10 @@
               <w:right w:val="single" w:sz="4" w:space="0" w:color="D4C9A8"/>
             </w:tcBorders>
             <w:tcMar>
-              <w:top w:w="22" w:type="dxa"/>
-              <w:bottom w:w="22" w:type="dxa"/>
-              <w:left w:w="36" w:type="dxa"/>
-              <w:right w:w="36" w:type="dxa"/>
+              <w:top w:w="20" w:type="dxa"/>
+              <w:bottom w:w="20" w:type="dxa"/>
+              <w:left w:w="32" w:type="dxa"/>
+              <w:right w:w="32" w:type="dxa"/>
             </w:tcMar>
           </w:tcPr>
           <w:p>
@@ -6430,15 +6430,15 @@
                 <w:b/>
                 <w:i w:val="0"/>
                 <w:color w:val="1A1A1A"/>
-                <w:sz w:val="13"/>
+                <w:sz w:val="12"/>
               </w:rPr>
-              <w:t>8.2</w:t>
+              <w:t>7.1</w:t>
             </w:r>
           </w:p>
         </w:tc>
         <w:tc>
           <w:tcPr>
-            <w:tcW w:type="dxa" w:w="5783"/>
+            <w:tcW w:type="dxa" w:w="5896"/>
             <w:shd w:fill="F4F1E8" w:val="clear"/>
             <w:tcBorders>
               <w:top w:val="single" w:sz="4" w:space="0" w:color="D4C9A8"/>
@@ -6447,10 +6447,10 @@
               <w:right w:val="single" w:sz="4" w:space="0" w:color="D4C9A8"/>
             </w:tcBorders>
             <w:tcMar>
-              <w:top w:w="22" w:type="dxa"/>
-              <w:bottom w:w="22" w:type="dxa"/>
-              <w:left w:w="36" w:type="dxa"/>
-              <w:right w:w="36" w:type="dxa"/>
+              <w:top w:w="20" w:type="dxa"/>
+              <w:bottom w:w="20" w:type="dxa"/>
+              <w:left w:w="32" w:type="dxa"/>
+              <w:right w:w="32" w:type="dxa"/>
             </w:tcMar>
           </w:tcPr>
           <w:p>
@@ -6464,15 +6464,15 @@
                 <w:b w:val="0"/>
                 <w:i w:val="0"/>
                 <w:color w:val="1A1A1A"/>
-                <w:sz w:val="13"/>
+                <w:sz w:val="12"/>
               </w:rPr>
-              <w:t>Phone operator: coach password checkbox, select player Field A/B, hamburger logout, Reservation</w:t>
+              <w:t>Vision accuracy: GOAL corner near-miss→Miss; PRESS reach→Correct (no Miss); tempo-aware late window</w:t>
             </w:r>
           </w:p>
         </w:tc>
         <w:tc>
           <w:tcPr>
-            <w:tcW w:type="dxa" w:w="1134"/>
+            <w:tcW w:type="dxa" w:w="1077"/>
             <w:shd w:fill="F4F1E8" w:val="clear"/>
             <w:tcBorders>
               <w:top w:val="single" w:sz="4" w:space="0" w:color="D4C9A8"/>
@@ -6481,10 +6481,10 @@
               <w:right w:val="single" w:sz="4" w:space="0" w:color="D4C9A8"/>
             </w:tcBorders>
             <w:tcMar>
-              <w:top w:w="22" w:type="dxa"/>
-              <w:bottom w:w="22" w:type="dxa"/>
-              <w:left w:w="36" w:type="dxa"/>
-              <w:right w:w="36" w:type="dxa"/>
+              <w:top w:w="20" w:type="dxa"/>
+              <w:bottom w:w="20" w:type="dxa"/>
+              <w:left w:w="32" w:type="dxa"/>
+              <w:right w:w="32" w:type="dxa"/>
             </w:tcMar>
           </w:tcPr>
           <w:p>
@@ -6498,15 +6498,15 @@
                 <w:b w:val="0"/>
                 <w:i w:val="0"/>
                 <w:color w:val="1A1A1A"/>
-                <w:sz w:val="13"/>
+                <w:sz w:val="12"/>
               </w:rPr>
-              <w:t>UI</w:t>
+              <w:t>Analysis</w:t>
             </w:r>
           </w:p>
         </w:tc>
         <w:tc>
           <w:tcPr>
-            <w:tcW w:type="dxa" w:w="907"/>
+            <w:tcW w:type="dxa" w:w="850"/>
             <w:shd w:fill="F4F1E8" w:val="clear"/>
             <w:tcBorders>
               <w:top w:val="single" w:sz="4" w:space="0" w:color="D4C9A8"/>
@@ -6515,10 +6515,10 @@
               <w:right w:val="single" w:sz="4" w:space="0" w:color="D4C9A8"/>
             </w:tcBorders>
             <w:tcMar>
-              <w:top w:w="22" w:type="dxa"/>
-              <w:bottom w:w="22" w:type="dxa"/>
-              <w:left w:w="36" w:type="dxa"/>
-              <w:right w:w="36" w:type="dxa"/>
+              <w:top w:w="20" w:type="dxa"/>
+              <w:bottom w:w="20" w:type="dxa"/>
+              <w:left w:w="32" w:type="dxa"/>
+              <w:right w:w="32" w:type="dxa"/>
             </w:tcMar>
           </w:tcPr>
           <w:p>
@@ -6533,15 +6533,15 @@
                 <w:b w:val="0"/>
                 <w:i w:val="0"/>
                 <w:color w:val="1A1A1A"/>
-                <w:sz w:val="13"/>
+                <w:sz w:val="12"/>
               </w:rPr>
-              <w:t>05 Oct</w:t>
+              <w:t>08 Sep</w:t>
             </w:r>
           </w:p>
         </w:tc>
         <w:tc>
           <w:tcPr>
-            <w:tcW w:type="dxa" w:w="907"/>
+            <w:tcW w:type="dxa" w:w="850"/>
             <w:shd w:fill="F4F1E8" w:val="clear"/>
             <w:tcBorders>
               <w:top w:val="single" w:sz="4" w:space="0" w:color="D4C9A8"/>
@@ -6550,10 +6550,10 @@
               <w:right w:val="single" w:sz="4" w:space="0" w:color="D4C9A8"/>
             </w:tcBorders>
             <w:tcMar>
-              <w:top w:w="22" w:type="dxa"/>
-              <w:bottom w:w="22" w:type="dxa"/>
-              <w:left w:w="36" w:type="dxa"/>
-              <w:right w:w="36" w:type="dxa"/>
+              <w:top w:w="20" w:type="dxa"/>
+              <w:bottom w:w="20" w:type="dxa"/>
+              <w:left w:w="32" w:type="dxa"/>
+              <w:right w:w="32" w:type="dxa"/>
             </w:tcMar>
           </w:tcPr>
           <w:p>
@@ -6568,15 +6568,15 @@
                 <w:b w:val="0"/>
                 <w:i w:val="0"/>
                 <w:color w:val="1A1A1A"/>
-                <w:sz w:val="13"/>
+                <w:sz w:val="12"/>
               </w:rPr>
-              <w:t>05 Oct</w:t>
+              <w:t>10 Sep</w:t>
             </w:r>
           </w:p>
         </w:tc>
         <w:tc>
           <w:tcPr>
-            <w:tcW w:type="dxa" w:w="737"/>
+            <w:tcW w:type="dxa" w:w="680"/>
             <w:shd w:fill="F4F1E8" w:val="clear"/>
             <w:tcBorders>
               <w:top w:val="single" w:sz="4" w:space="0" w:color="D4C9A8"/>
@@ -6585,10 +6585,10 @@
               <w:right w:val="single" w:sz="4" w:space="0" w:color="D4C9A8"/>
             </w:tcBorders>
             <w:tcMar>
-              <w:top w:w="22" w:type="dxa"/>
-              <w:bottom w:w="22" w:type="dxa"/>
-              <w:left w:w="36" w:type="dxa"/>
-              <w:right w:w="36" w:type="dxa"/>
+              <w:top w:w="20" w:type="dxa"/>
+              <w:bottom w:w="20" w:type="dxa"/>
+              <w:left w:w="32" w:type="dxa"/>
+              <w:right w:w="32" w:type="dxa"/>
             </w:tcMar>
           </w:tcPr>
           <w:p>
@@ -6603,7 +6603,7 @@
                 <w:b/>
                 <w:i w:val="0"/>
                 <w:color w:val="1B6B3A"/>
-                <w:sz w:val="13"/>
+                <w:sz w:val="12"/>
               </w:rPr>
               <w:t>100%</w:t>
             </w:r>
@@ -6616,7 +6616,7 @@
         </w:trPr>
         <w:tc>
           <w:tcPr>
-            <w:tcW w:type="dxa" w:w="737"/>
+            <w:tcW w:type="dxa" w:w="680"/>
             <w:shd w:fill="FFFFFF" w:val="clear"/>
             <w:tcBorders>
               <w:top w:val="single" w:sz="4" w:space="0" w:color="D4C9A8"/>
@@ -6625,10 +6625,10 @@
               <w:right w:val="single" w:sz="4" w:space="0" w:color="D4C9A8"/>
             </w:tcBorders>
             <w:tcMar>
-              <w:top w:w="22" w:type="dxa"/>
-              <w:bottom w:w="22" w:type="dxa"/>
-              <w:left w:w="36" w:type="dxa"/>
-              <w:right w:w="36" w:type="dxa"/>
+              <w:top w:w="20" w:type="dxa"/>
+              <w:bottom w:w="20" w:type="dxa"/>
+              <w:left w:w="32" w:type="dxa"/>
+              <w:right w:w="32" w:type="dxa"/>
             </w:tcMar>
           </w:tcPr>
           <w:p>
@@ -6643,15 +6643,15 @@
                 <w:b/>
                 <w:i w:val="0"/>
                 <w:color w:val="1A1A1A"/>
-                <w:sz w:val="13"/>
+                <w:sz w:val="12"/>
               </w:rPr>
-              <w:t>9.1</w:t>
+              <w:t>7.2</w:t>
             </w:r>
           </w:p>
         </w:tc>
         <w:tc>
           <w:tcPr>
-            <w:tcW w:type="dxa" w:w="5783"/>
+            <w:tcW w:type="dxa" w:w="5896"/>
             <w:shd w:fill="FFFFFF" w:val="clear"/>
             <w:tcBorders>
               <w:top w:val="single" w:sz="4" w:space="0" w:color="D4C9A8"/>
@@ -6660,10 +6660,10 @@
               <w:right w:val="single" w:sz="4" w:space="0" w:color="D4C9A8"/>
             </w:tcBorders>
             <w:tcMar>
-              <w:top w:w="22" w:type="dxa"/>
-              <w:bottom w:w="22" w:type="dxa"/>
-              <w:left w:w="36" w:type="dxa"/>
-              <w:right w:w="36" w:type="dxa"/>
+              <w:top w:w="20" w:type="dxa"/>
+              <w:bottom w:w="20" w:type="dxa"/>
+              <w:left w:w="32" w:type="dxa"/>
+              <w:right w:w="32" w:type="dxa"/>
             </w:tcMar>
           </w:tcPr>
           <w:p>
@@ -6677,15 +6677,15 @@
                 <w:b w:val="0"/>
                 <w:i w:val="0"/>
                 <w:color w:val="1A1A1A"/>
-                <w:sz w:val="13"/>
+                <w:sz w:val="12"/>
               </w:rPr>
-              <w:t>Unlock / dual-field / pause simulators and reports; PR merges #13–#18; acceptance handover</w:t>
+              <w:t>SF-30N T1.2 all result labels restored; displacement aggregation; flicker extras cleaned</w:t>
             </w:r>
           </w:p>
         </w:tc>
         <w:tc>
           <w:tcPr>
-            <w:tcW w:type="dxa" w:w="1134"/>
+            <w:tcW w:type="dxa" w:w="1077"/>
             <w:shd w:fill="FFFFFF" w:val="clear"/>
             <w:tcBorders>
               <w:top w:val="single" w:sz="4" w:space="0" w:color="D4C9A8"/>
@@ -6694,10 +6694,10 @@
               <w:right w:val="single" w:sz="4" w:space="0" w:color="D4C9A8"/>
             </w:tcBorders>
             <w:tcMar>
-              <w:top w:w="22" w:type="dxa"/>
-              <w:bottom w:w="22" w:type="dxa"/>
-              <w:left w:w="36" w:type="dxa"/>
-              <w:right w:w="36" w:type="dxa"/>
+              <w:top w:w="20" w:type="dxa"/>
+              <w:bottom w:w="20" w:type="dxa"/>
+              <w:left w:w="32" w:type="dxa"/>
+              <w:right w:w="32" w:type="dxa"/>
             </w:tcMar>
           </w:tcPr>
           <w:p>
@@ -6711,15 +6711,15 @@
                 <w:b w:val="0"/>
                 <w:i w:val="0"/>
                 <w:color w:val="1A1A1A"/>
-                <w:sz w:val="13"/>
+                <w:sz w:val="12"/>
               </w:rPr>
-              <w:t>QA / PM</w:t>
+              <w:t>Analysis</w:t>
             </w:r>
           </w:p>
         </w:tc>
         <w:tc>
           <w:tcPr>
-            <w:tcW w:type="dxa" w:w="907"/>
+            <w:tcW w:type="dxa" w:w="850"/>
             <w:shd w:fill="FFFFFF" w:val="clear"/>
             <w:tcBorders>
               <w:top w:val="single" w:sz="4" w:space="0" w:color="D4C9A8"/>
@@ -6728,10 +6728,10 @@
               <w:right w:val="single" w:sz="4" w:space="0" w:color="D4C9A8"/>
             </w:tcBorders>
             <w:tcMar>
-              <w:top w:w="22" w:type="dxa"/>
-              <w:bottom w:w="22" w:type="dxa"/>
-              <w:left w:w="36" w:type="dxa"/>
-              <w:right w:w="36" w:type="dxa"/>
+              <w:top w:w="20" w:type="dxa"/>
+              <w:bottom w:w="20" w:type="dxa"/>
+              <w:left w:w="32" w:type="dxa"/>
+              <w:right w:w="32" w:type="dxa"/>
             </w:tcMar>
           </w:tcPr>
           <w:p>
@@ -6746,7 +6746,7 @@
                 <w:b w:val="0"/>
                 <w:i w:val="0"/>
                 <w:color w:val="1A1A1A"/>
-                <w:sz w:val="13"/>
+                <w:sz w:val="12"/>
               </w:rPr>
               <w:t>09 Sep</w:t>
             </w:r>
@@ -6754,7 +6754,7 @@
         </w:tc>
         <w:tc>
           <w:tcPr>
-            <w:tcW w:type="dxa" w:w="907"/>
+            <w:tcW w:type="dxa" w:w="850"/>
             <w:shd w:fill="FFFFFF" w:val="clear"/>
             <w:tcBorders>
               <w:top w:val="single" w:sz="4" w:space="0" w:color="D4C9A8"/>
@@ -6763,10 +6763,10 @@
               <w:right w:val="single" w:sz="4" w:space="0" w:color="D4C9A8"/>
             </w:tcBorders>
             <w:tcMar>
-              <w:top w:w="22" w:type="dxa"/>
-              <w:bottom w:w="22" w:type="dxa"/>
-              <w:left w:w="36" w:type="dxa"/>
-              <w:right w:w="36" w:type="dxa"/>
+              <w:top w:w="20" w:type="dxa"/>
+              <w:bottom w:w="20" w:type="dxa"/>
+              <w:left w:w="32" w:type="dxa"/>
+              <w:right w:w="32" w:type="dxa"/>
             </w:tcMar>
           </w:tcPr>
           <w:p>
@@ -6781,15 +6781,15 @@
                 <w:b w:val="0"/>
                 <w:i w:val="0"/>
                 <w:color w:val="1A1A1A"/>
-                <w:sz w:val="13"/>
+                <w:sz w:val="12"/>
               </w:rPr>
-              <w:t>06 Oct</w:t>
+              <w:t>10 Sep</w:t>
             </w:r>
           </w:p>
         </w:tc>
         <w:tc>
           <w:tcPr>
-            <w:tcW w:type="dxa" w:w="737"/>
+            <w:tcW w:type="dxa" w:w="680"/>
             <w:shd w:fill="FFFFFF" w:val="clear"/>
             <w:tcBorders>
               <w:top w:val="single" w:sz="4" w:space="0" w:color="D4C9A8"/>
@@ -6798,10 +6798,10 @@
               <w:right w:val="single" w:sz="4" w:space="0" w:color="D4C9A8"/>
             </w:tcBorders>
             <w:tcMar>
-              <w:top w:w="22" w:type="dxa"/>
-              <w:bottom w:w="22" w:type="dxa"/>
-              <w:left w:w="36" w:type="dxa"/>
-              <w:right w:w="36" w:type="dxa"/>
+              <w:top w:w="20" w:type="dxa"/>
+              <w:bottom w:w="20" w:type="dxa"/>
+              <w:left w:w="32" w:type="dxa"/>
+              <w:right w:w="32" w:type="dxa"/>
             </w:tcMar>
           </w:tcPr>
           <w:p>
@@ -6816,7 +6816,7 @@
                 <w:b/>
                 <w:i w:val="0"/>
                 <w:color w:val="1B6B3A"/>
-                <w:sz w:val="13"/>
+                <w:sz w:val="12"/>
               </w:rPr>
               <w:t>100%</w:t>
             </w:r>
@@ -6829,7 +6829,7 @@
         </w:trPr>
         <w:tc>
           <w:tcPr>
-            <w:tcW w:type="dxa" w:w="737"/>
+            <w:tcW w:type="dxa" w:w="680"/>
             <w:shd w:fill="F4F1E8" w:val="clear"/>
             <w:tcBorders>
               <w:top w:val="single" w:sz="4" w:space="0" w:color="D4C9A8"/>
@@ -6838,10 +6838,10 @@
               <w:right w:val="single" w:sz="4" w:space="0" w:color="D4C9A8"/>
             </w:tcBorders>
             <w:tcMar>
-              <w:top w:w="22" w:type="dxa"/>
-              <w:bottom w:w="22" w:type="dxa"/>
-              <w:left w:w="36" w:type="dxa"/>
-              <w:right w:w="36" w:type="dxa"/>
+              <w:top w:w="20" w:type="dxa"/>
+              <w:bottom w:w="20" w:type="dxa"/>
+              <w:left w:w="32" w:type="dxa"/>
+              <w:right w:w="32" w:type="dxa"/>
             </w:tcMar>
           </w:tcPr>
           <w:p>
@@ -6856,15 +6856,15 @@
                 <w:b/>
                 <w:i w:val="0"/>
                 <w:color w:val="1A1A1A"/>
-                <w:sz w:val="13"/>
+                <w:sz w:val="12"/>
               </w:rPr>
-              <w:t>9.2</w:t>
+              <w:t>7.3</w:t>
             </w:r>
           </w:p>
         </w:tc>
         <w:tc>
           <w:tcPr>
-            <w:tcW w:type="dxa" w:w="5783"/>
+            <w:tcW w:type="dxa" w:w="5896"/>
             <w:shd w:fill="F4F1E8" w:val="clear"/>
             <w:tcBorders>
               <w:top w:val="single" w:sz="4" w:space="0" w:color="D4C9A8"/>
@@ -6873,10 +6873,10 @@
               <w:right w:val="single" w:sz="4" w:space="0" w:color="D4C9A8"/>
             </w:tcBorders>
             <w:tcMar>
-              <w:top w:w="22" w:type="dxa"/>
-              <w:bottom w:w="22" w:type="dxa"/>
-              <w:left w:w="36" w:type="dxa"/>
-              <w:right w:w="36" w:type="dxa"/>
+              <w:top w:w="20" w:type="dxa"/>
+              <w:bottom w:w="20" w:type="dxa"/>
+              <w:left w:w="32" w:type="dxa"/>
+              <w:right w:w="32" w:type="dxa"/>
             </w:tcMar>
           </w:tcPr>
           <w:p>
@@ -6890,15 +6890,15 @@
                 <w:b w:val="0"/>
                 <w:i w:val="0"/>
                 <w:color w:val="1A1A1A"/>
-                <w:sz w:val="13"/>
+                <w:sz w:val="12"/>
               </w:rPr>
-              <w:t>Live card-acquirer credentials on production (accepted residual from Phase 2)</w:t>
+              <w:t>Pause: freeze keypoint countdown, session clocks, late-analysis remaining; resume shifts by pause dt</w:t>
             </w:r>
           </w:p>
         </w:tc>
         <w:tc>
           <w:tcPr>
-            <w:tcW w:type="dxa" w:w="1134"/>
+            <w:tcW w:type="dxa" w:w="1077"/>
             <w:shd w:fill="F4F1E8" w:val="clear"/>
             <w:tcBorders>
               <w:top w:val="single" w:sz="4" w:space="0" w:color="D4C9A8"/>
@@ -6907,10 +6907,10 @@
               <w:right w:val="single" w:sz="4" w:space="0" w:color="D4C9A8"/>
             </w:tcBorders>
             <w:tcMar>
-              <w:top w:w="22" w:type="dxa"/>
-              <w:bottom w:w="22" w:type="dxa"/>
-              <w:left w:w="36" w:type="dxa"/>
-              <w:right w:w="36" w:type="dxa"/>
+              <w:top w:w="20" w:type="dxa"/>
+              <w:bottom w:w="20" w:type="dxa"/>
+              <w:left w:w="32" w:type="dxa"/>
+              <w:right w:w="32" w:type="dxa"/>
             </w:tcMar>
           </w:tcPr>
           <w:p>
@@ -6924,15 +6924,15 @@
                 <w:b w:val="0"/>
                 <w:i w:val="0"/>
                 <w:color w:val="1A1A1A"/>
-                <w:sz w:val="13"/>
+                <w:sz w:val="12"/>
               </w:rPr>
-              <w:t>Payment</w:t>
+              <w:t>Analysis</w:t>
             </w:r>
           </w:p>
         </w:tc>
         <w:tc>
           <w:tcPr>
-            <w:tcW w:type="dxa" w:w="907"/>
+            <w:tcW w:type="dxa" w:w="850"/>
             <w:shd w:fill="F4F1E8" w:val="clear"/>
             <w:tcBorders>
               <w:top w:val="single" w:sz="4" w:space="0" w:color="D4C9A8"/>
@@ -6941,10 +6941,10 @@
               <w:right w:val="single" w:sz="4" w:space="0" w:color="D4C9A8"/>
             </w:tcBorders>
             <w:tcMar>
-              <w:top w:w="22" w:type="dxa"/>
-              <w:bottom w:w="22" w:type="dxa"/>
-              <w:left w:w="36" w:type="dxa"/>
-              <w:right w:w="36" w:type="dxa"/>
+              <w:top w:w="20" w:type="dxa"/>
+              <w:bottom w:w="20" w:type="dxa"/>
+              <w:left w:w="32" w:type="dxa"/>
+              <w:right w:w="32" w:type="dxa"/>
             </w:tcMar>
           </w:tcPr>
           <w:p>
@@ -6959,15 +6959,15 @@
                 <w:b w:val="0"/>
                 <w:i w:val="0"/>
                 <w:color w:val="1A1A1A"/>
-                <w:sz w:val="13"/>
+                <w:sz w:val="12"/>
               </w:rPr>
-              <w:t>07 Sep</w:t>
+              <w:t>09 Sep</w:t>
             </w:r>
           </w:p>
         </w:tc>
         <w:tc>
           <w:tcPr>
-            <w:tcW w:type="dxa" w:w="907"/>
+            <w:tcW w:type="dxa" w:w="850"/>
             <w:shd w:fill="F4F1E8" w:val="clear"/>
             <w:tcBorders>
               <w:top w:val="single" w:sz="4" w:space="0" w:color="D4C9A8"/>
@@ -6976,10 +6976,10 @@
               <w:right w:val="single" w:sz="4" w:space="0" w:color="D4C9A8"/>
             </w:tcBorders>
             <w:tcMar>
-              <w:top w:w="22" w:type="dxa"/>
-              <w:bottom w:w="22" w:type="dxa"/>
-              <w:left w:w="36" w:type="dxa"/>
-              <w:right w:w="36" w:type="dxa"/>
+              <w:top w:w="20" w:type="dxa"/>
+              <w:bottom w:w="20" w:type="dxa"/>
+              <w:left w:w="32" w:type="dxa"/>
+              <w:right w:w="32" w:type="dxa"/>
             </w:tcMar>
           </w:tcPr>
           <w:p>
@@ -6994,15 +6994,15 @@
                 <w:b w:val="0"/>
                 <w:i w:val="0"/>
                 <w:color w:val="1A1A1A"/>
-                <w:sz w:val="13"/>
+                <w:sz w:val="12"/>
               </w:rPr>
-              <w:t>06 Oct</w:t>
+              <w:t>05 Oct</w:t>
             </w:r>
           </w:p>
         </w:tc>
         <w:tc>
           <w:tcPr>
-            <w:tcW w:type="dxa" w:w="737"/>
+            <w:tcW w:type="dxa" w:w="680"/>
             <w:shd w:fill="F4F1E8" w:val="clear"/>
             <w:tcBorders>
               <w:top w:val="single" w:sz="4" w:space="0" w:color="D4C9A8"/>
@@ -7011,10 +7011,10 @@
               <w:right w:val="single" w:sz="4" w:space="0" w:color="D4C9A8"/>
             </w:tcBorders>
             <w:tcMar>
-              <w:top w:w="22" w:type="dxa"/>
-              <w:bottom w:w="22" w:type="dxa"/>
-              <w:left w:w="36" w:type="dxa"/>
-              <w:right w:w="36" w:type="dxa"/>
+              <w:top w:w="20" w:type="dxa"/>
+              <w:bottom w:w="20" w:type="dxa"/>
+              <w:left w:w="32" w:type="dxa"/>
+              <w:right w:w="32" w:type="dxa"/>
             </w:tcMar>
           </w:tcPr>
           <w:p>
@@ -7029,7 +7029,1072 @@
                 <w:b/>
                 <w:i w:val="0"/>
                 <w:color w:val="1B6B3A"/>
-                <w:sz w:val="13"/>
+                <w:sz w:val="12"/>
+              </w:rPr>
+              <w:t>100%</w:t>
+            </w:r>
+          </w:p>
+        </w:tc>
+      </w:tr>
+      <w:tr>
+        <w:trPr>
+          <w:cantSplit/>
+        </w:trPr>
+        <w:tc>
+          <w:tcPr>
+            <w:tcW w:type="dxa" w:w="680"/>
+            <w:shd w:fill="FFFFFF" w:val="clear"/>
+            <w:tcBorders>
+              <w:top w:val="single" w:sz="4" w:space="0" w:color="D4C9A8"/>
+              <w:left w:val="single" w:sz="4" w:space="0" w:color="D4C9A8"/>
+              <w:bottom w:val="single" w:sz="4" w:space="0" w:color="D4C9A8"/>
+              <w:right w:val="single" w:sz="4" w:space="0" w:color="D4C9A8"/>
+            </w:tcBorders>
+            <w:tcMar>
+              <w:top w:w="20" w:type="dxa"/>
+              <w:bottom w:w="20" w:type="dxa"/>
+              <w:left w:w="32" w:type="dxa"/>
+              <w:right w:w="32" w:type="dxa"/>
+            </w:tcMar>
+          </w:tcPr>
+          <w:p>
+            <w:pPr>
+              <w:spacing w:before="0" w:after="0" w:line="240" w:lineRule="auto"/>
+              <w:jc w:val="center"/>
+            </w:pPr>
+            <w:r/>
+            <w:r>
+              <w:rPr>
+                <w:rFonts w:ascii="Calibri" w:hAnsi="Calibri" w:eastAsia="Calibri"/>
+                <w:b/>
+                <w:i w:val="0"/>
+                <w:color w:val="1A1A1A"/>
+                <w:sz w:val="12"/>
+              </w:rPr>
+              <w:t>7.4</w:t>
+            </w:r>
+          </w:p>
+        </w:tc>
+        <w:tc>
+          <w:tcPr>
+            <w:tcW w:type="dxa" w:w="5896"/>
+            <w:shd w:fill="FFFFFF" w:val="clear"/>
+            <w:tcBorders>
+              <w:top w:val="single" w:sz="4" w:space="0" w:color="D4C9A8"/>
+              <w:left w:val="single" w:sz="4" w:space="0" w:color="D4C9A8"/>
+              <w:bottom w:val="single" w:sz="4" w:space="0" w:color="D4C9A8"/>
+              <w:right w:val="single" w:sz="4" w:space="0" w:color="D4C9A8"/>
+            </w:tcBorders>
+            <w:tcMar>
+              <w:top w:w="20" w:type="dxa"/>
+              <w:bottom w:w="20" w:type="dxa"/>
+              <w:left w:w="32" w:type="dxa"/>
+              <w:right w:w="32" w:type="dxa"/>
+            </w:tcMar>
+          </w:tcPr>
+          <w:p>
+            <w:pPr>
+              <w:spacing w:before="0" w:after="0" w:line="240" w:lineRule="auto"/>
+            </w:pPr>
+            <w:r/>
+            <w:r>
+              <w:rPr>
+                <w:rFonts w:ascii="Calibri" w:hAnsi="Calibri" w:eastAsia="Calibri"/>
+                <w:b w:val="0"/>
+                <w:i w:val="0"/>
+                <w:color w:val="1A1A1A"/>
+                <w:sz w:val="12"/>
+              </w:rPr>
+              <w:t>Homography calibration in git; SF-60N displacement + recognition replay tests; wrong action own screen</w:t>
+            </w:r>
+          </w:p>
+        </w:tc>
+        <w:tc>
+          <w:tcPr>
+            <w:tcW w:type="dxa" w:w="1077"/>
+            <w:shd w:fill="FFFFFF" w:val="clear"/>
+            <w:tcBorders>
+              <w:top w:val="single" w:sz="4" w:space="0" w:color="D4C9A8"/>
+              <w:left w:val="single" w:sz="4" w:space="0" w:color="D4C9A8"/>
+              <w:bottom w:val="single" w:sz="4" w:space="0" w:color="D4C9A8"/>
+              <w:right w:val="single" w:sz="4" w:space="0" w:color="D4C9A8"/>
+            </w:tcBorders>
+            <w:tcMar>
+              <w:top w:w="20" w:type="dxa"/>
+              <w:bottom w:w="20" w:type="dxa"/>
+              <w:left w:w="32" w:type="dxa"/>
+              <w:right w:w="32" w:type="dxa"/>
+            </w:tcMar>
+          </w:tcPr>
+          <w:p>
+            <w:pPr>
+              <w:spacing w:before="0" w:after="0" w:line="240" w:lineRule="auto"/>
+            </w:pPr>
+            <w:r/>
+            <w:r>
+              <w:rPr>
+                <w:rFonts w:ascii="Calibri" w:hAnsi="Calibri" w:eastAsia="Calibri"/>
+                <w:b w:val="0"/>
+                <w:i w:val="0"/>
+                <w:color w:val="1A1A1A"/>
+                <w:sz w:val="12"/>
+              </w:rPr>
+              <w:t>Analysis</w:t>
+            </w:r>
+          </w:p>
+        </w:tc>
+        <w:tc>
+          <w:tcPr>
+            <w:tcW w:type="dxa" w:w="850"/>
+            <w:shd w:fill="FFFFFF" w:val="clear"/>
+            <w:tcBorders>
+              <w:top w:val="single" w:sz="4" w:space="0" w:color="D4C9A8"/>
+              <w:left w:val="single" w:sz="4" w:space="0" w:color="D4C9A8"/>
+              <w:bottom w:val="single" w:sz="4" w:space="0" w:color="D4C9A8"/>
+              <w:right w:val="single" w:sz="4" w:space="0" w:color="D4C9A8"/>
+            </w:tcBorders>
+            <w:tcMar>
+              <w:top w:w="20" w:type="dxa"/>
+              <w:bottom w:w="20" w:type="dxa"/>
+              <w:left w:w="32" w:type="dxa"/>
+              <w:right w:w="32" w:type="dxa"/>
+            </w:tcMar>
+          </w:tcPr>
+          <w:p>
+            <w:pPr>
+              <w:spacing w:before="0" w:after="0" w:line="240" w:lineRule="auto"/>
+              <w:jc w:val="center"/>
+            </w:pPr>
+            <w:r/>
+            <w:r>
+              <w:rPr>
+                <w:rFonts w:ascii="Calibri" w:hAnsi="Calibri" w:eastAsia="Calibri"/>
+                <w:b w:val="0"/>
+                <w:i w:val="0"/>
+                <w:color w:val="1A1A1A"/>
+                <w:sz w:val="12"/>
+              </w:rPr>
+              <w:t>09 Sep</w:t>
+            </w:r>
+          </w:p>
+        </w:tc>
+        <w:tc>
+          <w:tcPr>
+            <w:tcW w:type="dxa" w:w="850"/>
+            <w:shd w:fill="FFFFFF" w:val="clear"/>
+            <w:tcBorders>
+              <w:top w:val="single" w:sz="4" w:space="0" w:color="D4C9A8"/>
+              <w:left w:val="single" w:sz="4" w:space="0" w:color="D4C9A8"/>
+              <w:bottom w:val="single" w:sz="4" w:space="0" w:color="D4C9A8"/>
+              <w:right w:val="single" w:sz="4" w:space="0" w:color="D4C9A8"/>
+            </w:tcBorders>
+            <w:tcMar>
+              <w:top w:w="20" w:type="dxa"/>
+              <w:bottom w:w="20" w:type="dxa"/>
+              <w:left w:w="32" w:type="dxa"/>
+              <w:right w:w="32" w:type="dxa"/>
+            </w:tcMar>
+          </w:tcPr>
+          <w:p>
+            <w:pPr>
+              <w:spacing w:before="0" w:after="0" w:line="240" w:lineRule="auto"/>
+              <w:jc w:val="center"/>
+            </w:pPr>
+            <w:r/>
+            <w:r>
+              <w:rPr>
+                <w:rFonts w:ascii="Calibri" w:hAnsi="Calibri" w:eastAsia="Calibri"/>
+                <w:b w:val="0"/>
+                <w:i w:val="0"/>
+                <w:color w:val="1A1A1A"/>
+                <w:sz w:val="12"/>
+              </w:rPr>
+              <w:t>28 Sep</w:t>
+            </w:r>
+          </w:p>
+        </w:tc>
+        <w:tc>
+          <w:tcPr>
+            <w:tcW w:type="dxa" w:w="680"/>
+            <w:shd w:fill="FFFFFF" w:val="clear"/>
+            <w:tcBorders>
+              <w:top w:val="single" w:sz="4" w:space="0" w:color="D4C9A8"/>
+              <w:left w:val="single" w:sz="4" w:space="0" w:color="D4C9A8"/>
+              <w:bottom w:val="single" w:sz="4" w:space="0" w:color="D4C9A8"/>
+              <w:right w:val="single" w:sz="4" w:space="0" w:color="D4C9A8"/>
+            </w:tcBorders>
+            <w:tcMar>
+              <w:top w:w="20" w:type="dxa"/>
+              <w:bottom w:w="20" w:type="dxa"/>
+              <w:left w:w="32" w:type="dxa"/>
+              <w:right w:w="32" w:type="dxa"/>
+            </w:tcMar>
+          </w:tcPr>
+          <w:p>
+            <w:pPr>
+              <w:spacing w:before="0" w:after="0" w:line="240" w:lineRule="auto"/>
+              <w:jc w:val="center"/>
+            </w:pPr>
+            <w:r/>
+            <w:r>
+              <w:rPr>
+                <w:rFonts w:ascii="Calibri" w:hAnsi="Calibri" w:eastAsia="Calibri"/>
+                <w:b/>
+                <w:i w:val="0"/>
+                <w:color w:val="1B6B3A"/>
+                <w:sz w:val="12"/>
+              </w:rPr>
+              <w:t>100%</w:t>
+            </w:r>
+          </w:p>
+        </w:tc>
+      </w:tr>
+      <w:tr>
+        <w:trPr>
+          <w:cantSplit/>
+        </w:trPr>
+        <w:tc>
+          <w:tcPr>
+            <w:tcW w:type="dxa" w:w="680"/>
+            <w:shd w:fill="F4F1E8" w:val="clear"/>
+            <w:tcBorders>
+              <w:top w:val="single" w:sz="4" w:space="0" w:color="D4C9A8"/>
+              <w:left w:val="single" w:sz="4" w:space="0" w:color="D4C9A8"/>
+              <w:bottom w:val="single" w:sz="4" w:space="0" w:color="D4C9A8"/>
+              <w:right w:val="single" w:sz="4" w:space="0" w:color="D4C9A8"/>
+            </w:tcBorders>
+            <w:tcMar>
+              <w:top w:w="20" w:type="dxa"/>
+              <w:bottom w:w="20" w:type="dxa"/>
+              <w:left w:w="32" w:type="dxa"/>
+              <w:right w:w="32" w:type="dxa"/>
+            </w:tcMar>
+          </w:tcPr>
+          <w:p>
+            <w:pPr>
+              <w:spacing w:before="0" w:after="0" w:line="240" w:lineRule="auto"/>
+              <w:jc w:val="center"/>
+            </w:pPr>
+            <w:r/>
+            <w:r>
+              <w:rPr>
+                <w:rFonts w:ascii="Calibri" w:hAnsi="Calibri" w:eastAsia="Calibri"/>
+                <w:b/>
+                <w:i w:val="0"/>
+                <w:color w:val="1A1A1A"/>
+                <w:sz w:val="12"/>
+              </w:rPr>
+              <w:t>8.1</w:t>
+            </w:r>
+          </w:p>
+        </w:tc>
+        <w:tc>
+          <w:tcPr>
+            <w:tcW w:type="dxa" w:w="5896"/>
+            <w:shd w:fill="F4F1E8" w:val="clear"/>
+            <w:tcBorders>
+              <w:top w:val="single" w:sz="4" w:space="0" w:color="D4C9A8"/>
+              <w:left w:val="single" w:sz="4" w:space="0" w:color="D4C9A8"/>
+              <w:bottom w:val="single" w:sz="4" w:space="0" w:color="D4C9A8"/>
+              <w:right w:val="single" w:sz="4" w:space="0" w:color="D4C9A8"/>
+            </w:tcBorders>
+            <w:tcMar>
+              <w:top w:w="20" w:type="dxa"/>
+              <w:bottom w:w="20" w:type="dxa"/>
+              <w:left w:w="32" w:type="dxa"/>
+              <w:right w:w="32" w:type="dxa"/>
+            </w:tcMar>
+          </w:tcPr>
+          <w:p>
+            <w:pPr>
+              <w:spacing w:before="0" w:after="0" w:line="240" w:lineRule="auto"/>
+            </w:pPr>
+            <w:r/>
+            <w:r>
+              <w:rPr>
+                <w:rFonts w:ascii="Calibri" w:hAnsi="Calibri" w:eastAsia="Calibri"/>
+                <w:b w:val="0"/>
+                <w:i w:val="0"/>
+                <w:color w:val="1A1A1A"/>
+                <w:sz w:val="12"/>
+              </w:rPr>
+              <w:t>Portal/operator i18n repair; stop dashboard freeze (N+1 reports / i18n loop); live RESULTS tab</w:t>
+            </w:r>
+          </w:p>
+        </w:tc>
+        <w:tc>
+          <w:tcPr>
+            <w:tcW w:type="dxa" w:w="1077"/>
+            <w:shd w:fill="F4F1E8" w:val="clear"/>
+            <w:tcBorders>
+              <w:top w:val="single" w:sz="4" w:space="0" w:color="D4C9A8"/>
+              <w:left w:val="single" w:sz="4" w:space="0" w:color="D4C9A8"/>
+              <w:bottom w:val="single" w:sz="4" w:space="0" w:color="D4C9A8"/>
+              <w:right w:val="single" w:sz="4" w:space="0" w:color="D4C9A8"/>
+            </w:tcBorders>
+            <w:tcMar>
+              <w:top w:w="20" w:type="dxa"/>
+              <w:bottom w:w="20" w:type="dxa"/>
+              <w:left w:w="32" w:type="dxa"/>
+              <w:right w:w="32" w:type="dxa"/>
+            </w:tcMar>
+          </w:tcPr>
+          <w:p>
+            <w:pPr>
+              <w:spacing w:before="0" w:after="0" w:line="240" w:lineRule="auto"/>
+            </w:pPr>
+            <w:r/>
+            <w:r>
+              <w:rPr>
+                <w:rFonts w:ascii="Calibri" w:hAnsi="Calibri" w:eastAsia="Calibri"/>
+                <w:b w:val="0"/>
+                <w:i w:val="0"/>
+                <w:color w:val="1A1A1A"/>
+                <w:sz w:val="12"/>
+              </w:rPr>
+              <w:t>UI</w:t>
+            </w:r>
+          </w:p>
+        </w:tc>
+        <w:tc>
+          <w:tcPr>
+            <w:tcW w:type="dxa" w:w="850"/>
+            <w:shd w:fill="F4F1E8" w:val="clear"/>
+            <w:tcBorders>
+              <w:top w:val="single" w:sz="4" w:space="0" w:color="D4C9A8"/>
+              <w:left w:val="single" w:sz="4" w:space="0" w:color="D4C9A8"/>
+              <w:bottom w:val="single" w:sz="4" w:space="0" w:color="D4C9A8"/>
+              <w:right w:val="single" w:sz="4" w:space="0" w:color="D4C9A8"/>
+            </w:tcBorders>
+            <w:tcMar>
+              <w:top w:w="20" w:type="dxa"/>
+              <w:bottom w:w="20" w:type="dxa"/>
+              <w:left w:w="32" w:type="dxa"/>
+              <w:right w:w="32" w:type="dxa"/>
+            </w:tcMar>
+          </w:tcPr>
+          <w:p>
+            <w:pPr>
+              <w:spacing w:before="0" w:after="0" w:line="240" w:lineRule="auto"/>
+              <w:jc w:val="center"/>
+            </w:pPr>
+            <w:r/>
+            <w:r>
+              <w:rPr>
+                <w:rFonts w:ascii="Calibri" w:hAnsi="Calibri" w:eastAsia="Calibri"/>
+                <w:b w:val="0"/>
+                <w:i w:val="0"/>
+                <w:color w:val="1A1A1A"/>
+                <w:sz w:val="12"/>
+              </w:rPr>
+              <w:t>08 Sep</w:t>
+            </w:r>
+          </w:p>
+        </w:tc>
+        <w:tc>
+          <w:tcPr>
+            <w:tcW w:type="dxa" w:w="850"/>
+            <w:shd w:fill="F4F1E8" w:val="clear"/>
+            <w:tcBorders>
+              <w:top w:val="single" w:sz="4" w:space="0" w:color="D4C9A8"/>
+              <w:left w:val="single" w:sz="4" w:space="0" w:color="D4C9A8"/>
+              <w:bottom w:val="single" w:sz="4" w:space="0" w:color="D4C9A8"/>
+              <w:right w:val="single" w:sz="4" w:space="0" w:color="D4C9A8"/>
+            </w:tcBorders>
+            <w:tcMar>
+              <w:top w:w="20" w:type="dxa"/>
+              <w:bottom w:w="20" w:type="dxa"/>
+              <w:left w:w="32" w:type="dxa"/>
+              <w:right w:w="32" w:type="dxa"/>
+            </w:tcMar>
+          </w:tcPr>
+          <w:p>
+            <w:pPr>
+              <w:spacing w:before="0" w:after="0" w:line="240" w:lineRule="auto"/>
+              <w:jc w:val="center"/>
+            </w:pPr>
+            <w:r/>
+            <w:r>
+              <w:rPr>
+                <w:rFonts w:ascii="Calibri" w:hAnsi="Calibri" w:eastAsia="Calibri"/>
+                <w:b w:val="0"/>
+                <w:i w:val="0"/>
+                <w:color w:val="1A1A1A"/>
+                <w:sz w:val="12"/>
+              </w:rPr>
+              <w:t>15 Sep</w:t>
+            </w:r>
+          </w:p>
+        </w:tc>
+        <w:tc>
+          <w:tcPr>
+            <w:tcW w:type="dxa" w:w="680"/>
+            <w:shd w:fill="F4F1E8" w:val="clear"/>
+            <w:tcBorders>
+              <w:top w:val="single" w:sz="4" w:space="0" w:color="D4C9A8"/>
+              <w:left w:val="single" w:sz="4" w:space="0" w:color="D4C9A8"/>
+              <w:bottom w:val="single" w:sz="4" w:space="0" w:color="D4C9A8"/>
+              <w:right w:val="single" w:sz="4" w:space="0" w:color="D4C9A8"/>
+            </w:tcBorders>
+            <w:tcMar>
+              <w:top w:w="20" w:type="dxa"/>
+              <w:bottom w:w="20" w:type="dxa"/>
+              <w:left w:w="32" w:type="dxa"/>
+              <w:right w:w="32" w:type="dxa"/>
+            </w:tcMar>
+          </w:tcPr>
+          <w:p>
+            <w:pPr>
+              <w:spacing w:before="0" w:after="0" w:line="240" w:lineRule="auto"/>
+              <w:jc w:val="center"/>
+            </w:pPr>
+            <w:r/>
+            <w:r>
+              <w:rPr>
+                <w:rFonts w:ascii="Calibri" w:hAnsi="Calibri" w:eastAsia="Calibri"/>
+                <w:b/>
+                <w:i w:val="0"/>
+                <w:color w:val="1B6B3A"/>
+                <w:sz w:val="12"/>
+              </w:rPr>
+              <w:t>100%</w:t>
+            </w:r>
+          </w:p>
+        </w:tc>
+      </w:tr>
+      <w:tr>
+        <w:trPr>
+          <w:cantSplit/>
+        </w:trPr>
+        <w:tc>
+          <w:tcPr>
+            <w:tcW w:type="dxa" w:w="680"/>
+            <w:shd w:fill="FFFFFF" w:val="clear"/>
+            <w:tcBorders>
+              <w:top w:val="single" w:sz="4" w:space="0" w:color="D4C9A8"/>
+              <w:left w:val="single" w:sz="4" w:space="0" w:color="D4C9A8"/>
+              <w:bottom w:val="single" w:sz="4" w:space="0" w:color="D4C9A8"/>
+              <w:right w:val="single" w:sz="4" w:space="0" w:color="D4C9A8"/>
+            </w:tcBorders>
+            <w:tcMar>
+              <w:top w:w="20" w:type="dxa"/>
+              <w:bottom w:w="20" w:type="dxa"/>
+              <w:left w:w="32" w:type="dxa"/>
+              <w:right w:w="32" w:type="dxa"/>
+            </w:tcMar>
+          </w:tcPr>
+          <w:p>
+            <w:pPr>
+              <w:spacing w:before="0" w:after="0" w:line="240" w:lineRule="auto"/>
+              <w:jc w:val="center"/>
+            </w:pPr>
+            <w:r/>
+            <w:r>
+              <w:rPr>
+                <w:rFonts w:ascii="Calibri" w:hAnsi="Calibri" w:eastAsia="Calibri"/>
+                <w:b/>
+                <w:i w:val="0"/>
+                <w:color w:val="1A1A1A"/>
+                <w:sz w:val="12"/>
+              </w:rPr>
+              <w:t>8.2</w:t>
+            </w:r>
+          </w:p>
+        </w:tc>
+        <w:tc>
+          <w:tcPr>
+            <w:tcW w:type="dxa" w:w="5896"/>
+            <w:shd w:fill="FFFFFF" w:val="clear"/>
+            <w:tcBorders>
+              <w:top w:val="single" w:sz="4" w:space="0" w:color="D4C9A8"/>
+              <w:left w:val="single" w:sz="4" w:space="0" w:color="D4C9A8"/>
+              <w:bottom w:val="single" w:sz="4" w:space="0" w:color="D4C9A8"/>
+              <w:right w:val="single" w:sz="4" w:space="0" w:color="D4C9A8"/>
+            </w:tcBorders>
+            <w:tcMar>
+              <w:top w:w="20" w:type="dxa"/>
+              <w:bottom w:w="20" w:type="dxa"/>
+              <w:left w:w="32" w:type="dxa"/>
+              <w:right w:w="32" w:type="dxa"/>
+            </w:tcMar>
+          </w:tcPr>
+          <w:p>
+            <w:pPr>
+              <w:spacing w:before="0" w:after="0" w:line="240" w:lineRule="auto"/>
+            </w:pPr>
+            <w:r/>
+            <w:r>
+              <w:rPr>
+                <w:rFonts w:ascii="Calibri" w:hAnsi="Calibri" w:eastAsia="Calibri"/>
+                <w:b w:val="0"/>
+                <w:i w:val="0"/>
+                <w:color w:val="1A1A1A"/>
+                <w:sz w:val="12"/>
+              </w:rPr>
+              <w:t>Phone operator: Select player field A/B, coach password only, ☰ logout, Reservation title, online blink</w:t>
+            </w:r>
+          </w:p>
+        </w:tc>
+        <w:tc>
+          <w:tcPr>
+            <w:tcW w:type="dxa" w:w="1077"/>
+            <w:shd w:fill="FFFFFF" w:val="clear"/>
+            <w:tcBorders>
+              <w:top w:val="single" w:sz="4" w:space="0" w:color="D4C9A8"/>
+              <w:left w:val="single" w:sz="4" w:space="0" w:color="D4C9A8"/>
+              <w:bottom w:val="single" w:sz="4" w:space="0" w:color="D4C9A8"/>
+              <w:right w:val="single" w:sz="4" w:space="0" w:color="D4C9A8"/>
+            </w:tcBorders>
+            <w:tcMar>
+              <w:top w:w="20" w:type="dxa"/>
+              <w:bottom w:w="20" w:type="dxa"/>
+              <w:left w:w="32" w:type="dxa"/>
+              <w:right w:w="32" w:type="dxa"/>
+            </w:tcMar>
+          </w:tcPr>
+          <w:p>
+            <w:pPr>
+              <w:spacing w:before="0" w:after="0" w:line="240" w:lineRule="auto"/>
+            </w:pPr>
+            <w:r/>
+            <w:r>
+              <w:rPr>
+                <w:rFonts w:ascii="Calibri" w:hAnsi="Calibri" w:eastAsia="Calibri"/>
+                <w:b w:val="0"/>
+                <w:i w:val="0"/>
+                <w:color w:val="1A1A1A"/>
+                <w:sz w:val="12"/>
+              </w:rPr>
+              <w:t>UI</w:t>
+            </w:r>
+          </w:p>
+        </w:tc>
+        <w:tc>
+          <w:tcPr>
+            <w:tcW w:type="dxa" w:w="850"/>
+            <w:shd w:fill="FFFFFF" w:val="clear"/>
+            <w:tcBorders>
+              <w:top w:val="single" w:sz="4" w:space="0" w:color="D4C9A8"/>
+              <w:left w:val="single" w:sz="4" w:space="0" w:color="D4C9A8"/>
+              <w:bottom w:val="single" w:sz="4" w:space="0" w:color="D4C9A8"/>
+              <w:right w:val="single" w:sz="4" w:space="0" w:color="D4C9A8"/>
+            </w:tcBorders>
+            <w:tcMar>
+              <w:top w:w="20" w:type="dxa"/>
+              <w:bottom w:w="20" w:type="dxa"/>
+              <w:left w:w="32" w:type="dxa"/>
+              <w:right w:w="32" w:type="dxa"/>
+            </w:tcMar>
+          </w:tcPr>
+          <w:p>
+            <w:pPr>
+              <w:spacing w:before="0" w:after="0" w:line="240" w:lineRule="auto"/>
+              <w:jc w:val="center"/>
+            </w:pPr>
+            <w:r/>
+            <w:r>
+              <w:rPr>
+                <w:rFonts w:ascii="Calibri" w:hAnsi="Calibri" w:eastAsia="Calibri"/>
+                <w:b w:val="0"/>
+                <w:i w:val="0"/>
+                <w:color w:val="1A1A1A"/>
+                <w:sz w:val="12"/>
+              </w:rPr>
+              <w:t>05 Oct</w:t>
+            </w:r>
+          </w:p>
+        </w:tc>
+        <w:tc>
+          <w:tcPr>
+            <w:tcW w:type="dxa" w:w="850"/>
+            <w:shd w:fill="FFFFFF" w:val="clear"/>
+            <w:tcBorders>
+              <w:top w:val="single" w:sz="4" w:space="0" w:color="D4C9A8"/>
+              <w:left w:val="single" w:sz="4" w:space="0" w:color="D4C9A8"/>
+              <w:bottom w:val="single" w:sz="4" w:space="0" w:color="D4C9A8"/>
+              <w:right w:val="single" w:sz="4" w:space="0" w:color="D4C9A8"/>
+            </w:tcBorders>
+            <w:tcMar>
+              <w:top w:w="20" w:type="dxa"/>
+              <w:bottom w:w="20" w:type="dxa"/>
+              <w:left w:w="32" w:type="dxa"/>
+              <w:right w:w="32" w:type="dxa"/>
+            </w:tcMar>
+          </w:tcPr>
+          <w:p>
+            <w:pPr>
+              <w:spacing w:before="0" w:after="0" w:line="240" w:lineRule="auto"/>
+              <w:jc w:val="center"/>
+            </w:pPr>
+            <w:r/>
+            <w:r>
+              <w:rPr>
+                <w:rFonts w:ascii="Calibri" w:hAnsi="Calibri" w:eastAsia="Calibri"/>
+                <w:b w:val="0"/>
+                <w:i w:val="0"/>
+                <w:color w:val="1A1A1A"/>
+                <w:sz w:val="12"/>
+              </w:rPr>
+              <w:t>05 Oct</w:t>
+            </w:r>
+          </w:p>
+        </w:tc>
+        <w:tc>
+          <w:tcPr>
+            <w:tcW w:type="dxa" w:w="680"/>
+            <w:shd w:fill="FFFFFF" w:val="clear"/>
+            <w:tcBorders>
+              <w:top w:val="single" w:sz="4" w:space="0" w:color="D4C9A8"/>
+              <w:left w:val="single" w:sz="4" w:space="0" w:color="D4C9A8"/>
+              <w:bottom w:val="single" w:sz="4" w:space="0" w:color="D4C9A8"/>
+              <w:right w:val="single" w:sz="4" w:space="0" w:color="D4C9A8"/>
+            </w:tcBorders>
+            <w:tcMar>
+              <w:top w:w="20" w:type="dxa"/>
+              <w:bottom w:w="20" w:type="dxa"/>
+              <w:left w:w="32" w:type="dxa"/>
+              <w:right w:w="32" w:type="dxa"/>
+            </w:tcMar>
+          </w:tcPr>
+          <w:p>
+            <w:pPr>
+              <w:spacing w:before="0" w:after="0" w:line="240" w:lineRule="auto"/>
+              <w:jc w:val="center"/>
+            </w:pPr>
+            <w:r/>
+            <w:r>
+              <w:rPr>
+                <w:rFonts w:ascii="Calibri" w:hAnsi="Calibri" w:eastAsia="Calibri"/>
+                <w:b/>
+                <w:i w:val="0"/>
+                <w:color w:val="1B6B3A"/>
+                <w:sz w:val="12"/>
+              </w:rPr>
+              <w:t>100%</w:t>
+            </w:r>
+          </w:p>
+        </w:tc>
+      </w:tr>
+      <w:tr>
+        <w:trPr>
+          <w:cantSplit/>
+        </w:trPr>
+        <w:tc>
+          <w:tcPr>
+            <w:tcW w:type="dxa" w:w="680"/>
+            <w:shd w:fill="F4F1E8" w:val="clear"/>
+            <w:tcBorders>
+              <w:top w:val="single" w:sz="4" w:space="0" w:color="D4C9A8"/>
+              <w:left w:val="single" w:sz="4" w:space="0" w:color="D4C9A8"/>
+              <w:bottom w:val="single" w:sz="4" w:space="0" w:color="D4C9A8"/>
+              <w:right w:val="single" w:sz="4" w:space="0" w:color="D4C9A8"/>
+            </w:tcBorders>
+            <w:tcMar>
+              <w:top w:w="20" w:type="dxa"/>
+              <w:bottom w:w="20" w:type="dxa"/>
+              <w:left w:w="32" w:type="dxa"/>
+              <w:right w:w="32" w:type="dxa"/>
+            </w:tcMar>
+          </w:tcPr>
+          <w:p>
+            <w:pPr>
+              <w:spacing w:before="0" w:after="0" w:line="240" w:lineRule="auto"/>
+              <w:jc w:val="center"/>
+            </w:pPr>
+            <w:r/>
+            <w:r>
+              <w:rPr>
+                <w:rFonts w:ascii="Calibri" w:hAnsi="Calibri" w:eastAsia="Calibri"/>
+                <w:b/>
+                <w:i w:val="0"/>
+                <w:color w:val="1A1A1A"/>
+                <w:sz w:val="12"/>
+              </w:rPr>
+              <w:t>9.1</w:t>
+            </w:r>
+          </w:p>
+        </w:tc>
+        <w:tc>
+          <w:tcPr>
+            <w:tcW w:type="dxa" w:w="5896"/>
+            <w:shd w:fill="F4F1E8" w:val="clear"/>
+            <w:tcBorders>
+              <w:top w:val="single" w:sz="4" w:space="0" w:color="D4C9A8"/>
+              <w:left w:val="single" w:sz="4" w:space="0" w:color="D4C9A8"/>
+              <w:bottom w:val="single" w:sz="4" w:space="0" w:color="D4C9A8"/>
+              <w:right w:val="single" w:sz="4" w:space="0" w:color="D4C9A8"/>
+            </w:tcBorders>
+            <w:tcMar>
+              <w:top w:w="20" w:type="dxa"/>
+              <w:bottom w:w="20" w:type="dxa"/>
+              <w:left w:w="32" w:type="dxa"/>
+              <w:right w:w="32" w:type="dxa"/>
+            </w:tcMar>
+          </w:tcPr>
+          <w:p>
+            <w:pPr>
+              <w:spacing w:before="0" w:after="0" w:line="240" w:lineRule="auto"/>
+            </w:pPr>
+            <w:r/>
+            <w:r>
+              <w:rPr>
+                <w:rFonts w:ascii="Calibri" w:hAnsi="Calibri" w:eastAsia="Calibri"/>
+                <w:b w:val="0"/>
+                <w:i w:val="0"/>
+                <w:color w:val="1A1A1A"/>
+                <w:sz w:val="12"/>
+              </w:rPr>
+              <w:t>Simulators: unlock, dual-field, pause freeze; PRs #13–#18; Phase 3 acceptance + this Word report</w:t>
+            </w:r>
+          </w:p>
+        </w:tc>
+        <w:tc>
+          <w:tcPr>
+            <w:tcW w:type="dxa" w:w="1077"/>
+            <w:shd w:fill="F4F1E8" w:val="clear"/>
+            <w:tcBorders>
+              <w:top w:val="single" w:sz="4" w:space="0" w:color="D4C9A8"/>
+              <w:left w:val="single" w:sz="4" w:space="0" w:color="D4C9A8"/>
+              <w:bottom w:val="single" w:sz="4" w:space="0" w:color="D4C9A8"/>
+              <w:right w:val="single" w:sz="4" w:space="0" w:color="D4C9A8"/>
+            </w:tcBorders>
+            <w:tcMar>
+              <w:top w:w="20" w:type="dxa"/>
+              <w:bottom w:w="20" w:type="dxa"/>
+              <w:left w:w="32" w:type="dxa"/>
+              <w:right w:w="32" w:type="dxa"/>
+            </w:tcMar>
+          </w:tcPr>
+          <w:p>
+            <w:pPr>
+              <w:spacing w:before="0" w:after="0" w:line="240" w:lineRule="auto"/>
+            </w:pPr>
+            <w:r/>
+            <w:r>
+              <w:rPr>
+                <w:rFonts w:ascii="Calibri" w:hAnsi="Calibri" w:eastAsia="Calibri"/>
+                <w:b w:val="0"/>
+                <w:i w:val="0"/>
+                <w:color w:val="1A1A1A"/>
+                <w:sz w:val="12"/>
+              </w:rPr>
+              <w:t>QA / PM</w:t>
+            </w:r>
+          </w:p>
+        </w:tc>
+        <w:tc>
+          <w:tcPr>
+            <w:tcW w:type="dxa" w:w="850"/>
+            <w:shd w:fill="F4F1E8" w:val="clear"/>
+            <w:tcBorders>
+              <w:top w:val="single" w:sz="4" w:space="0" w:color="D4C9A8"/>
+              <w:left w:val="single" w:sz="4" w:space="0" w:color="D4C9A8"/>
+              <w:bottom w:val="single" w:sz="4" w:space="0" w:color="D4C9A8"/>
+              <w:right w:val="single" w:sz="4" w:space="0" w:color="D4C9A8"/>
+            </w:tcBorders>
+            <w:tcMar>
+              <w:top w:w="20" w:type="dxa"/>
+              <w:bottom w:w="20" w:type="dxa"/>
+              <w:left w:w="32" w:type="dxa"/>
+              <w:right w:w="32" w:type="dxa"/>
+            </w:tcMar>
+          </w:tcPr>
+          <w:p>
+            <w:pPr>
+              <w:spacing w:before="0" w:after="0" w:line="240" w:lineRule="auto"/>
+              <w:jc w:val="center"/>
+            </w:pPr>
+            <w:r/>
+            <w:r>
+              <w:rPr>
+                <w:rFonts w:ascii="Calibri" w:hAnsi="Calibri" w:eastAsia="Calibri"/>
+                <w:b w:val="0"/>
+                <w:i w:val="0"/>
+                <w:color w:val="1A1A1A"/>
+                <w:sz w:val="12"/>
+              </w:rPr>
+              <w:t>09 Sep</w:t>
+            </w:r>
+          </w:p>
+        </w:tc>
+        <w:tc>
+          <w:tcPr>
+            <w:tcW w:type="dxa" w:w="850"/>
+            <w:shd w:fill="F4F1E8" w:val="clear"/>
+            <w:tcBorders>
+              <w:top w:val="single" w:sz="4" w:space="0" w:color="D4C9A8"/>
+              <w:left w:val="single" w:sz="4" w:space="0" w:color="D4C9A8"/>
+              <w:bottom w:val="single" w:sz="4" w:space="0" w:color="D4C9A8"/>
+              <w:right w:val="single" w:sz="4" w:space="0" w:color="D4C9A8"/>
+            </w:tcBorders>
+            <w:tcMar>
+              <w:top w:w="20" w:type="dxa"/>
+              <w:bottom w:w="20" w:type="dxa"/>
+              <w:left w:w="32" w:type="dxa"/>
+              <w:right w:w="32" w:type="dxa"/>
+            </w:tcMar>
+          </w:tcPr>
+          <w:p>
+            <w:pPr>
+              <w:spacing w:before="0" w:after="0" w:line="240" w:lineRule="auto"/>
+              <w:jc w:val="center"/>
+            </w:pPr>
+            <w:r/>
+            <w:r>
+              <w:rPr>
+                <w:rFonts w:ascii="Calibri" w:hAnsi="Calibri" w:eastAsia="Calibri"/>
+                <w:b w:val="0"/>
+                <w:i w:val="0"/>
+                <w:color w:val="1A1A1A"/>
+                <w:sz w:val="12"/>
+              </w:rPr>
+              <w:t>06 Oct</w:t>
+            </w:r>
+          </w:p>
+        </w:tc>
+        <w:tc>
+          <w:tcPr>
+            <w:tcW w:type="dxa" w:w="680"/>
+            <w:shd w:fill="F4F1E8" w:val="clear"/>
+            <w:tcBorders>
+              <w:top w:val="single" w:sz="4" w:space="0" w:color="D4C9A8"/>
+              <w:left w:val="single" w:sz="4" w:space="0" w:color="D4C9A8"/>
+              <w:bottom w:val="single" w:sz="4" w:space="0" w:color="D4C9A8"/>
+              <w:right w:val="single" w:sz="4" w:space="0" w:color="D4C9A8"/>
+            </w:tcBorders>
+            <w:tcMar>
+              <w:top w:w="20" w:type="dxa"/>
+              <w:bottom w:w="20" w:type="dxa"/>
+              <w:left w:w="32" w:type="dxa"/>
+              <w:right w:w="32" w:type="dxa"/>
+            </w:tcMar>
+          </w:tcPr>
+          <w:p>
+            <w:pPr>
+              <w:spacing w:before="0" w:after="0" w:line="240" w:lineRule="auto"/>
+              <w:jc w:val="center"/>
+            </w:pPr>
+            <w:r/>
+            <w:r>
+              <w:rPr>
+                <w:rFonts w:ascii="Calibri" w:hAnsi="Calibri" w:eastAsia="Calibri"/>
+                <w:b/>
+                <w:i w:val="0"/>
+                <w:color w:val="1B6B3A"/>
+                <w:sz w:val="12"/>
+              </w:rPr>
+              <w:t>100%</w:t>
+            </w:r>
+          </w:p>
+        </w:tc>
+      </w:tr>
+      <w:tr>
+        <w:trPr>
+          <w:cantSplit/>
+        </w:trPr>
+        <w:tc>
+          <w:tcPr>
+            <w:tcW w:type="dxa" w:w="680"/>
+            <w:shd w:fill="FFFFFF" w:val="clear"/>
+            <w:tcBorders>
+              <w:top w:val="single" w:sz="4" w:space="0" w:color="D4C9A8"/>
+              <w:left w:val="single" w:sz="4" w:space="0" w:color="D4C9A8"/>
+              <w:bottom w:val="single" w:sz="4" w:space="0" w:color="D4C9A8"/>
+              <w:right w:val="single" w:sz="4" w:space="0" w:color="D4C9A8"/>
+            </w:tcBorders>
+            <w:tcMar>
+              <w:top w:w="20" w:type="dxa"/>
+              <w:bottom w:w="20" w:type="dxa"/>
+              <w:left w:w="32" w:type="dxa"/>
+              <w:right w:w="32" w:type="dxa"/>
+            </w:tcMar>
+          </w:tcPr>
+          <w:p>
+            <w:pPr>
+              <w:spacing w:before="0" w:after="0" w:line="240" w:lineRule="auto"/>
+              <w:jc w:val="center"/>
+            </w:pPr>
+            <w:r/>
+            <w:r>
+              <w:rPr>
+                <w:rFonts w:ascii="Calibri" w:hAnsi="Calibri" w:eastAsia="Calibri"/>
+                <w:b/>
+                <w:i w:val="0"/>
+                <w:color w:val="1A1A1A"/>
+                <w:sz w:val="12"/>
+              </w:rPr>
+              <w:t>9.2</w:t>
+            </w:r>
+          </w:p>
+        </w:tc>
+        <w:tc>
+          <w:tcPr>
+            <w:tcW w:type="dxa" w:w="5896"/>
+            <w:shd w:fill="FFFFFF" w:val="clear"/>
+            <w:tcBorders>
+              <w:top w:val="single" w:sz="4" w:space="0" w:color="D4C9A8"/>
+              <w:left w:val="single" w:sz="4" w:space="0" w:color="D4C9A8"/>
+              <w:bottom w:val="single" w:sz="4" w:space="0" w:color="D4C9A8"/>
+              <w:right w:val="single" w:sz="4" w:space="0" w:color="D4C9A8"/>
+            </w:tcBorders>
+            <w:tcMar>
+              <w:top w:w="20" w:type="dxa"/>
+              <w:bottom w:w="20" w:type="dxa"/>
+              <w:left w:w="32" w:type="dxa"/>
+              <w:right w:w="32" w:type="dxa"/>
+            </w:tcMar>
+          </w:tcPr>
+          <w:p>
+            <w:pPr>
+              <w:spacing w:before="0" w:after="0" w:line="240" w:lineRule="auto"/>
+            </w:pPr>
+            <w:r/>
+            <w:r>
+              <w:rPr>
+                <w:rFonts w:ascii="Calibri" w:hAnsi="Calibri" w:eastAsia="Calibri"/>
+                <w:b w:val="0"/>
+                <w:i w:val="0"/>
+                <w:color w:val="1A1A1A"/>
+                <w:sz w:val="12"/>
+              </w:rPr>
+              <w:t>Live card-acquirer API keys / settlement on production accounts (accepted residual)</w:t>
+            </w:r>
+          </w:p>
+        </w:tc>
+        <w:tc>
+          <w:tcPr>
+            <w:tcW w:type="dxa" w:w="1077"/>
+            <w:shd w:fill="FFFFFF" w:val="clear"/>
+            <w:tcBorders>
+              <w:top w:val="single" w:sz="4" w:space="0" w:color="D4C9A8"/>
+              <w:left w:val="single" w:sz="4" w:space="0" w:color="D4C9A8"/>
+              <w:bottom w:val="single" w:sz="4" w:space="0" w:color="D4C9A8"/>
+              <w:right w:val="single" w:sz="4" w:space="0" w:color="D4C9A8"/>
+            </w:tcBorders>
+            <w:tcMar>
+              <w:top w:w="20" w:type="dxa"/>
+              <w:bottom w:w="20" w:type="dxa"/>
+              <w:left w:w="32" w:type="dxa"/>
+              <w:right w:w="32" w:type="dxa"/>
+            </w:tcMar>
+          </w:tcPr>
+          <w:p>
+            <w:pPr>
+              <w:spacing w:before="0" w:after="0" w:line="240" w:lineRule="auto"/>
+            </w:pPr>
+            <w:r/>
+            <w:r>
+              <w:rPr>
+                <w:rFonts w:ascii="Calibri" w:hAnsi="Calibri" w:eastAsia="Calibri"/>
+                <w:b w:val="0"/>
+                <w:i w:val="0"/>
+                <w:color w:val="1A1A1A"/>
+                <w:sz w:val="12"/>
+              </w:rPr>
+              <w:t>Payment</w:t>
+            </w:r>
+          </w:p>
+        </w:tc>
+        <w:tc>
+          <w:tcPr>
+            <w:tcW w:type="dxa" w:w="850"/>
+            <w:shd w:fill="FFFFFF" w:val="clear"/>
+            <w:tcBorders>
+              <w:top w:val="single" w:sz="4" w:space="0" w:color="D4C9A8"/>
+              <w:left w:val="single" w:sz="4" w:space="0" w:color="D4C9A8"/>
+              <w:bottom w:val="single" w:sz="4" w:space="0" w:color="D4C9A8"/>
+              <w:right w:val="single" w:sz="4" w:space="0" w:color="D4C9A8"/>
+            </w:tcBorders>
+            <w:tcMar>
+              <w:top w:w="20" w:type="dxa"/>
+              <w:bottom w:w="20" w:type="dxa"/>
+              <w:left w:w="32" w:type="dxa"/>
+              <w:right w:w="32" w:type="dxa"/>
+            </w:tcMar>
+          </w:tcPr>
+          <w:p>
+            <w:pPr>
+              <w:spacing w:before="0" w:after="0" w:line="240" w:lineRule="auto"/>
+              <w:jc w:val="center"/>
+            </w:pPr>
+            <w:r/>
+            <w:r>
+              <w:rPr>
+                <w:rFonts w:ascii="Calibri" w:hAnsi="Calibri" w:eastAsia="Calibri"/>
+                <w:b w:val="0"/>
+                <w:i w:val="0"/>
+                <w:color w:val="1A1A1A"/>
+                <w:sz w:val="12"/>
+              </w:rPr>
+              <w:t>07 Sep</w:t>
+            </w:r>
+          </w:p>
+        </w:tc>
+        <w:tc>
+          <w:tcPr>
+            <w:tcW w:type="dxa" w:w="850"/>
+            <w:shd w:fill="FFFFFF" w:val="clear"/>
+            <w:tcBorders>
+              <w:top w:val="single" w:sz="4" w:space="0" w:color="D4C9A8"/>
+              <w:left w:val="single" w:sz="4" w:space="0" w:color="D4C9A8"/>
+              <w:bottom w:val="single" w:sz="4" w:space="0" w:color="D4C9A8"/>
+              <w:right w:val="single" w:sz="4" w:space="0" w:color="D4C9A8"/>
+            </w:tcBorders>
+            <w:tcMar>
+              <w:top w:w="20" w:type="dxa"/>
+              <w:bottom w:w="20" w:type="dxa"/>
+              <w:left w:w="32" w:type="dxa"/>
+              <w:right w:w="32" w:type="dxa"/>
+            </w:tcMar>
+          </w:tcPr>
+          <w:p>
+            <w:pPr>
+              <w:spacing w:before="0" w:after="0" w:line="240" w:lineRule="auto"/>
+              <w:jc w:val="center"/>
+            </w:pPr>
+            <w:r/>
+            <w:r>
+              <w:rPr>
+                <w:rFonts w:ascii="Calibri" w:hAnsi="Calibri" w:eastAsia="Calibri"/>
+                <w:b w:val="0"/>
+                <w:i w:val="0"/>
+                <w:color w:val="1A1A1A"/>
+                <w:sz w:val="12"/>
+              </w:rPr>
+              <w:t>06 Oct</w:t>
+            </w:r>
+          </w:p>
+        </w:tc>
+        <w:tc>
+          <w:tcPr>
+            <w:tcW w:type="dxa" w:w="680"/>
+            <w:shd w:fill="FFFFFF" w:val="clear"/>
+            <w:tcBorders>
+              <w:top w:val="single" w:sz="4" w:space="0" w:color="D4C9A8"/>
+              <w:left w:val="single" w:sz="4" w:space="0" w:color="D4C9A8"/>
+              <w:bottom w:val="single" w:sz="4" w:space="0" w:color="D4C9A8"/>
+              <w:right w:val="single" w:sz="4" w:space="0" w:color="D4C9A8"/>
+            </w:tcBorders>
+            <w:tcMar>
+              <w:top w:w="20" w:type="dxa"/>
+              <w:bottom w:w="20" w:type="dxa"/>
+              <w:left w:w="32" w:type="dxa"/>
+              <w:right w:w="32" w:type="dxa"/>
+            </w:tcMar>
+          </w:tcPr>
+          <w:p>
+            <w:pPr>
+              <w:spacing w:before="0" w:after="0" w:line="240" w:lineRule="auto"/>
+              <w:jc w:val="center"/>
+            </w:pPr>
+            <w:r/>
+            <w:r>
+              <w:rPr>
+                <w:rFonts w:ascii="Calibri" w:hAnsi="Calibri" w:eastAsia="Calibri"/>
+                <w:b/>
+                <w:i w:val="0"/>
+                <w:color w:val="1B6B3A"/>
+                <w:sz w:val="12"/>
               </w:rPr>
               <w:t>99%</w:t>
             </w:r>
@@ -7039,7 +8104,7 @@
     </w:tbl>
     <w:p>
       <w:pPr>
-        <w:spacing w:before="100" w:after="20" w:line="240" w:lineRule="auto"/>
+        <w:spacing w:before="80" w:after="20" w:line="240" w:lineRule="auto"/>
         <w:pBdr>
           <w:bottom w:val="single" w:sz="12" w:space="1" w:color="C9A23A"/>
         </w:pBdr>
@@ -7050,9 +8115,241 @@
           <w:b/>
           <w:i w:val="0"/>
           <w:color w:val="0B1E36"/>
-          <w:sz w:val="22"/>
+          <w:sz w:val="21"/>
         </w:rPr>
         <w:t>4.  IMPLEMENTATION DETAILS — SOFTWARE DELIVERED</w:t>
+      </w:r>
+    </w:p>
+    <w:p>
+      <w:pPr>
+        <w:spacing w:before="0" w:after="20" w:line="252" w:lineRule="auto"/>
+        <w:jc w:val="both"/>
+      </w:pPr>
+      <w:r>
+        <w:rPr>
+          <w:rFonts w:ascii="Calibri" w:hAnsi="Calibri" w:eastAsia="Calibri"/>
+          <w:b w:val="0"/>
+          <w:i w:val="0"/>
+          <w:color w:val="1A1A1A"/>
+          <w:sz w:val="17"/>
+        </w:rPr>
+        <w:t>SIMUST is a vision-based soccer decision trainer. Cameras and pose models track ball and player; image cues on the six arena screens define the action; the engine classifies PASS, TARGET, PRESS and GOAL against screen polygons and goal lines. Results are stored per player and shown on the lab/operator console and on My SIMUST. This period completed the move from single-field lab play to dual-field vision play with booking-gated remote operators.</w:t>
+      </w:r>
+    </w:p>
+    <w:p>
+      <w:pPr>
+        <w:spacing w:before="80" w:after="20" w:line="240" w:lineRule="auto"/>
+        <w:pBdr>
+          <w:bottom w:val="single" w:sz="12" w:space="1" w:color="C9A23A"/>
+        </w:pBdr>
+      </w:pPr>
+      <w:r>
+        <w:rPr>
+          <w:rFonts w:ascii="Calibri" w:hAnsi="Calibri" w:eastAsia="Calibri"/>
+          <w:b/>
+          <w:i w:val="0"/>
+          <w:color w:val="0B1E36"/>
+          <w:sz w:val="21"/>
+        </w:rPr>
+        <w:t>4.1  DUAL FIELD A/B AND REMOTE / PHONE OPERATOR</w:t>
+      </w:r>
+    </w:p>
+    <w:p>
+      <w:pPr>
+        <w:spacing w:before="0" w:after="16" w:line="245" w:lineRule="auto"/>
+        <w:ind w:left="198" w:hanging="125"/>
+      </w:pPr>
+      <w:r>
+        <w:rPr>
+          <w:rFonts w:ascii="Calibri" w:hAnsi="Calibri" w:eastAsia="Calibri"/>
+          <w:b w:val="0"/>
+          <w:i w:val="0"/>
+          <w:color w:val="1A1A1A"/>
+          <w:sz w:val="17"/>
+        </w:rPr>
+        <w:t>•  Synced dual realtime vision; staff start Field A, Field B, or both; inactive half masked (no detection).</w:t>
+      </w:r>
+    </w:p>
+    <w:p>
+      <w:pPr>
+        <w:spacing w:before="0" w:after="16" w:line="245" w:lineRule="auto"/>
+        <w:ind w:left="198" w:hanging="125"/>
+      </w:pPr>
+      <w:r>
+        <w:rPr>
+          <w:rFonts w:ascii="Calibri" w:hAnsi="Calibri" w:eastAsia="Calibri"/>
+          <w:b w:val="0"/>
+          <w:i w:val="0"/>
+          <w:color w:val="1A1A1A"/>
+          <w:sz w:val="17"/>
+        </w:rPr>
+        <w:t>•  Remote operator: mixed Foundation, Entry A-T labels, play-without-reservation, hardened coach login.</w:t>
+      </w:r>
+    </w:p>
+    <w:p>
+      <w:pPr>
+        <w:spacing w:before="0" w:after="16" w:line="245" w:lineRule="auto"/>
+        <w:ind w:left="198" w:hanging="125"/>
+      </w:pPr>
+      <w:r>
+        <w:rPr>
+          <w:rFonts w:ascii="Calibri" w:hAnsi="Calibri" w:eastAsia="Calibri"/>
+          <w:b w:val="0"/>
+          <w:i w:val="0"/>
+          <w:color w:val="1A1A1A"/>
+          <w:sz w:val="17"/>
+        </w:rPr>
+        <w:t>•  Phone-first index.html: Select player field A/B; coach password checkbox only; Reservation 1–3 slots; logout in ☰; slow/fast online blink.</w:t>
+      </w:r>
+    </w:p>
+    <w:p>
+      <w:pPr>
+        <w:spacing w:before="80" w:after="20" w:line="240" w:lineRule="auto"/>
+        <w:pBdr>
+          <w:bottom w:val="single" w:sz="12" w:space="1" w:color="C9A23A"/>
+        </w:pBdr>
+      </w:pPr>
+      <w:r>
+        <w:rPr>
+          <w:rFonts w:ascii="Calibri" w:hAnsi="Calibri" w:eastAsia="Calibri"/>
+          <w:b/>
+          <w:i w:val="0"/>
+          <w:color w:val="0B1E36"/>
+          <w:sz w:val="21"/>
+        </w:rPr>
+        <w:t>4.2  VISION IMAGE-CUE PLAYER, KEYPOINTS AND FINISH-BALLS</w:t>
+      </w:r>
+    </w:p>
+    <w:p>
+      <w:pPr>
+        <w:spacing w:before="0" w:after="16" w:line="245" w:lineRule="auto"/>
+        <w:ind w:left="198" w:hanging="125"/>
+      </w:pPr>
+      <w:r>
+        <w:rPr>
+          <w:rFonts w:ascii="Calibri" w:hAnsi="Calibri" w:eastAsia="Calibri"/>
+          <w:b w:val="0"/>
+          <w:i w:val="0"/>
+          <w:color w:val="1A1A1A"/>
+          <w:sz w:val="17"/>
+        </w:rPr>
+        <w:t>•  Teammate-flash / SF labeled player: cue ON → 17-frame keypoint appear → On hold → clear; 20/30 FPS.</w:t>
+      </w:r>
+    </w:p>
+    <w:p>
+      <w:pPr>
+        <w:spacing w:before="0" w:after="16" w:line="245" w:lineRule="auto"/>
+        <w:ind w:left="198" w:hanging="125"/>
+      </w:pPr>
+      <w:r>
+        <w:rPr>
+          <w:rFonts w:ascii="Calibri" w:hAnsi="Calibri" w:eastAsia="Calibri"/>
+          <w:b w:val="0"/>
+          <w:i w:val="0"/>
+          <w:color w:val="1A1A1A"/>
+          <w:sz w:val="17"/>
+        </w:rPr>
+        <w:t>•  Per-pass delay without slipping later actions; dual vs single-field keypoint sync; stop after last pass.</w:t>
+      </w:r>
+    </w:p>
+    <w:p>
+      <w:pPr>
+        <w:spacing w:before="0" w:after="16" w:line="245" w:lineRule="auto"/>
+        <w:ind w:left="198" w:hanging="125"/>
+      </w:pPr>
+      <w:r>
+        <w:rPr>
+          <w:rFonts w:ascii="Calibri" w:hAnsi="Calibri" w:eastAsia="Calibri"/>
+          <w:b w:val="0"/>
+          <w:i w:val="0"/>
+          <w:color w:val="1A1A1A"/>
+          <w:sz w:val="17"/>
+        </w:rPr>
+        <w:t>•  Finish-balls: session clock × actions; coach film on finals; wrong action shown on its own screen.</w:t>
+      </w:r>
+    </w:p>
+    <w:p>
+      <w:pPr>
+        <w:spacing w:before="80" w:after="20" w:line="240" w:lineRule="auto"/>
+        <w:pBdr>
+          <w:bottom w:val="single" w:sz="12" w:space="1" w:color="C9A23A"/>
+        </w:pBdr>
+      </w:pPr>
+      <w:r>
+        <w:rPr>
+          <w:rFonts w:ascii="Calibri" w:hAnsi="Calibri" w:eastAsia="Calibri"/>
+          <w:b/>
+          <w:i w:val="0"/>
+          <w:color w:val="0B1E36"/>
+          <w:sz w:val="21"/>
+        </w:rPr>
+        <w:t>4.3  PROGRESSION, ANDROID AND VPS</w:t>
+      </w:r>
+    </w:p>
+    <w:p>
+      <w:pPr>
+        <w:spacing w:before="0" w:after="16" w:line="245" w:lineRule="auto"/>
+        <w:ind w:left="198" w:hanging="125"/>
+      </w:pPr>
+      <w:r>
+        <w:rPr>
+          <w:rFonts w:ascii="Calibri" w:hAnsi="Calibri" w:eastAsia="Calibri"/>
+          <w:b w:val="0"/>
+          <w:i w:val="0"/>
+          <w:color w:val="1A1A1A"/>
+          <w:sz w:val="17"/>
+        </w:rPr>
+        <w:t>•  Score unlock: Foundation SF chain → Entry; A-T4 opens next band; Elite / World Class in order.</w:t>
+      </w:r>
+    </w:p>
+    <w:p>
+      <w:pPr>
+        <w:spacing w:before="0" w:after="16" w:line="245" w:lineRule="auto"/>
+        <w:ind w:left="198" w:hanging="125"/>
+      </w:pPr>
+      <w:r>
+        <w:rPr>
+          <w:rFonts w:ascii="Calibri" w:hAnsi="Calibri" w:eastAsia="Calibri"/>
+          <w:b w:val="0"/>
+          <w:i w:val="0"/>
+          <w:color w:val="1A1A1A"/>
+          <w:sz w:val="17"/>
+        </w:rPr>
+        <w:t>•  My SIMUST Play-ready AAB; operator SIMUST 2.13; branch-aware VPS update and update-all pipeline.</w:t>
+      </w:r>
+    </w:p>
+    <w:p>
+      <w:pPr>
+        <w:spacing w:before="0" w:after="16" w:line="245" w:lineRule="auto"/>
+        <w:ind w:left="198" w:hanging="125"/>
+      </w:pPr>
+      <w:r>
+        <w:rPr>
+          <w:rFonts w:ascii="Calibri" w:hAnsi="Calibri" w:eastAsia="Calibri"/>
+          <w:b w:val="0"/>
+          <w:i w:val="0"/>
+          <w:color w:val="1A1A1A"/>
+          <w:sz w:val="17"/>
+        </w:rPr>
+        <w:t>•  Coach reservations and level control; visualisation admin-only; lab-link status before SIMUST title.</w:t>
+      </w:r>
+    </w:p>
+    <w:p>
+      <w:pPr>
+        <w:spacing w:before="80" w:after="20" w:line="240" w:lineRule="auto"/>
+        <w:pBdr>
+          <w:bottom w:val="single" w:sz="12" w:space="1" w:color="C9A23A"/>
+        </w:pBdr>
+      </w:pPr>
+      <w:r>
+        <w:rPr>
+          <w:rFonts w:ascii="Calibri" w:hAnsi="Calibri" w:eastAsia="Calibri"/>
+          <w:b/>
+          <w:i w:val="0"/>
+          <w:color w:val="0B1E36"/>
+          <w:sz w:val="21"/>
+        </w:rPr>
+        <w:t>5.  INCREASING VISION ANALYSIS ACCURACY</w:t>
       </w:r>
     </w:p>
     <w:p>
@@ -7066,14 +8363,14 @@
           <w:b w:val="0"/>
           <w:i w:val="0"/>
           <w:color w:val="1A1A1A"/>
-          <w:sz w:val="19"/>
+          <w:sz w:val="17"/>
         </w:rPr>
-        <w:t>In this period SIMUST moved from single-field lab play to dual-field image-cue training with booking-gated remote operators. Cameras and pose stay on the lab LAN; my.simust.com and Android apps drive play and reservations. Classification of PASS/GOAL/PRESS/TARGET remains the core accuracy product, now with tempo-aware late windows and pause-safe clocks.</w:t>
+        <w:t>Accuracy this period focused on vision decisions and timing: GOAL near-miss exits as Miss with corner aim; PRESS reach scored Correct without Miss; late search tempo-aware for short/fast SF-30N; all SF-30N T1.2 labels restored; displacement aggregation fixed; pause cancels analysis timers and restores remaining delay so Correct/Late windows ignore pause wall-clock; keypoint On countdown is frame-based and frozen while paused. Homography and SF-60N replay tests support displacement QA. Unlock / dual-field / pause simulators confirm gates. Residual 99%: live payment acquirer credentials only.</w:t>
       </w:r>
     </w:p>
     <w:p>
       <w:pPr>
-        <w:spacing w:before="100" w:after="20" w:line="240" w:lineRule="auto"/>
+        <w:spacing w:before="80" w:after="20" w:line="240" w:lineRule="auto"/>
         <w:pBdr>
           <w:bottom w:val="single" w:sz="12" w:space="1" w:color="C9A23A"/>
         </w:pBdr>
@@ -7084,239 +8381,7 @@
           <w:b/>
           <w:i w:val="0"/>
           <w:color w:val="0B1E36"/>
-          <w:sz w:val="22"/>
-        </w:rPr>
-        <w:t>4.1  DUAL FIELD A/B AND REMOTE OPERATOR</w:t>
-      </w:r>
-    </w:p>
-    <w:p>
-      <w:pPr>
-        <w:spacing w:before="0" w:after="20" w:line="245" w:lineRule="auto"/>
-        <w:ind w:left="198" w:hanging="125"/>
-      </w:pPr>
-      <w:r>
-        <w:rPr>
-          <w:rFonts w:ascii="Calibri" w:hAnsi="Calibri" w:eastAsia="Calibri"/>
-          <w:b w:val="0"/>
-          <w:i w:val="0"/>
-          <w:color w:val="1A1A1A"/>
-          <w:sz w:val="18"/>
-        </w:rPr>
-        <w:t>•  Synced dual realtime; staff can start Field A, Field B, or both; inactive half blacked out.</w:t>
-      </w:r>
-    </w:p>
-    <w:p>
-      <w:pPr>
-        <w:spacing w:before="0" w:after="20" w:line="245" w:lineRule="auto"/>
-        <w:ind w:left="198" w:hanging="125"/>
-      </w:pPr>
-      <w:r>
-        <w:rPr>
-          <w:rFonts w:ascii="Calibri" w:hAnsi="Calibri" w:eastAsia="Calibri"/>
-          <w:b w:val="0"/>
-          <w:i w:val="0"/>
-          <w:color w:val="1A1A1A"/>
-          <w:sz w:val="18"/>
-        </w:rPr>
-        <w:t>•  Remote operator: mixed Foundation, Entry A-T display, play-without-reservation, coach login.</w:t>
-      </w:r>
-    </w:p>
-    <w:p>
-      <w:pPr>
-        <w:spacing w:before="0" w:after="20" w:line="245" w:lineRule="auto"/>
-        <w:ind w:left="198" w:hanging="125"/>
-      </w:pPr>
-      <w:r>
-        <w:rPr>
-          <w:rFonts w:ascii="Calibri" w:hAnsi="Calibri" w:eastAsia="Calibri"/>
-          <w:b w:val="0"/>
-          <w:i w:val="0"/>
-          <w:color w:val="1A1A1A"/>
-          <w:sz w:val="18"/>
-        </w:rPr>
-        <w:t>•  Phone-first index.html: Select player field A/B, coach password checkbox, Reservation multi-slot calendar, logout in ☰.</w:t>
-      </w:r>
-    </w:p>
-    <w:p>
-      <w:pPr>
-        <w:spacing w:before="100" w:after="20" w:line="240" w:lineRule="auto"/>
-        <w:pBdr>
-          <w:bottom w:val="single" w:sz="12" w:space="1" w:color="C9A23A"/>
-        </w:pBdr>
-      </w:pPr>
-      <w:r>
-        <w:rPr>
-          <w:rFonts w:ascii="Calibri" w:hAnsi="Calibri" w:eastAsia="Calibri"/>
-          <w:b/>
-          <w:i w:val="0"/>
-          <w:color w:val="0B1E36"/>
-          <w:sz w:val="22"/>
-        </w:rPr>
-        <w:t>4.2  IMAGE-CUE PLAYER, KEYPOINTS AND FINISH-BALLS</w:t>
-      </w:r>
-    </w:p>
-    <w:p>
-      <w:pPr>
-        <w:spacing w:before="0" w:after="20" w:line="245" w:lineRule="auto"/>
-        <w:ind w:left="198" w:hanging="125"/>
-      </w:pPr>
-      <w:r>
-        <w:rPr>
-          <w:rFonts w:ascii="Calibri" w:hAnsi="Calibri" w:eastAsia="Calibri"/>
-          <w:b w:val="0"/>
-          <w:i w:val="0"/>
-          <w:color w:val="1A1A1A"/>
-          <w:sz w:val="18"/>
-        </w:rPr>
-        <w:t>•  Teammate-flash / SF labeled player: cue ON → 17-frame keypoint appear, On hold, clear; 20/30 FPS recording.</w:t>
-      </w:r>
-    </w:p>
-    <w:p>
-      <w:pPr>
-        <w:spacing w:before="0" w:after="20" w:line="245" w:lineRule="auto"/>
-        <w:ind w:left="198" w:hanging="125"/>
-      </w:pPr>
-      <w:r>
-        <w:rPr>
-          <w:rFonts w:ascii="Calibri" w:hAnsi="Calibri" w:eastAsia="Calibri"/>
-          <w:b w:val="0"/>
-          <w:i w:val="0"/>
-          <w:color w:val="1A1A1A"/>
-          <w:sz w:val="18"/>
-        </w:rPr>
-        <w:t>•  Per-pass delay without slipping later actions; QR sync for dual vs single field.</w:t>
-      </w:r>
-    </w:p>
-    <w:p>
-      <w:pPr>
-        <w:spacing w:before="0" w:after="20" w:line="245" w:lineRule="auto"/>
-        <w:ind w:left="198" w:hanging="125"/>
-      </w:pPr>
-      <w:r>
-        <w:rPr>
-          <w:rFonts w:ascii="Calibri" w:hAnsi="Calibri" w:eastAsia="Calibri"/>
-          <w:b w:val="0"/>
-          <w:i w:val="0"/>
-          <w:color w:val="1A1A1A"/>
-          <w:sz w:val="18"/>
-        </w:rPr>
-        <w:t>•  Finish-balls: session clock × actions; matching coach film on final results; wrong action on own screen.</w:t>
-      </w:r>
-    </w:p>
-    <w:p>
-      <w:pPr>
-        <w:spacing w:before="100" w:after="20" w:line="240" w:lineRule="auto"/>
-        <w:pBdr>
-          <w:bottom w:val="single" w:sz="12" w:space="1" w:color="C9A23A"/>
-        </w:pBdr>
-      </w:pPr>
-      <w:r>
-        <w:rPr>
-          <w:rFonts w:ascii="Calibri" w:hAnsi="Calibri" w:eastAsia="Calibri"/>
-          <w:b/>
-          <w:i w:val="0"/>
-          <w:color w:val="0B1E36"/>
-          <w:sz w:val="22"/>
-        </w:rPr>
-        <w:t>4.3  PROGRESSION, ANDROID AND VPS</w:t>
-      </w:r>
-    </w:p>
-    <w:p>
-      <w:pPr>
-        <w:spacing w:before="0" w:after="20" w:line="245" w:lineRule="auto"/>
-        <w:ind w:left="198" w:hanging="125"/>
-      </w:pPr>
-      <w:r>
-        <w:rPr>
-          <w:rFonts w:ascii="Calibri" w:hAnsi="Calibri" w:eastAsia="Calibri"/>
-          <w:b w:val="0"/>
-          <w:i w:val="0"/>
-          <w:color w:val="1A1A1A"/>
-          <w:sz w:val="18"/>
-        </w:rPr>
-        <w:t>•  Score unlock: Foundation SF chain → Entry; A-T4 opens next band; Elite/World Class ordered.</w:t>
-      </w:r>
-    </w:p>
-    <w:p>
-      <w:pPr>
-        <w:spacing w:before="0" w:after="20" w:line="245" w:lineRule="auto"/>
-        <w:ind w:left="198" w:hanging="125"/>
-      </w:pPr>
-      <w:r>
-        <w:rPr>
-          <w:rFonts w:ascii="Calibri" w:hAnsi="Calibri" w:eastAsia="Calibri"/>
-          <w:b w:val="0"/>
-          <w:i w:val="0"/>
-          <w:color w:val="1A1A1A"/>
-          <w:sz w:val="18"/>
-        </w:rPr>
-        <w:t>•  My SIMUST Play-ready AAB; operator SIMUST 2.13; update-all.ps1 / update-vps.sh branch-aware.</w:t>
-      </w:r>
-    </w:p>
-    <w:p>
-      <w:pPr>
-        <w:spacing w:before="0" w:after="20" w:line="245" w:lineRule="auto"/>
-        <w:ind w:left="198" w:hanging="125"/>
-      </w:pPr>
-      <w:r>
-        <w:rPr>
-          <w:rFonts w:ascii="Calibri" w:hAnsi="Calibri" w:eastAsia="Calibri"/>
-          <w:b w:val="0"/>
-          <w:i w:val="0"/>
-          <w:color w:val="1A1A1A"/>
-          <w:sz w:val="18"/>
-        </w:rPr>
-        <w:t>•  Coach reservations and level control; visualisation admin-only; lab-link online blinking status.</w:t>
-      </w:r>
-    </w:p>
-    <w:p>
-      <w:pPr>
-        <w:spacing w:before="100" w:after="20" w:line="240" w:lineRule="auto"/>
-        <w:pBdr>
-          <w:bottom w:val="single" w:sz="12" w:space="1" w:color="C9A23A"/>
-        </w:pBdr>
-      </w:pPr>
-      <w:r>
-        <w:rPr>
-          <w:rFonts w:ascii="Calibri" w:hAnsi="Calibri" w:eastAsia="Calibri"/>
-          <w:b/>
-          <w:i w:val="0"/>
-          <w:color w:val="0B1E36"/>
-          <w:sz w:val="22"/>
-        </w:rPr>
-        <w:t>5.  INCREASING ANALYSIS ACCURACY</w:t>
-      </w:r>
-    </w:p>
-    <w:p>
-      <w:pPr>
-        <w:spacing w:before="0" w:after="60" w:line="252" w:lineRule="auto"/>
-        <w:jc w:val="both"/>
-      </w:pPr>
-      <w:r>
-        <w:rPr>
-          <w:rFonts w:ascii="Calibri" w:hAnsi="Calibri" w:eastAsia="Calibri"/>
-          <w:b w:val="0"/>
-          <w:i w:val="0"/>
-          <w:color w:val="1A1A1A"/>
-          <w:sz w:val="19"/>
-        </w:rPr>
-        <w:t>Accuracy work this period: GOAL near-miss exits as Miss with corner aim; PRESS reach scored Correct without Miss; late search tempo-aware for short/fast SF-30N; SF-30N T1.2 result labels restored; displacement aggregation and QR flicker extras fixed; pause cancels analysis timers and restores remaining delay so Correct/Late windows do not consume pause wall-clock; keypoint On countdown is frame-based and frozen while paused. Simulator tests (unlock-to-World-Class, dual-field, pause) confirm the gates. Residual 99%: live payment acquirer credentials only.</w:t>
-      </w:r>
-    </w:p>
-    <w:p>
-      <w:pPr>
-        <w:spacing w:before="100" w:after="20" w:line="240" w:lineRule="auto"/>
-        <w:pBdr>
-          <w:bottom w:val="single" w:sz="12" w:space="1" w:color="C9A23A"/>
-        </w:pBdr>
-      </w:pPr>
-      <w:r>
-        <w:rPr>
-          <w:rFonts w:ascii="Calibri" w:hAnsi="Calibri" w:eastAsia="Calibri"/>
-          <w:b/>
-          <w:i w:val="0"/>
-          <w:color w:val="0B1E36"/>
-          <w:sz w:val="22"/>
+          <w:sz w:val="21"/>
         </w:rPr>
         <w:t>6.  MILESTONE REGISTER — ALL ITEMS 99% OR 100% DONE</w:t>
       </w:r>
@@ -7330,11 +8395,11 @@
         <w:tblLook w:firstColumn="1" w:firstRow="1" w:lastColumn="0" w:lastRow="0" w:noHBand="0" w:noVBand="1" w:val="04A0"/>
       </w:tblPr>
       <w:tblGrid>
-        <w:gridCol w:w="2052"/>
-        <w:gridCol w:w="2052"/>
-        <w:gridCol w:w="2052"/>
-        <w:gridCol w:w="2052"/>
-        <w:gridCol w:w="2052"/>
+        <w:gridCol w:w="2064"/>
+        <w:gridCol w:w="2064"/>
+        <w:gridCol w:w="2064"/>
+        <w:gridCol w:w="2064"/>
+        <w:gridCol w:w="2064"/>
       </w:tblGrid>
       <w:tr>
         <w:tc>
@@ -7348,10 +8413,10 @@
               <w:right w:val="single" w:sz="4" w:space="0" w:color="D4C9A8"/>
             </w:tcBorders>
             <w:tcMar>
-              <w:top w:w="22" w:type="dxa"/>
-              <w:bottom w:w="22" w:type="dxa"/>
-              <w:left w:w="36" w:type="dxa"/>
-              <w:right w:w="36" w:type="dxa"/>
+              <w:top w:w="20" w:type="dxa"/>
+              <w:bottom w:w="20" w:type="dxa"/>
+              <w:left w:w="32" w:type="dxa"/>
+              <w:right w:w="32" w:type="dxa"/>
             </w:tcMar>
           </w:tcPr>
           <w:p>
@@ -7383,10 +8448,10 @@
               <w:right w:val="single" w:sz="4" w:space="0" w:color="D4C9A8"/>
             </w:tcBorders>
             <w:tcMar>
-              <w:top w:w="22" w:type="dxa"/>
-              <w:bottom w:w="22" w:type="dxa"/>
-              <w:left w:w="36" w:type="dxa"/>
-              <w:right w:w="36" w:type="dxa"/>
+              <w:top w:w="20" w:type="dxa"/>
+              <w:bottom w:w="20" w:type="dxa"/>
+              <w:left w:w="32" w:type="dxa"/>
+              <w:right w:w="32" w:type="dxa"/>
             </w:tcMar>
           </w:tcPr>
           <w:p>
@@ -7418,10 +8483,10 @@
               <w:right w:val="single" w:sz="4" w:space="0" w:color="D4C9A8"/>
             </w:tcBorders>
             <w:tcMar>
-              <w:top w:w="22" w:type="dxa"/>
-              <w:bottom w:w="22" w:type="dxa"/>
-              <w:left w:w="36" w:type="dxa"/>
-              <w:right w:w="36" w:type="dxa"/>
+              <w:top w:w="20" w:type="dxa"/>
+              <w:bottom w:w="20" w:type="dxa"/>
+              <w:left w:w="32" w:type="dxa"/>
+              <w:right w:w="32" w:type="dxa"/>
             </w:tcMar>
           </w:tcPr>
           <w:p>
@@ -7453,10 +8518,10 @@
               <w:right w:val="single" w:sz="4" w:space="0" w:color="D4C9A8"/>
             </w:tcBorders>
             <w:tcMar>
-              <w:top w:w="22" w:type="dxa"/>
-              <w:bottom w:w="22" w:type="dxa"/>
-              <w:left w:w="36" w:type="dxa"/>
-              <w:right w:w="36" w:type="dxa"/>
+              <w:top w:w="20" w:type="dxa"/>
+              <w:bottom w:w="20" w:type="dxa"/>
+              <w:left w:w="32" w:type="dxa"/>
+              <w:right w:w="32" w:type="dxa"/>
             </w:tcMar>
           </w:tcPr>
           <w:p>
@@ -7488,10 +8553,10 @@
               <w:right w:val="single" w:sz="4" w:space="0" w:color="D4C9A8"/>
             </w:tcBorders>
             <w:tcMar>
-              <w:top w:w="22" w:type="dxa"/>
-              <w:bottom w:w="22" w:type="dxa"/>
-              <w:left w:w="36" w:type="dxa"/>
-              <w:right w:w="36" w:type="dxa"/>
+              <w:top w:w="20" w:type="dxa"/>
+              <w:bottom w:w="20" w:type="dxa"/>
+              <w:left w:w="32" w:type="dxa"/>
+              <w:right w:w="32" w:type="dxa"/>
             </w:tcMar>
           </w:tcPr>
           <w:p>
@@ -7528,10 +8593,10 @@
               <w:right w:val="single" w:sz="4" w:space="0" w:color="D4C9A8"/>
             </w:tcBorders>
             <w:tcMar>
-              <w:top w:w="22" w:type="dxa"/>
-              <w:bottom w:w="22" w:type="dxa"/>
-              <w:left w:w="36" w:type="dxa"/>
-              <w:right w:w="36" w:type="dxa"/>
+              <w:top w:w="20" w:type="dxa"/>
+              <w:bottom w:w="20" w:type="dxa"/>
+              <w:left w:w="32" w:type="dxa"/>
+              <w:right w:w="32" w:type="dxa"/>
             </w:tcMar>
           </w:tcPr>
           <w:p>
@@ -7546,7 +8611,7 @@
                 <w:b/>
                 <w:i w:val="0"/>
                 <w:color w:val="1A1A1A"/>
-                <w:sz w:val="15"/>
+                <w:sz w:val="14"/>
               </w:rPr>
               <w:t>M1</w:t>
             </w:r>
@@ -7563,10 +8628,10 @@
               <w:right w:val="single" w:sz="4" w:space="0" w:color="D4C9A8"/>
             </w:tcBorders>
             <w:tcMar>
-              <w:top w:w="22" w:type="dxa"/>
-              <w:bottom w:w="22" w:type="dxa"/>
-              <w:left w:w="36" w:type="dxa"/>
-              <w:right w:w="36" w:type="dxa"/>
+              <w:top w:w="20" w:type="dxa"/>
+              <w:bottom w:w="20" w:type="dxa"/>
+              <w:left w:w="32" w:type="dxa"/>
+              <w:right w:w="32" w:type="dxa"/>
             </w:tcMar>
           </w:tcPr>
           <w:p>
@@ -7581,7 +8646,7 @@
                 <w:b w:val="0"/>
                 <w:i w:val="0"/>
                 <w:color w:val="1A1A1A"/>
-                <w:sz w:val="15"/>
+                <w:sz w:val="14"/>
               </w:rPr>
               <w:t>10 Sep 2026</w:t>
             </w:r>
@@ -7598,10 +8663,10 @@
               <w:right w:val="single" w:sz="4" w:space="0" w:color="D4C9A8"/>
             </w:tcBorders>
             <w:tcMar>
-              <w:top w:w="22" w:type="dxa"/>
-              <w:bottom w:w="22" w:type="dxa"/>
-              <w:left w:w="36" w:type="dxa"/>
-              <w:right w:w="36" w:type="dxa"/>
+              <w:top w:w="20" w:type="dxa"/>
+              <w:bottom w:w="20" w:type="dxa"/>
+              <w:left w:w="32" w:type="dxa"/>
+              <w:right w:w="32" w:type="dxa"/>
             </w:tcMar>
           </w:tcPr>
           <w:p>
@@ -7615,7 +8680,7 @@
                 <w:b w:val="0"/>
                 <w:i w:val="0"/>
                 <w:color w:val="1A1A1A"/>
-                <w:sz w:val="15"/>
+                <w:sz w:val="14"/>
               </w:rPr>
               <w:t>Paid unlock pipeline and tempo-aware late search for SF-30N</w:t>
             </w:r>
@@ -7632,10 +8697,10 @@
               <w:right w:val="single" w:sz="4" w:space="0" w:color="D4C9A8"/>
             </w:tcBorders>
             <w:tcMar>
-              <w:top w:w="22" w:type="dxa"/>
-              <w:bottom w:w="22" w:type="dxa"/>
-              <w:left w:w="36" w:type="dxa"/>
-              <w:right w:w="36" w:type="dxa"/>
+              <w:top w:w="20" w:type="dxa"/>
+              <w:bottom w:w="20" w:type="dxa"/>
+              <w:left w:w="32" w:type="dxa"/>
+              <w:right w:w="32" w:type="dxa"/>
             </w:tcMar>
           </w:tcPr>
           <w:p>
@@ -7650,7 +8715,7 @@
                 <w:b/>
                 <w:i w:val="0"/>
                 <w:color w:val="1B6B3A"/>
-                <w:sz w:val="15"/>
+                <w:sz w:val="14"/>
               </w:rPr>
               <w:t>100%</w:t>
             </w:r>
@@ -7667,10 +8732,10 @@
               <w:right w:val="single" w:sz="4" w:space="0" w:color="D4C9A8"/>
             </w:tcBorders>
             <w:tcMar>
-              <w:top w:w="22" w:type="dxa"/>
-              <w:bottom w:w="22" w:type="dxa"/>
-              <w:left w:w="36" w:type="dxa"/>
-              <w:right w:w="36" w:type="dxa"/>
+              <w:top w:w="20" w:type="dxa"/>
+              <w:bottom w:w="20" w:type="dxa"/>
+              <w:left w:w="32" w:type="dxa"/>
+              <w:right w:w="32" w:type="dxa"/>
             </w:tcMar>
           </w:tcPr>
           <w:p>
@@ -7685,7 +8750,7 @@
                 <w:b w:val="0"/>
                 <w:i w:val="0"/>
                 <w:color w:val="1A1A1A"/>
-                <w:sz w:val="15"/>
+                <w:sz w:val="14"/>
               </w:rPr>
               <w:t>Done</w:t>
             </w:r>
@@ -7707,10 +8772,10 @@
               <w:right w:val="single" w:sz="4" w:space="0" w:color="D4C9A8"/>
             </w:tcBorders>
             <w:tcMar>
-              <w:top w:w="22" w:type="dxa"/>
-              <w:bottom w:w="22" w:type="dxa"/>
-              <w:left w:w="36" w:type="dxa"/>
-              <w:right w:w="36" w:type="dxa"/>
+              <w:top w:w="20" w:type="dxa"/>
+              <w:bottom w:w="20" w:type="dxa"/>
+              <w:left w:w="32" w:type="dxa"/>
+              <w:right w:w="32" w:type="dxa"/>
             </w:tcMar>
           </w:tcPr>
           <w:p>
@@ -7725,7 +8790,7 @@
                 <w:b/>
                 <w:i w:val="0"/>
                 <w:color w:val="1A1A1A"/>
-                <w:sz w:val="15"/>
+                <w:sz w:val="14"/>
               </w:rPr>
               <w:t>M2</w:t>
             </w:r>
@@ -7742,10 +8807,10 @@
               <w:right w:val="single" w:sz="4" w:space="0" w:color="D4C9A8"/>
             </w:tcBorders>
             <w:tcMar>
-              <w:top w:w="22" w:type="dxa"/>
-              <w:bottom w:w="22" w:type="dxa"/>
-              <w:left w:w="36" w:type="dxa"/>
-              <w:right w:w="36" w:type="dxa"/>
+              <w:top w:w="20" w:type="dxa"/>
+              <w:bottom w:w="20" w:type="dxa"/>
+              <w:left w:w="32" w:type="dxa"/>
+              <w:right w:w="32" w:type="dxa"/>
             </w:tcMar>
           </w:tcPr>
           <w:p>
@@ -7760,7 +8825,7 @@
                 <w:b w:val="0"/>
                 <w:i w:val="0"/>
                 <w:color w:val="1A1A1A"/>
-                <w:sz w:val="15"/>
+                <w:sz w:val="14"/>
               </w:rPr>
               <w:t>11 Sep 2026</w:t>
             </w:r>
@@ -7777,10 +8842,10 @@
               <w:right w:val="single" w:sz="4" w:space="0" w:color="D4C9A8"/>
             </w:tcBorders>
             <w:tcMar>
-              <w:top w:w="22" w:type="dxa"/>
-              <w:bottom w:w="22" w:type="dxa"/>
-              <w:left w:w="36" w:type="dxa"/>
-              <w:right w:w="36" w:type="dxa"/>
+              <w:top w:w="20" w:type="dxa"/>
+              <w:bottom w:w="20" w:type="dxa"/>
+              <w:left w:w="32" w:type="dxa"/>
+              <w:right w:w="32" w:type="dxa"/>
             </w:tcMar>
           </w:tcPr>
           <w:p>
@@ -7794,7 +8859,7 @@
                 <w:b w:val="0"/>
                 <w:i w:val="0"/>
                 <w:color w:val="1A1A1A"/>
-                <w:sz w:val="15"/>
+                <w:sz w:val="14"/>
               </w:rPr>
               <w:t>My SIMUST Android + Google Play signed release support</w:t>
             </w:r>
@@ -7811,10 +8876,10 @@
               <w:right w:val="single" w:sz="4" w:space="0" w:color="D4C9A8"/>
             </w:tcBorders>
             <w:tcMar>
-              <w:top w:w="22" w:type="dxa"/>
-              <w:bottom w:w="22" w:type="dxa"/>
-              <w:left w:w="36" w:type="dxa"/>
-              <w:right w:w="36" w:type="dxa"/>
+              <w:top w:w="20" w:type="dxa"/>
+              <w:bottom w:w="20" w:type="dxa"/>
+              <w:left w:w="32" w:type="dxa"/>
+              <w:right w:w="32" w:type="dxa"/>
             </w:tcMar>
           </w:tcPr>
           <w:p>
@@ -7829,7 +8894,7 @@
                 <w:b/>
                 <w:i w:val="0"/>
                 <w:color w:val="1B6B3A"/>
-                <w:sz w:val="15"/>
+                <w:sz w:val="14"/>
               </w:rPr>
               <w:t>100%</w:t>
             </w:r>
@@ -7846,10 +8911,10 @@
               <w:right w:val="single" w:sz="4" w:space="0" w:color="D4C9A8"/>
             </w:tcBorders>
             <w:tcMar>
-              <w:top w:w="22" w:type="dxa"/>
-              <w:bottom w:w="22" w:type="dxa"/>
-              <w:left w:w="36" w:type="dxa"/>
-              <w:right w:w="36" w:type="dxa"/>
+              <w:top w:w="20" w:type="dxa"/>
+              <w:bottom w:w="20" w:type="dxa"/>
+              <w:left w:w="32" w:type="dxa"/>
+              <w:right w:w="32" w:type="dxa"/>
             </w:tcMar>
           </w:tcPr>
           <w:p>
@@ -7864,7 +8929,7 @@
                 <w:b w:val="0"/>
                 <w:i w:val="0"/>
                 <w:color w:val="1A1A1A"/>
-                <w:sz w:val="15"/>
+                <w:sz w:val="14"/>
               </w:rPr>
               <w:t>Done</w:t>
             </w:r>
@@ -7886,10 +8951,10 @@
               <w:right w:val="single" w:sz="4" w:space="0" w:color="D4C9A8"/>
             </w:tcBorders>
             <w:tcMar>
-              <w:top w:w="22" w:type="dxa"/>
-              <w:bottom w:w="22" w:type="dxa"/>
-              <w:left w:w="36" w:type="dxa"/>
-              <w:right w:w="36" w:type="dxa"/>
+              <w:top w:w="20" w:type="dxa"/>
+              <w:bottom w:w="20" w:type="dxa"/>
+              <w:left w:w="32" w:type="dxa"/>
+              <w:right w:w="32" w:type="dxa"/>
             </w:tcMar>
           </w:tcPr>
           <w:p>
@@ -7904,7 +8969,7 @@
                 <w:b/>
                 <w:i w:val="0"/>
                 <w:color w:val="1A1A1A"/>
-                <w:sz w:val="15"/>
+                <w:sz w:val="14"/>
               </w:rPr>
               <w:t>M3</w:t>
             </w:r>
@@ -7921,10 +8986,10 @@
               <w:right w:val="single" w:sz="4" w:space="0" w:color="D4C9A8"/>
             </w:tcBorders>
             <w:tcMar>
-              <w:top w:w="22" w:type="dxa"/>
-              <w:bottom w:w="22" w:type="dxa"/>
-              <w:left w:w="36" w:type="dxa"/>
-              <w:right w:w="36" w:type="dxa"/>
+              <w:top w:w="20" w:type="dxa"/>
+              <w:bottom w:w="20" w:type="dxa"/>
+              <w:left w:w="32" w:type="dxa"/>
+              <w:right w:w="32" w:type="dxa"/>
             </w:tcMar>
           </w:tcPr>
           <w:p>
@@ -7939,7 +9004,7 @@
                 <w:b w:val="0"/>
                 <w:i w:val="0"/>
                 <w:color w:val="1A1A1A"/>
-                <w:sz w:val="15"/>
+                <w:sz w:val="14"/>
               </w:rPr>
               <w:t>16 Sep 2026</w:t>
             </w:r>
@@ -7956,10 +9021,10 @@
               <w:right w:val="single" w:sz="4" w:space="0" w:color="D4C9A8"/>
             </w:tcBorders>
             <w:tcMar>
-              <w:top w:w="22" w:type="dxa"/>
-              <w:bottom w:w="22" w:type="dxa"/>
-              <w:left w:w="36" w:type="dxa"/>
-              <w:right w:w="36" w:type="dxa"/>
+              <w:top w:w="20" w:type="dxa"/>
+              <w:bottom w:w="20" w:type="dxa"/>
+              <w:left w:w="32" w:type="dxa"/>
+              <w:right w:w="32" w:type="dxa"/>
             </w:tcMar>
           </w:tcPr>
           <w:p>
@@ -7973,9 +9038,9 @@
                 <w:b w:val="0"/>
                 <w:i w:val="0"/>
                 <w:color w:val="1A1A1A"/>
-                <w:sz w:val="15"/>
+                <w:sz w:val="14"/>
               </w:rPr>
-              <w:t>Dual Field A/B realtime merged (PRs #15–#18); booking-gated play</w:t>
+              <w:t>Dual Field A/B vision realtime merged (PRs #15–#18); booking-gated play</w:t>
             </w:r>
           </w:p>
         </w:tc>
@@ -7990,10 +9055,10 @@
               <w:right w:val="single" w:sz="4" w:space="0" w:color="D4C9A8"/>
             </w:tcBorders>
             <w:tcMar>
-              <w:top w:w="22" w:type="dxa"/>
-              <w:bottom w:w="22" w:type="dxa"/>
-              <w:left w:w="36" w:type="dxa"/>
-              <w:right w:w="36" w:type="dxa"/>
+              <w:top w:w="20" w:type="dxa"/>
+              <w:bottom w:w="20" w:type="dxa"/>
+              <w:left w:w="32" w:type="dxa"/>
+              <w:right w:w="32" w:type="dxa"/>
             </w:tcMar>
           </w:tcPr>
           <w:p>
@@ -8008,7 +9073,7 @@
                 <w:b/>
                 <w:i w:val="0"/>
                 <w:color w:val="1B6B3A"/>
-                <w:sz w:val="15"/>
+                <w:sz w:val="14"/>
               </w:rPr>
               <w:t>100%</w:t>
             </w:r>
@@ -8025,10 +9090,10 @@
               <w:right w:val="single" w:sz="4" w:space="0" w:color="D4C9A8"/>
             </w:tcBorders>
             <w:tcMar>
-              <w:top w:w="22" w:type="dxa"/>
-              <w:bottom w:w="22" w:type="dxa"/>
-              <w:left w:w="36" w:type="dxa"/>
-              <w:right w:w="36" w:type="dxa"/>
+              <w:top w:w="20" w:type="dxa"/>
+              <w:bottom w:w="20" w:type="dxa"/>
+              <w:left w:w="32" w:type="dxa"/>
+              <w:right w:w="32" w:type="dxa"/>
             </w:tcMar>
           </w:tcPr>
           <w:p>
@@ -8043,7 +9108,7 @@
                 <w:b w:val="0"/>
                 <w:i w:val="0"/>
                 <w:color w:val="1A1A1A"/>
-                <w:sz w:val="15"/>
+                <w:sz w:val="14"/>
               </w:rPr>
               <w:t>Done</w:t>
             </w:r>
@@ -8065,10 +9130,10 @@
               <w:right w:val="single" w:sz="4" w:space="0" w:color="D4C9A8"/>
             </w:tcBorders>
             <w:tcMar>
-              <w:top w:w="22" w:type="dxa"/>
-              <w:bottom w:w="22" w:type="dxa"/>
-              <w:left w:w="36" w:type="dxa"/>
-              <w:right w:w="36" w:type="dxa"/>
+              <w:top w:w="20" w:type="dxa"/>
+              <w:bottom w:w="20" w:type="dxa"/>
+              <w:left w:w="32" w:type="dxa"/>
+              <w:right w:w="32" w:type="dxa"/>
             </w:tcMar>
           </w:tcPr>
           <w:p>
@@ -8083,7 +9148,7 @@
                 <w:b/>
                 <w:i w:val="0"/>
                 <w:color w:val="1A1A1A"/>
-                <w:sz w:val="15"/>
+                <w:sz w:val="14"/>
               </w:rPr>
               <w:t>M4</w:t>
             </w:r>
@@ -8100,10 +9165,10 @@
               <w:right w:val="single" w:sz="4" w:space="0" w:color="D4C9A8"/>
             </w:tcBorders>
             <w:tcMar>
-              <w:top w:w="22" w:type="dxa"/>
-              <w:bottom w:w="22" w:type="dxa"/>
-              <w:left w:w="36" w:type="dxa"/>
-              <w:right w:w="36" w:type="dxa"/>
+              <w:top w:w="20" w:type="dxa"/>
+              <w:bottom w:w="20" w:type="dxa"/>
+              <w:left w:w="32" w:type="dxa"/>
+              <w:right w:w="32" w:type="dxa"/>
             </w:tcMar>
           </w:tcPr>
           <w:p>
@@ -8118,7 +9183,7 @@
                 <w:b w:val="0"/>
                 <w:i w:val="0"/>
                 <w:color w:val="1A1A1A"/>
-                <w:sz w:val="15"/>
+                <w:sz w:val="14"/>
               </w:rPr>
               <w:t>22 Sep 2026</w:t>
             </w:r>
@@ -8135,10 +9200,10 @@
               <w:right w:val="single" w:sz="4" w:space="0" w:color="D4C9A8"/>
             </w:tcBorders>
             <w:tcMar>
-              <w:top w:w="22" w:type="dxa"/>
-              <w:bottom w:w="22" w:type="dxa"/>
-              <w:left w:w="36" w:type="dxa"/>
-              <w:right w:w="36" w:type="dxa"/>
+              <w:top w:w="20" w:type="dxa"/>
+              <w:bottom w:w="20" w:type="dxa"/>
+              <w:left w:w="32" w:type="dxa"/>
+              <w:right w:w="32" w:type="dxa"/>
             </w:tcMar>
           </w:tcPr>
           <w:p>
@@ -8152,9 +9217,9 @@
                 <w:b w:val="0"/>
                 <w:i w:val="0"/>
                 <w:color w:val="1A1A1A"/>
-                <w:sz w:val="15"/>
+                <w:sz w:val="14"/>
               </w:rPr>
-              <w:t>Image-based teammate-flash player and keypoint On sync</w:t>
+              <w:t>Vision image-cue teammate-flash player and keypoint On sync</w:t>
             </w:r>
           </w:p>
         </w:tc>
@@ -8169,10 +9234,10 @@
               <w:right w:val="single" w:sz="4" w:space="0" w:color="D4C9A8"/>
             </w:tcBorders>
             <w:tcMar>
-              <w:top w:w="22" w:type="dxa"/>
-              <w:bottom w:w="22" w:type="dxa"/>
-              <w:left w:w="36" w:type="dxa"/>
-              <w:right w:w="36" w:type="dxa"/>
+              <w:top w:w="20" w:type="dxa"/>
+              <w:bottom w:w="20" w:type="dxa"/>
+              <w:left w:w="32" w:type="dxa"/>
+              <w:right w:w="32" w:type="dxa"/>
             </w:tcMar>
           </w:tcPr>
           <w:p>
@@ -8187,7 +9252,7 @@
                 <w:b/>
                 <w:i w:val="0"/>
                 <w:color w:val="1B6B3A"/>
-                <w:sz w:val="15"/>
+                <w:sz w:val="14"/>
               </w:rPr>
               <w:t>100%</w:t>
             </w:r>
@@ -8204,10 +9269,10 @@
               <w:right w:val="single" w:sz="4" w:space="0" w:color="D4C9A8"/>
             </w:tcBorders>
             <w:tcMar>
-              <w:top w:w="22" w:type="dxa"/>
-              <w:bottom w:w="22" w:type="dxa"/>
-              <w:left w:w="36" w:type="dxa"/>
-              <w:right w:w="36" w:type="dxa"/>
+              <w:top w:w="20" w:type="dxa"/>
+              <w:bottom w:w="20" w:type="dxa"/>
+              <w:left w:w="32" w:type="dxa"/>
+              <w:right w:w="32" w:type="dxa"/>
             </w:tcMar>
           </w:tcPr>
           <w:p>
@@ -8222,7 +9287,7 @@
                 <w:b w:val="0"/>
                 <w:i w:val="0"/>
                 <w:color w:val="1A1A1A"/>
-                <w:sz w:val="15"/>
+                <w:sz w:val="14"/>
               </w:rPr>
               <w:t>Done</w:t>
             </w:r>
@@ -8244,10 +9309,10 @@
               <w:right w:val="single" w:sz="4" w:space="0" w:color="D4C9A8"/>
             </w:tcBorders>
             <w:tcMar>
-              <w:top w:w="22" w:type="dxa"/>
-              <w:bottom w:w="22" w:type="dxa"/>
-              <w:left w:w="36" w:type="dxa"/>
-              <w:right w:w="36" w:type="dxa"/>
+              <w:top w:w="20" w:type="dxa"/>
+              <w:bottom w:w="20" w:type="dxa"/>
+              <w:left w:w="32" w:type="dxa"/>
+              <w:right w:w="32" w:type="dxa"/>
             </w:tcMar>
           </w:tcPr>
           <w:p>
@@ -8262,7 +9327,7 @@
                 <w:b/>
                 <w:i w:val="0"/>
                 <w:color w:val="1A1A1A"/>
-                <w:sz w:val="15"/>
+                <w:sz w:val="14"/>
               </w:rPr>
               <w:t>M5</w:t>
             </w:r>
@@ -8279,10 +9344,10 @@
               <w:right w:val="single" w:sz="4" w:space="0" w:color="D4C9A8"/>
             </w:tcBorders>
             <w:tcMar>
-              <w:top w:w="22" w:type="dxa"/>
-              <w:bottom w:w="22" w:type="dxa"/>
-              <w:left w:w="36" w:type="dxa"/>
-              <w:right w:w="36" w:type="dxa"/>
+              <w:top w:w="20" w:type="dxa"/>
+              <w:bottom w:w="20" w:type="dxa"/>
+              <w:left w:w="32" w:type="dxa"/>
+              <w:right w:w="32" w:type="dxa"/>
             </w:tcMar>
           </w:tcPr>
           <w:p>
@@ -8297,7 +9362,7 @@
                 <w:b w:val="0"/>
                 <w:i w:val="0"/>
                 <w:color w:val="1A1A1A"/>
-                <w:sz w:val="15"/>
+                <w:sz w:val="14"/>
               </w:rPr>
               <w:t>25 Sep 2026</w:t>
             </w:r>
@@ -8314,10 +9379,10 @@
               <w:right w:val="single" w:sz="4" w:space="0" w:color="D4C9A8"/>
             </w:tcBorders>
             <w:tcMar>
-              <w:top w:w="22" w:type="dxa"/>
-              <w:bottom w:w="22" w:type="dxa"/>
-              <w:left w:w="36" w:type="dxa"/>
-              <w:right w:w="36" w:type="dxa"/>
+              <w:top w:w="20" w:type="dxa"/>
+              <w:bottom w:w="20" w:type="dxa"/>
+              <w:left w:w="32" w:type="dxa"/>
+              <w:right w:w="32" w:type="dxa"/>
             </w:tcMar>
           </w:tcPr>
           <w:p>
@@ -8331,7 +9396,7 @@
                 <w:b w:val="0"/>
                 <w:i w:val="0"/>
                 <w:color w:val="1A1A1A"/>
-                <w:sz w:val="15"/>
+                <w:sz w:val="14"/>
               </w:rPr>
               <w:t>17-frame per-pass delay; 20 FPS clock; Foundation cognitive playlists</w:t>
             </w:r>
@@ -8348,10 +9413,10 @@
               <w:right w:val="single" w:sz="4" w:space="0" w:color="D4C9A8"/>
             </w:tcBorders>
             <w:tcMar>
-              <w:top w:w="22" w:type="dxa"/>
-              <w:bottom w:w="22" w:type="dxa"/>
-              <w:left w:w="36" w:type="dxa"/>
-              <w:right w:w="36" w:type="dxa"/>
+              <w:top w:w="20" w:type="dxa"/>
+              <w:bottom w:w="20" w:type="dxa"/>
+              <w:left w:w="32" w:type="dxa"/>
+              <w:right w:w="32" w:type="dxa"/>
             </w:tcMar>
           </w:tcPr>
           <w:p>
@@ -8366,7 +9431,7 @@
                 <w:b/>
                 <w:i w:val="0"/>
                 <w:color w:val="1B6B3A"/>
-                <w:sz w:val="15"/>
+                <w:sz w:val="14"/>
               </w:rPr>
               <w:t>100%</w:t>
             </w:r>
@@ -8383,10 +9448,10 @@
               <w:right w:val="single" w:sz="4" w:space="0" w:color="D4C9A8"/>
             </w:tcBorders>
             <w:tcMar>
-              <w:top w:w="22" w:type="dxa"/>
-              <w:bottom w:w="22" w:type="dxa"/>
-              <w:left w:w="36" w:type="dxa"/>
-              <w:right w:w="36" w:type="dxa"/>
+              <w:top w:w="20" w:type="dxa"/>
+              <w:bottom w:w="20" w:type="dxa"/>
+              <w:left w:w="32" w:type="dxa"/>
+              <w:right w:w="32" w:type="dxa"/>
             </w:tcMar>
           </w:tcPr>
           <w:p>
@@ -8401,7 +9466,7 @@
                 <w:b w:val="0"/>
                 <w:i w:val="0"/>
                 <w:color w:val="1A1A1A"/>
-                <w:sz w:val="15"/>
+                <w:sz w:val="14"/>
               </w:rPr>
               <w:t>Done</w:t>
             </w:r>
@@ -8423,10 +9488,10 @@
               <w:right w:val="single" w:sz="4" w:space="0" w:color="D4C9A8"/>
             </w:tcBorders>
             <w:tcMar>
-              <w:top w:w="22" w:type="dxa"/>
-              <w:bottom w:w="22" w:type="dxa"/>
-              <w:left w:w="36" w:type="dxa"/>
-              <w:right w:w="36" w:type="dxa"/>
+              <w:top w:w="20" w:type="dxa"/>
+              <w:bottom w:w="20" w:type="dxa"/>
+              <w:left w:w="32" w:type="dxa"/>
+              <w:right w:w="32" w:type="dxa"/>
             </w:tcMar>
           </w:tcPr>
           <w:p>
@@ -8441,7 +9506,7 @@
                 <w:b/>
                 <w:i w:val="0"/>
                 <w:color w:val="1A1A1A"/>
-                <w:sz w:val="15"/>
+                <w:sz w:val="14"/>
               </w:rPr>
               <w:t>M6</w:t>
             </w:r>
@@ -8458,10 +9523,10 @@
               <w:right w:val="single" w:sz="4" w:space="0" w:color="D4C9A8"/>
             </w:tcBorders>
             <w:tcMar>
-              <w:top w:w="22" w:type="dxa"/>
-              <w:bottom w:w="22" w:type="dxa"/>
-              <w:left w:w="36" w:type="dxa"/>
-              <w:right w:w="36" w:type="dxa"/>
+              <w:top w:w="20" w:type="dxa"/>
+              <w:bottom w:w="20" w:type="dxa"/>
+              <w:left w:w="32" w:type="dxa"/>
+              <w:right w:w="32" w:type="dxa"/>
             </w:tcMar>
           </w:tcPr>
           <w:p>
@@ -8476,7 +9541,7 @@
                 <w:b w:val="0"/>
                 <w:i w:val="0"/>
                 <w:color w:val="1A1A1A"/>
-                <w:sz w:val="15"/>
+                <w:sz w:val="14"/>
               </w:rPr>
               <w:t>26 Sep 2026</w:t>
             </w:r>
@@ -8493,10 +9558,10 @@
               <w:right w:val="single" w:sz="4" w:space="0" w:color="D4C9A8"/>
             </w:tcBorders>
             <w:tcMar>
-              <w:top w:w="22" w:type="dxa"/>
-              <w:bottom w:w="22" w:type="dxa"/>
-              <w:left w:w="36" w:type="dxa"/>
-              <w:right w:w="36" w:type="dxa"/>
+              <w:top w:w="20" w:type="dxa"/>
+              <w:bottom w:w="20" w:type="dxa"/>
+              <w:left w:w="32" w:type="dxa"/>
+              <w:right w:w="32" w:type="dxa"/>
             </w:tcMar>
           </w:tcPr>
           <w:p>
@@ -8510,7 +9575,7 @@
                 <w:b w:val="0"/>
                 <w:i w:val="0"/>
                 <w:color w:val="1A1A1A"/>
-                <w:sz w:val="15"/>
+                <w:sz w:val="14"/>
               </w:rPr>
               <w:t>Remote mixed Foundation/Entry; screen 1–6 calibration; VPS branch update</w:t>
             </w:r>
@@ -8527,10 +9592,10 @@
               <w:right w:val="single" w:sz="4" w:space="0" w:color="D4C9A8"/>
             </w:tcBorders>
             <w:tcMar>
-              <w:top w:w="22" w:type="dxa"/>
-              <w:bottom w:w="22" w:type="dxa"/>
-              <w:left w:w="36" w:type="dxa"/>
-              <w:right w:w="36" w:type="dxa"/>
+              <w:top w:w="20" w:type="dxa"/>
+              <w:bottom w:w="20" w:type="dxa"/>
+              <w:left w:w="32" w:type="dxa"/>
+              <w:right w:w="32" w:type="dxa"/>
             </w:tcMar>
           </w:tcPr>
           <w:p>
@@ -8545,7 +9610,7 @@
                 <w:b/>
                 <w:i w:val="0"/>
                 <w:color w:val="1B6B3A"/>
-                <w:sz w:val="15"/>
+                <w:sz w:val="14"/>
               </w:rPr>
               <w:t>100%</w:t>
             </w:r>
@@ -8562,10 +9627,10 @@
               <w:right w:val="single" w:sz="4" w:space="0" w:color="D4C9A8"/>
             </w:tcBorders>
             <w:tcMar>
-              <w:top w:w="22" w:type="dxa"/>
-              <w:bottom w:w="22" w:type="dxa"/>
-              <w:left w:w="36" w:type="dxa"/>
-              <w:right w:w="36" w:type="dxa"/>
+              <w:top w:w="20" w:type="dxa"/>
+              <w:bottom w:w="20" w:type="dxa"/>
+              <w:left w:w="32" w:type="dxa"/>
+              <w:right w:w="32" w:type="dxa"/>
             </w:tcMar>
           </w:tcPr>
           <w:p>
@@ -8580,7 +9645,7 @@
                 <w:b w:val="0"/>
                 <w:i w:val="0"/>
                 <w:color w:val="1A1A1A"/>
-                <w:sz w:val="15"/>
+                <w:sz w:val="14"/>
               </w:rPr>
               <w:t>Done</w:t>
             </w:r>
@@ -8602,10 +9667,10 @@
               <w:right w:val="single" w:sz="4" w:space="0" w:color="D4C9A8"/>
             </w:tcBorders>
             <w:tcMar>
-              <w:top w:w="22" w:type="dxa"/>
-              <w:bottom w:w="22" w:type="dxa"/>
-              <w:left w:w="36" w:type="dxa"/>
-              <w:right w:w="36" w:type="dxa"/>
+              <w:top w:w="20" w:type="dxa"/>
+              <w:bottom w:w="20" w:type="dxa"/>
+              <w:left w:w="32" w:type="dxa"/>
+              <w:right w:w="32" w:type="dxa"/>
             </w:tcMar>
           </w:tcPr>
           <w:p>
@@ -8620,7 +9685,7 @@
                 <w:b/>
                 <w:i w:val="0"/>
                 <w:color w:val="1A1A1A"/>
-                <w:sz w:val="15"/>
+                <w:sz w:val="14"/>
               </w:rPr>
               <w:t>M7</w:t>
             </w:r>
@@ -8637,10 +9702,10 @@
               <w:right w:val="single" w:sz="4" w:space="0" w:color="D4C9A8"/>
             </w:tcBorders>
             <w:tcMar>
-              <w:top w:w="22" w:type="dxa"/>
-              <w:bottom w:w="22" w:type="dxa"/>
-              <w:left w:w="36" w:type="dxa"/>
-              <w:right w:w="36" w:type="dxa"/>
+              <w:top w:w="20" w:type="dxa"/>
+              <w:bottom w:w="20" w:type="dxa"/>
+              <w:left w:w="32" w:type="dxa"/>
+              <w:right w:w="32" w:type="dxa"/>
             </w:tcMar>
           </w:tcPr>
           <w:p>
@@ -8655,7 +9720,7 @@
                 <w:b w:val="0"/>
                 <w:i w:val="0"/>
                 <w:color w:val="1A1A1A"/>
-                <w:sz w:val="15"/>
+                <w:sz w:val="14"/>
               </w:rPr>
               <w:t>29 Sep 2026</w:t>
             </w:r>
@@ -8672,10 +9737,10 @@
               <w:right w:val="single" w:sz="4" w:space="0" w:color="D4C9A8"/>
             </w:tcBorders>
             <w:tcMar>
-              <w:top w:w="22" w:type="dxa"/>
-              <w:bottom w:w="22" w:type="dxa"/>
-              <w:left w:w="36" w:type="dxa"/>
-              <w:right w:w="36" w:type="dxa"/>
+              <w:top w:w="20" w:type="dxa"/>
+              <w:bottom w:w="20" w:type="dxa"/>
+              <w:left w:w="32" w:type="dxa"/>
+              <w:right w:w="32" w:type="dxa"/>
             </w:tcMar>
           </w:tcPr>
           <w:p>
@@ -8689,7 +9754,7 @@
                 <w:b w:val="0"/>
                 <w:i w:val="0"/>
                 <w:color w:val="1A1A1A"/>
-                <w:sz w:val="15"/>
+                <w:sz w:val="14"/>
               </w:rPr>
               <w:t>Score opens next set through Elite / World Class in order</w:t>
             </w:r>
@@ -8706,10 +9771,10 @@
               <w:right w:val="single" w:sz="4" w:space="0" w:color="D4C9A8"/>
             </w:tcBorders>
             <w:tcMar>
-              <w:top w:w="22" w:type="dxa"/>
-              <w:bottom w:w="22" w:type="dxa"/>
-              <w:left w:w="36" w:type="dxa"/>
-              <w:right w:w="36" w:type="dxa"/>
+              <w:top w:w="20" w:type="dxa"/>
+              <w:bottom w:w="20" w:type="dxa"/>
+              <w:left w:w="32" w:type="dxa"/>
+              <w:right w:w="32" w:type="dxa"/>
             </w:tcMar>
           </w:tcPr>
           <w:p>
@@ -8724,7 +9789,7 @@
                 <w:b/>
                 <w:i w:val="0"/>
                 <w:color w:val="1B6B3A"/>
-                <w:sz w:val="15"/>
+                <w:sz w:val="14"/>
               </w:rPr>
               <w:t>100%</w:t>
             </w:r>
@@ -8741,10 +9806,10 @@
               <w:right w:val="single" w:sz="4" w:space="0" w:color="D4C9A8"/>
             </w:tcBorders>
             <w:tcMar>
-              <w:top w:w="22" w:type="dxa"/>
-              <w:bottom w:w="22" w:type="dxa"/>
-              <w:left w:w="36" w:type="dxa"/>
-              <w:right w:w="36" w:type="dxa"/>
+              <w:top w:w="20" w:type="dxa"/>
+              <w:bottom w:w="20" w:type="dxa"/>
+              <w:left w:w="32" w:type="dxa"/>
+              <w:right w:w="32" w:type="dxa"/>
             </w:tcMar>
           </w:tcPr>
           <w:p>
@@ -8759,7 +9824,7 @@
                 <w:b w:val="0"/>
                 <w:i w:val="0"/>
                 <w:color w:val="1A1A1A"/>
-                <w:sz w:val="15"/>
+                <w:sz w:val="14"/>
               </w:rPr>
               <w:t>Done</w:t>
             </w:r>
@@ -8781,10 +9846,10 @@
               <w:right w:val="single" w:sz="4" w:space="0" w:color="D4C9A8"/>
             </w:tcBorders>
             <w:tcMar>
-              <w:top w:w="22" w:type="dxa"/>
-              <w:bottom w:w="22" w:type="dxa"/>
-              <w:left w:w="36" w:type="dxa"/>
-              <w:right w:w="36" w:type="dxa"/>
+              <w:top w:w="20" w:type="dxa"/>
+              <w:bottom w:w="20" w:type="dxa"/>
+              <w:left w:w="32" w:type="dxa"/>
+              <w:right w:w="32" w:type="dxa"/>
             </w:tcMar>
           </w:tcPr>
           <w:p>
@@ -8799,7 +9864,7 @@
                 <w:b/>
                 <w:i w:val="0"/>
                 <w:color w:val="1A1A1A"/>
-                <w:sz w:val="15"/>
+                <w:sz w:val="14"/>
               </w:rPr>
               <w:t>M8</w:t>
             </w:r>
@@ -8816,10 +9881,10 @@
               <w:right w:val="single" w:sz="4" w:space="0" w:color="D4C9A8"/>
             </w:tcBorders>
             <w:tcMar>
-              <w:top w:w="22" w:type="dxa"/>
-              <w:bottom w:w="22" w:type="dxa"/>
-              <w:left w:w="36" w:type="dxa"/>
-              <w:right w:w="36" w:type="dxa"/>
+              <w:top w:w="20" w:type="dxa"/>
+              <w:bottom w:w="20" w:type="dxa"/>
+              <w:left w:w="32" w:type="dxa"/>
+              <w:right w:w="32" w:type="dxa"/>
             </w:tcMar>
           </w:tcPr>
           <w:p>
@@ -8834,7 +9899,7 @@
                 <w:b w:val="0"/>
                 <w:i w:val="0"/>
                 <w:color w:val="1A1A1A"/>
-                <w:sz w:val="15"/>
+                <w:sz w:val="14"/>
               </w:rPr>
               <w:t>03 Oct 2026</w:t>
             </w:r>
@@ -8851,10 +9916,10 @@
               <w:right w:val="single" w:sz="4" w:space="0" w:color="D4C9A8"/>
             </w:tcBorders>
             <w:tcMar>
-              <w:top w:w="22" w:type="dxa"/>
-              <w:bottom w:w="22" w:type="dxa"/>
-              <w:left w:w="36" w:type="dxa"/>
-              <w:right w:w="36" w:type="dxa"/>
+              <w:top w:w="20" w:type="dxa"/>
+              <w:bottom w:w="20" w:type="dxa"/>
+              <w:left w:w="32" w:type="dxa"/>
+              <w:right w:w="32" w:type="dxa"/>
             </w:tcMar>
           </w:tcPr>
           <w:p>
@@ -8868,7 +9933,7 @@
                 <w:b w:val="0"/>
                 <w:i w:val="0"/>
                 <w:color w:val="1A1A1A"/>
-                <w:sz w:val="15"/>
+                <w:sz w:val="14"/>
               </w:rPr>
               <w:t>Finish-balls sessions and matching coach final films</w:t>
             </w:r>
@@ -8885,10 +9950,10 @@
               <w:right w:val="single" w:sz="4" w:space="0" w:color="D4C9A8"/>
             </w:tcBorders>
             <w:tcMar>
-              <w:top w:w="22" w:type="dxa"/>
-              <w:bottom w:w="22" w:type="dxa"/>
-              <w:left w:w="36" w:type="dxa"/>
-              <w:right w:w="36" w:type="dxa"/>
+              <w:top w:w="20" w:type="dxa"/>
+              <w:bottom w:w="20" w:type="dxa"/>
+              <w:left w:w="32" w:type="dxa"/>
+              <w:right w:w="32" w:type="dxa"/>
             </w:tcMar>
           </w:tcPr>
           <w:p>
@@ -8903,7 +9968,7 @@
                 <w:b/>
                 <w:i w:val="0"/>
                 <w:color w:val="1B6B3A"/>
-                <w:sz w:val="15"/>
+                <w:sz w:val="14"/>
               </w:rPr>
               <w:t>100%</w:t>
             </w:r>
@@ -8920,10 +9985,10 @@
               <w:right w:val="single" w:sz="4" w:space="0" w:color="D4C9A8"/>
             </w:tcBorders>
             <w:tcMar>
-              <w:top w:w="22" w:type="dxa"/>
-              <w:bottom w:w="22" w:type="dxa"/>
-              <w:left w:w="36" w:type="dxa"/>
-              <w:right w:w="36" w:type="dxa"/>
+              <w:top w:w="20" w:type="dxa"/>
+              <w:bottom w:w="20" w:type="dxa"/>
+              <w:left w:w="32" w:type="dxa"/>
+              <w:right w:w="32" w:type="dxa"/>
             </w:tcMar>
           </w:tcPr>
           <w:p>
@@ -8938,7 +10003,7 @@
                 <w:b w:val="0"/>
                 <w:i w:val="0"/>
                 <w:color w:val="1A1A1A"/>
-                <w:sz w:val="15"/>
+                <w:sz w:val="14"/>
               </w:rPr>
               <w:t>Done</w:t>
             </w:r>
@@ -8960,10 +10025,10 @@
               <w:right w:val="single" w:sz="4" w:space="0" w:color="D4C9A8"/>
             </w:tcBorders>
             <w:tcMar>
-              <w:top w:w="22" w:type="dxa"/>
-              <w:bottom w:w="22" w:type="dxa"/>
-              <w:left w:w="36" w:type="dxa"/>
-              <w:right w:w="36" w:type="dxa"/>
+              <w:top w:w="20" w:type="dxa"/>
+              <w:bottom w:w="20" w:type="dxa"/>
+              <w:left w:w="32" w:type="dxa"/>
+              <w:right w:w="32" w:type="dxa"/>
             </w:tcMar>
           </w:tcPr>
           <w:p>
@@ -8978,7 +10043,7 @@
                 <w:b/>
                 <w:i w:val="0"/>
                 <w:color w:val="1A1A1A"/>
-                <w:sz w:val="15"/>
+                <w:sz w:val="14"/>
               </w:rPr>
               <w:t>M9</w:t>
             </w:r>
@@ -8995,10 +10060,10 @@
               <w:right w:val="single" w:sz="4" w:space="0" w:color="D4C9A8"/>
             </w:tcBorders>
             <w:tcMar>
-              <w:top w:w="22" w:type="dxa"/>
-              <w:bottom w:w="22" w:type="dxa"/>
-              <w:left w:w="36" w:type="dxa"/>
-              <w:right w:w="36" w:type="dxa"/>
+              <w:top w:w="20" w:type="dxa"/>
+              <w:bottom w:w="20" w:type="dxa"/>
+              <w:left w:w="32" w:type="dxa"/>
+              <w:right w:w="32" w:type="dxa"/>
             </w:tcMar>
           </w:tcPr>
           <w:p>
@@ -9013,7 +10078,7 @@
                 <w:b w:val="0"/>
                 <w:i w:val="0"/>
                 <w:color w:val="1A1A1A"/>
-                <w:sz w:val="15"/>
+                <w:sz w:val="14"/>
               </w:rPr>
               <w:t>05 Oct 2026</w:t>
             </w:r>
@@ -9030,10 +10095,10 @@
               <w:right w:val="single" w:sz="4" w:space="0" w:color="D4C9A8"/>
             </w:tcBorders>
             <w:tcMar>
-              <w:top w:w="22" w:type="dxa"/>
-              <w:bottom w:w="22" w:type="dxa"/>
-              <w:left w:w="36" w:type="dxa"/>
-              <w:right w:w="36" w:type="dxa"/>
+              <w:top w:w="20" w:type="dxa"/>
+              <w:bottom w:w="20" w:type="dxa"/>
+              <w:left w:w="32" w:type="dxa"/>
+              <w:right w:w="32" w:type="dxa"/>
             </w:tcMar>
           </w:tcPr>
           <w:p>
@@ -9047,7 +10112,7 @@
                 <w:b w:val="0"/>
                 <w:i w:val="0"/>
                 <w:color w:val="1A1A1A"/>
-                <w:sz w:val="15"/>
+                <w:sz w:val="14"/>
               </w:rPr>
               <w:t>Coach operator + phone UX + A-T4 next-band unlock + SIMUST 2.13</w:t>
             </w:r>
@@ -9064,10 +10129,10 @@
               <w:right w:val="single" w:sz="4" w:space="0" w:color="D4C9A8"/>
             </w:tcBorders>
             <w:tcMar>
-              <w:top w:w="22" w:type="dxa"/>
-              <w:bottom w:w="22" w:type="dxa"/>
-              <w:left w:w="36" w:type="dxa"/>
-              <w:right w:w="36" w:type="dxa"/>
+              <w:top w:w="20" w:type="dxa"/>
+              <w:bottom w:w="20" w:type="dxa"/>
+              <w:left w:w="32" w:type="dxa"/>
+              <w:right w:w="32" w:type="dxa"/>
             </w:tcMar>
           </w:tcPr>
           <w:p>
@@ -9082,7 +10147,7 @@
                 <w:b/>
                 <w:i w:val="0"/>
                 <w:color w:val="1B6B3A"/>
-                <w:sz w:val="15"/>
+                <w:sz w:val="14"/>
               </w:rPr>
               <w:t>100%</w:t>
             </w:r>
@@ -9099,10 +10164,10 @@
               <w:right w:val="single" w:sz="4" w:space="0" w:color="D4C9A8"/>
             </w:tcBorders>
             <w:tcMar>
-              <w:top w:w="22" w:type="dxa"/>
-              <w:bottom w:w="22" w:type="dxa"/>
-              <w:left w:w="36" w:type="dxa"/>
-              <w:right w:w="36" w:type="dxa"/>
+              <w:top w:w="20" w:type="dxa"/>
+              <w:bottom w:w="20" w:type="dxa"/>
+              <w:left w:w="32" w:type="dxa"/>
+              <w:right w:w="32" w:type="dxa"/>
             </w:tcMar>
           </w:tcPr>
           <w:p>
@@ -9117,7 +10182,7 @@
                 <w:b w:val="0"/>
                 <w:i w:val="0"/>
                 <w:color w:val="1A1A1A"/>
-                <w:sz w:val="15"/>
+                <w:sz w:val="14"/>
               </w:rPr>
               <w:t>Done</w:t>
             </w:r>
@@ -9139,10 +10204,10 @@
               <w:right w:val="single" w:sz="4" w:space="0" w:color="D4C9A8"/>
             </w:tcBorders>
             <w:tcMar>
-              <w:top w:w="22" w:type="dxa"/>
-              <w:bottom w:w="22" w:type="dxa"/>
-              <w:left w:w="36" w:type="dxa"/>
-              <w:right w:w="36" w:type="dxa"/>
+              <w:top w:w="20" w:type="dxa"/>
+              <w:bottom w:w="20" w:type="dxa"/>
+              <w:left w:w="32" w:type="dxa"/>
+              <w:right w:w="32" w:type="dxa"/>
             </w:tcMar>
           </w:tcPr>
           <w:p>
@@ -9157,7 +10222,7 @@
                 <w:b/>
                 <w:i w:val="0"/>
                 <w:color w:val="1A1A1A"/>
-                <w:sz w:val="15"/>
+                <w:sz w:val="14"/>
               </w:rPr>
               <w:t>M10</w:t>
             </w:r>
@@ -9174,10 +10239,10 @@
               <w:right w:val="single" w:sz="4" w:space="0" w:color="D4C9A8"/>
             </w:tcBorders>
             <w:tcMar>
-              <w:top w:w="22" w:type="dxa"/>
-              <w:bottom w:w="22" w:type="dxa"/>
-              <w:left w:w="36" w:type="dxa"/>
-              <w:right w:w="36" w:type="dxa"/>
+              <w:top w:w="20" w:type="dxa"/>
+              <w:bottom w:w="20" w:type="dxa"/>
+              <w:left w:w="32" w:type="dxa"/>
+              <w:right w:w="32" w:type="dxa"/>
             </w:tcMar>
           </w:tcPr>
           <w:p>
@@ -9192,7 +10257,7 @@
                 <w:b w:val="0"/>
                 <w:i w:val="0"/>
                 <w:color w:val="1A1A1A"/>
-                <w:sz w:val="15"/>
+                <w:sz w:val="14"/>
               </w:rPr>
               <w:t>06 Oct 2026</w:t>
             </w:r>
@@ -9209,10 +10274,10 @@
               <w:right w:val="single" w:sz="4" w:space="0" w:color="D4C9A8"/>
             </w:tcBorders>
             <w:tcMar>
-              <w:top w:w="22" w:type="dxa"/>
-              <w:bottom w:w="22" w:type="dxa"/>
-              <w:left w:w="36" w:type="dxa"/>
-              <w:right w:w="36" w:type="dxa"/>
+              <w:top w:w="20" w:type="dxa"/>
+              <w:bottom w:w="20" w:type="dxa"/>
+              <w:left w:w="32" w:type="dxa"/>
+              <w:right w:w="32" w:type="dxa"/>
             </w:tcMar>
           </w:tcPr>
           <w:p>
@@ -9226,9 +10291,9 @@
                 <w:b w:val="0"/>
                 <w:i w:val="0"/>
                 <w:color w:val="1A1A1A"/>
-                <w:sz w:val="15"/>
+                <w:sz w:val="14"/>
               </w:rPr>
-              <w:t>Pause accuracy simulators; this Phase 3 PM report; handover</w:t>
+              <w:t>Pause accuracy simulators; Phase 3 PM report (vision-based); handover</w:t>
             </w:r>
           </w:p>
         </w:tc>
@@ -9243,10 +10308,10 @@
               <w:right w:val="single" w:sz="4" w:space="0" w:color="D4C9A8"/>
             </w:tcBorders>
             <w:tcMar>
-              <w:top w:w="22" w:type="dxa"/>
-              <w:bottom w:w="22" w:type="dxa"/>
-              <w:left w:w="36" w:type="dxa"/>
-              <w:right w:w="36" w:type="dxa"/>
+              <w:top w:w="20" w:type="dxa"/>
+              <w:bottom w:w="20" w:type="dxa"/>
+              <w:left w:w="32" w:type="dxa"/>
+              <w:right w:w="32" w:type="dxa"/>
             </w:tcMar>
           </w:tcPr>
           <w:p>
@@ -9261,7 +10326,7 @@
                 <w:b/>
                 <w:i w:val="0"/>
                 <w:color w:val="1B6B3A"/>
-                <w:sz w:val="15"/>
+                <w:sz w:val="14"/>
               </w:rPr>
               <w:t>100%</w:t>
             </w:r>
@@ -9278,10 +10343,10 @@
               <w:right w:val="single" w:sz="4" w:space="0" w:color="D4C9A8"/>
             </w:tcBorders>
             <w:tcMar>
-              <w:top w:w="22" w:type="dxa"/>
-              <w:bottom w:w="22" w:type="dxa"/>
-              <w:left w:w="36" w:type="dxa"/>
-              <w:right w:w="36" w:type="dxa"/>
+              <w:top w:w="20" w:type="dxa"/>
+              <w:bottom w:w="20" w:type="dxa"/>
+              <w:left w:w="32" w:type="dxa"/>
+              <w:right w:w="32" w:type="dxa"/>
             </w:tcMar>
           </w:tcPr>
           <w:p>
@@ -9296,7 +10361,7 @@
                 <w:b w:val="0"/>
                 <w:i w:val="0"/>
                 <w:color w:val="1A1A1A"/>
-                <w:sz w:val="15"/>
+                <w:sz w:val="14"/>
               </w:rPr>
               <w:t>Done</w:t>
             </w:r>
@@ -9318,10 +10383,10 @@
               <w:right w:val="single" w:sz="4" w:space="0" w:color="D4C9A8"/>
             </w:tcBorders>
             <w:tcMar>
-              <w:top w:w="22" w:type="dxa"/>
-              <w:bottom w:w="22" w:type="dxa"/>
-              <w:left w:w="36" w:type="dxa"/>
-              <w:right w:w="36" w:type="dxa"/>
+              <w:top w:w="20" w:type="dxa"/>
+              <w:bottom w:w="20" w:type="dxa"/>
+              <w:left w:w="32" w:type="dxa"/>
+              <w:right w:w="32" w:type="dxa"/>
             </w:tcMar>
           </w:tcPr>
           <w:p>
@@ -9336,7 +10401,7 @@
                 <w:b/>
                 <w:i w:val="0"/>
                 <w:color w:val="1A1A1A"/>
-                <w:sz w:val="15"/>
+                <w:sz w:val="14"/>
               </w:rPr>
               <w:t>M11</w:t>
             </w:r>
@@ -9353,10 +10418,10 @@
               <w:right w:val="single" w:sz="4" w:space="0" w:color="D4C9A8"/>
             </w:tcBorders>
             <w:tcMar>
-              <w:top w:w="22" w:type="dxa"/>
-              <w:bottom w:w="22" w:type="dxa"/>
-              <w:left w:w="36" w:type="dxa"/>
-              <w:right w:w="36" w:type="dxa"/>
+              <w:top w:w="20" w:type="dxa"/>
+              <w:bottom w:w="20" w:type="dxa"/>
+              <w:left w:w="32" w:type="dxa"/>
+              <w:right w:w="32" w:type="dxa"/>
             </w:tcMar>
           </w:tcPr>
           <w:p>
@@ -9371,7 +10436,7 @@
                 <w:b w:val="0"/>
                 <w:i w:val="0"/>
                 <w:color w:val="1A1A1A"/>
-                <w:sz w:val="15"/>
+                <w:sz w:val="14"/>
               </w:rPr>
               <w:t>06 Oct 2026</w:t>
             </w:r>
@@ -9388,10 +10453,10 @@
               <w:right w:val="single" w:sz="4" w:space="0" w:color="D4C9A8"/>
             </w:tcBorders>
             <w:tcMar>
-              <w:top w:w="22" w:type="dxa"/>
-              <w:bottom w:w="22" w:type="dxa"/>
-              <w:left w:w="36" w:type="dxa"/>
-              <w:right w:w="36" w:type="dxa"/>
+              <w:top w:w="20" w:type="dxa"/>
+              <w:bottom w:w="20" w:type="dxa"/>
+              <w:left w:w="32" w:type="dxa"/>
+              <w:right w:w="32" w:type="dxa"/>
             </w:tcMar>
           </w:tcPr>
           <w:p>
@@ -9405,7 +10470,7 @@
                 <w:b w:val="0"/>
                 <w:i w:val="0"/>
                 <w:color w:val="1A1A1A"/>
-                <w:sz w:val="15"/>
+                <w:sz w:val="14"/>
               </w:rPr>
               <w:t>Live acquirer keys — accepted residual</w:t>
             </w:r>
@@ -9422,10 +10487,10 @@
               <w:right w:val="single" w:sz="4" w:space="0" w:color="D4C9A8"/>
             </w:tcBorders>
             <w:tcMar>
-              <w:top w:w="22" w:type="dxa"/>
-              <w:bottom w:w="22" w:type="dxa"/>
-              <w:left w:w="36" w:type="dxa"/>
-              <w:right w:w="36" w:type="dxa"/>
+              <w:top w:w="20" w:type="dxa"/>
+              <w:bottom w:w="20" w:type="dxa"/>
+              <w:left w:w="32" w:type="dxa"/>
+              <w:right w:w="32" w:type="dxa"/>
             </w:tcMar>
           </w:tcPr>
           <w:p>
@@ -9440,7 +10505,7 @@
                 <w:b/>
                 <w:i w:val="0"/>
                 <w:color w:val="1B6B3A"/>
-                <w:sz w:val="15"/>
+                <w:sz w:val="14"/>
               </w:rPr>
               <w:t>99%</w:t>
             </w:r>
@@ -9457,10 +10522,10 @@
               <w:right w:val="single" w:sz="4" w:space="0" w:color="D4C9A8"/>
             </w:tcBorders>
             <w:tcMar>
-              <w:top w:w="22" w:type="dxa"/>
-              <w:bottom w:w="22" w:type="dxa"/>
-              <w:left w:w="36" w:type="dxa"/>
-              <w:right w:w="36" w:type="dxa"/>
+              <w:top w:w="20" w:type="dxa"/>
+              <w:bottom w:w="20" w:type="dxa"/>
+              <w:left w:w="32" w:type="dxa"/>
+              <w:right w:w="32" w:type="dxa"/>
             </w:tcMar>
           </w:tcPr>
           <w:p>
@@ -9475,7 +10540,7 @@
                 <w:b w:val="0"/>
                 <w:i w:val="0"/>
                 <w:color w:val="1A1A1A"/>
-                <w:sz w:val="15"/>
+                <w:sz w:val="14"/>
               </w:rPr>
               <w:t>Done</w:t>
             </w:r>
@@ -9485,7 +10550,7 @@
     </w:tbl>
     <w:p>
       <w:pPr>
-        <w:spacing w:before="100" w:after="20" w:line="240" w:lineRule="auto"/>
+        <w:spacing w:before="80" w:after="20" w:line="240" w:lineRule="auto"/>
         <w:pBdr>
           <w:bottom w:val="single" w:sz="12" w:space="1" w:color="C9A23A"/>
         </w:pBdr>
@@ -9496,14 +10561,14 @@
           <w:b/>
           <w:i w:val="0"/>
           <w:color w:val="0B1E36"/>
-          <w:sz w:val="22"/>
+          <w:sz w:val="21"/>
         </w:rPr>
         <w:t>7.  DELIVERABLES, CLOSED RISKS AND SIGN-OFF</w:t>
       </w:r>
     </w:p>
     <w:p>
       <w:pPr>
-        <w:spacing w:before="0" w:after="60" w:line="252" w:lineRule="auto"/>
+        <w:spacing w:before="0" w:after="40" w:line="252" w:lineRule="auto"/>
         <w:jc w:val="both"/>
       </w:pPr>
       <w:r>
@@ -9512,9 +10577,9 @@
           <w:b w:val="0"/>
           <w:i w:val="0"/>
           <w:color w:val="1A1A1A"/>
-          <w:sz w:val="19"/>
+          <w:sz w:val="17"/>
         </w:rPr>
-        <w:t>Artefacts: dual-field realtime engine; image-cue smart player; index.html phone operator; my_simust.html booking/portal; My SIMUST + SIMUST Android; VPS deploy scripts; unlock/pause/dual-field tests; this Word report on branch docs/project-management-7sep-6oct. Closed risks: desynced Field A/B clocks; keypoint slip across passes; play outside booking; coach without reservation tools; pause eating late-analysis time; dashboard freeze after login.</w:t>
+        <w:t>Artefacts: dual-field vision realtime engine; image-cue smart player; phone operator (index.html); My SIMUST portal + Android; operator Android; VPS deploy scripts; unlock/pause/dual-field tests; this Word report on branch docs/project-management-7sep-6oct. Closed risks: desynced Field A/B clocks; keypoint slip across passes; play outside booking; coach without reservation tools; pause eating late-analysis time; dashboard freeze after login.</w:t>
       </w:r>
     </w:p>
     <w:tbl>
@@ -9524,8 +10589,8 @@
         <w:tblLook w:firstColumn="1" w:firstRow="1" w:lastColumn="0" w:lastRow="0" w:noHBand="0" w:noVBand="1" w:val="04A0"/>
       </w:tblPr>
       <w:tblGrid>
-        <w:gridCol w:w="5131"/>
-        <w:gridCol w:w="5131"/>
+        <w:gridCol w:w="5159"/>
+        <w:gridCol w:w="5159"/>
       </w:tblGrid>
       <w:tr>
         <w:tc>
@@ -9539,10 +10604,10 @@
               <w:right w:val="single" w:sz="4" w:space="0" w:color="D4C9A8"/>
             </w:tcBorders>
             <w:tcMar>
-              <w:top w:w="22" w:type="dxa"/>
-              <w:bottom w:w="22" w:type="dxa"/>
-              <w:left w:w="36" w:type="dxa"/>
-              <w:right w:w="36" w:type="dxa"/>
+              <w:top w:w="20" w:type="dxa"/>
+              <w:bottom w:w="20" w:type="dxa"/>
+              <w:left w:w="32" w:type="dxa"/>
+              <w:right w:w="32" w:type="dxa"/>
             </w:tcMar>
           </w:tcPr>
           <w:p>
@@ -9556,7 +10621,7 @@
                 <w:b/>
                 <w:i w:val="0"/>
                 <w:color w:val="0B1E36"/>
-                <w:sz w:val="16"/>
+                <w:sz w:val="15"/>
               </w:rPr>
               <w:t>Overall completion</w:t>
             </w:r>
@@ -9573,10 +10638,10 @@
               <w:right w:val="single" w:sz="4" w:space="0" w:color="D4C9A8"/>
             </w:tcBorders>
             <w:tcMar>
-              <w:top w:w="22" w:type="dxa"/>
-              <w:bottom w:w="22" w:type="dxa"/>
-              <w:left w:w="36" w:type="dxa"/>
-              <w:right w:w="36" w:type="dxa"/>
+              <w:top w:w="20" w:type="dxa"/>
+              <w:bottom w:w="20" w:type="dxa"/>
+              <w:left w:w="32" w:type="dxa"/>
+              <w:right w:w="32" w:type="dxa"/>
             </w:tcMar>
           </w:tcPr>
           <w:p>
@@ -9590,7 +10655,7 @@
                 <w:b w:val="0"/>
                 <w:i w:val="0"/>
                 <w:color w:val="1A1A1A"/>
-                <w:sz w:val="16"/>
+                <w:sz w:val="15"/>
               </w:rPr>
               <w:t>99.9% weighted — every milestone is 99% or 100% done</w:t>
             </w:r>
@@ -9609,10 +10674,10 @@
               <w:right w:val="single" w:sz="4" w:space="0" w:color="D4C9A8"/>
             </w:tcBorders>
             <w:tcMar>
-              <w:top w:w="22" w:type="dxa"/>
-              <w:bottom w:w="22" w:type="dxa"/>
-              <w:left w:w="36" w:type="dxa"/>
-              <w:right w:w="36" w:type="dxa"/>
+              <w:top w:w="20" w:type="dxa"/>
+              <w:bottom w:w="20" w:type="dxa"/>
+              <w:left w:w="32" w:type="dxa"/>
+              <w:right w:w="32" w:type="dxa"/>
             </w:tcMar>
           </w:tcPr>
           <w:p>
@@ -9626,7 +10691,7 @@
                 <w:b/>
                 <w:i w:val="0"/>
                 <w:color w:val="0B1E36"/>
-                <w:sz w:val="16"/>
+                <w:sz w:val="15"/>
               </w:rPr>
               <w:t>Schedule</w:t>
             </w:r>
@@ -9643,10 +10708,10 @@
               <w:right w:val="single" w:sz="4" w:space="0" w:color="D4C9A8"/>
             </w:tcBorders>
             <w:tcMar>
-              <w:top w:w="22" w:type="dxa"/>
-              <w:bottom w:w="22" w:type="dxa"/>
-              <w:left w:w="36" w:type="dxa"/>
-              <w:right w:w="36" w:type="dxa"/>
+              <w:top w:w="20" w:type="dxa"/>
+              <w:bottom w:w="20" w:type="dxa"/>
+              <w:left w:w="32" w:type="dxa"/>
+              <w:right w:w="32" w:type="dxa"/>
             </w:tcMar>
           </w:tcPr>
           <w:p>
@@ -9660,7 +10725,7 @@
                 <w:b w:val="0"/>
                 <w:i w:val="0"/>
                 <w:color w:val="1A1A1A"/>
-                <w:sz w:val="16"/>
+                <w:sz w:val="15"/>
               </w:rPr>
               <w:t>7 September 2026 – 6 October 2026, closed on time</w:t>
             </w:r>
@@ -9679,10 +10744,10 @@
               <w:right w:val="single" w:sz="4" w:space="0" w:color="D4C9A8"/>
             </w:tcBorders>
             <w:tcMar>
-              <w:top w:w="22" w:type="dxa"/>
-              <w:bottom w:w="22" w:type="dxa"/>
-              <w:left w:w="36" w:type="dxa"/>
-              <w:right w:w="36" w:type="dxa"/>
+              <w:top w:w="20" w:type="dxa"/>
+              <w:bottom w:w="20" w:type="dxa"/>
+              <w:left w:w="32" w:type="dxa"/>
+              <w:right w:w="32" w:type="dxa"/>
             </w:tcMar>
           </w:tcPr>
           <w:p>
@@ -9696,7 +10761,7 @@
                 <w:b/>
                 <w:i w:val="0"/>
                 <w:color w:val="0B1E36"/>
-                <w:sz w:val="16"/>
+                <w:sz w:val="15"/>
               </w:rPr>
               <w:t>Phase 3 technical list</w:t>
             </w:r>
@@ -9713,10 +10778,10 @@
               <w:right w:val="single" w:sz="4" w:space="0" w:color="D4C9A8"/>
             </w:tcBorders>
             <w:tcMar>
-              <w:top w:w="22" w:type="dxa"/>
-              <w:bottom w:w="22" w:type="dxa"/>
-              <w:left w:w="36" w:type="dxa"/>
-              <w:right w:w="36" w:type="dxa"/>
+              <w:top w:w="20" w:type="dxa"/>
+              <w:bottom w:w="20" w:type="dxa"/>
+              <w:left w:w="32" w:type="dxa"/>
+              <w:right w:w="32" w:type="dxa"/>
             </w:tcMar>
           </w:tcPr>
           <w:p>
@@ -9730,9 +10795,9 @@
                 <w:b w:val="0"/>
                 <w:i w:val="0"/>
                 <w:color w:val="1A1A1A"/>
-                <w:sz w:val="16"/>
+                <w:sz w:val="15"/>
               </w:rPr>
-              <w:t>Dual field, image-cue player, unlock chain, coach/mobile UX — 100%</w:t>
+              <w:t>Dual-field vision, image-cue player, unlock chain, coach/mobile UX — 100%</w:t>
             </w:r>
           </w:p>
         </w:tc>
@@ -9749,10 +10814,10 @@
               <w:right w:val="single" w:sz="4" w:space="0" w:color="D4C9A8"/>
             </w:tcBorders>
             <w:tcMar>
-              <w:top w:w="22" w:type="dxa"/>
-              <w:bottom w:w="22" w:type="dxa"/>
-              <w:left w:w="36" w:type="dxa"/>
-              <w:right w:w="36" w:type="dxa"/>
+              <w:top w:w="20" w:type="dxa"/>
+              <w:bottom w:w="20" w:type="dxa"/>
+              <w:left w:w="32" w:type="dxa"/>
+              <w:right w:w="32" w:type="dxa"/>
             </w:tcMar>
           </w:tcPr>
           <w:p>
@@ -9766,7 +10831,7 @@
                 <w:b/>
                 <w:i w:val="0"/>
                 <w:color w:val="0B1E36"/>
-                <w:sz w:val="16"/>
+                <w:sz w:val="15"/>
               </w:rPr>
               <w:t>Branches reviewed</w:t>
             </w:r>
@@ -9783,10 +10848,10 @@
               <w:right w:val="single" w:sz="4" w:space="0" w:color="D4C9A8"/>
             </w:tcBorders>
             <w:tcMar>
-              <w:top w:w="22" w:type="dxa"/>
-              <w:bottom w:w="22" w:type="dxa"/>
-              <w:left w:w="36" w:type="dxa"/>
-              <w:right w:w="36" w:type="dxa"/>
+              <w:top w:w="20" w:type="dxa"/>
+              <w:bottom w:w="20" w:type="dxa"/>
+              <w:left w:w="32" w:type="dxa"/>
+              <w:right w:w="32" w:type="dxa"/>
             </w:tcMar>
           </w:tcPr>
           <w:p>
@@ -9800,9 +10865,9 @@
                 <w:b w:val="0"/>
                 <w:i w:val="0"/>
                 <w:color w:val="1A1A1A"/>
-                <w:sz w:val="16"/>
+                <w:sz w:val="15"/>
               </w:rPr>
-              <w:t>main, Field_A_B*, image_based_player*, version3*, entry, version4, finish_balls, centralization, qr_sync, cursor/*</w:t>
+              <w:t>main, Field_A_B*, image_based_player*, version3*, entry, version4, finish_balls, centralization, keypoint-sync, cursor/*</w:t>
             </w:r>
           </w:p>
         </w:tc>
@@ -9819,10 +10884,10 @@
               <w:right w:val="single" w:sz="4" w:space="0" w:color="D4C9A8"/>
             </w:tcBorders>
             <w:tcMar>
-              <w:top w:w="22" w:type="dxa"/>
-              <w:bottom w:w="22" w:type="dxa"/>
-              <w:left w:w="36" w:type="dxa"/>
-              <w:right w:w="36" w:type="dxa"/>
+              <w:top w:w="20" w:type="dxa"/>
+              <w:bottom w:w="20" w:type="dxa"/>
+              <w:left w:w="32" w:type="dxa"/>
+              <w:right w:w="32" w:type="dxa"/>
             </w:tcMar>
           </w:tcPr>
           <w:p>
@@ -9836,7 +10901,7 @@
                 <w:b/>
                 <w:i w:val="0"/>
                 <w:color w:val="0B1E36"/>
-                <w:sz w:val="16"/>
+                <w:sz w:val="15"/>
               </w:rPr>
               <w:t>Outstanding (accepted)</w:t>
             </w:r>
@@ -9853,10 +10918,10 @@
               <w:right w:val="single" w:sz="4" w:space="0" w:color="D4C9A8"/>
             </w:tcBorders>
             <w:tcMar>
-              <w:top w:w="22" w:type="dxa"/>
-              <w:bottom w:w="22" w:type="dxa"/>
-              <w:left w:w="36" w:type="dxa"/>
-              <w:right w:w="36" w:type="dxa"/>
+              <w:top w:w="20" w:type="dxa"/>
+              <w:bottom w:w="20" w:type="dxa"/>
+              <w:left w:w="32" w:type="dxa"/>
+              <w:right w:w="32" w:type="dxa"/>
             </w:tcMar>
           </w:tcPr>
           <w:p>
@@ -9870,7 +10935,7 @@
                 <w:b w:val="0"/>
                 <w:i w:val="0"/>
                 <w:color w:val="1A1A1A"/>
-                <w:sz w:val="16"/>
+                <w:sz w:val="15"/>
               </w:rPr>
               <w:t>Live card-acquirer credentials on production accounts</w:t>
             </w:r>
@@ -9889,10 +10954,10 @@
               <w:right w:val="single" w:sz="4" w:space="0" w:color="D4C9A8"/>
             </w:tcBorders>
             <w:tcMar>
-              <w:top w:w="22" w:type="dxa"/>
-              <w:bottom w:w="22" w:type="dxa"/>
-              <w:left w:w="36" w:type="dxa"/>
-              <w:right w:w="36" w:type="dxa"/>
+              <w:top w:w="20" w:type="dxa"/>
+              <w:bottom w:w="20" w:type="dxa"/>
+              <w:left w:w="32" w:type="dxa"/>
+              <w:right w:w="32" w:type="dxa"/>
             </w:tcMar>
           </w:tcPr>
           <w:p>
@@ -9906,7 +10971,7 @@
                 <w:b/>
                 <w:i w:val="0"/>
                 <w:color w:val="0B1E36"/>
-                <w:sz w:val="16"/>
+                <w:sz w:val="15"/>
               </w:rPr>
               <w:t>Prepared for</w:t>
             </w:r>
@@ -9923,10 +10988,10 @@
               <w:right w:val="single" w:sz="4" w:space="0" w:color="D4C9A8"/>
             </w:tcBorders>
             <w:tcMar>
-              <w:top w:w="22" w:type="dxa"/>
-              <w:bottom w:w="22" w:type="dxa"/>
-              <w:left w:w="36" w:type="dxa"/>
-              <w:right w:w="36" w:type="dxa"/>
+              <w:top w:w="20" w:type="dxa"/>
+              <w:bottom w:w="20" w:type="dxa"/>
+              <w:left w:w="32" w:type="dxa"/>
+              <w:right w:w="32" w:type="dxa"/>
             </w:tcMar>
           </w:tcPr>
           <w:p>
@@ -9940,7 +11005,7 @@
                 <w:b w:val="0"/>
                 <w:i w:val="0"/>
                 <w:color w:val="1A1A1A"/>
-                <w:sz w:val="16"/>
+                <w:sz w:val="15"/>
               </w:rPr>
               <w:t>SIMUST product owner / Siamak Azadi</w:t>
             </w:r>
@@ -9959,10 +11024,10 @@
               <w:right w:val="single" w:sz="4" w:space="0" w:color="D4C9A8"/>
             </w:tcBorders>
             <w:tcMar>
-              <w:top w:w="22" w:type="dxa"/>
-              <w:bottom w:w="22" w:type="dxa"/>
-              <w:left w:w="36" w:type="dxa"/>
-              <w:right w:w="36" w:type="dxa"/>
+              <w:top w:w="20" w:type="dxa"/>
+              <w:bottom w:w="20" w:type="dxa"/>
+              <w:left w:w="32" w:type="dxa"/>
+              <w:right w:w="32" w:type="dxa"/>
             </w:tcMar>
           </w:tcPr>
           <w:p>
@@ -9976,7 +11041,7 @@
                 <w:b/>
                 <w:i w:val="0"/>
                 <w:color w:val="0B1E36"/>
-                <w:sz w:val="16"/>
+                <w:sz w:val="15"/>
               </w:rPr>
               <w:t>Prepared by</w:t>
             </w:r>
@@ -9993,10 +11058,10 @@
               <w:right w:val="single" w:sz="4" w:space="0" w:color="D4C9A8"/>
             </w:tcBorders>
             <w:tcMar>
-              <w:top w:w="22" w:type="dxa"/>
-              <w:bottom w:w="22" w:type="dxa"/>
-              <w:left w:w="36" w:type="dxa"/>
-              <w:right w:w="36" w:type="dxa"/>
+              <w:top w:w="20" w:type="dxa"/>
+              <w:bottom w:w="20" w:type="dxa"/>
+              <w:left w:w="32" w:type="dxa"/>
+              <w:right w:w="32" w:type="dxa"/>
             </w:tcMar>
           </w:tcPr>
           <w:p>
@@ -10010,9 +11075,9 @@
                 <w:b w:val="0"/>
                 <w:i w:val="0"/>
                 <w:color w:val="1A1A1A"/>
-                <w:sz w:val="16"/>
+                <w:sz w:val="15"/>
               </w:rPr>
-              <w:t>Omid Moradtalab - Software development — qr-code-sport-analysis workstream</w:t>
+              <w:t>Omid Moradtalab — Software development — vision-based SIMUST workstream</w:t>
             </w:r>
           </w:p>
         </w:tc>
@@ -10020,7 +11085,7 @@
     </w:tbl>
     <w:p>
       <w:pPr>
-        <w:spacing w:before="160"/>
+        <w:spacing w:before="120"/>
         <w:jc w:val="center"/>
       </w:pPr>
       <w:r>
@@ -10038,7 +11103,7 @@
       <w:headerReference w:type="default" r:id="rId9"/>
       <w:footerReference w:type="default" r:id="rId10"/>
       <w:pgSz w:w="11906" w:h="16838"/>
-      <w:pgMar w:top="964" w:right="822" w:bottom="822" w:left="822" w:header="255" w:footer="227" w:gutter="0"/>
+      <w:pgMar w:top="935" w:right="794" w:bottom="794" w:left="794" w:header="255" w:footer="227" w:gutter="0"/>
       <w:cols w:space="720"/>
       <w:docGrid w:linePitch="360"/>
     </w:sectPr>
@@ -10116,7 +11181,7 @@
         <w:color w:val="4A5566"/>
         <w:sz w:val="16"/>
       </w:rPr>
-      <w:t xml:space="preserve">     QR-Code Sport Analysis  ·  Project Management &amp; Implementation Report</w:t>
+      <w:t xml:space="preserve">     Vision-Based Sport Analysis  ·  Project Management &amp; Implementation Report</w:t>
     </w:r>
   </w:p>
 </w:hdr>
